--- a/docs/ATE_Command_List_for_Test_Program.docx
+++ b/docs/ATE_Command_List_for_Test_Program.docx
@@ -97,35 +97,7 @@
           <w:rFonts w:ascii="Meiryo UI" w:eastAsia="Meiryo UI" w:hAnsi="Meiryo UI"/>
           <w:lang w:eastAsia="ja-JP"/>
         </w:rPr>
-        <w:t>本書は、</w:t>
-      </w:r>
-      <w:r>
-        <w:rPr>
-          <w:rFonts w:ascii="Meiryo UI" w:eastAsia="Meiryo UI" w:hAnsi="Meiryo UI"/>
-          <w:lang w:eastAsia="ja-JP"/>
-        </w:rPr>
-        <w:t xml:space="preserve">NF55G Pico 2 </w:t>
-      </w:r>
-      <w:r>
-        <w:rPr>
-          <w:rFonts w:ascii="Meiryo UI" w:eastAsia="Meiryo UI" w:hAnsi="Meiryo UI"/>
-          <w:lang w:eastAsia="ja-JP"/>
-        </w:rPr>
-        <w:t>試験治具に対して</w:t>
-      </w:r>
-      <w:r>
-        <w:rPr>
-          <w:rFonts w:ascii="Meiryo UI" w:eastAsia="Meiryo UI" w:hAnsi="Meiryo UI"/>
-          <w:lang w:eastAsia="ja-JP"/>
-        </w:rPr>
-        <w:t xml:space="preserve"> ATE </w:t>
-      </w:r>
-      <w:r>
-        <w:rPr>
-          <w:rFonts w:ascii="Meiryo UI" w:eastAsia="Meiryo UI" w:hAnsi="Meiryo UI"/>
-          <w:lang w:eastAsia="ja-JP"/>
-        </w:rPr>
-        <w:t>試験プログラムから送信するコマンド一覧である。</w:t>
+        <w:t>本書は、NF55G Pico 2 試験治具に対して ATE 試験プログラムから送信するコマンド一覧である。</w:t>
       </w:r>
     </w:p>
     <w:p>
@@ -140,35 +112,7 @@
           <w:rFonts w:ascii="Meiryo UI" w:eastAsia="Meiryo UI" w:hAnsi="Meiryo UI"/>
           <w:lang w:eastAsia="ja-JP"/>
         </w:rPr>
-        <w:t>試験プログラム作成者が、コマンド名、引数形式、応答形式、</w:t>
-      </w:r>
-      <w:r>
-        <w:rPr>
-          <w:rFonts w:ascii="Meiryo UI" w:eastAsia="Meiryo UI" w:hAnsi="Meiryo UI"/>
-          <w:lang w:eastAsia="ja-JP"/>
-        </w:rPr>
-        <w:t xml:space="preserve">NF55G </w:t>
-      </w:r>
-      <w:r>
-        <w:rPr>
-          <w:rFonts w:ascii="Meiryo UI" w:eastAsia="Meiryo UI" w:hAnsi="Meiryo UI"/>
-          <w:lang w:eastAsia="ja-JP"/>
-        </w:rPr>
-        <w:t>通信有無、</w:t>
-      </w:r>
-      <w:r>
-        <w:rPr>
-          <w:rFonts w:ascii="Meiryo UI" w:eastAsia="Meiryo UI" w:hAnsi="Meiryo UI"/>
-          <w:lang w:eastAsia="ja-JP"/>
-        </w:rPr>
-        <w:t xml:space="preserve">Cache </w:t>
-      </w:r>
-      <w:r>
-        <w:rPr>
-          <w:rFonts w:ascii="Meiryo UI" w:eastAsia="Meiryo UI" w:hAnsi="Meiryo UI"/>
-          <w:lang w:eastAsia="ja-JP"/>
-        </w:rPr>
-        <w:t>影響、および後続確認を確認するために使用する。</w:t>
+        <w:t>試験プログラム作成者が、コマンド名、引数形式、応答形式、NF55G 通信有無、Cache 影響、および後続確認を確認するために使用する。</w:t>
       </w:r>
     </w:p>
     <w:p>
@@ -217,21 +161,7 @@
           <w:rFonts w:ascii="Meiryo UI" w:eastAsia="Meiryo UI" w:hAnsi="Meiryo UI"/>
           <w:sz w:val="18"/>
         </w:rPr>
-        <w:t xml:space="preserve"> </w:t>
-      </w:r>
-      <w:r>
-        <w:rPr>
-          <w:rFonts w:ascii="Meiryo UI" w:eastAsia="Meiryo UI" w:hAnsi="Meiryo UI"/>
-          <w:sz w:val="18"/>
-        </w:rPr>
-        <w:t>docs/ATE_Command_Master.md</w:t>
-      </w:r>
-      <w:r>
-        <w:rPr>
-          <w:rFonts w:ascii="Meiryo UI" w:eastAsia="Meiryo UI" w:hAnsi="Meiryo UI"/>
-          <w:sz w:val="18"/>
-        </w:rPr>
-        <w:t xml:space="preserve"> Rev.0 </w:t>
+        <w:t xml:space="preserve"> docs/ATE_Command_Master.md Rev.0 </w:t>
       </w:r>
       <w:proofErr w:type="spellStart"/>
       <w:r>
@@ -265,55 +195,7 @@
           <w:sz w:val="18"/>
           <w:lang w:eastAsia="ja-JP"/>
         </w:rPr>
-        <w:t>個別</w:t>
-      </w:r>
-      <w:r>
-        <w:rPr>
-          <w:rFonts w:ascii="Meiryo UI" w:eastAsia="Meiryo UI" w:hAnsi="Meiryo UI"/>
-          <w:sz w:val="18"/>
-          <w:lang w:eastAsia="ja-JP"/>
-        </w:rPr>
-        <w:t xml:space="preserve"> Query </w:t>
-      </w:r>
-      <w:r>
-        <w:rPr>
-          <w:rFonts w:ascii="Meiryo UI" w:eastAsia="Meiryo UI" w:hAnsi="Meiryo UI"/>
-          <w:sz w:val="18"/>
-          <w:lang w:eastAsia="ja-JP"/>
-        </w:rPr>
-        <w:t>は</w:t>
-      </w:r>
-      <w:r>
-        <w:rPr>
-          <w:rFonts w:ascii="Meiryo UI" w:eastAsia="Meiryo UI" w:hAnsi="Meiryo UI"/>
-          <w:sz w:val="18"/>
-          <w:lang w:eastAsia="ja-JP"/>
-        </w:rPr>
-        <w:t xml:space="preserve"> Cache </w:t>
-      </w:r>
-      <w:r>
-        <w:rPr>
-          <w:rFonts w:ascii="Meiryo UI" w:eastAsia="Meiryo UI" w:hAnsi="Meiryo UI"/>
-          <w:sz w:val="18"/>
-          <w:lang w:eastAsia="ja-JP"/>
-        </w:rPr>
-        <w:t>のみ参照し、</w:t>
-      </w:r>
-      <w:r>
-        <w:rPr>
-          <w:rFonts w:ascii="Meiryo UI" w:eastAsia="Meiryo UI" w:hAnsi="Meiryo UI"/>
-          <w:sz w:val="18"/>
-          <w:lang w:eastAsia="ja-JP"/>
-        </w:rPr>
-        <w:t xml:space="preserve">NF55G </w:t>
-      </w:r>
-      <w:r>
-        <w:rPr>
-          <w:rFonts w:ascii="Meiryo UI" w:eastAsia="Meiryo UI" w:hAnsi="Meiryo UI"/>
-          <w:sz w:val="18"/>
-          <w:lang w:eastAsia="ja-JP"/>
-        </w:rPr>
-        <w:t>通信を行わない。</w:t>
+        <w:t>個別 Query は Cache のみ参照し、NF55G 通信を行わない。</w:t>
       </w:r>
     </w:p>
     <w:p>
@@ -337,14 +219,7 @@
           <w:rFonts w:ascii="Meiryo UI" w:eastAsia="Meiryo UI" w:hAnsi="Meiryo UI"/>
           <w:sz w:val="18"/>
         </w:rPr>
-        <w:t>系、</w:t>
-      </w:r>
-      <w:r>
-        <w:rPr>
-          <w:rFonts w:ascii="Meiryo UI" w:eastAsia="Meiryo UI" w:hAnsi="Meiryo UI"/>
-          <w:sz w:val="18"/>
-        </w:rPr>
-        <w:t>Control</w:t>
+        <w:t>系、Control</w:t>
       </w:r>
       <w:proofErr w:type="spellEnd"/>
       <w:r>
@@ -368,14 +243,7 @@
           <w:rFonts w:ascii="Meiryo UI" w:eastAsia="Meiryo UI" w:hAnsi="Meiryo UI"/>
           <w:sz w:val="18"/>
         </w:rPr>
-        <w:t xml:space="preserve"> NF55G Transaction </w:t>
-      </w:r>
-      <w:r>
-        <w:rPr>
-          <w:rFonts w:ascii="Meiryo UI" w:eastAsia="Meiryo UI" w:hAnsi="Meiryo UI"/>
-          <w:sz w:val="18"/>
-        </w:rPr>
-        <w:t>を発生させる。</w:t>
+        <w:t xml:space="preserve"> NF55G Transaction を発生させる。</w:t>
       </w:r>
     </w:p>
     <w:p>
@@ -391,70 +259,7 @@
           <w:rFonts w:ascii="Meiryo UI" w:eastAsia="Meiryo UI" w:hAnsi="Meiryo UI"/>
           <w:sz w:val="18"/>
         </w:rPr>
-        <w:t xml:space="preserve">Control/Set/Clear </w:t>
-      </w:r>
-      <w:r>
-        <w:rPr>
-          <w:rFonts w:ascii="Meiryo UI" w:eastAsia="Meiryo UI" w:hAnsi="Meiryo UI"/>
-          <w:sz w:val="18"/>
-        </w:rPr>
-        <w:t>の</w:t>
-      </w:r>
-      <w:r>
-        <w:rPr>
-          <w:rFonts w:ascii="Meiryo UI" w:eastAsia="Meiryo UI" w:hAnsi="Meiryo UI"/>
-          <w:sz w:val="18"/>
-        </w:rPr>
-        <w:t xml:space="preserve"> </w:t>
-      </w:r>
-      <w:r>
-        <w:rPr>
-          <w:rFonts w:ascii="Meiryo UI" w:eastAsia="Meiryo UI" w:hAnsi="Meiryo UI"/>
-          <w:sz w:val="18"/>
-        </w:rPr>
-        <w:t>OK</w:t>
-      </w:r>
-      <w:r>
-        <w:rPr>
-          <w:rFonts w:ascii="Meiryo UI" w:eastAsia="Meiryo UI" w:hAnsi="Meiryo UI"/>
-          <w:sz w:val="18"/>
-        </w:rPr>
-        <w:t xml:space="preserve"> </w:t>
-      </w:r>
-      <w:r>
-        <w:rPr>
-          <w:rFonts w:ascii="Meiryo UI" w:eastAsia="Meiryo UI" w:hAnsi="Meiryo UI"/>
-          <w:sz w:val="18"/>
-        </w:rPr>
-        <w:t>は</w:t>
-      </w:r>
-      <w:r>
-        <w:rPr>
-          <w:rFonts w:ascii="Meiryo UI" w:eastAsia="Meiryo UI" w:hAnsi="Meiryo UI"/>
-          <w:sz w:val="18"/>
-        </w:rPr>
-        <w:t xml:space="preserve"> Protocol Transaction </w:t>
-      </w:r>
-      <w:r>
-        <w:rPr>
-          <w:rFonts w:ascii="Meiryo UI" w:eastAsia="Meiryo UI" w:hAnsi="Meiryo UI"/>
-          <w:sz w:val="18"/>
-        </w:rPr>
-        <w:t>成功のみを意味し、製品</w:t>
-      </w:r>
-      <w:r>
-        <w:rPr>
-          <w:rFonts w:ascii="Meiryo UI" w:eastAsia="Meiryo UI" w:hAnsi="Meiryo UI"/>
-          <w:sz w:val="18"/>
-        </w:rPr>
-        <w:t xml:space="preserve"> PASS/FAIL </w:t>
-      </w:r>
-      <w:r>
-        <w:rPr>
-          <w:rFonts w:ascii="Meiryo UI" w:eastAsia="Meiryo UI" w:hAnsi="Meiryo UI"/>
-          <w:sz w:val="18"/>
-        </w:rPr>
-        <w:t>や製品動作成立を意味しない。</w:t>
+        <w:t>Control/Set/Clear の OK は Protocol Transaction 成功のみを意味し、製品 PASS/FAIL や製品動作成立を意味しない。</w:t>
       </w:r>
     </w:p>
     <w:p>
@@ -470,49 +275,7 @@
           <w:rFonts w:ascii="Meiryo UI" w:eastAsia="Meiryo UI" w:hAnsi="Meiryo UI"/>
           <w:sz w:val="18"/>
         </w:rPr>
-        <w:t>製品動作成立確認は、</w:t>
-      </w:r>
-      <w:r>
-        <w:rPr>
-          <w:rFonts w:ascii="Meiryo UI" w:eastAsia="Meiryo UI" w:hAnsi="Meiryo UI"/>
-          <w:sz w:val="18"/>
-        </w:rPr>
-        <w:t xml:space="preserve">ATE </w:t>
-      </w:r>
-      <w:r>
-        <w:rPr>
-          <w:rFonts w:ascii="Meiryo UI" w:eastAsia="Meiryo UI" w:hAnsi="Meiryo UI"/>
-          <w:sz w:val="18"/>
-        </w:rPr>
-        <w:t>が</w:t>
-      </w:r>
-      <w:r>
-        <w:rPr>
-          <w:rFonts w:ascii="Meiryo UI" w:eastAsia="Meiryo UI" w:hAnsi="Meiryo UI"/>
-          <w:sz w:val="18"/>
-        </w:rPr>
-        <w:t xml:space="preserve"> </w:t>
-      </w:r>
-      <w:r>
-        <w:rPr>
-          <w:rFonts w:ascii="Meiryo UI" w:eastAsia="Meiryo UI" w:hAnsi="Meiryo UI"/>
-          <w:sz w:val="18"/>
-        </w:rPr>
-        <w:t>STATUS_REFRESH</w:t>
-      </w:r>
-      <w:r>
-        <w:rPr>
-          <w:rFonts w:ascii="Meiryo UI" w:eastAsia="Meiryo UI" w:hAnsi="Meiryo UI"/>
-          <w:sz w:val="18"/>
-        </w:rPr>
-        <w:t xml:space="preserve"> </w:t>
-      </w:r>
-      <w:r>
-        <w:rPr>
-          <w:rFonts w:ascii="Meiryo UI" w:eastAsia="Meiryo UI" w:hAnsi="Meiryo UI"/>
-          <w:sz w:val="18"/>
-        </w:rPr>
-        <w:t>と外部測定器で行う。</w:t>
+        <w:t>製品動作成立確認は、ATE が STATUS_REFRESH と外部測定器で行う。</w:t>
       </w:r>
     </w:p>
     <w:p>
@@ -529,74 +292,14 @@
           <w:sz w:val="18"/>
           <w:lang w:eastAsia="ja-JP"/>
         </w:rPr>
-        <w:t>FW_UPDATE</w:t>
-      </w:r>
-      <w:r>
-        <w:rPr>
-          <w:rFonts w:ascii="Meiryo UI" w:eastAsia="Meiryo UI" w:hAnsi="Meiryo UI"/>
-          <w:sz w:val="18"/>
-          <w:lang w:eastAsia="ja-JP"/>
-        </w:rPr>
-        <w:t xml:space="preserve"> </w:t>
-      </w:r>
-      <w:r>
-        <w:rPr>
-          <w:rFonts w:ascii="Meiryo UI" w:eastAsia="Meiryo UI" w:hAnsi="Meiryo UI"/>
-          <w:sz w:val="18"/>
-          <w:lang w:eastAsia="ja-JP"/>
-        </w:rPr>
-        <w:t>は試験治具から</w:t>
-      </w:r>
-      <w:r>
-        <w:rPr>
-          <w:rFonts w:ascii="Meiryo UI" w:eastAsia="Meiryo UI" w:hAnsi="Meiryo UI"/>
-          <w:sz w:val="18"/>
-          <w:lang w:eastAsia="ja-JP"/>
-        </w:rPr>
-        <w:t xml:space="preserve"> NF55G </w:t>
-      </w:r>
-      <w:r>
-        <w:rPr>
-          <w:rFonts w:ascii="Meiryo UI" w:eastAsia="Meiryo UI" w:hAnsi="Meiryo UI"/>
-          <w:sz w:val="18"/>
-          <w:lang w:eastAsia="ja-JP"/>
-        </w:rPr>
-        <w:t>へ送信しない。</w:t>
+        <w:t>FW_UPDATE は試験治具から NF55G へ送信しない。</w:t>
       </w:r>
       <w:r>
         <w:rPr>
           <w:rFonts w:ascii="Meiryo UI" w:eastAsia="Meiryo UI" w:hAnsi="Meiryo UI"/>
           <w:sz w:val="18"/>
         </w:rPr>
-        <w:t>応答は</w:t>
-      </w:r>
-      <w:r>
-        <w:rPr>
-          <w:rFonts w:ascii="Meiryo UI" w:eastAsia="Meiryo UI" w:hAnsi="Meiryo UI"/>
-          <w:sz w:val="18"/>
-        </w:rPr>
-        <w:t xml:space="preserve"> </w:t>
-      </w:r>
-      <w:r>
-        <w:rPr>
-          <w:rFonts w:ascii="Meiryo UI" w:eastAsia="Meiryo UI" w:hAnsi="Meiryo UI"/>
-          <w:sz w:val="18"/>
-        </w:rPr>
-        <w:t>ERR:FU_DISABLED</w:t>
-      </w:r>
-      <w:r>
-        <w:rPr>
-          <w:rFonts w:ascii="Meiryo UI" w:eastAsia="Meiryo UI" w:hAnsi="Meiryo UI"/>
-          <w:sz w:val="18"/>
-        </w:rPr>
-        <w:t xml:space="preserve"> </w:t>
-      </w:r>
-      <w:r>
-        <w:rPr>
-          <w:rFonts w:ascii="Meiryo UI" w:eastAsia="Meiryo UI" w:hAnsi="Meiryo UI"/>
-          <w:sz w:val="18"/>
-        </w:rPr>
-        <w:t>とする。</w:t>
+        <w:t>応答は ERR:FU_DISABLED とする。</w:t>
       </w:r>
     </w:p>
     <w:p>
@@ -614,39 +317,7 @@
           <w:sz w:val="18"/>
           <w:lang w:eastAsia="ja-JP"/>
         </w:rPr>
-        <w:t>未確定事項は</w:t>
-      </w:r>
-      <w:r>
-        <w:rPr>
-          <w:rFonts w:ascii="Meiryo UI" w:eastAsia="Meiryo UI" w:hAnsi="Meiryo UI"/>
-          <w:sz w:val="18"/>
-          <w:lang w:eastAsia="ja-JP"/>
-        </w:rPr>
-        <w:t xml:space="preserve"> </w:t>
-      </w:r>
-      <w:r>
-        <w:rPr>
-          <w:rFonts w:ascii="Meiryo UI" w:eastAsia="Meiryo UI" w:hAnsi="Meiryo UI"/>
-          <w:sz w:val="18"/>
-          <w:lang w:eastAsia="ja-JP"/>
-        </w:rPr>
-        <w:t>docs/Open_Issues.md</w:t>
-      </w:r>
-      <w:r>
-        <w:rPr>
-          <w:rFonts w:ascii="Meiryo UI" w:eastAsia="Meiryo UI" w:hAnsi="Meiryo UI"/>
-          <w:sz w:val="18"/>
-          <w:lang w:eastAsia="ja-JP"/>
-        </w:rPr>
-        <w:t xml:space="preserve"> </w:t>
-      </w:r>
-      <w:r>
-        <w:rPr>
-          <w:rFonts w:ascii="Meiryo UI" w:eastAsia="Meiryo UI" w:hAnsi="Meiryo UI"/>
-          <w:sz w:val="18"/>
-          <w:lang w:eastAsia="ja-JP"/>
-        </w:rPr>
-        <w:t>を参照し、試験プログラム側で確定扱いにしない。</w:t>
+        <w:t>未確定事項は docs/Open_Issues.md を参照し、試験プログラム側で確定扱いにしない。</w:t>
       </w:r>
     </w:p>
     <w:p>
@@ -838,7 +509,7 @@
             <w:pPr>
               <w:spacing w:after="0"/>
               <w:rPr>
-                <w:rFonts w:ascii="Meiryo UI" w:eastAsia="Meiryo UI" w:hAnsi="Meiryo UI" w:hint="eastAsia"/>
+                <w:rFonts w:ascii="Meiryo UI" w:eastAsia="Meiryo UI" w:hAnsi="Meiryo UI"/>
                 <w:szCs w:val="20"/>
                 <w:lang w:eastAsia="ja-JP"/>
               </w:rPr>
@@ -935,7 +606,7 @@
             <w:pPr>
               <w:spacing w:after="0"/>
               <w:rPr>
-                <w:rFonts w:ascii="Meiryo UI" w:eastAsia="Meiryo UI" w:hAnsi="Meiryo UI" w:hint="eastAsia"/>
+                <w:rFonts w:ascii="Meiryo UI" w:eastAsia="Meiryo UI" w:hAnsi="Meiryo UI"/>
                 <w:szCs w:val="20"/>
                 <w:lang w:eastAsia="ja-JP"/>
               </w:rPr>
@@ -1013,7 +684,7 @@
             <w:pPr>
               <w:spacing w:after="0"/>
               <w:rPr>
-                <w:rFonts w:ascii="Meiryo UI" w:eastAsia="Meiryo UI" w:hAnsi="Meiryo UI" w:hint="eastAsia"/>
+                <w:rFonts w:ascii="Meiryo UI" w:eastAsia="Meiryo UI" w:hAnsi="Meiryo UI"/>
                 <w:szCs w:val="20"/>
                 <w:lang w:eastAsia="ja-JP"/>
               </w:rPr>
@@ -1125,7 +796,7 @@
             <w:pPr>
               <w:spacing w:after="0"/>
               <w:rPr>
-                <w:rFonts w:ascii="Meiryo UI" w:eastAsia="Meiryo UI" w:hAnsi="Meiryo UI" w:hint="eastAsia"/>
+                <w:rFonts w:ascii="Meiryo UI" w:eastAsia="Meiryo UI" w:hAnsi="Meiryo UI"/>
                 <w:szCs w:val="20"/>
                 <w:lang w:eastAsia="ja-JP"/>
               </w:rPr>
@@ -1247,7 +918,7 @@
             <w:pPr>
               <w:spacing w:after="0"/>
               <w:rPr>
-                <w:rFonts w:ascii="Meiryo UI" w:eastAsia="Meiryo UI" w:hAnsi="Meiryo UI" w:hint="eastAsia"/>
+                <w:rFonts w:ascii="Meiryo UI" w:eastAsia="Meiryo UI" w:hAnsi="Meiryo UI"/>
                 <w:szCs w:val="20"/>
                 <w:lang w:eastAsia="ja-JP"/>
               </w:rPr>
@@ -1313,77 +984,7 @@
                 <w:rFonts w:ascii="Meiryo UI" w:eastAsia="Meiryo UI" w:hAnsi="Meiryo UI"/>
                 <w:sz w:val="16"/>
               </w:rPr>
-              <w:t>ERR:CME</w:t>
-            </w:r>
-            <w:r>
-              <w:rPr>
-                <w:rFonts w:ascii="Meiryo UI" w:eastAsia="Meiryo UI" w:hAnsi="Meiryo UI"/>
-                <w:sz w:val="16"/>
-              </w:rPr>
-              <w:t xml:space="preserve"> / </w:t>
-            </w:r>
-            <w:r>
-              <w:rPr>
-                <w:rFonts w:ascii="Meiryo UI" w:eastAsia="Meiryo UI" w:hAnsi="Meiryo UI"/>
-                <w:sz w:val="16"/>
-              </w:rPr>
-              <w:t>ERR:PME</w:t>
-            </w:r>
-            <w:r>
-              <w:rPr>
-                <w:rFonts w:ascii="Meiryo UI" w:eastAsia="Meiryo UI" w:hAnsi="Meiryo UI"/>
-                <w:sz w:val="16"/>
-              </w:rPr>
-              <w:t xml:space="preserve"> / </w:t>
-            </w:r>
-            <w:r>
-              <w:rPr>
-                <w:rFonts w:ascii="Meiryo UI" w:eastAsia="Meiryo UI" w:hAnsi="Meiryo UI"/>
-                <w:sz w:val="16"/>
-              </w:rPr>
-              <w:t>ERR:SQE</w:t>
-            </w:r>
-            <w:r>
-              <w:rPr>
-                <w:rFonts w:ascii="Meiryo UI" w:eastAsia="Meiryo UI" w:hAnsi="Meiryo UI"/>
-                <w:sz w:val="16"/>
-              </w:rPr>
-              <w:t xml:space="preserve"> / </w:t>
-            </w:r>
-            <w:r>
-              <w:rPr>
-                <w:rFonts w:ascii="Meiryo UI" w:eastAsia="Meiryo UI" w:hAnsi="Meiryo UI"/>
-                <w:sz w:val="16"/>
-              </w:rPr>
-              <w:t>ERR:HWE</w:t>
-            </w:r>
-            <w:r>
-              <w:rPr>
-                <w:rFonts w:ascii="Meiryo UI" w:eastAsia="Meiryo UI" w:hAnsi="Meiryo UI"/>
-                <w:sz w:val="16"/>
-              </w:rPr>
-              <w:t xml:space="preserve"> / </w:t>
-            </w:r>
-            <w:r>
-              <w:rPr>
-                <w:rFonts w:ascii="Meiryo UI" w:eastAsia="Meiryo UI" w:hAnsi="Meiryo UI"/>
-                <w:sz w:val="16"/>
-              </w:rPr>
-              <w:t>ERR:MCM</w:t>
-            </w:r>
-            <w:r>
-              <w:rPr>
-                <w:rFonts w:ascii="Meiryo UI" w:eastAsia="Meiryo UI" w:hAnsi="Meiryo UI"/>
-                <w:sz w:val="16"/>
-              </w:rPr>
-              <w:t xml:space="preserve"> / </w:t>
-            </w:r>
-            <w:r>
-              <w:rPr>
-                <w:rFonts w:ascii="Meiryo UI" w:eastAsia="Meiryo UI" w:hAnsi="Meiryo UI"/>
-                <w:sz w:val="16"/>
-              </w:rPr>
-              <w:t>ERR:FUE</w:t>
+              <w:t>ERR:CME / ERR:PME / ERR:SQE / ERR:HWE / ERR:MCM / ERR:FUE</w:t>
             </w:r>
           </w:p>
         </w:tc>
@@ -1395,7 +996,7 @@
             <w:pPr>
               <w:spacing w:after="0"/>
               <w:rPr>
-                <w:rFonts w:ascii="Meiryo UI" w:eastAsia="Meiryo UI" w:hAnsi="Meiryo UI" w:hint="eastAsia"/>
+                <w:rFonts w:ascii="Meiryo UI" w:eastAsia="Meiryo UI" w:hAnsi="Meiryo UI"/>
                 <w:szCs w:val="20"/>
                 <w:lang w:eastAsia="ja-JP"/>
               </w:rPr>
@@ -1441,14 +1042,7 @@
                 <w:rFonts w:ascii="Meiryo UI" w:eastAsia="Meiryo UI" w:hAnsi="Meiryo UI"/>
                 <w:sz w:val="16"/>
               </w:rPr>
-              <w:t xml:space="preserve">Timeout/BCC/Frame </w:t>
-            </w:r>
-            <w:r>
-              <w:rPr>
-                <w:rFonts w:ascii="Meiryo UI" w:eastAsia="Meiryo UI" w:hAnsi="Meiryo UI"/>
-                <w:sz w:val="16"/>
-              </w:rPr>
-              <w:t>最終異常</w:t>
+              <w:t>Timeout/BCC/Frame 最終異常</w:t>
             </w:r>
           </w:p>
         </w:tc>
@@ -1480,7 +1074,7 @@
             <w:pPr>
               <w:spacing w:after="0"/>
               <w:rPr>
-                <w:rFonts w:ascii="Meiryo UI" w:eastAsia="Meiryo UI" w:hAnsi="Meiryo UI" w:hint="eastAsia"/>
+                <w:rFonts w:ascii="Meiryo UI" w:eastAsia="Meiryo UI" w:hAnsi="Meiryo UI"/>
                 <w:szCs w:val="20"/>
                 <w:lang w:eastAsia="ja-JP"/>
               </w:rPr>
@@ -1602,7 +1196,7 @@
             <w:pPr>
               <w:spacing w:after="0"/>
               <w:rPr>
-                <w:rFonts w:ascii="Meiryo UI" w:eastAsia="Meiryo UI" w:hAnsi="Meiryo UI" w:hint="eastAsia"/>
+                <w:rFonts w:ascii="Meiryo UI" w:eastAsia="Meiryo UI" w:hAnsi="Meiryo UI"/>
                 <w:szCs w:val="20"/>
                 <w:lang w:eastAsia="ja-JP"/>
               </w:rPr>
@@ -1673,7 +1267,7 @@
     <w:p>
       <w:pPr>
         <w:rPr>
-          <w:rFonts w:ascii="Meiryo UI" w:eastAsia="Meiryo UI" w:hAnsi="Meiryo UI" w:hint="eastAsia"/>
+          <w:rFonts w:ascii="Meiryo UI" w:eastAsia="Meiryo UI" w:hAnsi="Meiryo UI"/>
           <w:lang w:eastAsia="ja-JP"/>
         </w:rPr>
       </w:pPr>
@@ -1724,6 +1318,9 @@
         <w:gridCol w:w="4522"/>
       </w:tblGrid>
       <w:tr>
+        <w:trPr>
+          <w:trHeight w:val="20"/>
+        </w:trPr>
         <w:tc>
           <w:tcPr>
             <w:tcW w:w="4605" w:type="dxa"/>
@@ -1798,7 +1395,7 @@
             <w:pPr>
               <w:spacing w:after="0"/>
               <w:rPr>
-                <w:rFonts w:ascii="Meiryo UI" w:eastAsia="Meiryo UI" w:hAnsi="Meiryo UI" w:hint="eastAsia"/>
+                <w:rFonts w:ascii="Meiryo UI" w:eastAsia="Meiryo UI" w:hAnsi="Meiryo UI"/>
               </w:rPr>
             </w:pPr>
             <w:proofErr w:type="spellStart"/>
@@ -1838,7 +1435,7 @@
             <w:pPr>
               <w:spacing w:after="0"/>
               <w:rPr>
-                <w:rFonts w:ascii="Meiryo UI" w:eastAsia="Meiryo UI" w:hAnsi="Meiryo UI" w:hint="eastAsia"/>
+                <w:rFonts w:ascii="Meiryo UI" w:eastAsia="Meiryo UI" w:hAnsi="Meiryo UI"/>
               </w:rPr>
             </w:pPr>
             <w:r>
@@ -1876,7 +1473,7 @@
             <w:pPr>
               <w:spacing w:after="0"/>
               <w:rPr>
-                <w:rFonts w:ascii="Meiryo UI" w:eastAsia="Meiryo UI" w:hAnsi="Meiryo UI" w:hint="eastAsia"/>
+                <w:rFonts w:ascii="Meiryo UI" w:eastAsia="Meiryo UI" w:hAnsi="Meiryo UI"/>
               </w:rPr>
             </w:pPr>
             <w:r>
@@ -1914,7 +1511,7 @@
             <w:pPr>
               <w:spacing w:after="0"/>
               <w:rPr>
-                <w:rFonts w:ascii="Meiryo UI" w:eastAsia="Meiryo UI" w:hAnsi="Meiryo UI" w:hint="eastAsia"/>
+                <w:rFonts w:ascii="Meiryo UI" w:eastAsia="Meiryo UI" w:hAnsi="Meiryo UI"/>
               </w:rPr>
             </w:pPr>
             <w:r>
@@ -1952,7 +1549,7 @@
             <w:pPr>
               <w:spacing w:after="0"/>
               <w:rPr>
-                <w:rFonts w:ascii="Meiryo UI" w:eastAsia="Meiryo UI" w:hAnsi="Meiryo UI" w:hint="eastAsia"/>
+                <w:rFonts w:ascii="Meiryo UI" w:eastAsia="Meiryo UI" w:hAnsi="Meiryo UI"/>
               </w:rPr>
             </w:pPr>
             <w:r>
@@ -2003,7 +1600,7 @@
             <w:pPr>
               <w:spacing w:after="0"/>
               <w:rPr>
-                <w:rFonts w:ascii="Meiryo UI" w:eastAsia="Meiryo UI" w:hAnsi="Meiryo UI" w:hint="eastAsia"/>
+                <w:rFonts w:ascii="Meiryo UI" w:eastAsia="Meiryo UI" w:hAnsi="Meiryo UI"/>
               </w:rPr>
             </w:pPr>
             <w:proofErr w:type="spellStart"/>
@@ -2054,7 +1651,7 @@
             <w:pPr>
               <w:spacing w:after="0"/>
               <w:rPr>
-                <w:rFonts w:ascii="Meiryo UI" w:eastAsia="Meiryo UI" w:hAnsi="Meiryo UI" w:hint="eastAsia"/>
+                <w:rFonts w:ascii="Meiryo UI" w:eastAsia="Meiryo UI" w:hAnsi="Meiryo UI"/>
               </w:rPr>
             </w:pPr>
             <w:proofErr w:type="spellStart"/>
@@ -2118,7 +1715,7 @@
             <w:pPr>
               <w:spacing w:after="0"/>
               <w:rPr>
-                <w:rFonts w:ascii="Meiryo UI" w:eastAsia="Meiryo UI" w:hAnsi="Meiryo UI" w:hint="eastAsia"/>
+                <w:rFonts w:ascii="Meiryo UI" w:eastAsia="Meiryo UI" w:hAnsi="Meiryo UI"/>
               </w:rPr>
             </w:pPr>
             <w:proofErr w:type="spellStart"/>
@@ -2138,6 +1735,9 @@
         </w:tc>
       </w:tr>
       <w:tr>
+        <w:trPr>
+          <w:trHeight w:val="20"/>
+        </w:trPr>
         <w:tc>
           <w:tcPr>
             <w:tcW w:w="4605" w:type="dxa"/>
@@ -2159,7 +1759,7 @@
             <w:pPr>
               <w:spacing w:after="0"/>
               <w:rPr>
-                <w:rFonts w:ascii="Meiryo UI" w:eastAsia="Meiryo UI" w:hAnsi="Meiryo UI" w:hint="eastAsia"/>
+                <w:rFonts w:ascii="Meiryo UI" w:eastAsia="Meiryo UI" w:hAnsi="Meiryo UI"/>
               </w:rPr>
             </w:pPr>
             <w:r>
@@ -2193,7 +1793,7 @@
             <w:pPr>
               <w:spacing w:after="0"/>
               <w:rPr>
-                <w:rFonts w:ascii="Meiryo UI" w:eastAsia="Meiryo UI" w:hAnsi="Meiryo UI" w:hint="eastAsia"/>
+                <w:rFonts w:ascii="Meiryo UI" w:eastAsia="Meiryo UI" w:hAnsi="Meiryo UI"/>
               </w:rPr>
             </w:pPr>
             <w:proofErr w:type="spellStart"/>
@@ -2229,7 +1829,7 @@
             <w:pPr>
               <w:spacing w:after="0"/>
               <w:rPr>
-                <w:rFonts w:ascii="Meiryo UI" w:eastAsia="Meiryo UI" w:hAnsi="Meiryo UI" w:hint="eastAsia"/>
+                <w:rFonts w:ascii="Meiryo UI" w:eastAsia="Meiryo UI" w:hAnsi="Meiryo UI"/>
               </w:rPr>
             </w:pPr>
             <w:r>
@@ -2263,7 +1863,7 @@
             <w:pPr>
               <w:spacing w:after="0"/>
               <w:rPr>
-                <w:rFonts w:ascii="Meiryo UI" w:eastAsia="Meiryo UI" w:hAnsi="Meiryo UI" w:hint="eastAsia"/>
+                <w:rFonts w:ascii="Meiryo UI" w:eastAsia="Meiryo UI" w:hAnsi="Meiryo UI"/>
               </w:rPr>
             </w:pPr>
             <w:proofErr w:type="spellStart"/>
@@ -2299,7 +1899,7 @@
             <w:pPr>
               <w:spacing w:after="0"/>
               <w:rPr>
-                <w:rFonts w:ascii="Meiryo UI" w:eastAsia="Meiryo UI" w:hAnsi="Meiryo UI" w:hint="eastAsia"/>
+                <w:rFonts w:ascii="Meiryo UI" w:eastAsia="Meiryo UI" w:hAnsi="Meiryo UI"/>
               </w:rPr>
             </w:pPr>
             <w:r>
@@ -2351,7 +1951,7 @@
             <w:pPr>
               <w:spacing w:after="0"/>
               <w:rPr>
-                <w:rFonts w:ascii="Meiryo UI" w:eastAsia="Meiryo UI" w:hAnsi="Meiryo UI" w:hint="eastAsia"/>
+                <w:rFonts w:ascii="Meiryo UI" w:eastAsia="Meiryo UI" w:hAnsi="Meiryo UI"/>
               </w:rPr>
             </w:pPr>
             <w:proofErr w:type="spellStart"/>
@@ -2387,7 +1987,7 @@
             <w:pPr>
               <w:spacing w:after="0"/>
               <w:rPr>
-                <w:rFonts w:ascii="Meiryo UI" w:eastAsia="Meiryo UI" w:hAnsi="Meiryo UI" w:hint="eastAsia"/>
+                <w:rFonts w:ascii="Meiryo UI" w:eastAsia="Meiryo UI" w:hAnsi="Meiryo UI"/>
               </w:rPr>
             </w:pPr>
             <w:r>
@@ -2421,7 +2021,7 @@
             <w:pPr>
               <w:spacing w:after="0"/>
               <w:rPr>
-                <w:rFonts w:ascii="Meiryo UI" w:eastAsia="Meiryo UI" w:hAnsi="Meiryo UI" w:hint="eastAsia"/>
+                <w:rFonts w:ascii="Meiryo UI" w:eastAsia="Meiryo UI" w:hAnsi="Meiryo UI"/>
               </w:rPr>
             </w:pPr>
             <w:r>
@@ -2455,7 +2055,7 @@
             <w:pPr>
               <w:spacing w:after="0"/>
               <w:rPr>
-                <w:rFonts w:ascii="Meiryo UI" w:eastAsia="Meiryo UI" w:hAnsi="Meiryo UI" w:hint="eastAsia"/>
+                <w:rFonts w:ascii="Meiryo UI" w:eastAsia="Meiryo UI" w:hAnsi="Meiryo UI"/>
               </w:rPr>
             </w:pPr>
             <w:r>
@@ -2517,7 +2117,7 @@
       </w:tr>
       <w:tr>
         <w:trPr>
-          <w:trHeight w:val="15"/>
+          <w:trHeight w:val="20"/>
         </w:trPr>
         <w:tc>
           <w:tcPr>
@@ -2540,7 +2140,7 @@
             <w:pPr>
               <w:spacing w:after="0"/>
               <w:rPr>
-                <w:rFonts w:ascii="Meiryo UI" w:eastAsia="Meiryo UI" w:hAnsi="Meiryo UI" w:hint="eastAsia"/>
+                <w:rFonts w:ascii="Meiryo UI" w:eastAsia="Meiryo UI" w:hAnsi="Meiryo UI"/>
               </w:rPr>
             </w:pPr>
             <w:r>
@@ -2574,7 +2174,7 @@
             <w:pPr>
               <w:spacing w:after="0"/>
               <w:rPr>
-                <w:rFonts w:ascii="Meiryo UI" w:eastAsia="Meiryo UI" w:hAnsi="Meiryo UI" w:hint="eastAsia"/>
+                <w:rFonts w:ascii="Meiryo UI" w:eastAsia="Meiryo UI" w:hAnsi="Meiryo UI"/>
               </w:rPr>
             </w:pPr>
             <w:proofErr w:type="spellStart"/>
@@ -2610,7 +2210,7 @@
             <w:pPr>
               <w:spacing w:after="0"/>
               <w:rPr>
-                <w:rFonts w:ascii="Meiryo UI" w:eastAsia="Meiryo UI" w:hAnsi="Meiryo UI" w:hint="eastAsia"/>
+                <w:rFonts w:ascii="Meiryo UI" w:eastAsia="Meiryo UI" w:hAnsi="Meiryo UI"/>
               </w:rPr>
             </w:pPr>
             <w:r>
@@ -2644,7 +2244,7 @@
             <w:pPr>
               <w:spacing w:after="0"/>
               <w:rPr>
-                <w:rFonts w:ascii="Meiryo UI" w:eastAsia="Meiryo UI" w:hAnsi="Meiryo UI" w:hint="eastAsia"/>
+                <w:rFonts w:ascii="Meiryo UI" w:eastAsia="Meiryo UI" w:hAnsi="Meiryo UI"/>
               </w:rPr>
             </w:pPr>
             <w:proofErr w:type="spellStart"/>
@@ -2680,7 +2280,7 @@
             <w:pPr>
               <w:spacing w:after="0"/>
               <w:rPr>
-                <w:rFonts w:ascii="Meiryo UI" w:eastAsia="Meiryo UI" w:hAnsi="Meiryo UI" w:hint="eastAsia"/>
+                <w:rFonts w:ascii="Meiryo UI" w:eastAsia="Meiryo UI" w:hAnsi="Meiryo UI"/>
               </w:rPr>
             </w:pPr>
             <w:r>
@@ -2724,7 +2324,7 @@
             <w:pPr>
               <w:spacing w:after="0"/>
               <w:rPr>
-                <w:rFonts w:ascii="Meiryo UI" w:eastAsia="Meiryo UI" w:hAnsi="Meiryo UI" w:hint="eastAsia"/>
+                <w:rFonts w:ascii="Meiryo UI" w:eastAsia="Meiryo UI" w:hAnsi="Meiryo UI"/>
               </w:rPr>
             </w:pPr>
             <w:proofErr w:type="spellStart"/>
@@ -2760,7 +2360,7 @@
             <w:pPr>
               <w:spacing w:after="0"/>
               <w:rPr>
-                <w:rFonts w:ascii="Meiryo UI" w:eastAsia="Meiryo UI" w:hAnsi="Meiryo UI" w:hint="eastAsia"/>
+                <w:rFonts w:ascii="Meiryo UI" w:eastAsia="Meiryo UI" w:hAnsi="Meiryo UI"/>
               </w:rPr>
             </w:pPr>
             <w:r>
@@ -2794,7 +2394,7 @@
             <w:pPr>
               <w:spacing w:after="0"/>
               <w:rPr>
-                <w:rFonts w:ascii="Meiryo UI" w:eastAsia="Meiryo UI" w:hAnsi="Meiryo UI" w:hint="eastAsia"/>
+                <w:rFonts w:ascii="Meiryo UI" w:eastAsia="Meiryo UI" w:hAnsi="Meiryo UI"/>
               </w:rPr>
             </w:pPr>
             <w:r>
@@ -2828,7 +2428,7 @@
             <w:pPr>
               <w:spacing w:after="0"/>
               <w:rPr>
-                <w:rFonts w:ascii="Meiryo UI" w:eastAsia="Meiryo UI" w:hAnsi="Meiryo UI" w:hint="eastAsia"/>
+                <w:rFonts w:ascii="Meiryo UI" w:eastAsia="Meiryo UI" w:hAnsi="Meiryo UI"/>
               </w:rPr>
             </w:pPr>
             <w:r>
@@ -2871,6 +2471,9 @@
         </w:tc>
       </w:tr>
       <w:tr>
+        <w:trPr>
+          <w:trHeight w:val="20"/>
+        </w:trPr>
         <w:tc>
           <w:tcPr>
             <w:tcW w:w="4605" w:type="dxa"/>
@@ -2892,7 +2495,7 @@
             <w:pPr>
               <w:spacing w:after="0"/>
               <w:rPr>
-                <w:rFonts w:ascii="Meiryo UI" w:eastAsia="Meiryo UI" w:hAnsi="Meiryo UI" w:hint="eastAsia"/>
+                <w:rFonts w:ascii="Meiryo UI" w:eastAsia="Meiryo UI" w:hAnsi="Meiryo UI"/>
               </w:rPr>
             </w:pPr>
             <w:r>
@@ -2926,7 +2529,7 @@
             <w:pPr>
               <w:spacing w:after="0"/>
               <w:rPr>
-                <w:rFonts w:ascii="Meiryo UI" w:eastAsia="Meiryo UI" w:hAnsi="Meiryo UI" w:hint="eastAsia"/>
+                <w:rFonts w:ascii="Meiryo UI" w:eastAsia="Meiryo UI" w:hAnsi="Meiryo UI"/>
               </w:rPr>
             </w:pPr>
             <w:proofErr w:type="spellStart"/>
@@ -2962,7 +2565,7 @@
             <w:pPr>
               <w:spacing w:after="0"/>
               <w:rPr>
-                <w:rFonts w:ascii="Meiryo UI" w:eastAsia="Meiryo UI" w:hAnsi="Meiryo UI" w:hint="eastAsia"/>
+                <w:rFonts w:ascii="Meiryo UI" w:eastAsia="Meiryo UI" w:hAnsi="Meiryo UI"/>
               </w:rPr>
             </w:pPr>
             <w:r>
@@ -2996,7 +2599,7 @@
             <w:pPr>
               <w:spacing w:after="0"/>
               <w:rPr>
-                <w:rFonts w:ascii="Meiryo UI" w:eastAsia="Meiryo UI" w:hAnsi="Meiryo UI" w:hint="eastAsia"/>
+                <w:rFonts w:ascii="Meiryo UI" w:eastAsia="Meiryo UI" w:hAnsi="Meiryo UI"/>
               </w:rPr>
             </w:pPr>
             <w:proofErr w:type="spellStart"/>
@@ -3032,7 +2635,7 @@
             <w:pPr>
               <w:spacing w:after="0"/>
               <w:rPr>
-                <w:rFonts w:ascii="Meiryo UI" w:eastAsia="Meiryo UI" w:hAnsi="Meiryo UI" w:hint="eastAsia"/>
+                <w:rFonts w:ascii="Meiryo UI" w:eastAsia="Meiryo UI" w:hAnsi="Meiryo UI"/>
               </w:rPr>
             </w:pPr>
             <w:r>
@@ -3076,7 +2679,7 @@
             <w:pPr>
               <w:spacing w:after="0"/>
               <w:rPr>
-                <w:rFonts w:ascii="Meiryo UI" w:eastAsia="Meiryo UI" w:hAnsi="Meiryo UI" w:hint="eastAsia"/>
+                <w:rFonts w:ascii="Meiryo UI" w:eastAsia="Meiryo UI" w:hAnsi="Meiryo UI"/>
               </w:rPr>
             </w:pPr>
             <w:proofErr w:type="spellStart"/>
@@ -3112,7 +2715,7 @@
             <w:pPr>
               <w:spacing w:after="0"/>
               <w:rPr>
-                <w:rFonts w:ascii="Meiryo UI" w:eastAsia="Meiryo UI" w:hAnsi="Meiryo UI" w:hint="eastAsia"/>
+                <w:rFonts w:ascii="Meiryo UI" w:eastAsia="Meiryo UI" w:hAnsi="Meiryo UI"/>
               </w:rPr>
             </w:pPr>
             <w:r>
@@ -3146,7 +2749,7 @@
             <w:pPr>
               <w:spacing w:after="0"/>
               <w:rPr>
-                <w:rFonts w:ascii="Meiryo UI" w:eastAsia="Meiryo UI" w:hAnsi="Meiryo UI" w:hint="eastAsia"/>
+                <w:rFonts w:ascii="Meiryo UI" w:eastAsia="Meiryo UI" w:hAnsi="Meiryo UI"/>
               </w:rPr>
             </w:pPr>
             <w:r>
@@ -3180,7 +2783,7 @@
             <w:pPr>
               <w:spacing w:after="0"/>
               <w:rPr>
-                <w:rFonts w:ascii="Meiryo UI" w:eastAsia="Meiryo UI" w:hAnsi="Meiryo UI" w:hint="eastAsia"/>
+                <w:rFonts w:ascii="Meiryo UI" w:eastAsia="Meiryo UI" w:hAnsi="Meiryo UI"/>
               </w:rPr>
             </w:pPr>
             <w:r>
@@ -3195,6 +2798,9 @@
         </w:tc>
       </w:tr>
       <w:tr>
+        <w:trPr>
+          <w:trHeight w:val="20"/>
+        </w:trPr>
         <w:tc>
           <w:tcPr>
             <w:tcW w:w="4605" w:type="dxa"/>
@@ -3216,7 +2822,7 @@
             <w:pPr>
               <w:spacing w:after="0"/>
               <w:rPr>
-                <w:rFonts w:ascii="Meiryo UI" w:eastAsia="Meiryo UI" w:hAnsi="Meiryo UI" w:hint="eastAsia"/>
+                <w:rFonts w:ascii="Meiryo UI" w:eastAsia="Meiryo UI" w:hAnsi="Meiryo UI"/>
               </w:rPr>
             </w:pPr>
             <w:r>
@@ -3250,7 +2856,7 @@
             <w:pPr>
               <w:spacing w:after="0"/>
               <w:rPr>
-                <w:rFonts w:ascii="Meiryo UI" w:eastAsia="Meiryo UI" w:hAnsi="Meiryo UI" w:hint="eastAsia"/>
+                <w:rFonts w:ascii="Meiryo UI" w:eastAsia="Meiryo UI" w:hAnsi="Meiryo UI"/>
               </w:rPr>
             </w:pPr>
             <w:proofErr w:type="spellStart"/>
@@ -3286,7 +2892,7 @@
             <w:pPr>
               <w:spacing w:after="0"/>
               <w:rPr>
-                <w:rFonts w:ascii="Meiryo UI" w:eastAsia="Meiryo UI" w:hAnsi="Meiryo UI" w:hint="eastAsia"/>
+                <w:rFonts w:ascii="Meiryo UI" w:eastAsia="Meiryo UI" w:hAnsi="Meiryo UI"/>
               </w:rPr>
             </w:pPr>
             <w:r>
@@ -3320,7 +2926,7 @@
             <w:pPr>
               <w:spacing w:after="0"/>
               <w:rPr>
-                <w:rFonts w:ascii="Meiryo UI" w:eastAsia="Meiryo UI" w:hAnsi="Meiryo UI" w:hint="eastAsia"/>
+                <w:rFonts w:ascii="Meiryo UI" w:eastAsia="Meiryo UI" w:hAnsi="Meiryo UI"/>
               </w:rPr>
             </w:pPr>
             <w:proofErr w:type="spellStart"/>
@@ -3356,7 +2962,7 @@
             <w:pPr>
               <w:spacing w:after="0"/>
               <w:rPr>
-                <w:rFonts w:ascii="Meiryo UI" w:eastAsia="Meiryo UI" w:hAnsi="Meiryo UI" w:hint="eastAsia"/>
+                <w:rFonts w:ascii="Meiryo UI" w:eastAsia="Meiryo UI" w:hAnsi="Meiryo UI"/>
               </w:rPr>
             </w:pPr>
             <w:r>
@@ -3400,7 +3006,7 @@
             <w:pPr>
               <w:spacing w:after="0"/>
               <w:rPr>
-                <w:rFonts w:ascii="Meiryo UI" w:eastAsia="Meiryo UI" w:hAnsi="Meiryo UI" w:hint="eastAsia"/>
+                <w:rFonts w:ascii="Meiryo UI" w:eastAsia="Meiryo UI" w:hAnsi="Meiryo UI"/>
               </w:rPr>
             </w:pPr>
             <w:proofErr w:type="spellStart"/>
@@ -3436,7 +3042,7 @@
             <w:pPr>
               <w:spacing w:after="0"/>
               <w:rPr>
-                <w:rFonts w:ascii="Meiryo UI" w:eastAsia="Meiryo UI" w:hAnsi="Meiryo UI" w:hint="eastAsia"/>
+                <w:rFonts w:ascii="Meiryo UI" w:eastAsia="Meiryo UI" w:hAnsi="Meiryo UI"/>
               </w:rPr>
             </w:pPr>
             <w:r>
@@ -3470,7 +3076,7 @@
             <w:pPr>
               <w:spacing w:after="0"/>
               <w:rPr>
-                <w:rFonts w:ascii="Meiryo UI" w:eastAsia="Meiryo UI" w:hAnsi="Meiryo UI" w:hint="eastAsia"/>
+                <w:rFonts w:ascii="Meiryo UI" w:eastAsia="Meiryo UI" w:hAnsi="Meiryo UI"/>
               </w:rPr>
             </w:pPr>
             <w:r>
@@ -3514,7 +3120,7 @@
             <w:pPr>
               <w:spacing w:after="0"/>
               <w:rPr>
-                <w:rFonts w:ascii="Meiryo UI" w:eastAsia="Meiryo UI" w:hAnsi="Meiryo UI" w:hint="eastAsia"/>
+                <w:rFonts w:ascii="Meiryo UI" w:eastAsia="Meiryo UI" w:hAnsi="Meiryo UI"/>
               </w:rPr>
             </w:pPr>
             <w:proofErr w:type="spellStart"/>
@@ -3531,6 +3137,9 @@
         </w:tc>
       </w:tr>
       <w:tr>
+        <w:trPr>
+          <w:trHeight w:val="20"/>
+        </w:trPr>
         <w:tc>
           <w:tcPr>
             <w:tcW w:w="4605" w:type="dxa"/>
@@ -3552,7 +3161,7 @@
             <w:pPr>
               <w:spacing w:after="0"/>
               <w:rPr>
-                <w:rFonts w:ascii="Meiryo UI" w:eastAsia="Meiryo UI" w:hAnsi="Meiryo UI" w:hint="eastAsia"/>
+                <w:rFonts w:ascii="Meiryo UI" w:eastAsia="Meiryo UI" w:hAnsi="Meiryo UI"/>
               </w:rPr>
             </w:pPr>
             <w:r>
@@ -3586,7 +3195,7 @@
             <w:pPr>
               <w:spacing w:after="0"/>
               <w:rPr>
-                <w:rFonts w:ascii="Meiryo UI" w:eastAsia="Meiryo UI" w:hAnsi="Meiryo UI" w:hint="eastAsia"/>
+                <w:rFonts w:ascii="Meiryo UI" w:eastAsia="Meiryo UI" w:hAnsi="Meiryo UI"/>
               </w:rPr>
             </w:pPr>
             <w:proofErr w:type="spellStart"/>
@@ -3622,7 +3231,7 @@
             <w:pPr>
               <w:spacing w:after="0"/>
               <w:rPr>
-                <w:rFonts w:ascii="Meiryo UI" w:eastAsia="Meiryo UI" w:hAnsi="Meiryo UI" w:hint="eastAsia"/>
+                <w:rFonts w:ascii="Meiryo UI" w:eastAsia="Meiryo UI" w:hAnsi="Meiryo UI"/>
               </w:rPr>
             </w:pPr>
             <w:r>
@@ -3656,7 +3265,7 @@
             <w:pPr>
               <w:spacing w:after="0"/>
               <w:rPr>
-                <w:rFonts w:ascii="Meiryo UI" w:eastAsia="Meiryo UI" w:hAnsi="Meiryo UI" w:hint="eastAsia"/>
+                <w:rFonts w:ascii="Meiryo UI" w:eastAsia="Meiryo UI" w:hAnsi="Meiryo UI"/>
               </w:rPr>
             </w:pPr>
             <w:proofErr w:type="spellStart"/>
@@ -3692,7 +3301,7 @@
             <w:pPr>
               <w:spacing w:after="0"/>
               <w:rPr>
-                <w:rFonts w:ascii="Meiryo UI" w:eastAsia="Meiryo UI" w:hAnsi="Meiryo UI" w:hint="eastAsia"/>
+                <w:rFonts w:ascii="Meiryo UI" w:eastAsia="Meiryo UI" w:hAnsi="Meiryo UI"/>
               </w:rPr>
             </w:pPr>
             <w:r>
@@ -3736,7 +3345,7 @@
             <w:pPr>
               <w:spacing w:after="0"/>
               <w:rPr>
-                <w:rFonts w:ascii="Meiryo UI" w:eastAsia="Meiryo UI" w:hAnsi="Meiryo UI" w:hint="eastAsia"/>
+                <w:rFonts w:ascii="Meiryo UI" w:eastAsia="Meiryo UI" w:hAnsi="Meiryo UI"/>
               </w:rPr>
             </w:pPr>
             <w:proofErr w:type="spellStart"/>
@@ -3772,7 +3381,7 @@
             <w:pPr>
               <w:spacing w:after="0"/>
               <w:rPr>
-                <w:rFonts w:ascii="Meiryo UI" w:eastAsia="Meiryo UI" w:hAnsi="Meiryo UI" w:hint="eastAsia"/>
+                <w:rFonts w:ascii="Meiryo UI" w:eastAsia="Meiryo UI" w:hAnsi="Meiryo UI"/>
               </w:rPr>
             </w:pPr>
             <w:r>
@@ -3806,7 +3415,7 @@
             <w:pPr>
               <w:spacing w:after="0"/>
               <w:rPr>
-                <w:rFonts w:ascii="Meiryo UI" w:eastAsia="Meiryo UI" w:hAnsi="Meiryo UI" w:hint="eastAsia"/>
+                <w:rFonts w:ascii="Meiryo UI" w:eastAsia="Meiryo UI" w:hAnsi="Meiryo UI"/>
               </w:rPr>
             </w:pPr>
             <w:r>
@@ -3850,7 +3459,7 @@
             <w:pPr>
               <w:spacing w:after="0"/>
               <w:rPr>
-                <w:rFonts w:ascii="Meiryo UI" w:eastAsia="Meiryo UI" w:hAnsi="Meiryo UI" w:hint="eastAsia"/>
+                <w:rFonts w:ascii="Meiryo UI" w:eastAsia="Meiryo UI" w:hAnsi="Meiryo UI"/>
               </w:rPr>
             </w:pPr>
             <w:r>
@@ -3875,6 +3484,9 @@
         </w:tc>
       </w:tr>
       <w:tr>
+        <w:trPr>
+          <w:trHeight w:val="20"/>
+        </w:trPr>
         <w:tc>
           <w:tcPr>
             <w:tcW w:w="4605" w:type="dxa"/>
@@ -3896,7 +3508,7 @@
             <w:pPr>
               <w:spacing w:after="0"/>
               <w:rPr>
-                <w:rFonts w:ascii="Meiryo UI" w:eastAsia="Meiryo UI" w:hAnsi="Meiryo UI" w:hint="eastAsia"/>
+                <w:rFonts w:ascii="Meiryo UI" w:eastAsia="Meiryo UI" w:hAnsi="Meiryo UI"/>
               </w:rPr>
             </w:pPr>
             <w:r>
@@ -3930,7 +3542,7 @@
             <w:pPr>
               <w:spacing w:after="0"/>
               <w:rPr>
-                <w:rFonts w:ascii="Meiryo UI" w:eastAsia="Meiryo UI" w:hAnsi="Meiryo UI" w:hint="eastAsia"/>
+                <w:rFonts w:ascii="Meiryo UI" w:eastAsia="Meiryo UI" w:hAnsi="Meiryo UI"/>
               </w:rPr>
             </w:pPr>
             <w:proofErr w:type="spellStart"/>
@@ -3966,7 +3578,7 @@
             <w:pPr>
               <w:spacing w:after="0"/>
               <w:rPr>
-                <w:rFonts w:ascii="Meiryo UI" w:eastAsia="Meiryo UI" w:hAnsi="Meiryo UI" w:hint="eastAsia"/>
+                <w:rFonts w:ascii="Meiryo UI" w:eastAsia="Meiryo UI" w:hAnsi="Meiryo UI"/>
               </w:rPr>
             </w:pPr>
             <w:r>
@@ -4000,7 +3612,7 @@
             <w:pPr>
               <w:spacing w:after="0"/>
               <w:rPr>
-                <w:rFonts w:ascii="Meiryo UI" w:eastAsia="Meiryo UI" w:hAnsi="Meiryo UI" w:hint="eastAsia"/>
+                <w:rFonts w:ascii="Meiryo UI" w:eastAsia="Meiryo UI" w:hAnsi="Meiryo UI"/>
               </w:rPr>
             </w:pPr>
             <w:proofErr w:type="spellStart"/>
@@ -4036,7 +3648,7 @@
             <w:pPr>
               <w:spacing w:after="0"/>
               <w:rPr>
-                <w:rFonts w:ascii="Meiryo UI" w:eastAsia="Meiryo UI" w:hAnsi="Meiryo UI" w:hint="eastAsia"/>
+                <w:rFonts w:ascii="Meiryo UI" w:eastAsia="Meiryo UI" w:hAnsi="Meiryo UI"/>
               </w:rPr>
             </w:pPr>
             <w:r>
@@ -4080,7 +3692,7 @@
             <w:pPr>
               <w:spacing w:after="0"/>
               <w:rPr>
-                <w:rFonts w:ascii="Meiryo UI" w:eastAsia="Meiryo UI" w:hAnsi="Meiryo UI" w:hint="eastAsia"/>
+                <w:rFonts w:ascii="Meiryo UI" w:eastAsia="Meiryo UI" w:hAnsi="Meiryo UI"/>
               </w:rPr>
             </w:pPr>
             <w:proofErr w:type="spellStart"/>
@@ -4116,7 +3728,7 @@
             <w:pPr>
               <w:spacing w:after="0"/>
               <w:rPr>
-                <w:rFonts w:ascii="Meiryo UI" w:eastAsia="Meiryo UI" w:hAnsi="Meiryo UI" w:hint="eastAsia"/>
+                <w:rFonts w:ascii="Meiryo UI" w:eastAsia="Meiryo UI" w:hAnsi="Meiryo UI"/>
               </w:rPr>
             </w:pPr>
             <w:r>
@@ -4150,7 +3762,7 @@
             <w:pPr>
               <w:spacing w:after="0"/>
               <w:rPr>
-                <w:rFonts w:ascii="Meiryo UI" w:eastAsia="Meiryo UI" w:hAnsi="Meiryo UI" w:hint="eastAsia"/>
+                <w:rFonts w:ascii="Meiryo UI" w:eastAsia="Meiryo UI" w:hAnsi="Meiryo UI"/>
               </w:rPr>
             </w:pPr>
             <w:r>
@@ -4194,7 +3806,7 @@
             <w:pPr>
               <w:spacing w:after="0"/>
               <w:rPr>
-                <w:rFonts w:ascii="Meiryo UI" w:eastAsia="Meiryo UI" w:hAnsi="Meiryo UI" w:hint="eastAsia"/>
+                <w:rFonts w:ascii="Meiryo UI" w:eastAsia="Meiryo UI" w:hAnsi="Meiryo UI"/>
               </w:rPr>
             </w:pPr>
             <w:r>
@@ -4219,6 +3831,9 @@
         </w:tc>
       </w:tr>
       <w:tr>
+        <w:trPr>
+          <w:trHeight w:val="20"/>
+        </w:trPr>
         <w:tc>
           <w:tcPr>
             <w:tcW w:w="4605" w:type="dxa"/>
@@ -4240,7 +3855,7 @@
             <w:pPr>
               <w:spacing w:after="0"/>
               <w:rPr>
-                <w:rFonts w:ascii="Meiryo UI" w:eastAsia="Meiryo UI" w:hAnsi="Meiryo UI" w:hint="eastAsia"/>
+                <w:rFonts w:ascii="Meiryo UI" w:eastAsia="Meiryo UI" w:hAnsi="Meiryo UI"/>
               </w:rPr>
             </w:pPr>
             <w:r>
@@ -4274,7 +3889,7 @@
             <w:pPr>
               <w:spacing w:after="0"/>
               <w:rPr>
-                <w:rFonts w:ascii="Meiryo UI" w:eastAsia="Meiryo UI" w:hAnsi="Meiryo UI" w:hint="eastAsia"/>
+                <w:rFonts w:ascii="Meiryo UI" w:eastAsia="Meiryo UI" w:hAnsi="Meiryo UI"/>
               </w:rPr>
             </w:pPr>
             <w:proofErr w:type="spellStart"/>
@@ -4310,7 +3925,7 @@
             <w:pPr>
               <w:spacing w:after="0"/>
               <w:rPr>
-                <w:rFonts w:ascii="Meiryo UI" w:eastAsia="Meiryo UI" w:hAnsi="Meiryo UI" w:hint="eastAsia"/>
+                <w:rFonts w:ascii="Meiryo UI" w:eastAsia="Meiryo UI" w:hAnsi="Meiryo UI"/>
               </w:rPr>
             </w:pPr>
             <w:r>
@@ -4344,7 +3959,7 @@
             <w:pPr>
               <w:spacing w:after="0"/>
               <w:rPr>
-                <w:rFonts w:ascii="Meiryo UI" w:eastAsia="Meiryo UI" w:hAnsi="Meiryo UI" w:hint="eastAsia"/>
+                <w:rFonts w:ascii="Meiryo UI" w:eastAsia="Meiryo UI" w:hAnsi="Meiryo UI"/>
               </w:rPr>
             </w:pPr>
             <w:proofErr w:type="spellStart"/>
@@ -4380,7 +3995,7 @@
             <w:pPr>
               <w:spacing w:after="0"/>
               <w:rPr>
-                <w:rFonts w:ascii="Meiryo UI" w:eastAsia="Meiryo UI" w:hAnsi="Meiryo UI" w:hint="eastAsia"/>
+                <w:rFonts w:ascii="Meiryo UI" w:eastAsia="Meiryo UI" w:hAnsi="Meiryo UI"/>
               </w:rPr>
             </w:pPr>
             <w:r>
@@ -4414,7 +4029,7 @@
             <w:pPr>
               <w:spacing w:after="0"/>
               <w:rPr>
-                <w:rFonts w:ascii="Meiryo UI" w:eastAsia="Meiryo UI" w:hAnsi="Meiryo UI" w:hint="eastAsia"/>
+                <w:rFonts w:ascii="Meiryo UI" w:eastAsia="Meiryo UI" w:hAnsi="Meiryo UI"/>
               </w:rPr>
             </w:pPr>
             <w:proofErr w:type="spellStart"/>
@@ -4450,7 +4065,7 @@
             <w:pPr>
               <w:spacing w:after="0"/>
               <w:rPr>
-                <w:rFonts w:ascii="Meiryo UI" w:eastAsia="Meiryo UI" w:hAnsi="Meiryo UI" w:hint="eastAsia"/>
+                <w:rFonts w:ascii="Meiryo UI" w:eastAsia="Meiryo UI" w:hAnsi="Meiryo UI"/>
               </w:rPr>
             </w:pPr>
             <w:r>
@@ -4484,7 +4099,7 @@
             <w:pPr>
               <w:spacing w:after="0"/>
               <w:rPr>
-                <w:rFonts w:ascii="Meiryo UI" w:eastAsia="Meiryo UI" w:hAnsi="Meiryo UI" w:hint="eastAsia"/>
+                <w:rFonts w:ascii="Meiryo UI" w:eastAsia="Meiryo UI" w:hAnsi="Meiryo UI"/>
               </w:rPr>
             </w:pPr>
             <w:r>
@@ -4518,7 +4133,7 @@
             <w:pPr>
               <w:spacing w:after="0"/>
               <w:rPr>
-                <w:rFonts w:ascii="Meiryo UI" w:eastAsia="Meiryo UI" w:hAnsi="Meiryo UI" w:hint="eastAsia"/>
+                <w:rFonts w:ascii="Meiryo UI" w:eastAsia="Meiryo UI" w:hAnsi="Meiryo UI"/>
               </w:rPr>
             </w:pPr>
             <w:r>
@@ -4543,6 +4158,9 @@
         </w:tc>
       </w:tr>
       <w:tr>
+        <w:trPr>
+          <w:trHeight w:val="20"/>
+        </w:trPr>
         <w:tc>
           <w:tcPr>
             <w:tcW w:w="4605" w:type="dxa"/>
@@ -4564,7 +4182,7 @@
             <w:pPr>
               <w:spacing w:after="0"/>
               <w:rPr>
-                <w:rFonts w:ascii="Meiryo UI" w:eastAsia="Meiryo UI" w:hAnsi="Meiryo UI" w:hint="eastAsia"/>
+                <w:rFonts w:ascii="Meiryo UI" w:eastAsia="Meiryo UI" w:hAnsi="Meiryo UI"/>
               </w:rPr>
             </w:pPr>
             <w:proofErr w:type="spellStart"/>
@@ -4600,7 +4218,7 @@
             <w:pPr>
               <w:spacing w:after="0"/>
               <w:rPr>
-                <w:rFonts w:ascii="Meiryo UI" w:eastAsia="Meiryo UI" w:hAnsi="Meiryo UI" w:hint="eastAsia"/>
+                <w:rFonts w:ascii="Meiryo UI" w:eastAsia="Meiryo UI" w:hAnsi="Meiryo UI"/>
               </w:rPr>
             </w:pPr>
             <w:proofErr w:type="spellStart"/>
@@ -4644,7 +4262,7 @@
             <w:pPr>
               <w:spacing w:after="0"/>
               <w:rPr>
-                <w:rFonts w:ascii="Meiryo UI" w:eastAsia="Meiryo UI" w:hAnsi="Meiryo UI" w:hint="eastAsia"/>
+                <w:rFonts w:ascii="Meiryo UI" w:eastAsia="Meiryo UI" w:hAnsi="Meiryo UI"/>
               </w:rPr>
             </w:pPr>
             <w:r>
@@ -4678,7 +4296,7 @@
             <w:pPr>
               <w:spacing w:after="0"/>
               <w:rPr>
-                <w:rFonts w:ascii="Meiryo UI" w:eastAsia="Meiryo UI" w:hAnsi="Meiryo UI" w:hint="eastAsia"/>
+                <w:rFonts w:ascii="Meiryo UI" w:eastAsia="Meiryo UI" w:hAnsi="Meiryo UI"/>
               </w:rPr>
             </w:pPr>
             <w:r>
@@ -4712,7 +4330,7 @@
             <w:pPr>
               <w:spacing w:after="0"/>
               <w:rPr>
-                <w:rFonts w:ascii="Meiryo UI" w:eastAsia="Meiryo UI" w:hAnsi="Meiryo UI" w:hint="eastAsia"/>
+                <w:rFonts w:ascii="Meiryo UI" w:eastAsia="Meiryo UI" w:hAnsi="Meiryo UI"/>
               </w:rPr>
             </w:pPr>
             <w:r>
@@ -4756,7 +4374,7 @@
             <w:pPr>
               <w:spacing w:after="0"/>
               <w:rPr>
-                <w:rFonts w:ascii="Meiryo UI" w:eastAsia="Meiryo UI" w:hAnsi="Meiryo UI" w:hint="eastAsia"/>
+                <w:rFonts w:ascii="Meiryo UI" w:eastAsia="Meiryo UI" w:hAnsi="Meiryo UI"/>
               </w:rPr>
             </w:pPr>
             <w:proofErr w:type="spellStart"/>
@@ -4792,7 +4410,7 @@
             <w:pPr>
               <w:spacing w:after="0"/>
               <w:rPr>
-                <w:rFonts w:ascii="Meiryo UI" w:eastAsia="Meiryo UI" w:hAnsi="Meiryo UI" w:hint="eastAsia"/>
+                <w:rFonts w:ascii="Meiryo UI" w:eastAsia="Meiryo UI" w:hAnsi="Meiryo UI"/>
               </w:rPr>
             </w:pPr>
             <w:r>
@@ -4826,7 +4444,7 @@
             <w:pPr>
               <w:spacing w:after="0"/>
               <w:rPr>
-                <w:rFonts w:ascii="Meiryo UI" w:eastAsia="Meiryo UI" w:hAnsi="Meiryo UI" w:hint="eastAsia"/>
+                <w:rFonts w:ascii="Meiryo UI" w:eastAsia="Meiryo UI" w:hAnsi="Meiryo UI"/>
               </w:rPr>
             </w:pPr>
             <w:r>
@@ -4870,7 +4488,7 @@
             <w:pPr>
               <w:spacing w:after="0"/>
               <w:rPr>
-                <w:rFonts w:ascii="Meiryo UI" w:eastAsia="Meiryo UI" w:hAnsi="Meiryo UI" w:hint="eastAsia"/>
+                <w:rFonts w:ascii="Meiryo UI" w:eastAsia="Meiryo UI" w:hAnsi="Meiryo UI"/>
                 <w:lang w:eastAsia="ja-JP"/>
               </w:rPr>
             </w:pPr>
@@ -4887,6 +4505,9 @@
         </w:tc>
       </w:tr>
       <w:tr>
+        <w:trPr>
+          <w:trHeight w:val="20"/>
+        </w:trPr>
         <w:tc>
           <w:tcPr>
             <w:tcW w:w="4605" w:type="dxa"/>
@@ -4908,7 +4529,7 @@
             <w:pPr>
               <w:spacing w:after="0"/>
               <w:rPr>
-                <w:rFonts w:ascii="Meiryo UI" w:eastAsia="Meiryo UI" w:hAnsi="Meiryo UI" w:hint="eastAsia"/>
+                <w:rFonts w:ascii="Meiryo UI" w:eastAsia="Meiryo UI" w:hAnsi="Meiryo UI"/>
               </w:rPr>
             </w:pPr>
             <w:r>
@@ -4942,7 +4563,7 @@
             <w:pPr>
               <w:spacing w:after="0"/>
               <w:rPr>
-                <w:rFonts w:ascii="Meiryo UI" w:eastAsia="Meiryo UI" w:hAnsi="Meiryo UI" w:hint="eastAsia"/>
+                <w:rFonts w:ascii="Meiryo UI" w:eastAsia="Meiryo UI" w:hAnsi="Meiryo UI"/>
               </w:rPr>
             </w:pPr>
             <w:r>
@@ -4976,7 +4597,7 @@
             <w:pPr>
               <w:spacing w:after="0"/>
               <w:rPr>
-                <w:rFonts w:ascii="Meiryo UI" w:eastAsia="Meiryo UI" w:hAnsi="Meiryo UI" w:hint="eastAsia"/>
+                <w:rFonts w:ascii="Meiryo UI" w:eastAsia="Meiryo UI" w:hAnsi="Meiryo UI"/>
               </w:rPr>
             </w:pPr>
             <w:r>
@@ -5010,7 +4631,7 @@
             <w:pPr>
               <w:spacing w:after="0"/>
               <w:rPr>
-                <w:rFonts w:ascii="Meiryo UI" w:eastAsia="Meiryo UI" w:hAnsi="Meiryo UI" w:hint="eastAsia"/>
+                <w:rFonts w:ascii="Meiryo UI" w:eastAsia="Meiryo UI" w:hAnsi="Meiryo UI"/>
               </w:rPr>
             </w:pPr>
             <w:r>
@@ -5044,7 +4665,7 @@
             <w:pPr>
               <w:spacing w:after="0"/>
               <w:rPr>
-                <w:rFonts w:ascii="Meiryo UI" w:eastAsia="Meiryo UI" w:hAnsi="Meiryo UI" w:hint="eastAsia"/>
+                <w:rFonts w:ascii="Meiryo UI" w:eastAsia="Meiryo UI" w:hAnsi="Meiryo UI"/>
               </w:rPr>
             </w:pPr>
             <w:r>
@@ -5088,7 +4709,7 @@
             <w:pPr>
               <w:spacing w:after="0"/>
               <w:rPr>
-                <w:rFonts w:ascii="Meiryo UI" w:eastAsia="Meiryo UI" w:hAnsi="Meiryo UI" w:hint="eastAsia"/>
+                <w:rFonts w:ascii="Meiryo UI" w:eastAsia="Meiryo UI" w:hAnsi="Meiryo UI"/>
               </w:rPr>
             </w:pPr>
             <w:proofErr w:type="spellStart"/>
@@ -5124,7 +4745,7 @@
             <w:pPr>
               <w:spacing w:after="0"/>
               <w:rPr>
-                <w:rFonts w:ascii="Meiryo UI" w:eastAsia="Meiryo UI" w:hAnsi="Meiryo UI" w:hint="eastAsia"/>
+                <w:rFonts w:ascii="Meiryo UI" w:eastAsia="Meiryo UI" w:hAnsi="Meiryo UI"/>
               </w:rPr>
             </w:pPr>
             <w:r>
@@ -5158,7 +4779,7 @@
             <w:pPr>
               <w:spacing w:after="0"/>
               <w:rPr>
-                <w:rFonts w:ascii="Meiryo UI" w:eastAsia="Meiryo UI" w:hAnsi="Meiryo UI" w:hint="eastAsia"/>
+                <w:rFonts w:ascii="Meiryo UI" w:eastAsia="Meiryo UI" w:hAnsi="Meiryo UI"/>
               </w:rPr>
             </w:pPr>
             <w:r>
@@ -5192,7 +4813,7 @@
             <w:pPr>
               <w:spacing w:after="0"/>
               <w:rPr>
-                <w:rFonts w:ascii="Meiryo UI" w:eastAsia="Meiryo UI" w:hAnsi="Meiryo UI" w:hint="eastAsia"/>
+                <w:rFonts w:ascii="Meiryo UI" w:eastAsia="Meiryo UI" w:hAnsi="Meiryo UI"/>
                 <w:szCs w:val="20"/>
                 <w:lang w:eastAsia="ja-JP"/>
               </w:rPr>
@@ -5238,7 +4859,7 @@
       </w:tr>
       <w:tr>
         <w:trPr>
-          <w:trHeight w:val="15"/>
+          <w:trHeight w:val="20"/>
         </w:trPr>
         <w:tc>
           <w:tcPr>
@@ -5261,7 +4882,7 @@
             <w:pPr>
               <w:spacing w:after="0"/>
               <w:rPr>
-                <w:rFonts w:ascii="Meiryo UI" w:eastAsia="Meiryo UI" w:hAnsi="Meiryo UI" w:hint="eastAsia"/>
+                <w:rFonts w:ascii="Meiryo UI" w:eastAsia="Meiryo UI" w:hAnsi="Meiryo UI"/>
               </w:rPr>
             </w:pPr>
             <w:r>
@@ -5295,7 +4916,7 @@
             <w:pPr>
               <w:spacing w:after="0"/>
               <w:rPr>
-                <w:rFonts w:ascii="Meiryo UI" w:eastAsia="Meiryo UI" w:hAnsi="Meiryo UI" w:hint="eastAsia"/>
+                <w:rFonts w:ascii="Meiryo UI" w:eastAsia="Meiryo UI" w:hAnsi="Meiryo UI"/>
               </w:rPr>
             </w:pPr>
             <w:r>
@@ -5329,7 +4950,7 @@
             <w:pPr>
               <w:spacing w:after="0"/>
               <w:rPr>
-                <w:rFonts w:ascii="Meiryo UI" w:eastAsia="Meiryo UI" w:hAnsi="Meiryo UI" w:hint="eastAsia"/>
+                <w:rFonts w:ascii="Meiryo UI" w:eastAsia="Meiryo UI" w:hAnsi="Meiryo UI"/>
               </w:rPr>
             </w:pPr>
             <w:r>
@@ -5363,7 +4984,7 @@
             <w:pPr>
               <w:spacing w:after="0"/>
               <w:rPr>
-                <w:rFonts w:ascii="Meiryo UI" w:eastAsia="Meiryo UI" w:hAnsi="Meiryo UI" w:hint="eastAsia"/>
+                <w:rFonts w:ascii="Meiryo UI" w:eastAsia="Meiryo UI" w:hAnsi="Meiryo UI"/>
               </w:rPr>
             </w:pPr>
             <w:r>
@@ -5397,7 +5018,7 @@
             <w:pPr>
               <w:spacing w:after="0"/>
               <w:rPr>
-                <w:rFonts w:ascii="Meiryo UI" w:eastAsia="Meiryo UI" w:hAnsi="Meiryo UI" w:hint="eastAsia"/>
+                <w:rFonts w:ascii="Meiryo UI" w:eastAsia="Meiryo UI" w:hAnsi="Meiryo UI"/>
               </w:rPr>
             </w:pPr>
             <w:r>
@@ -5441,7 +5062,7 @@
             <w:pPr>
               <w:spacing w:after="0"/>
               <w:rPr>
-                <w:rFonts w:ascii="Meiryo UI" w:eastAsia="Meiryo UI" w:hAnsi="Meiryo UI" w:hint="eastAsia"/>
+                <w:rFonts w:ascii="Meiryo UI" w:eastAsia="Meiryo UI" w:hAnsi="Meiryo UI"/>
               </w:rPr>
             </w:pPr>
             <w:proofErr w:type="spellStart"/>
@@ -5477,7 +5098,7 @@
             <w:pPr>
               <w:spacing w:after="0"/>
               <w:rPr>
-                <w:rFonts w:ascii="Meiryo UI" w:eastAsia="Meiryo UI" w:hAnsi="Meiryo UI" w:hint="eastAsia"/>
+                <w:rFonts w:ascii="Meiryo UI" w:eastAsia="Meiryo UI" w:hAnsi="Meiryo UI"/>
               </w:rPr>
             </w:pPr>
             <w:r>
@@ -5511,7 +5132,7 @@
             <w:pPr>
               <w:spacing w:after="0"/>
               <w:rPr>
-                <w:rFonts w:ascii="Meiryo UI" w:eastAsia="Meiryo UI" w:hAnsi="Meiryo UI" w:hint="eastAsia"/>
+                <w:rFonts w:ascii="Meiryo UI" w:eastAsia="Meiryo UI" w:hAnsi="Meiryo UI"/>
               </w:rPr>
             </w:pPr>
             <w:r>
@@ -5545,7 +5166,7 @@
             <w:pPr>
               <w:spacing w:after="0"/>
               <w:rPr>
-                <w:rFonts w:ascii="Meiryo UI" w:eastAsia="Meiryo UI" w:hAnsi="Meiryo UI" w:hint="eastAsia"/>
+                <w:rFonts w:ascii="Meiryo UI" w:eastAsia="Meiryo UI" w:hAnsi="Meiryo UI"/>
                 <w:szCs w:val="20"/>
                 <w:lang w:eastAsia="ja-JP"/>
               </w:rPr>
@@ -5788,15 +5409,7 @@
                 <w:b/>
                 <w:sz w:val="16"/>
               </w:rPr>
-              <w:t xml:space="preserve">NF55G </w:t>
-            </w:r>
-            <w:r>
-              <w:rPr>
-                <w:rFonts w:ascii="Meiryo UI" w:eastAsia="Meiryo UI" w:hAnsi="Meiryo UI"/>
-                <w:b/>
-                <w:sz w:val="16"/>
-              </w:rPr>
-              <w:t>通信</w:t>
+              <w:t>NF55G 通信</w:t>
             </w:r>
           </w:p>
         </w:tc>
@@ -5818,15 +5431,7 @@
                 <w:b/>
                 <w:sz w:val="16"/>
               </w:rPr>
-              <w:t>成功時</w:t>
-            </w:r>
-            <w:r>
-              <w:rPr>
-                <w:rFonts w:ascii="Meiryo UI" w:eastAsia="Meiryo UI" w:hAnsi="Meiryo UI"/>
-                <w:b/>
-                <w:sz w:val="16"/>
-              </w:rPr>
-              <w:t xml:space="preserve"> INVALID Cache</w:t>
+              <w:t>成功時 INVALID Cache</w:t>
             </w:r>
           </w:p>
         </w:tc>
@@ -5915,28 +5520,7 @@
                 <w:rFonts w:ascii="Meiryo UI" w:eastAsia="Meiryo UI" w:hAnsi="Meiryo UI"/>
                 <w:sz w:val="16"/>
               </w:rPr>
-              <w:t xml:space="preserve">item/value </w:t>
-            </w:r>
-            <w:r>
-              <w:rPr>
-                <w:rFonts w:ascii="Meiryo UI" w:eastAsia="Meiryo UI" w:hAnsi="Meiryo UI"/>
-                <w:sz w:val="16"/>
-              </w:rPr>
-              <w:t>から</w:t>
-            </w:r>
-            <w:r>
-              <w:rPr>
-                <w:rFonts w:ascii="Meiryo UI" w:eastAsia="Meiryo UI" w:hAnsi="Meiryo UI"/>
-                <w:sz w:val="16"/>
-              </w:rPr>
-              <w:t xml:space="preserve"> 50 chars PARAM </w:t>
-            </w:r>
-            <w:r>
-              <w:rPr>
-                <w:rFonts w:ascii="Meiryo UI" w:eastAsia="Meiryo UI" w:hAnsi="Meiryo UI"/>
-                <w:sz w:val="16"/>
-              </w:rPr>
-              <w:t>を生成</w:t>
+              <w:t>item/value から 50 chars PARAM を生成</w:t>
             </w:r>
           </w:p>
         </w:tc>
@@ -6036,35 +5620,7 @@
                 <w:rFonts w:ascii="Meiryo UI" w:eastAsia="Meiryo UI" w:hAnsi="Meiryo UI"/>
                 <w:sz w:val="16"/>
               </w:rPr>
-              <w:t>DATA</w:t>
-            </w:r>
-            <w:r>
-              <w:rPr>
-                <w:rFonts w:ascii="Meiryo UI" w:eastAsia="Meiryo UI" w:hAnsi="Meiryo UI"/>
-                <w:sz w:val="16"/>
-              </w:rPr>
-              <w:t xml:space="preserve"> / </w:t>
-            </w:r>
-            <w:r>
-              <w:rPr>
-                <w:rFonts w:ascii="Meiryo UI" w:eastAsia="Meiryo UI" w:hAnsi="Meiryo UI"/>
-                <w:sz w:val="16"/>
-              </w:rPr>
-              <w:t>STATUS</w:t>
-            </w:r>
-            <w:r>
-              <w:rPr>
-                <w:rFonts w:ascii="Meiryo UI" w:eastAsia="Meiryo UI" w:hAnsi="Meiryo UI"/>
-                <w:sz w:val="16"/>
-              </w:rPr>
-              <w:t xml:space="preserve"> / </w:t>
-            </w:r>
-            <w:r>
-              <w:rPr>
-                <w:rFonts w:ascii="Meiryo UI" w:eastAsia="Meiryo UI" w:hAnsi="Meiryo UI"/>
-                <w:sz w:val="16"/>
-              </w:rPr>
-              <w:t>INFO</w:t>
+              <w:t>DATA / STATUS / INFO</w:t>
             </w:r>
           </w:p>
         </w:tc>
@@ -6096,7 +5652,7 @@
             <w:pPr>
               <w:spacing w:after="0"/>
               <w:rPr>
-                <w:rFonts w:ascii="Meiryo UI" w:eastAsia="Meiryo UI" w:hAnsi="Meiryo UI" w:hint="eastAsia"/>
+                <w:rFonts w:ascii="Meiryo UI" w:eastAsia="Meiryo UI" w:hAnsi="Meiryo UI"/>
                 <w:szCs w:val="20"/>
                 <w:lang w:eastAsia="ja-JP"/>
               </w:rPr>
@@ -6272,35 +5828,7 @@
                 <w:rFonts w:ascii="Meiryo UI" w:eastAsia="Meiryo UI" w:hAnsi="Meiryo UI"/>
                 <w:sz w:val="16"/>
               </w:rPr>
-              <w:t>DATA</w:t>
-            </w:r>
-            <w:r>
-              <w:rPr>
-                <w:rFonts w:ascii="Meiryo UI" w:eastAsia="Meiryo UI" w:hAnsi="Meiryo UI"/>
-                <w:sz w:val="16"/>
-              </w:rPr>
-              <w:t xml:space="preserve"> / </w:t>
-            </w:r>
-            <w:r>
-              <w:rPr>
-                <w:rFonts w:ascii="Meiryo UI" w:eastAsia="Meiryo UI" w:hAnsi="Meiryo UI"/>
-                <w:sz w:val="16"/>
-              </w:rPr>
-              <w:t>STATUS</w:t>
-            </w:r>
-            <w:r>
-              <w:rPr>
-                <w:rFonts w:ascii="Meiryo UI" w:eastAsia="Meiryo UI" w:hAnsi="Meiryo UI"/>
-                <w:sz w:val="16"/>
-              </w:rPr>
-              <w:t xml:space="preserve"> / </w:t>
-            </w:r>
-            <w:r>
-              <w:rPr>
-                <w:rFonts w:ascii="Meiryo UI" w:eastAsia="Meiryo UI" w:hAnsi="Meiryo UI"/>
-                <w:sz w:val="16"/>
-              </w:rPr>
-              <w:t>INFO</w:t>
+              <w:t>DATA / STATUS / INFO</w:t>
             </w:r>
           </w:p>
         </w:tc>
@@ -6332,7 +5860,7 @@
             <w:pPr>
               <w:spacing w:after="0"/>
               <w:rPr>
-                <w:rFonts w:ascii="Meiryo UI" w:eastAsia="Meiryo UI" w:hAnsi="Meiryo UI" w:hint="eastAsia"/>
+                <w:rFonts w:ascii="Meiryo UI" w:eastAsia="Meiryo UI" w:hAnsi="Meiryo UI"/>
                 <w:szCs w:val="20"/>
                 <w:lang w:eastAsia="ja-JP"/>
               </w:rPr>
@@ -6378,21 +5906,7 @@
                 <w:rFonts w:ascii="Meiryo UI" w:eastAsia="Meiryo UI" w:hAnsi="Meiryo UI"/>
                 <w:sz w:val="16"/>
               </w:rPr>
-              <w:t>ERP_SET_0_0</w:t>
-            </w:r>
-            <w:r>
-              <w:rPr>
-                <w:rFonts w:ascii="Meiryo UI" w:eastAsia="Meiryo UI" w:hAnsi="Meiryo UI"/>
-                <w:sz w:val="16"/>
-              </w:rPr>
-              <w:t xml:space="preserve"> </w:t>
-            </w:r>
-            <w:r>
-              <w:rPr>
-                <w:rFonts w:ascii="Meiryo UI" w:eastAsia="Meiryo UI" w:hAnsi="Meiryo UI"/>
-                <w:sz w:val="16"/>
-              </w:rPr>
-              <w:t>等</w:t>
+              <w:t>ERP_SET_0_0 等</w:t>
             </w:r>
           </w:p>
         </w:tc>
@@ -6512,21 +6026,7 @@
                 <w:rFonts w:ascii="Meiryo UI" w:eastAsia="Meiryo UI" w:hAnsi="Meiryo UI"/>
                 <w:sz w:val="16"/>
               </w:rPr>
-              <w:t>DATA</w:t>
-            </w:r>
-            <w:r>
-              <w:rPr>
-                <w:rFonts w:ascii="Meiryo UI" w:eastAsia="Meiryo UI" w:hAnsi="Meiryo UI"/>
-                <w:sz w:val="16"/>
-              </w:rPr>
-              <w:t xml:space="preserve"> / </w:t>
-            </w:r>
-            <w:r>
-              <w:rPr>
-                <w:rFonts w:ascii="Meiryo UI" w:eastAsia="Meiryo UI" w:hAnsi="Meiryo UI"/>
-                <w:sz w:val="16"/>
-              </w:rPr>
-              <w:t>STATUS</w:t>
+              <w:t>DATA / STATUS</w:t>
             </w:r>
           </w:p>
         </w:tc>
@@ -6558,7 +6058,7 @@
             <w:pPr>
               <w:spacing w:after="0"/>
               <w:rPr>
-                <w:rFonts w:ascii="Meiryo UI" w:eastAsia="Meiryo UI" w:hAnsi="Meiryo UI" w:hint="eastAsia"/>
+                <w:rFonts w:ascii="Meiryo UI" w:eastAsia="Meiryo UI" w:hAnsi="Meiryo UI"/>
                 <w:szCs w:val="20"/>
                 <w:lang w:eastAsia="ja-JP"/>
               </w:rPr>
@@ -6742,21 +6242,7 @@
                 <w:rFonts w:ascii="Meiryo UI" w:eastAsia="Meiryo UI" w:hAnsi="Meiryo UI"/>
                 <w:sz w:val="16"/>
               </w:rPr>
-              <w:t>DATA</w:t>
-            </w:r>
-            <w:r>
-              <w:rPr>
-                <w:rFonts w:ascii="Meiryo UI" w:eastAsia="Meiryo UI" w:hAnsi="Meiryo UI"/>
-                <w:sz w:val="16"/>
-              </w:rPr>
-              <w:t xml:space="preserve"> / </w:t>
-            </w:r>
-            <w:r>
-              <w:rPr>
-                <w:rFonts w:ascii="Meiryo UI" w:eastAsia="Meiryo UI" w:hAnsi="Meiryo UI"/>
-                <w:sz w:val="16"/>
-              </w:rPr>
-              <w:t>STATUS</w:t>
+              <w:t>DATA / STATUS</w:t>
             </w:r>
           </w:p>
         </w:tc>
@@ -6788,7 +6274,7 @@
             <w:pPr>
               <w:spacing w:after="0"/>
               <w:rPr>
-                <w:rFonts w:ascii="Meiryo UI" w:eastAsia="Meiryo UI" w:hAnsi="Meiryo UI" w:hint="eastAsia"/>
+                <w:rFonts w:ascii="Meiryo UI" w:eastAsia="Meiryo UI" w:hAnsi="Meiryo UI"/>
                 <w:szCs w:val="20"/>
                 <w:lang w:eastAsia="ja-JP"/>
               </w:rPr>
@@ -6854,28 +6340,7 @@
                 <w:rFonts w:ascii="Meiryo UI" w:eastAsia="Meiryo UI" w:hAnsi="Meiryo UI"/>
                 <w:sz w:val="16"/>
               </w:rPr>
-              <w:t xml:space="preserve">item/value </w:t>
-            </w:r>
-            <w:r>
-              <w:rPr>
-                <w:rFonts w:ascii="Meiryo UI" w:eastAsia="Meiryo UI" w:hAnsi="Meiryo UI"/>
-                <w:sz w:val="16"/>
-              </w:rPr>
-              <w:t>から</w:t>
-            </w:r>
-            <w:r>
-              <w:rPr>
-                <w:rFonts w:ascii="Meiryo UI" w:eastAsia="Meiryo UI" w:hAnsi="Meiryo UI"/>
-                <w:sz w:val="16"/>
-              </w:rPr>
-              <w:t xml:space="preserve"> 50 chars SERIAL </w:t>
-            </w:r>
-            <w:r>
-              <w:rPr>
-                <w:rFonts w:ascii="Meiryo UI" w:eastAsia="Meiryo UI" w:hAnsi="Meiryo UI"/>
-                <w:sz w:val="16"/>
-              </w:rPr>
-              <w:t>を生成</w:t>
+              <w:t>item/value から 50 chars SERIAL を生成</w:t>
             </w:r>
           </w:p>
         </w:tc>
@@ -6975,21 +6440,7 @@
                 <w:rFonts w:ascii="Meiryo UI" w:eastAsia="Meiryo UI" w:hAnsi="Meiryo UI"/>
                 <w:sz w:val="16"/>
               </w:rPr>
-              <w:t>DATA</w:t>
-            </w:r>
-            <w:r>
-              <w:rPr>
-                <w:rFonts w:ascii="Meiryo UI" w:eastAsia="Meiryo UI" w:hAnsi="Meiryo UI"/>
-                <w:sz w:val="16"/>
-              </w:rPr>
-              <w:t xml:space="preserve"> / </w:t>
-            </w:r>
-            <w:r>
-              <w:rPr>
-                <w:rFonts w:ascii="Meiryo UI" w:eastAsia="Meiryo UI" w:hAnsi="Meiryo UI"/>
-                <w:sz w:val="16"/>
-              </w:rPr>
-              <w:t>INFO</w:t>
+              <w:t>DATA / INFO</w:t>
             </w:r>
           </w:p>
         </w:tc>
@@ -7021,7 +6472,7 @@
             <w:pPr>
               <w:spacing w:after="0"/>
               <w:rPr>
-                <w:rFonts w:ascii="Meiryo UI" w:eastAsia="Meiryo UI" w:hAnsi="Meiryo UI" w:hint="eastAsia"/>
+                <w:rFonts w:ascii="Meiryo UI" w:eastAsia="Meiryo UI" w:hAnsi="Meiryo UI"/>
                 <w:szCs w:val="20"/>
                 <w:lang w:eastAsia="ja-JP"/>
               </w:rPr>
@@ -7127,23 +6578,7 @@
                 <w:rFonts w:ascii="Meiryo UI" w:eastAsia="Meiryo UI" w:hAnsi="Meiryo UI"/>
                 <w:sz w:val="16"/>
               </w:rPr>
-              <w:t xml:space="preserve">3 </w:t>
-            </w:r>
-            <w:proofErr w:type="gramStart"/>
-            <w:r>
-              <w:rPr>
-                <w:rFonts w:ascii="Meiryo UI" w:eastAsia="Meiryo UI" w:hAnsi="Meiryo UI"/>
-                <w:sz w:val="16"/>
-              </w:rPr>
-              <w:t>chars</w:t>
-            </w:r>
-            <w:proofErr w:type="gramEnd"/>
-            <w:r>
-              <w:rPr>
-                <w:rFonts w:ascii="Meiryo UI" w:eastAsia="Meiryo UI" w:hAnsi="Meiryo UI"/>
-                <w:sz w:val="16"/>
-              </w:rPr>
-              <w:t xml:space="preserve"> + reserve</w:t>
+              <w:t>3 chars + reserve</w:t>
             </w:r>
           </w:p>
         </w:tc>
@@ -7235,7 +6670,7 @@
             <w:pPr>
               <w:spacing w:after="0"/>
               <w:rPr>
-                <w:rFonts w:ascii="Meiryo UI" w:eastAsia="Meiryo UI" w:hAnsi="Meiryo UI" w:hint="eastAsia"/>
+                <w:rFonts w:ascii="Meiryo UI" w:eastAsia="Meiryo UI" w:hAnsi="Meiryo UI"/>
                 <w:szCs w:val="20"/>
                 <w:lang w:eastAsia="ja-JP"/>
               </w:rPr>
@@ -7401,28 +6836,7 @@
                 <w:rFonts w:ascii="Meiryo UI" w:eastAsia="Meiryo UI" w:hAnsi="Meiryo UI"/>
                 <w:sz w:val="16"/>
               </w:rPr>
-              <w:t>DATA</w:t>
-            </w:r>
-            <w:r>
-              <w:rPr>
-                <w:rFonts w:ascii="Meiryo UI" w:eastAsia="Meiryo UI" w:hAnsi="Meiryo UI"/>
-                <w:sz w:val="16"/>
-              </w:rPr>
-              <w:t xml:space="preserve"> / </w:t>
-            </w:r>
-            <w:r>
-              <w:rPr>
-                <w:rFonts w:ascii="Meiryo UI" w:eastAsia="Meiryo UI" w:hAnsi="Meiryo UI"/>
-                <w:sz w:val="16"/>
-              </w:rPr>
-              <w:t>STATUS</w:t>
-            </w:r>
-            <w:r>
-              <w:rPr>
-                <w:rFonts w:ascii="Meiryo UI" w:eastAsia="Meiryo UI" w:hAnsi="Meiryo UI"/>
-                <w:sz w:val="16"/>
-              </w:rPr>
-              <w:t>; BC refreshed</w:t>
+              <w:t>DATA / STATUS; BC refreshed</w:t>
             </w:r>
           </w:p>
         </w:tc>
@@ -7454,7 +6868,7 @@
             <w:pPr>
               <w:spacing w:after="0"/>
               <w:rPr>
-                <w:rFonts w:ascii="Meiryo UI" w:eastAsia="Meiryo UI" w:hAnsi="Meiryo UI" w:hint="eastAsia"/>
+                <w:rFonts w:ascii="Meiryo UI" w:eastAsia="Meiryo UI" w:hAnsi="Meiryo UI"/>
                 <w:szCs w:val="20"/>
                 <w:lang w:eastAsia="ja-JP"/>
               </w:rPr>
@@ -7638,35 +7052,7 @@
                 <w:rFonts w:ascii="Meiryo UI" w:eastAsia="Meiryo UI" w:hAnsi="Meiryo UI"/>
                 <w:sz w:val="16"/>
               </w:rPr>
-              <w:t>BC</w:t>
-            </w:r>
-            <w:r>
-              <w:rPr>
-                <w:rFonts w:ascii="Meiryo UI" w:eastAsia="Meiryo UI" w:hAnsi="Meiryo UI"/>
-                <w:sz w:val="16"/>
-              </w:rPr>
-              <w:t xml:space="preserve"> / </w:t>
-            </w:r>
-            <w:r>
-              <w:rPr>
-                <w:rFonts w:ascii="Meiryo UI" w:eastAsia="Meiryo UI" w:hAnsi="Meiryo UI"/>
-                <w:sz w:val="16"/>
-              </w:rPr>
-              <w:t>DATA</w:t>
-            </w:r>
-            <w:r>
-              <w:rPr>
-                <w:rFonts w:ascii="Meiryo UI" w:eastAsia="Meiryo UI" w:hAnsi="Meiryo UI"/>
-                <w:sz w:val="16"/>
-              </w:rPr>
-              <w:t xml:space="preserve"> / </w:t>
-            </w:r>
-            <w:r>
-              <w:rPr>
-                <w:rFonts w:ascii="Meiryo UI" w:eastAsia="Meiryo UI" w:hAnsi="Meiryo UI"/>
-                <w:sz w:val="16"/>
-              </w:rPr>
-              <w:t>STATUS</w:t>
+              <w:t>BC / DATA / STATUS</w:t>
             </w:r>
           </w:p>
         </w:tc>
@@ -7698,7 +7084,7 @@
             <w:pPr>
               <w:spacing w:after="0"/>
               <w:rPr>
-                <w:rFonts w:ascii="Meiryo UI" w:eastAsia="Meiryo UI" w:hAnsi="Meiryo UI" w:hint="eastAsia"/>
+                <w:rFonts w:ascii="Meiryo UI" w:eastAsia="Meiryo UI" w:hAnsi="Meiryo UI"/>
                 <w:szCs w:val="20"/>
                 <w:lang w:eastAsia="ja-JP"/>
               </w:rPr>
@@ -7864,21 +7250,7 @@
                 <w:rFonts w:ascii="Meiryo UI" w:eastAsia="Meiryo UI" w:hAnsi="Meiryo UI"/>
                 <w:sz w:val="16"/>
               </w:rPr>
-              <w:t>DATA</w:t>
-            </w:r>
-            <w:r>
-              <w:rPr>
-                <w:rFonts w:ascii="Meiryo UI" w:eastAsia="Meiryo UI" w:hAnsi="Meiryo UI"/>
-                <w:sz w:val="16"/>
-              </w:rPr>
-              <w:t xml:space="preserve"> / </w:t>
-            </w:r>
-            <w:r>
-              <w:rPr>
-                <w:rFonts w:ascii="Meiryo UI" w:eastAsia="Meiryo UI" w:hAnsi="Meiryo UI"/>
-                <w:sz w:val="16"/>
-              </w:rPr>
-              <w:t>STATUS</w:t>
+              <w:t>DATA / STATUS</w:t>
             </w:r>
           </w:p>
         </w:tc>
@@ -7898,21 +7270,7 @@
                 <w:rFonts w:ascii="Meiryo UI" w:eastAsia="Meiryo UI" w:hAnsi="Meiryo UI"/>
                 <w:sz w:val="16"/>
               </w:rPr>
-              <w:t>STATUS_REFRESH</w:t>
-            </w:r>
-            <w:r>
-              <w:rPr>
-                <w:rFonts w:ascii="Meiryo UI" w:eastAsia="Meiryo UI" w:hAnsi="Meiryo UI"/>
-                <w:sz w:val="16"/>
-              </w:rPr>
-              <w:t xml:space="preserve"> + </w:t>
-            </w:r>
-            <w:r>
-              <w:rPr>
-                <w:rFonts w:ascii="Meiryo UI" w:eastAsia="Meiryo UI" w:hAnsi="Meiryo UI"/>
-                <w:sz w:val="16"/>
-              </w:rPr>
-              <w:t>外部電流測定</w:t>
+              <w:t>STATUS_REFRESH + 外部電流測定</w:t>
             </w:r>
           </w:p>
         </w:tc>
@@ -7924,7 +7282,7 @@
             <w:pPr>
               <w:spacing w:after="0"/>
               <w:rPr>
-                <w:rFonts w:ascii="Meiryo UI" w:eastAsia="Meiryo UI" w:hAnsi="Meiryo UI" w:hint="eastAsia"/>
+                <w:rFonts w:ascii="Meiryo UI" w:eastAsia="Meiryo UI" w:hAnsi="Meiryo UI"/>
                 <w:szCs w:val="20"/>
                 <w:lang w:eastAsia="ja-JP"/>
               </w:rPr>
@@ -8090,21 +7448,7 @@
                 <w:rFonts w:ascii="Meiryo UI" w:eastAsia="Meiryo UI" w:hAnsi="Meiryo UI"/>
                 <w:sz w:val="16"/>
               </w:rPr>
-              <w:t>DATA</w:t>
-            </w:r>
-            <w:r>
-              <w:rPr>
-                <w:rFonts w:ascii="Meiryo UI" w:eastAsia="Meiryo UI" w:hAnsi="Meiryo UI"/>
-                <w:sz w:val="16"/>
-              </w:rPr>
-              <w:t xml:space="preserve"> / </w:t>
-            </w:r>
-            <w:r>
-              <w:rPr>
-                <w:rFonts w:ascii="Meiryo UI" w:eastAsia="Meiryo UI" w:hAnsi="Meiryo UI"/>
-                <w:sz w:val="16"/>
-              </w:rPr>
-              <w:t>STATUS</w:t>
+              <w:t>DATA / STATUS</w:t>
             </w:r>
           </w:p>
         </w:tc>
@@ -8124,21 +7468,7 @@
                 <w:rFonts w:ascii="Meiryo UI" w:eastAsia="Meiryo UI" w:hAnsi="Meiryo UI"/>
                 <w:sz w:val="16"/>
               </w:rPr>
-              <w:t>STATUS_REFRESH</w:t>
-            </w:r>
-            <w:r>
-              <w:rPr>
-                <w:rFonts w:ascii="Meiryo UI" w:eastAsia="Meiryo UI" w:hAnsi="Meiryo UI"/>
-                <w:sz w:val="16"/>
-              </w:rPr>
-              <w:t xml:space="preserve"> + </w:t>
-            </w:r>
-            <w:r>
-              <w:rPr>
-                <w:rFonts w:ascii="Meiryo UI" w:eastAsia="Meiryo UI" w:hAnsi="Meiryo UI"/>
-                <w:sz w:val="16"/>
-              </w:rPr>
-              <w:t>外部電流測定</w:t>
+              <w:t>STATUS_REFRESH + 外部電流測定</w:t>
             </w:r>
           </w:p>
         </w:tc>
@@ -8150,7 +7480,7 @@
             <w:pPr>
               <w:spacing w:after="0"/>
               <w:rPr>
-                <w:rFonts w:ascii="Meiryo UI" w:eastAsia="Meiryo UI" w:hAnsi="Meiryo UI" w:hint="eastAsia"/>
+                <w:rFonts w:ascii="Meiryo UI" w:eastAsia="Meiryo UI" w:hAnsi="Meiryo UI"/>
                 <w:szCs w:val="20"/>
                 <w:lang w:eastAsia="ja-JP"/>
               </w:rPr>
@@ -8316,21 +7646,7 @@
                 <w:rFonts w:ascii="Meiryo UI" w:eastAsia="Meiryo UI" w:hAnsi="Meiryo UI"/>
                 <w:sz w:val="16"/>
               </w:rPr>
-              <w:t>DATA</w:t>
-            </w:r>
-            <w:r>
-              <w:rPr>
-                <w:rFonts w:ascii="Meiryo UI" w:eastAsia="Meiryo UI" w:hAnsi="Meiryo UI"/>
-                <w:sz w:val="16"/>
-              </w:rPr>
-              <w:t xml:space="preserve"> / </w:t>
-            </w:r>
-            <w:r>
-              <w:rPr>
-                <w:rFonts w:ascii="Meiryo UI" w:eastAsia="Meiryo UI" w:hAnsi="Meiryo UI"/>
-                <w:sz w:val="16"/>
-              </w:rPr>
-              <w:t>STATUS</w:t>
+              <w:t>DATA / STATUS</w:t>
             </w:r>
           </w:p>
         </w:tc>
@@ -8350,21 +7666,7 @@
                 <w:rFonts w:ascii="Meiryo UI" w:eastAsia="Meiryo UI" w:hAnsi="Meiryo UI"/>
                 <w:sz w:val="16"/>
               </w:rPr>
-              <w:t>STATUS_REFRESH</w:t>
-            </w:r>
-            <w:r>
-              <w:rPr>
-                <w:rFonts w:ascii="Meiryo UI" w:eastAsia="Meiryo UI" w:hAnsi="Meiryo UI"/>
-                <w:sz w:val="16"/>
-              </w:rPr>
-              <w:t xml:space="preserve"> + </w:t>
-            </w:r>
-            <w:r>
-              <w:rPr>
-                <w:rFonts w:ascii="Meiryo UI" w:eastAsia="Meiryo UI" w:hAnsi="Meiryo UI"/>
-                <w:sz w:val="16"/>
-              </w:rPr>
-              <w:t>外部電流測定</w:t>
+              <w:t>STATUS_REFRESH + 外部電流測定</w:t>
             </w:r>
           </w:p>
         </w:tc>
@@ -8376,7 +7678,7 @@
             <w:pPr>
               <w:spacing w:after="0"/>
               <w:rPr>
-                <w:rFonts w:ascii="Meiryo UI" w:eastAsia="Meiryo UI" w:hAnsi="Meiryo UI" w:hint="eastAsia"/>
+                <w:rFonts w:ascii="Meiryo UI" w:eastAsia="Meiryo UI" w:hAnsi="Meiryo UI"/>
                 <w:szCs w:val="20"/>
                 <w:lang w:eastAsia="ja-JP"/>
               </w:rPr>
@@ -8542,21 +7844,7 @@
                 <w:rFonts w:ascii="Meiryo UI" w:eastAsia="Meiryo UI" w:hAnsi="Meiryo UI"/>
                 <w:sz w:val="16"/>
               </w:rPr>
-              <w:t>DATA</w:t>
-            </w:r>
-            <w:r>
-              <w:rPr>
-                <w:rFonts w:ascii="Meiryo UI" w:eastAsia="Meiryo UI" w:hAnsi="Meiryo UI"/>
-                <w:sz w:val="16"/>
-              </w:rPr>
-              <w:t xml:space="preserve"> / </w:t>
-            </w:r>
-            <w:r>
-              <w:rPr>
-                <w:rFonts w:ascii="Meiryo UI" w:eastAsia="Meiryo UI" w:hAnsi="Meiryo UI"/>
-                <w:sz w:val="16"/>
-              </w:rPr>
-              <w:t>STATUS</w:t>
+              <w:t>DATA / STATUS</w:t>
             </w:r>
           </w:p>
         </w:tc>
@@ -8576,21 +7864,7 @@
                 <w:rFonts w:ascii="Meiryo UI" w:eastAsia="Meiryo UI" w:hAnsi="Meiryo UI"/>
                 <w:sz w:val="16"/>
               </w:rPr>
-              <w:t>STATUS_REFRESH</w:t>
-            </w:r>
-            <w:r>
-              <w:rPr>
-                <w:rFonts w:ascii="Meiryo UI" w:eastAsia="Meiryo UI" w:hAnsi="Meiryo UI"/>
-                <w:sz w:val="16"/>
-              </w:rPr>
-              <w:t xml:space="preserve"> + </w:t>
-            </w:r>
-            <w:r>
-              <w:rPr>
-                <w:rFonts w:ascii="Meiryo UI" w:eastAsia="Meiryo UI" w:hAnsi="Meiryo UI"/>
-                <w:sz w:val="16"/>
-              </w:rPr>
-              <w:t>外部電流測定</w:t>
+              <w:t>STATUS_REFRESH + 外部電流測定</w:t>
             </w:r>
           </w:p>
         </w:tc>
@@ -8602,7 +7876,7 @@
             <w:pPr>
               <w:spacing w:after="0"/>
               <w:rPr>
-                <w:rFonts w:ascii="Meiryo UI" w:eastAsia="Meiryo UI" w:hAnsi="Meiryo UI" w:hint="eastAsia"/>
+                <w:rFonts w:ascii="Meiryo UI" w:eastAsia="Meiryo UI" w:hAnsi="Meiryo UI"/>
                 <w:szCs w:val="20"/>
                 <w:lang w:eastAsia="ja-JP"/>
               </w:rPr>
@@ -8768,21 +8042,7 @@
                 <w:rFonts w:ascii="Meiryo UI" w:eastAsia="Meiryo UI" w:hAnsi="Meiryo UI"/>
                 <w:sz w:val="16"/>
               </w:rPr>
-              <w:t>DATA</w:t>
-            </w:r>
-            <w:r>
-              <w:rPr>
-                <w:rFonts w:ascii="Meiryo UI" w:eastAsia="Meiryo UI" w:hAnsi="Meiryo UI"/>
-                <w:sz w:val="16"/>
-              </w:rPr>
-              <w:t xml:space="preserve"> / </w:t>
-            </w:r>
-            <w:r>
-              <w:rPr>
-                <w:rFonts w:ascii="Meiryo UI" w:eastAsia="Meiryo UI" w:hAnsi="Meiryo UI"/>
-                <w:sz w:val="16"/>
-              </w:rPr>
-              <w:t>STATUS</w:t>
+              <w:t>DATA / STATUS</w:t>
             </w:r>
           </w:p>
         </w:tc>
@@ -8802,35 +8062,7 @@
                 <w:rFonts w:ascii="Meiryo UI" w:eastAsia="Meiryo UI" w:hAnsi="Meiryo UI"/>
                 <w:sz w:val="16"/>
               </w:rPr>
-              <w:t>STATUS_REFRESH</w:t>
-            </w:r>
-            <w:r>
-              <w:rPr>
-                <w:rFonts w:ascii="Meiryo UI" w:eastAsia="Meiryo UI" w:hAnsi="Meiryo UI"/>
-                <w:sz w:val="16"/>
-              </w:rPr>
-              <w:t xml:space="preserve"> + </w:t>
-            </w:r>
-            <w:r>
-              <w:rPr>
-                <w:rFonts w:ascii="Meiryo UI" w:eastAsia="Meiryo UI" w:hAnsi="Meiryo UI"/>
-                <w:sz w:val="16"/>
-              </w:rPr>
-              <w:t>外部</w:t>
-            </w:r>
-            <w:r>
-              <w:rPr>
-                <w:rFonts w:ascii="Meiryo UI" w:eastAsia="Meiryo UI" w:hAnsi="Meiryo UI"/>
-                <w:sz w:val="16"/>
-              </w:rPr>
-              <w:t xml:space="preserve"> 12V </w:t>
-            </w:r>
-            <w:r>
-              <w:rPr>
-                <w:rFonts w:ascii="Meiryo UI" w:eastAsia="Meiryo UI" w:hAnsi="Meiryo UI"/>
-                <w:sz w:val="16"/>
-              </w:rPr>
-              <w:t>測定</w:t>
+              <w:t>STATUS_REFRESH + 外部 12V 測定</w:t>
             </w:r>
           </w:p>
         </w:tc>
@@ -8842,7 +8074,6 @@
             <w:pPr>
               <w:spacing w:after="0"/>
               <w:rPr>
-                <w:rFonts w:hint="eastAsia"/>
                 <w:szCs w:val="20"/>
                 <w:lang w:eastAsia="ja-JP"/>
               </w:rPr>
@@ -8999,21 +8230,7 @@
                 <w:rFonts w:ascii="Meiryo UI" w:eastAsia="Meiryo UI" w:hAnsi="Meiryo UI"/>
                 <w:sz w:val="16"/>
               </w:rPr>
-              <w:t>DATA</w:t>
-            </w:r>
-            <w:r>
-              <w:rPr>
-                <w:rFonts w:ascii="Meiryo UI" w:eastAsia="Meiryo UI" w:hAnsi="Meiryo UI"/>
-                <w:sz w:val="16"/>
-              </w:rPr>
-              <w:t xml:space="preserve"> / </w:t>
-            </w:r>
-            <w:r>
-              <w:rPr>
-                <w:rFonts w:ascii="Meiryo UI" w:eastAsia="Meiryo UI" w:hAnsi="Meiryo UI"/>
-                <w:sz w:val="16"/>
-              </w:rPr>
-              <w:t>STATUS</w:t>
+              <w:t>DATA / STATUS</w:t>
             </w:r>
           </w:p>
         </w:tc>
@@ -9033,35 +8250,7 @@
                 <w:rFonts w:ascii="Meiryo UI" w:eastAsia="Meiryo UI" w:hAnsi="Meiryo UI"/>
                 <w:sz w:val="16"/>
               </w:rPr>
-              <w:t>STATUS_REFRESH</w:t>
-            </w:r>
-            <w:r>
-              <w:rPr>
-                <w:rFonts w:ascii="Meiryo UI" w:eastAsia="Meiryo UI" w:hAnsi="Meiryo UI"/>
-                <w:sz w:val="16"/>
-              </w:rPr>
-              <w:t xml:space="preserve"> + </w:t>
-            </w:r>
-            <w:r>
-              <w:rPr>
-                <w:rFonts w:ascii="Meiryo UI" w:eastAsia="Meiryo UI" w:hAnsi="Meiryo UI"/>
-                <w:sz w:val="16"/>
-              </w:rPr>
-              <w:t>外部</w:t>
-            </w:r>
-            <w:r>
-              <w:rPr>
-                <w:rFonts w:ascii="Meiryo UI" w:eastAsia="Meiryo UI" w:hAnsi="Meiryo UI"/>
-                <w:sz w:val="16"/>
-              </w:rPr>
-              <w:t xml:space="preserve"> 12V </w:t>
-            </w:r>
-            <w:r>
-              <w:rPr>
-                <w:rFonts w:ascii="Meiryo UI" w:eastAsia="Meiryo UI" w:hAnsi="Meiryo UI"/>
-                <w:sz w:val="16"/>
-              </w:rPr>
-              <w:t>測定</w:t>
+              <w:t>STATUS_REFRESH + 外部 12V 測定</w:t>
             </w:r>
           </w:p>
         </w:tc>
@@ -9073,7 +8262,6 @@
             <w:pPr>
               <w:spacing w:after="0"/>
               <w:rPr>
-                <w:rFonts w:hint="eastAsia"/>
                 <w:szCs w:val="20"/>
                 <w:lang w:eastAsia="ja-JP"/>
               </w:rPr>
@@ -9230,21 +8418,7 @@
                 <w:rFonts w:ascii="Meiryo UI" w:eastAsia="Meiryo UI" w:hAnsi="Meiryo UI"/>
                 <w:sz w:val="16"/>
               </w:rPr>
-              <w:t>DATA</w:t>
-            </w:r>
-            <w:r>
-              <w:rPr>
-                <w:rFonts w:ascii="Meiryo UI" w:eastAsia="Meiryo UI" w:hAnsi="Meiryo UI"/>
-                <w:sz w:val="16"/>
-              </w:rPr>
-              <w:t xml:space="preserve"> / </w:t>
-            </w:r>
-            <w:r>
-              <w:rPr>
-                <w:rFonts w:ascii="Meiryo UI" w:eastAsia="Meiryo UI" w:hAnsi="Meiryo UI"/>
-                <w:sz w:val="16"/>
-              </w:rPr>
-              <w:t>STATUS</w:t>
+              <w:t>DATA / STATUS</w:t>
             </w:r>
           </w:p>
         </w:tc>
@@ -9264,35 +8438,7 @@
                 <w:rFonts w:ascii="Meiryo UI" w:eastAsia="Meiryo UI" w:hAnsi="Meiryo UI"/>
                 <w:sz w:val="16"/>
               </w:rPr>
-              <w:t>STATUS_REFRESH</w:t>
-            </w:r>
-            <w:r>
-              <w:rPr>
-                <w:rFonts w:ascii="Meiryo UI" w:eastAsia="Meiryo UI" w:hAnsi="Meiryo UI"/>
-                <w:sz w:val="16"/>
-              </w:rPr>
-              <w:t xml:space="preserve"> + </w:t>
-            </w:r>
-            <w:r>
-              <w:rPr>
-                <w:rFonts w:ascii="Meiryo UI" w:eastAsia="Meiryo UI" w:hAnsi="Meiryo UI"/>
-                <w:sz w:val="16"/>
-              </w:rPr>
-              <w:t>外部</w:t>
-            </w:r>
-            <w:r>
-              <w:rPr>
-                <w:rFonts w:ascii="Meiryo UI" w:eastAsia="Meiryo UI" w:hAnsi="Meiryo UI"/>
-                <w:sz w:val="16"/>
-              </w:rPr>
-              <w:t xml:space="preserve"> 12V </w:t>
-            </w:r>
-            <w:r>
-              <w:rPr>
-                <w:rFonts w:ascii="Meiryo UI" w:eastAsia="Meiryo UI" w:hAnsi="Meiryo UI"/>
-                <w:sz w:val="16"/>
-              </w:rPr>
-              <w:t>測定</w:t>
+              <w:t>STATUS_REFRESH + 外部 12V 測定</w:t>
             </w:r>
           </w:p>
         </w:tc>
@@ -9304,7 +8450,6 @@
             <w:pPr>
               <w:spacing w:after="0"/>
               <w:rPr>
-                <w:rFonts w:hint="eastAsia"/>
                 <w:szCs w:val="20"/>
                 <w:lang w:eastAsia="ja-JP"/>
               </w:rPr>
@@ -9470,35 +8615,7 @@
                 <w:rFonts w:ascii="Meiryo UI" w:eastAsia="Meiryo UI" w:hAnsi="Meiryo UI"/>
                 <w:sz w:val="16"/>
               </w:rPr>
-              <w:t>DATA</w:t>
-            </w:r>
-            <w:r>
-              <w:rPr>
-                <w:rFonts w:ascii="Meiryo UI" w:eastAsia="Meiryo UI" w:hAnsi="Meiryo UI"/>
-                <w:sz w:val="16"/>
-              </w:rPr>
-              <w:t xml:space="preserve"> / </w:t>
-            </w:r>
-            <w:r>
-              <w:rPr>
-                <w:rFonts w:ascii="Meiryo UI" w:eastAsia="Meiryo UI" w:hAnsi="Meiryo UI"/>
-                <w:sz w:val="16"/>
-              </w:rPr>
-              <w:t>STATUS</w:t>
-            </w:r>
-            <w:r>
-              <w:rPr>
-                <w:rFonts w:ascii="Meiryo UI" w:eastAsia="Meiryo UI" w:hAnsi="Meiryo UI"/>
-                <w:sz w:val="16"/>
-              </w:rPr>
-              <w:t xml:space="preserve"> / </w:t>
-            </w:r>
-            <w:r>
-              <w:rPr>
-                <w:rFonts w:ascii="Meiryo UI" w:eastAsia="Meiryo UI" w:hAnsi="Meiryo UI"/>
-                <w:sz w:val="16"/>
-              </w:rPr>
-              <w:t>BC</w:t>
+              <w:t>DATA / STATUS / BC</w:t>
             </w:r>
           </w:p>
         </w:tc>
@@ -9518,21 +8635,7 @@
                 <w:rFonts w:ascii="Meiryo UI" w:eastAsia="Meiryo UI" w:hAnsi="Meiryo UI"/>
                 <w:sz w:val="16"/>
               </w:rPr>
-              <w:t>DATA_REFRESH</w:t>
-            </w:r>
-            <w:r>
-              <w:rPr>
-                <w:rFonts w:ascii="Meiryo UI" w:eastAsia="Meiryo UI" w:hAnsi="Meiryo UI"/>
-                <w:sz w:val="16"/>
-              </w:rPr>
-              <w:t xml:space="preserve"> + </w:t>
-            </w:r>
-            <w:r>
-              <w:rPr>
-                <w:rFonts w:ascii="Meiryo UI" w:eastAsia="Meiryo UI" w:hAnsi="Meiryo UI"/>
-                <w:sz w:val="16"/>
-              </w:rPr>
-              <w:t>STATUS_REFRESH</w:t>
+              <w:t>DATA_REFRESH + STATUS_REFRESH</w:t>
             </w:r>
           </w:p>
         </w:tc>
@@ -9544,7 +8647,6 @@
             <w:pPr>
               <w:spacing w:after="0"/>
               <w:rPr>
-                <w:rFonts w:hint="eastAsia"/>
                 <w:szCs w:val="20"/>
                 <w:lang w:eastAsia="ja-JP"/>
               </w:rPr>
@@ -9729,35 +8831,7 @@
                 <w:rFonts w:ascii="Meiryo UI" w:eastAsia="Meiryo UI" w:hAnsi="Meiryo UI"/>
                 <w:sz w:val="16"/>
               </w:rPr>
-              <w:t>DATA</w:t>
-            </w:r>
-            <w:r>
-              <w:rPr>
-                <w:rFonts w:ascii="Meiryo UI" w:eastAsia="Meiryo UI" w:hAnsi="Meiryo UI"/>
-                <w:sz w:val="16"/>
-              </w:rPr>
-              <w:t xml:space="preserve"> / </w:t>
-            </w:r>
-            <w:r>
-              <w:rPr>
-                <w:rFonts w:ascii="Meiryo UI" w:eastAsia="Meiryo UI" w:hAnsi="Meiryo UI"/>
-                <w:sz w:val="16"/>
-              </w:rPr>
-              <w:t>STATUS</w:t>
-            </w:r>
-            <w:r>
-              <w:rPr>
-                <w:rFonts w:ascii="Meiryo UI" w:eastAsia="Meiryo UI" w:hAnsi="Meiryo UI"/>
-                <w:sz w:val="16"/>
-              </w:rPr>
-              <w:t xml:space="preserve"> / </w:t>
-            </w:r>
-            <w:r>
-              <w:rPr>
-                <w:rFonts w:ascii="Meiryo UI" w:eastAsia="Meiryo UI" w:hAnsi="Meiryo UI"/>
-                <w:sz w:val="16"/>
-              </w:rPr>
-              <w:t>BC</w:t>
+              <w:t>DATA / STATUS / BC</w:t>
             </w:r>
           </w:p>
         </w:tc>
@@ -9777,21 +8851,7 @@
                 <w:rFonts w:ascii="Meiryo UI" w:eastAsia="Meiryo UI" w:hAnsi="Meiryo UI"/>
                 <w:sz w:val="16"/>
               </w:rPr>
-              <w:t>DATA_REFRESH</w:t>
-            </w:r>
-            <w:r>
-              <w:rPr>
-                <w:rFonts w:ascii="Meiryo UI" w:eastAsia="Meiryo UI" w:hAnsi="Meiryo UI"/>
-                <w:sz w:val="16"/>
-              </w:rPr>
-              <w:t xml:space="preserve"> + </w:t>
-            </w:r>
-            <w:r>
-              <w:rPr>
-                <w:rFonts w:ascii="Meiryo UI" w:eastAsia="Meiryo UI" w:hAnsi="Meiryo UI"/>
-                <w:sz w:val="16"/>
-              </w:rPr>
-              <w:t>STATUS_REFRESH</w:t>
+              <w:t>DATA_REFRESH + STATUS_REFRESH</w:t>
             </w:r>
           </w:p>
         </w:tc>
@@ -9803,7 +8863,6 @@
             <w:pPr>
               <w:spacing w:after="0"/>
               <w:rPr>
-                <w:rFonts w:hint="eastAsia"/>
                 <w:szCs w:val="20"/>
                 <w:lang w:eastAsia="ja-JP"/>
               </w:rPr>
@@ -9969,35 +9028,7 @@
                 <w:rFonts w:ascii="Meiryo UI" w:eastAsia="Meiryo UI" w:hAnsi="Meiryo UI"/>
                 <w:sz w:val="16"/>
               </w:rPr>
-              <w:t>DATA</w:t>
-            </w:r>
-            <w:r>
-              <w:rPr>
-                <w:rFonts w:ascii="Meiryo UI" w:eastAsia="Meiryo UI" w:hAnsi="Meiryo UI"/>
-                <w:sz w:val="16"/>
-              </w:rPr>
-              <w:t xml:space="preserve"> / </w:t>
-            </w:r>
-            <w:r>
-              <w:rPr>
-                <w:rFonts w:ascii="Meiryo UI" w:eastAsia="Meiryo UI" w:hAnsi="Meiryo UI"/>
-                <w:sz w:val="16"/>
-              </w:rPr>
-              <w:t>STATUS</w:t>
-            </w:r>
-            <w:r>
-              <w:rPr>
-                <w:rFonts w:ascii="Meiryo UI" w:eastAsia="Meiryo UI" w:hAnsi="Meiryo UI"/>
-                <w:sz w:val="16"/>
-              </w:rPr>
-              <w:t xml:space="preserve"> / </w:t>
-            </w:r>
-            <w:r>
-              <w:rPr>
-                <w:rFonts w:ascii="Meiryo UI" w:eastAsia="Meiryo UI" w:hAnsi="Meiryo UI"/>
-                <w:sz w:val="16"/>
-              </w:rPr>
-              <w:t>BC</w:t>
+              <w:t>DATA / STATUS / BC</w:t>
             </w:r>
           </w:p>
         </w:tc>
@@ -10017,21 +9048,7 @@
                 <w:rFonts w:ascii="Meiryo UI" w:eastAsia="Meiryo UI" w:hAnsi="Meiryo UI"/>
                 <w:sz w:val="16"/>
               </w:rPr>
-              <w:t>DATA_REFRESH</w:t>
-            </w:r>
-            <w:r>
-              <w:rPr>
-                <w:rFonts w:ascii="Meiryo UI" w:eastAsia="Meiryo UI" w:hAnsi="Meiryo UI"/>
-                <w:sz w:val="16"/>
-              </w:rPr>
-              <w:t xml:space="preserve"> + </w:t>
-            </w:r>
-            <w:r>
-              <w:rPr>
-                <w:rFonts w:ascii="Meiryo UI" w:eastAsia="Meiryo UI" w:hAnsi="Meiryo UI"/>
-                <w:sz w:val="16"/>
-              </w:rPr>
-              <w:t>STATUS_REFRESH</w:t>
+              <w:t>DATA_REFRESH + STATUS_REFRESH</w:t>
             </w:r>
           </w:p>
         </w:tc>
@@ -10043,7 +9060,6 @@
             <w:pPr>
               <w:spacing w:after="0"/>
               <w:rPr>
-                <w:rFonts w:hint="eastAsia"/>
                 <w:szCs w:val="20"/>
                 <w:lang w:eastAsia="ja-JP"/>
               </w:rPr>
@@ -10209,28 +9225,7 @@
                 <w:rFonts w:ascii="Meiryo UI" w:eastAsia="Meiryo UI" w:hAnsi="Meiryo UI"/>
                 <w:sz w:val="16"/>
               </w:rPr>
-              <w:t xml:space="preserve">all </w:t>
-            </w:r>
-            <w:r>
-              <w:rPr>
-                <w:rFonts w:ascii="Meiryo UI" w:eastAsia="Meiryo UI" w:hAnsi="Meiryo UI"/>
-                <w:sz w:val="16"/>
-              </w:rPr>
-              <w:t>EL</w:t>
-            </w:r>
-            <w:r>
-              <w:rPr>
-                <w:rFonts w:ascii="Meiryo UI" w:eastAsia="Meiryo UI" w:hAnsi="Meiryo UI"/>
-                <w:sz w:val="16"/>
-              </w:rPr>
-              <w:t xml:space="preserve"> / </w:t>
-            </w:r>
-            <w:r>
-              <w:rPr>
-                <w:rFonts w:ascii="Meiryo UI" w:eastAsia="Meiryo UI" w:hAnsi="Meiryo UI"/>
-                <w:sz w:val="16"/>
-              </w:rPr>
-              <w:t>OL</w:t>
+              <w:t>all EL / OL</w:t>
             </w:r>
           </w:p>
         </w:tc>
@@ -10262,7 +9257,6 @@
             <w:pPr>
               <w:spacing w:after="0"/>
               <w:rPr>
-                <w:rFonts w:hint="eastAsia"/>
                 <w:szCs w:val="20"/>
                 <w:lang w:eastAsia="ja-JP"/>
               </w:rPr>
@@ -10318,14 +9312,7 @@
                 <w:rFonts w:ascii="Meiryo UI" w:eastAsia="Meiryo UI" w:hAnsi="Meiryo UI"/>
                 <w:sz w:val="16"/>
               </w:rPr>
-              <w:t>係数種別</w:t>
-            </w:r>
-            <w:r>
-              <w:rPr>
-                <w:rFonts w:ascii="Meiryo UI" w:eastAsia="Meiryo UI" w:hAnsi="Meiryo UI"/>
-                <w:sz w:val="16"/>
-              </w:rPr>
-              <w:t>/point/value</w:t>
+              <w:t>係数種別/point/value</w:t>
             </w:r>
           </w:p>
         </w:tc>
@@ -10425,21 +9412,7 @@
                 <w:rFonts w:ascii="Meiryo UI" w:eastAsia="Meiryo UI" w:hAnsi="Meiryo UI"/>
                 <w:sz w:val="16"/>
               </w:rPr>
-              <w:t>DATA</w:t>
-            </w:r>
-            <w:r>
-              <w:rPr>
-                <w:rFonts w:ascii="Meiryo UI" w:eastAsia="Meiryo UI" w:hAnsi="Meiryo UI"/>
-                <w:sz w:val="16"/>
-              </w:rPr>
-              <w:t xml:space="preserve"> / </w:t>
-            </w:r>
-            <w:r>
-              <w:rPr>
-                <w:rFonts w:ascii="Meiryo UI" w:eastAsia="Meiryo UI" w:hAnsi="Meiryo UI"/>
-                <w:sz w:val="16"/>
-              </w:rPr>
-              <w:t>AR</w:t>
+              <w:t>DATA / AR</w:t>
             </w:r>
           </w:p>
         </w:tc>
@@ -10471,7 +9444,6 @@
             <w:pPr>
               <w:spacing w:after="0"/>
               <w:rPr>
-                <w:rFonts w:hint="eastAsia"/>
                 <w:szCs w:val="20"/>
                 <w:lang w:eastAsia="ja-JP"/>
               </w:rPr>
@@ -10669,7 +9641,7 @@
             <w:pPr>
               <w:spacing w:after="0"/>
               <w:rPr>
-                <w:rFonts w:ascii="Meiryo UI" w:eastAsia="Meiryo UI" w:hAnsi="Meiryo UI" w:hint="eastAsia"/>
+                <w:rFonts w:ascii="Meiryo UI" w:eastAsia="Meiryo UI" w:hAnsi="Meiryo UI"/>
                 <w:szCs w:val="20"/>
                 <w:lang w:eastAsia="ja-JP"/>
               </w:rPr>
@@ -10763,19 +9735,7 @@
         <w:rPr>
           <w:rFonts w:ascii="Meiryo UI" w:eastAsia="Meiryo UI" w:hAnsi="Meiryo UI"/>
         </w:rPr>
-        <w:t xml:space="preserve"> </w:t>
-      </w:r>
-      <w:r>
-        <w:rPr>
-          <w:rFonts w:ascii="Meiryo UI" w:eastAsia="Meiryo UI" w:hAnsi="Meiryo UI"/>
-        </w:rPr>
-        <w:t>DATA_REFRESH</w:t>
-      </w:r>
-      <w:r>
-        <w:rPr>
-          <w:rFonts w:ascii="Meiryo UI" w:eastAsia="Meiryo UI" w:hAnsi="Meiryo UI"/>
-        </w:rPr>
-        <w:t xml:space="preserve"> </w:t>
+        <w:t xml:space="preserve"> DATA_REFRESH </w:t>
       </w:r>
       <w:proofErr w:type="spellStart"/>
       <w:r>
@@ -10789,25 +9749,7 @@
         <w:rPr>
           <w:rFonts w:ascii="Meiryo UI" w:eastAsia="Meiryo UI" w:hAnsi="Meiryo UI"/>
         </w:rPr>
-        <w:t xml:space="preserve"> Query </w:t>
-      </w:r>
-      <w:r>
-        <w:rPr>
-          <w:rFonts w:ascii="Meiryo UI" w:eastAsia="Meiryo UI" w:hAnsi="Meiryo UI"/>
-        </w:rPr>
-        <w:t>は</w:t>
-      </w:r>
-      <w:r>
-        <w:rPr>
-          <w:rFonts w:ascii="Meiryo UI" w:eastAsia="Meiryo UI" w:hAnsi="Meiryo UI"/>
-        </w:rPr>
-        <w:t xml:space="preserve"> NF55G </w:t>
-      </w:r>
-      <w:r>
-        <w:rPr>
-          <w:rFonts w:ascii="Meiryo UI" w:eastAsia="Meiryo UI" w:hAnsi="Meiryo UI"/>
-        </w:rPr>
-        <w:t>通信を行わない。</w:t>
+        <w:t xml:space="preserve"> Query は NF55G 通信を行わない。</w:t>
       </w:r>
     </w:p>
     <w:tbl>
@@ -10974,7 +9916,6 @@
             <w:pPr>
               <w:spacing w:after="0"/>
               <w:rPr>
-                <w:rFonts w:hint="eastAsia"/>
                 <w:szCs w:val="20"/>
                 <w:lang w:eastAsia="ja-JP"/>
               </w:rPr>
@@ -11042,7 +9983,6 @@
             <w:pPr>
               <w:spacing w:after="0"/>
               <w:rPr>
-                <w:rFonts w:hint="eastAsia"/>
                 <w:szCs w:val="20"/>
                 <w:lang w:eastAsia="ja-JP"/>
               </w:rPr>
@@ -11110,7 +10050,6 @@
             <w:pPr>
               <w:spacing w:after="0"/>
               <w:rPr>
-                <w:rFonts w:hint="eastAsia"/>
                 <w:szCs w:val="20"/>
                 <w:lang w:eastAsia="ja-JP"/>
               </w:rPr>
@@ -11178,7 +10117,6 @@
             <w:pPr>
               <w:spacing w:after="0"/>
               <w:rPr>
-                <w:rFonts w:hint="eastAsia"/>
                 <w:szCs w:val="20"/>
                 <w:lang w:eastAsia="ja-JP"/>
               </w:rPr>
@@ -11246,7 +10184,6 @@
             <w:pPr>
               <w:spacing w:after="0"/>
               <w:rPr>
-                <w:rFonts w:hint="eastAsia"/>
                 <w:szCs w:val="20"/>
                 <w:lang w:eastAsia="ja-JP"/>
               </w:rPr>
@@ -11314,7 +10251,6 @@
             <w:pPr>
               <w:spacing w:after="0"/>
               <w:rPr>
-                <w:rFonts w:hint="eastAsia"/>
                 <w:szCs w:val="20"/>
                 <w:lang w:eastAsia="ja-JP"/>
               </w:rPr>
@@ -11382,7 +10318,6 @@
             <w:pPr>
               <w:spacing w:after="0"/>
               <w:rPr>
-                <w:rFonts w:hint="eastAsia"/>
                 <w:szCs w:val="20"/>
                 <w:lang w:eastAsia="ja-JP"/>
               </w:rPr>
@@ -11450,7 +10385,6 @@
             <w:pPr>
               <w:spacing w:after="0"/>
               <w:rPr>
-                <w:rFonts w:hint="eastAsia"/>
                 <w:szCs w:val="20"/>
                 <w:lang w:eastAsia="ja-JP"/>
               </w:rPr>
@@ -11518,7 +10452,6 @@
             <w:pPr>
               <w:spacing w:after="0"/>
               <w:rPr>
-                <w:rFonts w:hint="eastAsia"/>
                 <w:szCs w:val="20"/>
                 <w:lang w:eastAsia="ja-JP"/>
               </w:rPr>
@@ -11586,7 +10519,6 @@
             <w:pPr>
               <w:spacing w:after="0"/>
               <w:rPr>
-                <w:rFonts w:hint="eastAsia"/>
                 <w:szCs w:val="20"/>
                 <w:lang w:eastAsia="ja-JP"/>
               </w:rPr>
@@ -11654,7 +10586,6 @@
             <w:pPr>
               <w:spacing w:after="0"/>
               <w:rPr>
-                <w:rFonts w:hint="eastAsia"/>
                 <w:szCs w:val="20"/>
                 <w:lang w:eastAsia="ja-JP"/>
               </w:rPr>
@@ -11722,21 +10653,18 @@
             <w:pPr>
               <w:spacing w:after="0"/>
               <w:rPr>
-                <w:rFonts w:hint="eastAsia"/>
                 <w:szCs w:val="20"/>
                 <w:lang w:eastAsia="ja-JP"/>
               </w:rPr>
             </w:pPr>
-            <w:proofErr w:type="spellStart"/>
             <w:r>
               <w:rPr>
                 <w:rFonts w:ascii="Meiryo UI" w:eastAsia="Meiryo UI" w:hAnsi="Meiryo UI" w:hint="eastAsia"/>
                 <w:sz w:val="16"/>
                 <w:szCs w:val="16"/>
               </w:rPr>
-              <w:t>degC</w:t>
-            </w:r>
-            <w:proofErr w:type="spellEnd"/>
+              <w:t>deg</w:t>
+            </w:r>
           </w:p>
         </w:tc>
       </w:tr>
@@ -11792,7 +10720,6 @@
             <w:pPr>
               <w:spacing w:after="0"/>
               <w:rPr>
-                <w:rFonts w:hint="eastAsia"/>
                 <w:szCs w:val="20"/>
                 <w:lang w:eastAsia="ja-JP"/>
               </w:rPr>
@@ -11862,7 +10789,6 @@
             <w:pPr>
               <w:spacing w:after="0"/>
               <w:rPr>
-                <w:rFonts w:hint="eastAsia"/>
                 <w:szCs w:val="20"/>
                 <w:lang w:eastAsia="ja-JP"/>
               </w:rPr>
@@ -11932,7 +10858,6 @@
             <w:pPr>
               <w:spacing w:after="0"/>
               <w:rPr>
-                <w:rFonts w:hint="eastAsia"/>
                 <w:szCs w:val="20"/>
                 <w:lang w:eastAsia="ja-JP"/>
               </w:rPr>
@@ -12000,7 +10925,6 @@
             <w:pPr>
               <w:spacing w:after="0"/>
               <w:rPr>
-                <w:rFonts w:hint="eastAsia"/>
                 <w:szCs w:val="20"/>
                 <w:lang w:eastAsia="ja-JP"/>
               </w:rPr>
@@ -12068,7 +10992,6 @@
             <w:pPr>
               <w:spacing w:after="0"/>
               <w:rPr>
-                <w:rFonts w:hint="eastAsia"/>
                 <w:szCs w:val="20"/>
                 <w:lang w:eastAsia="ja-JP"/>
               </w:rPr>
@@ -12136,7 +11059,6 @@
             <w:pPr>
               <w:spacing w:after="0"/>
               <w:rPr>
-                <w:rFonts w:hint="eastAsia"/>
                 <w:szCs w:val="20"/>
                 <w:lang w:eastAsia="ja-JP"/>
               </w:rPr>
@@ -12204,7 +11126,6 @@
             <w:pPr>
               <w:spacing w:after="0"/>
               <w:rPr>
-                <w:rFonts w:hint="eastAsia"/>
                 <w:szCs w:val="20"/>
                 <w:lang w:eastAsia="ja-JP"/>
               </w:rPr>
@@ -12274,7 +11195,6 @@
             <w:pPr>
               <w:spacing w:after="0"/>
               <w:rPr>
-                <w:rFonts w:hint="eastAsia"/>
                 <w:szCs w:val="20"/>
                 <w:lang w:eastAsia="ja-JP"/>
               </w:rPr>
@@ -12342,7 +11262,6 @@
             <w:pPr>
               <w:spacing w:after="0"/>
               <w:rPr>
-                <w:rFonts w:hint="eastAsia"/>
                 <w:szCs w:val="20"/>
                 <w:lang w:eastAsia="ja-JP"/>
               </w:rPr>
@@ -12412,7 +11331,6 @@
             <w:pPr>
               <w:spacing w:after="0"/>
               <w:rPr>
-                <w:rFonts w:hint="eastAsia"/>
                 <w:szCs w:val="20"/>
                 <w:lang w:eastAsia="ja-JP"/>
               </w:rPr>
@@ -12480,7 +11398,6 @@
             <w:pPr>
               <w:spacing w:after="0"/>
               <w:rPr>
-                <w:rFonts w:hint="eastAsia"/>
                 <w:szCs w:val="20"/>
                 <w:lang w:eastAsia="ja-JP"/>
               </w:rPr>
@@ -12549,7 +11466,6 @@
             <w:pPr>
               <w:spacing w:after="0"/>
               <w:rPr>
-                <w:rFonts w:hint="eastAsia"/>
                 <w:szCs w:val="20"/>
                 <w:lang w:eastAsia="ja-JP"/>
               </w:rPr>
@@ -12617,7 +11533,6 @@
             <w:pPr>
               <w:spacing w:after="0"/>
               <w:rPr>
-                <w:rFonts w:hint="eastAsia"/>
                 <w:szCs w:val="20"/>
                 <w:lang w:eastAsia="ja-JP"/>
               </w:rPr>
@@ -12685,7 +11600,6 @@
             <w:pPr>
               <w:spacing w:after="0"/>
               <w:rPr>
-                <w:rFonts w:hint="eastAsia"/>
                 <w:szCs w:val="20"/>
                 <w:lang w:eastAsia="ja-JP"/>
               </w:rPr>
@@ -12753,7 +11667,6 @@
             <w:pPr>
               <w:spacing w:after="0"/>
               <w:rPr>
-                <w:rFonts w:hint="eastAsia"/>
                 <w:szCs w:val="20"/>
                 <w:lang w:eastAsia="ja-JP"/>
               </w:rPr>
@@ -12824,7 +11737,6 @@
             <w:pPr>
               <w:spacing w:after="0"/>
               <w:rPr>
-                <w:rFonts w:hint="eastAsia"/>
                 <w:szCs w:val="20"/>
                 <w:lang w:eastAsia="ja-JP"/>
               </w:rPr>
@@ -12892,7 +11804,6 @@
             <w:pPr>
               <w:spacing w:after="0"/>
               <w:rPr>
-                <w:rFonts w:hint="eastAsia"/>
                 <w:szCs w:val="20"/>
                 <w:lang w:eastAsia="ja-JP"/>
               </w:rPr>
@@ -12960,7 +11871,6 @@
             <w:pPr>
               <w:spacing w:after="0"/>
               <w:rPr>
-                <w:rFonts w:hint="eastAsia"/>
                 <w:szCs w:val="20"/>
                 <w:lang w:eastAsia="ja-JP"/>
               </w:rPr>
@@ -13028,7 +11938,6 @@
             <w:pPr>
               <w:spacing w:after="0"/>
               <w:rPr>
-                <w:rFonts w:hint="eastAsia"/>
                 <w:szCs w:val="20"/>
                 <w:lang w:eastAsia="ja-JP"/>
               </w:rPr>
@@ -13096,7 +12005,6 @@
             <w:pPr>
               <w:spacing w:after="0"/>
               <w:rPr>
-                <w:rFonts w:hint="eastAsia"/>
                 <w:szCs w:val="20"/>
                 <w:lang w:eastAsia="ja-JP"/>
               </w:rPr>
@@ -13164,7 +12072,6 @@
             <w:pPr>
               <w:spacing w:after="0"/>
               <w:rPr>
-                <w:rFonts w:hint="eastAsia"/>
                 <w:szCs w:val="20"/>
                 <w:lang w:eastAsia="ja-JP"/>
               </w:rPr>
@@ -13232,7 +12139,6 @@
             <w:pPr>
               <w:spacing w:after="0"/>
               <w:rPr>
-                <w:rFonts w:hint="eastAsia"/>
                 <w:szCs w:val="20"/>
                 <w:lang w:eastAsia="ja-JP"/>
               </w:rPr>
@@ -13300,7 +12206,6 @@
             <w:pPr>
               <w:spacing w:after="0"/>
               <w:rPr>
-                <w:rFonts w:hint="eastAsia"/>
                 <w:szCs w:val="20"/>
                 <w:lang w:eastAsia="ja-JP"/>
               </w:rPr>
@@ -13368,7 +12273,6 @@
             <w:pPr>
               <w:spacing w:after="0"/>
               <w:rPr>
-                <w:rFonts w:hint="eastAsia"/>
                 <w:szCs w:val="20"/>
                 <w:lang w:eastAsia="ja-JP"/>
               </w:rPr>
@@ -13436,7 +12340,6 @@
             <w:pPr>
               <w:spacing w:after="0"/>
               <w:rPr>
-                <w:rFonts w:hint="eastAsia"/>
                 <w:szCs w:val="20"/>
                 <w:lang w:eastAsia="ja-JP"/>
               </w:rPr>
@@ -13504,7 +12407,6 @@
             <w:pPr>
               <w:spacing w:after="0"/>
               <w:rPr>
-                <w:rFonts w:hint="eastAsia"/>
                 <w:szCs w:val="20"/>
                 <w:lang w:eastAsia="ja-JP"/>
               </w:rPr>
@@ -13574,7 +12476,6 @@
             <w:pPr>
               <w:spacing w:after="0"/>
               <w:rPr>
-                <w:rFonts w:hint="eastAsia"/>
                 <w:szCs w:val="20"/>
                 <w:lang w:eastAsia="ja-JP"/>
               </w:rPr>
@@ -13644,7 +12545,6 @@
             <w:pPr>
               <w:spacing w:after="0"/>
               <w:rPr>
-                <w:rFonts w:hint="eastAsia"/>
                 <w:szCs w:val="20"/>
                 <w:lang w:eastAsia="ja-JP"/>
               </w:rPr>
@@ -13712,7 +12612,6 @@
             <w:pPr>
               <w:spacing w:after="0"/>
               <w:rPr>
-                <w:rFonts w:hint="eastAsia"/>
                 <w:szCs w:val="20"/>
                 <w:lang w:eastAsia="ja-JP"/>
               </w:rPr>
@@ -13782,7 +12681,6 @@
             <w:pPr>
               <w:spacing w:after="0"/>
               <w:rPr>
-                <w:rFonts w:hint="eastAsia"/>
                 <w:szCs w:val="20"/>
                 <w:lang w:eastAsia="ja-JP"/>
               </w:rPr>
@@ -13852,7 +12750,6 @@
             <w:pPr>
               <w:spacing w:after="0"/>
               <w:rPr>
-                <w:rFonts w:hint="eastAsia"/>
                 <w:szCs w:val="20"/>
                 <w:lang w:eastAsia="ja-JP"/>
               </w:rPr>
@@ -13912,19 +12809,7 @@
         <w:rPr>
           <w:rFonts w:ascii="Meiryo UI" w:eastAsia="Meiryo UI" w:hAnsi="Meiryo UI"/>
         </w:rPr>
-        <w:t xml:space="preserve"> </w:t>
-      </w:r>
-      <w:r>
-        <w:rPr>
-          <w:rFonts w:ascii="Meiryo UI" w:eastAsia="Meiryo UI" w:hAnsi="Meiryo UI"/>
-        </w:rPr>
-        <w:t>STATUS_REFRESH</w:t>
-      </w:r>
-      <w:r>
-        <w:rPr>
-          <w:rFonts w:ascii="Meiryo UI" w:eastAsia="Meiryo UI" w:hAnsi="Meiryo UI"/>
-        </w:rPr>
-        <w:t xml:space="preserve"> </w:t>
+        <w:t xml:space="preserve"> STATUS_REFRESH </w:t>
       </w:r>
       <w:proofErr w:type="spellStart"/>
       <w:r>
@@ -13938,49 +12823,7 @@
         <w:rPr>
           <w:rFonts w:ascii="Meiryo UI" w:eastAsia="Meiryo UI" w:hAnsi="Meiryo UI"/>
         </w:rPr>
-        <w:t xml:space="preserve"> </w:t>
-      </w:r>
-      <w:r>
-        <w:rPr>
-          <w:rFonts w:ascii="Meiryo UI" w:eastAsia="Meiryo UI" w:hAnsi="Meiryo UI"/>
-        </w:rPr>
-        <w:t>0</w:t>
-      </w:r>
-      <w:r>
-        <w:rPr>
-          <w:rFonts w:ascii="Meiryo UI" w:eastAsia="Meiryo UI" w:hAnsi="Meiryo UI"/>
-        </w:rPr>
-        <w:t xml:space="preserve"> / </w:t>
-      </w:r>
-      <w:r>
-        <w:rPr>
-          <w:rFonts w:ascii="Meiryo UI" w:eastAsia="Meiryo UI" w:hAnsi="Meiryo UI"/>
-        </w:rPr>
-        <w:t>1</w:t>
-      </w:r>
-      <w:r>
-        <w:rPr>
-          <w:rFonts w:ascii="Meiryo UI" w:eastAsia="Meiryo UI" w:hAnsi="Meiryo UI"/>
-        </w:rPr>
-        <w:t xml:space="preserve"> </w:t>
-      </w:r>
-      <w:r>
-        <w:rPr>
-          <w:rFonts w:ascii="Meiryo UI" w:eastAsia="Meiryo UI" w:hAnsi="Meiryo UI"/>
-        </w:rPr>
-        <w:t>の</w:t>
-      </w:r>
-      <w:r>
-        <w:rPr>
-          <w:rFonts w:ascii="Meiryo UI" w:eastAsia="Meiryo UI" w:hAnsi="Meiryo UI"/>
-        </w:rPr>
-        <w:t xml:space="preserve"> flag </w:t>
-      </w:r>
-      <w:r>
-        <w:rPr>
-          <w:rFonts w:ascii="Meiryo UI" w:eastAsia="Meiryo UI" w:hAnsi="Meiryo UI"/>
-        </w:rPr>
-        <w:t>値とする。</w:t>
+        <w:t xml:space="preserve"> 0 / 1 の flag 値とする。</w:t>
       </w:r>
     </w:p>
     <w:tbl>
@@ -14113,21 +12956,7 @@
                 <w:rFonts w:ascii="Meiryo UI" w:eastAsia="Meiryo UI" w:hAnsi="Meiryo UI"/>
                 <w:sz w:val="16"/>
               </w:rPr>
-              <w:t>0</w:t>
-            </w:r>
-            <w:r>
-              <w:rPr>
-                <w:rFonts w:ascii="Meiryo UI" w:eastAsia="Meiryo UI" w:hAnsi="Meiryo UI"/>
-                <w:sz w:val="16"/>
-              </w:rPr>
-              <w:t xml:space="preserve"> / </w:t>
-            </w:r>
-            <w:r>
-              <w:rPr>
-                <w:rFonts w:ascii="Meiryo UI" w:eastAsia="Meiryo UI" w:hAnsi="Meiryo UI"/>
-                <w:sz w:val="16"/>
-              </w:rPr>
-              <w:t>1</w:t>
+              <w:t>0 / 1</w:t>
             </w:r>
           </w:p>
         </w:tc>
@@ -14139,7 +12968,6 @@
             <w:pPr>
               <w:spacing w:after="0"/>
               <w:rPr>
-                <w:rFonts w:hint="eastAsia"/>
                 <w:szCs w:val="20"/>
                 <w:lang w:eastAsia="ja-JP"/>
               </w:rPr>
@@ -14195,21 +13023,7 @@
                 <w:rFonts w:ascii="Meiryo UI" w:eastAsia="Meiryo UI" w:hAnsi="Meiryo UI"/>
                 <w:sz w:val="16"/>
               </w:rPr>
-              <w:t>0</w:t>
-            </w:r>
-            <w:r>
-              <w:rPr>
-                <w:rFonts w:ascii="Meiryo UI" w:eastAsia="Meiryo UI" w:hAnsi="Meiryo UI"/>
-                <w:sz w:val="16"/>
-              </w:rPr>
-              <w:t xml:space="preserve"> / </w:t>
-            </w:r>
-            <w:r>
-              <w:rPr>
-                <w:rFonts w:ascii="Meiryo UI" w:eastAsia="Meiryo UI" w:hAnsi="Meiryo UI"/>
-                <w:sz w:val="16"/>
-              </w:rPr>
-              <w:t>1</w:t>
+              <w:t>0 / 1</w:t>
             </w:r>
           </w:p>
         </w:tc>
@@ -14221,7 +13035,6 @@
             <w:pPr>
               <w:spacing w:after="0"/>
               <w:rPr>
-                <w:rFonts w:hint="eastAsia"/>
                 <w:szCs w:val="20"/>
                 <w:lang w:eastAsia="ja-JP"/>
               </w:rPr>
@@ -14277,21 +13090,7 @@
                 <w:rFonts w:ascii="Meiryo UI" w:eastAsia="Meiryo UI" w:hAnsi="Meiryo UI"/>
                 <w:sz w:val="16"/>
               </w:rPr>
-              <w:t>0</w:t>
-            </w:r>
-            <w:r>
-              <w:rPr>
-                <w:rFonts w:ascii="Meiryo UI" w:eastAsia="Meiryo UI" w:hAnsi="Meiryo UI"/>
-                <w:sz w:val="16"/>
-              </w:rPr>
-              <w:t xml:space="preserve"> / </w:t>
-            </w:r>
-            <w:r>
-              <w:rPr>
-                <w:rFonts w:ascii="Meiryo UI" w:eastAsia="Meiryo UI" w:hAnsi="Meiryo UI"/>
-                <w:sz w:val="16"/>
-              </w:rPr>
-              <w:t>1</w:t>
+              <w:t>0 / 1</w:t>
             </w:r>
           </w:p>
         </w:tc>
@@ -14303,7 +13102,6 @@
             <w:pPr>
               <w:spacing w:after="0"/>
               <w:rPr>
-                <w:rFonts w:hint="eastAsia"/>
                 <w:szCs w:val="20"/>
                 <w:lang w:eastAsia="ja-JP"/>
               </w:rPr>
@@ -14359,21 +13157,7 @@
                 <w:rFonts w:ascii="Meiryo UI" w:eastAsia="Meiryo UI" w:hAnsi="Meiryo UI"/>
                 <w:sz w:val="16"/>
               </w:rPr>
-              <w:t>0</w:t>
-            </w:r>
-            <w:r>
-              <w:rPr>
-                <w:rFonts w:ascii="Meiryo UI" w:eastAsia="Meiryo UI" w:hAnsi="Meiryo UI"/>
-                <w:sz w:val="16"/>
-              </w:rPr>
-              <w:t xml:space="preserve"> / </w:t>
-            </w:r>
-            <w:r>
-              <w:rPr>
-                <w:rFonts w:ascii="Meiryo UI" w:eastAsia="Meiryo UI" w:hAnsi="Meiryo UI"/>
-                <w:sz w:val="16"/>
-              </w:rPr>
-              <w:t>1</w:t>
+              <w:t>0 / 1</w:t>
             </w:r>
           </w:p>
         </w:tc>
@@ -14385,7 +13169,6 @@
             <w:pPr>
               <w:spacing w:after="0"/>
               <w:rPr>
-                <w:rFonts w:hint="eastAsia"/>
                 <w:szCs w:val="20"/>
                 <w:lang w:eastAsia="ja-JP"/>
               </w:rPr>
@@ -14441,21 +13224,7 @@
                 <w:rFonts w:ascii="Meiryo UI" w:eastAsia="Meiryo UI" w:hAnsi="Meiryo UI"/>
                 <w:sz w:val="16"/>
               </w:rPr>
-              <w:t>0</w:t>
-            </w:r>
-            <w:r>
-              <w:rPr>
-                <w:rFonts w:ascii="Meiryo UI" w:eastAsia="Meiryo UI" w:hAnsi="Meiryo UI"/>
-                <w:sz w:val="16"/>
-              </w:rPr>
-              <w:t xml:space="preserve"> / </w:t>
-            </w:r>
-            <w:r>
-              <w:rPr>
-                <w:rFonts w:ascii="Meiryo UI" w:eastAsia="Meiryo UI" w:hAnsi="Meiryo UI"/>
-                <w:sz w:val="16"/>
-              </w:rPr>
-              <w:t>1</w:t>
+              <w:t>0 / 1</w:t>
             </w:r>
           </w:p>
         </w:tc>
@@ -14467,7 +13236,6 @@
             <w:pPr>
               <w:spacing w:after="0"/>
               <w:rPr>
-                <w:rFonts w:hint="eastAsia"/>
                 <w:szCs w:val="20"/>
                 <w:lang w:eastAsia="ja-JP"/>
               </w:rPr>
@@ -14523,21 +13291,7 @@
                 <w:rFonts w:ascii="Meiryo UI" w:eastAsia="Meiryo UI" w:hAnsi="Meiryo UI"/>
                 <w:sz w:val="16"/>
               </w:rPr>
-              <w:t>0</w:t>
-            </w:r>
-            <w:r>
-              <w:rPr>
-                <w:rFonts w:ascii="Meiryo UI" w:eastAsia="Meiryo UI" w:hAnsi="Meiryo UI"/>
-                <w:sz w:val="16"/>
-              </w:rPr>
-              <w:t xml:space="preserve"> / </w:t>
-            </w:r>
-            <w:r>
-              <w:rPr>
-                <w:rFonts w:ascii="Meiryo UI" w:eastAsia="Meiryo UI" w:hAnsi="Meiryo UI"/>
-                <w:sz w:val="16"/>
-              </w:rPr>
-              <w:t>1</w:t>
+              <w:t>0 / 1</w:t>
             </w:r>
           </w:p>
         </w:tc>
@@ -14549,7 +13303,6 @@
             <w:pPr>
               <w:spacing w:after="0"/>
               <w:rPr>
-                <w:rFonts w:hint="eastAsia"/>
                 <w:szCs w:val="20"/>
                 <w:lang w:eastAsia="ja-JP"/>
               </w:rPr>
@@ -14605,21 +13358,7 @@
                 <w:rFonts w:ascii="Meiryo UI" w:eastAsia="Meiryo UI" w:hAnsi="Meiryo UI"/>
                 <w:sz w:val="16"/>
               </w:rPr>
-              <w:t>0</w:t>
-            </w:r>
-            <w:r>
-              <w:rPr>
-                <w:rFonts w:ascii="Meiryo UI" w:eastAsia="Meiryo UI" w:hAnsi="Meiryo UI"/>
-                <w:sz w:val="16"/>
-              </w:rPr>
-              <w:t xml:space="preserve"> / </w:t>
-            </w:r>
-            <w:r>
-              <w:rPr>
-                <w:rFonts w:ascii="Meiryo UI" w:eastAsia="Meiryo UI" w:hAnsi="Meiryo UI"/>
-                <w:sz w:val="16"/>
-              </w:rPr>
-              <w:t>1</w:t>
+              <w:t>0 / 1</w:t>
             </w:r>
           </w:p>
         </w:tc>
@@ -14631,7 +13370,6 @@
             <w:pPr>
               <w:spacing w:after="0"/>
               <w:rPr>
-                <w:rFonts w:hint="eastAsia"/>
                 <w:szCs w:val="20"/>
                 <w:lang w:eastAsia="ja-JP"/>
               </w:rPr>
@@ -14687,21 +13425,7 @@
                 <w:rFonts w:ascii="Meiryo UI" w:eastAsia="Meiryo UI" w:hAnsi="Meiryo UI"/>
                 <w:sz w:val="16"/>
               </w:rPr>
-              <w:t>0</w:t>
-            </w:r>
-            <w:r>
-              <w:rPr>
-                <w:rFonts w:ascii="Meiryo UI" w:eastAsia="Meiryo UI" w:hAnsi="Meiryo UI"/>
-                <w:sz w:val="16"/>
-              </w:rPr>
-              <w:t xml:space="preserve"> / </w:t>
-            </w:r>
-            <w:r>
-              <w:rPr>
-                <w:rFonts w:ascii="Meiryo UI" w:eastAsia="Meiryo UI" w:hAnsi="Meiryo UI"/>
-                <w:sz w:val="16"/>
-              </w:rPr>
-              <w:t>1</w:t>
+              <w:t>0 / 1</w:t>
             </w:r>
           </w:p>
         </w:tc>
@@ -14713,7 +13437,6 @@
             <w:pPr>
               <w:spacing w:after="0"/>
               <w:rPr>
-                <w:rFonts w:hint="eastAsia"/>
                 <w:szCs w:val="20"/>
                 <w:lang w:eastAsia="ja-JP"/>
               </w:rPr>
@@ -14769,21 +13492,7 @@
                 <w:rFonts w:ascii="Meiryo UI" w:eastAsia="Meiryo UI" w:hAnsi="Meiryo UI"/>
                 <w:sz w:val="16"/>
               </w:rPr>
-              <w:t>0</w:t>
-            </w:r>
-            <w:r>
-              <w:rPr>
-                <w:rFonts w:ascii="Meiryo UI" w:eastAsia="Meiryo UI" w:hAnsi="Meiryo UI"/>
-                <w:sz w:val="16"/>
-              </w:rPr>
-              <w:t xml:space="preserve"> / </w:t>
-            </w:r>
-            <w:r>
-              <w:rPr>
-                <w:rFonts w:ascii="Meiryo UI" w:eastAsia="Meiryo UI" w:hAnsi="Meiryo UI"/>
-                <w:sz w:val="16"/>
-              </w:rPr>
-              <w:t>1</w:t>
+              <w:t>0 / 1</w:t>
             </w:r>
           </w:p>
         </w:tc>
@@ -14795,7 +13504,6 @@
             <w:pPr>
               <w:spacing w:after="0"/>
               <w:rPr>
-                <w:rFonts w:hint="eastAsia"/>
                 <w:szCs w:val="20"/>
                 <w:lang w:eastAsia="ja-JP"/>
               </w:rPr>
@@ -14852,21 +13560,7 @@
                 <w:rFonts w:ascii="Meiryo UI" w:eastAsia="Meiryo UI" w:hAnsi="Meiryo UI"/>
                 <w:sz w:val="16"/>
               </w:rPr>
-              <w:t>0</w:t>
-            </w:r>
-            <w:r>
-              <w:rPr>
-                <w:rFonts w:ascii="Meiryo UI" w:eastAsia="Meiryo UI" w:hAnsi="Meiryo UI"/>
-                <w:sz w:val="16"/>
-              </w:rPr>
-              <w:t xml:space="preserve"> / </w:t>
-            </w:r>
-            <w:r>
-              <w:rPr>
-                <w:rFonts w:ascii="Meiryo UI" w:eastAsia="Meiryo UI" w:hAnsi="Meiryo UI"/>
-                <w:sz w:val="16"/>
-              </w:rPr>
-              <w:t>1</w:t>
+              <w:t>0 / 1</w:t>
             </w:r>
           </w:p>
         </w:tc>
@@ -14878,7 +13572,6 @@
             <w:pPr>
               <w:spacing w:after="0"/>
               <w:rPr>
-                <w:rFonts w:hint="eastAsia"/>
                 <w:szCs w:val="20"/>
                 <w:lang w:eastAsia="ja-JP"/>
               </w:rPr>
@@ -14909,21 +13602,12 @@
                 <w:rFonts w:ascii="Meiryo UI" w:eastAsia="Meiryo UI" w:hAnsi="Meiryo UI"/>
               </w:rPr>
             </w:pPr>
-            <w:proofErr w:type="gramStart"/>
-            <w:r>
-              <w:rPr>
-                <w:rFonts w:ascii="Meiryo UI" w:eastAsia="Meiryo UI" w:hAnsi="Meiryo UI"/>
-                <w:sz w:val="16"/>
-              </w:rPr>
-              <w:t>BATT</w:t>
-            </w:r>
-            <w:proofErr w:type="gramEnd"/>
-            <w:r>
-              <w:rPr>
-                <w:rFonts w:ascii="Meiryo UI" w:eastAsia="Meiryo UI" w:hAnsi="Meiryo UI"/>
-                <w:sz w:val="16"/>
-              </w:rPr>
-              <w:t>_ON?</w:t>
+            <w:r>
+              <w:rPr>
+                <w:rFonts w:ascii="Meiryo UI" w:eastAsia="Meiryo UI" w:hAnsi="Meiryo UI"/>
+                <w:sz w:val="16"/>
+              </w:rPr>
+              <w:t>BATT_ON?</w:t>
             </w:r>
           </w:p>
         </w:tc>
@@ -14943,21 +13627,7 @@
                 <w:rFonts w:ascii="Meiryo UI" w:eastAsia="Meiryo UI" w:hAnsi="Meiryo UI"/>
                 <w:sz w:val="16"/>
               </w:rPr>
-              <w:t>0</w:t>
-            </w:r>
-            <w:r>
-              <w:rPr>
-                <w:rFonts w:ascii="Meiryo UI" w:eastAsia="Meiryo UI" w:hAnsi="Meiryo UI"/>
-                <w:sz w:val="16"/>
-              </w:rPr>
-              <w:t xml:space="preserve"> / </w:t>
-            </w:r>
-            <w:r>
-              <w:rPr>
-                <w:rFonts w:ascii="Meiryo UI" w:eastAsia="Meiryo UI" w:hAnsi="Meiryo UI"/>
-                <w:sz w:val="16"/>
-              </w:rPr>
-              <w:t>1</w:t>
+              <w:t>0 / 1</w:t>
             </w:r>
           </w:p>
         </w:tc>
@@ -14969,7 +13639,6 @@
             <w:pPr>
               <w:spacing w:after="0"/>
               <w:rPr>
-                <w:rFonts w:hint="eastAsia"/>
                 <w:szCs w:val="20"/>
                 <w:lang w:eastAsia="ja-JP"/>
               </w:rPr>
@@ -15025,21 +13694,7 @@
                 <w:rFonts w:ascii="Meiryo UI" w:eastAsia="Meiryo UI" w:hAnsi="Meiryo UI"/>
                 <w:sz w:val="16"/>
               </w:rPr>
-              <w:t>0</w:t>
-            </w:r>
-            <w:r>
-              <w:rPr>
-                <w:rFonts w:ascii="Meiryo UI" w:eastAsia="Meiryo UI" w:hAnsi="Meiryo UI"/>
-                <w:sz w:val="16"/>
-              </w:rPr>
-              <w:t xml:space="preserve"> / </w:t>
-            </w:r>
-            <w:r>
-              <w:rPr>
-                <w:rFonts w:ascii="Meiryo UI" w:eastAsia="Meiryo UI" w:hAnsi="Meiryo UI"/>
-                <w:sz w:val="16"/>
-              </w:rPr>
-              <w:t>1</w:t>
+              <w:t>0 / 1</w:t>
             </w:r>
           </w:p>
         </w:tc>
@@ -15051,7 +13706,6 @@
             <w:pPr>
               <w:spacing w:after="0"/>
               <w:rPr>
-                <w:rFonts w:hint="eastAsia"/>
                 <w:szCs w:val="20"/>
                 <w:lang w:eastAsia="ja-JP"/>
               </w:rPr>
@@ -15107,21 +13761,7 @@
                 <w:rFonts w:ascii="Meiryo UI" w:eastAsia="Meiryo UI" w:hAnsi="Meiryo UI"/>
                 <w:sz w:val="16"/>
               </w:rPr>
-              <w:t>0</w:t>
-            </w:r>
-            <w:r>
-              <w:rPr>
-                <w:rFonts w:ascii="Meiryo UI" w:eastAsia="Meiryo UI" w:hAnsi="Meiryo UI"/>
-                <w:sz w:val="16"/>
-              </w:rPr>
-              <w:t xml:space="preserve"> / </w:t>
-            </w:r>
-            <w:r>
-              <w:rPr>
-                <w:rFonts w:ascii="Meiryo UI" w:eastAsia="Meiryo UI" w:hAnsi="Meiryo UI"/>
-                <w:sz w:val="16"/>
-              </w:rPr>
-              <w:t>1</w:t>
+              <w:t>0 / 1</w:t>
             </w:r>
           </w:p>
         </w:tc>
@@ -15142,13 +13782,6 @@
                 <w:sz w:val="16"/>
               </w:rPr>
               <w:t>STATUS bit</w:t>
-            </w:r>
-            <w:r>
-              <w:rPr>
-                <w:rFonts w:ascii="Meiryo UI" w:eastAsia="Meiryo UI" w:hAnsi="Meiryo UI"/>
-                <w:sz w:val="16"/>
-              </w:rPr>
-              <w:t>。</w:t>
             </w:r>
           </w:p>
         </w:tc>
@@ -15193,21 +13826,7 @@
                 <w:rFonts w:ascii="Meiryo UI" w:eastAsia="Meiryo UI" w:hAnsi="Meiryo UI"/>
                 <w:sz w:val="16"/>
               </w:rPr>
-              <w:t>0</w:t>
-            </w:r>
-            <w:r>
-              <w:rPr>
-                <w:rFonts w:ascii="Meiryo UI" w:eastAsia="Meiryo UI" w:hAnsi="Meiryo UI"/>
-                <w:sz w:val="16"/>
-              </w:rPr>
-              <w:t xml:space="preserve"> / </w:t>
-            </w:r>
-            <w:r>
-              <w:rPr>
-                <w:rFonts w:ascii="Meiryo UI" w:eastAsia="Meiryo UI" w:hAnsi="Meiryo UI"/>
-                <w:sz w:val="16"/>
-              </w:rPr>
-              <w:t>1</w:t>
+              <w:t>0 / 1</w:t>
             </w:r>
           </w:p>
         </w:tc>
@@ -15228,13 +13847,6 @@
                 <w:sz w:val="16"/>
               </w:rPr>
               <w:t>STATUS bit</w:t>
-            </w:r>
-            <w:r>
-              <w:rPr>
-                <w:rFonts w:ascii="Meiryo UI" w:eastAsia="Meiryo UI" w:hAnsi="Meiryo UI"/>
-                <w:sz w:val="16"/>
-              </w:rPr>
-              <w:t>。</w:t>
             </w:r>
           </w:p>
         </w:tc>
@@ -15279,21 +13891,7 @@
                 <w:rFonts w:ascii="Meiryo UI" w:eastAsia="Meiryo UI" w:hAnsi="Meiryo UI"/>
                 <w:sz w:val="16"/>
               </w:rPr>
-              <w:t>0</w:t>
-            </w:r>
-            <w:r>
-              <w:rPr>
-                <w:rFonts w:ascii="Meiryo UI" w:eastAsia="Meiryo UI" w:hAnsi="Meiryo UI"/>
-                <w:sz w:val="16"/>
-              </w:rPr>
-              <w:t xml:space="preserve"> / </w:t>
-            </w:r>
-            <w:r>
-              <w:rPr>
-                <w:rFonts w:ascii="Meiryo UI" w:eastAsia="Meiryo UI" w:hAnsi="Meiryo UI"/>
-                <w:sz w:val="16"/>
-              </w:rPr>
-              <w:t>1</w:t>
+              <w:t>0 / 1</w:t>
             </w:r>
           </w:p>
         </w:tc>
@@ -15314,13 +13912,6 @@
                 <w:sz w:val="16"/>
               </w:rPr>
               <w:t>STATUS bit</w:t>
-            </w:r>
-            <w:r>
-              <w:rPr>
-                <w:rFonts w:ascii="Meiryo UI" w:eastAsia="Meiryo UI" w:hAnsi="Meiryo UI"/>
-                <w:sz w:val="16"/>
-              </w:rPr>
-              <w:t>。</w:t>
             </w:r>
           </w:p>
         </w:tc>
@@ -15365,21 +13956,7 @@
                 <w:rFonts w:ascii="Meiryo UI" w:eastAsia="Meiryo UI" w:hAnsi="Meiryo UI"/>
                 <w:sz w:val="16"/>
               </w:rPr>
-              <w:t>0</w:t>
-            </w:r>
-            <w:r>
-              <w:rPr>
-                <w:rFonts w:ascii="Meiryo UI" w:eastAsia="Meiryo UI" w:hAnsi="Meiryo UI"/>
-                <w:sz w:val="16"/>
-              </w:rPr>
-              <w:t xml:space="preserve"> / </w:t>
-            </w:r>
-            <w:r>
-              <w:rPr>
-                <w:rFonts w:ascii="Meiryo UI" w:eastAsia="Meiryo UI" w:hAnsi="Meiryo UI"/>
-                <w:sz w:val="16"/>
-              </w:rPr>
-              <w:t>1</w:t>
+              <w:t>0 / 1</w:t>
             </w:r>
           </w:p>
         </w:tc>
@@ -15400,13 +13977,6 @@
                 <w:sz w:val="16"/>
               </w:rPr>
               <w:t>STATUS bit</w:t>
-            </w:r>
-            <w:r>
-              <w:rPr>
-                <w:rFonts w:ascii="Meiryo UI" w:eastAsia="Meiryo UI" w:hAnsi="Meiryo UI"/>
-                <w:sz w:val="16"/>
-              </w:rPr>
-              <w:t>。</w:t>
             </w:r>
           </w:p>
         </w:tc>
@@ -15451,21 +14021,7 @@
                 <w:rFonts w:ascii="Meiryo UI" w:eastAsia="Meiryo UI" w:hAnsi="Meiryo UI"/>
                 <w:sz w:val="16"/>
               </w:rPr>
-              <w:t>0</w:t>
-            </w:r>
-            <w:r>
-              <w:rPr>
-                <w:rFonts w:ascii="Meiryo UI" w:eastAsia="Meiryo UI" w:hAnsi="Meiryo UI"/>
-                <w:sz w:val="16"/>
-              </w:rPr>
-              <w:t xml:space="preserve"> / </w:t>
-            </w:r>
-            <w:r>
-              <w:rPr>
-                <w:rFonts w:ascii="Meiryo UI" w:eastAsia="Meiryo UI" w:hAnsi="Meiryo UI"/>
-                <w:sz w:val="16"/>
-              </w:rPr>
-              <w:t>1</w:t>
+              <w:t>0 / 1</w:t>
             </w:r>
           </w:p>
         </w:tc>
@@ -15486,13 +14042,6 @@
                 <w:sz w:val="16"/>
               </w:rPr>
               <w:t>STATUS bit</w:t>
-            </w:r>
-            <w:r>
-              <w:rPr>
-                <w:rFonts w:ascii="Meiryo UI" w:eastAsia="Meiryo UI" w:hAnsi="Meiryo UI"/>
-                <w:sz w:val="16"/>
-              </w:rPr>
-              <w:t>。</w:t>
             </w:r>
           </w:p>
         </w:tc>
@@ -15537,21 +14086,7 @@
                 <w:rFonts w:ascii="Meiryo UI" w:eastAsia="Meiryo UI" w:hAnsi="Meiryo UI"/>
                 <w:sz w:val="16"/>
               </w:rPr>
-              <w:t>0</w:t>
-            </w:r>
-            <w:r>
-              <w:rPr>
-                <w:rFonts w:ascii="Meiryo UI" w:eastAsia="Meiryo UI" w:hAnsi="Meiryo UI"/>
-                <w:sz w:val="16"/>
-              </w:rPr>
-              <w:t xml:space="preserve"> / </w:t>
-            </w:r>
-            <w:r>
-              <w:rPr>
-                <w:rFonts w:ascii="Meiryo UI" w:eastAsia="Meiryo UI" w:hAnsi="Meiryo UI"/>
-                <w:sz w:val="16"/>
-              </w:rPr>
-              <w:t>1</w:t>
+              <w:t>0 / 1</w:t>
             </w:r>
           </w:p>
         </w:tc>
@@ -15572,13 +14107,6 @@
                 <w:sz w:val="16"/>
               </w:rPr>
               <w:t>STATUS bit</w:t>
-            </w:r>
-            <w:r>
-              <w:rPr>
-                <w:rFonts w:ascii="Meiryo UI" w:eastAsia="Meiryo UI" w:hAnsi="Meiryo UI"/>
-                <w:sz w:val="16"/>
-              </w:rPr>
-              <w:t>。</w:t>
             </w:r>
           </w:p>
         </w:tc>
@@ -15623,21 +14151,7 @@
                 <w:rFonts w:ascii="Meiryo UI" w:eastAsia="Meiryo UI" w:hAnsi="Meiryo UI"/>
                 <w:sz w:val="16"/>
               </w:rPr>
-              <w:t>0</w:t>
-            </w:r>
-            <w:r>
-              <w:rPr>
-                <w:rFonts w:ascii="Meiryo UI" w:eastAsia="Meiryo UI" w:hAnsi="Meiryo UI"/>
-                <w:sz w:val="16"/>
-              </w:rPr>
-              <w:t xml:space="preserve"> / </w:t>
-            </w:r>
-            <w:r>
-              <w:rPr>
-                <w:rFonts w:ascii="Meiryo UI" w:eastAsia="Meiryo UI" w:hAnsi="Meiryo UI"/>
-                <w:sz w:val="16"/>
-              </w:rPr>
-              <w:t>1</w:t>
+              <w:t>0 / 1</w:t>
             </w:r>
           </w:p>
         </w:tc>
@@ -15658,13 +14172,6 @@
                 <w:sz w:val="16"/>
               </w:rPr>
               <w:t>STATUS bit</w:t>
-            </w:r>
-            <w:r>
-              <w:rPr>
-                <w:rFonts w:ascii="Meiryo UI" w:eastAsia="Meiryo UI" w:hAnsi="Meiryo UI"/>
-                <w:sz w:val="16"/>
-              </w:rPr>
-              <w:t>。</w:t>
             </w:r>
           </w:p>
         </w:tc>
@@ -15709,21 +14216,7 @@
                 <w:rFonts w:ascii="Meiryo UI" w:eastAsia="Meiryo UI" w:hAnsi="Meiryo UI"/>
                 <w:sz w:val="16"/>
               </w:rPr>
-              <w:t>0</w:t>
-            </w:r>
-            <w:r>
-              <w:rPr>
-                <w:rFonts w:ascii="Meiryo UI" w:eastAsia="Meiryo UI" w:hAnsi="Meiryo UI"/>
-                <w:sz w:val="16"/>
-              </w:rPr>
-              <w:t xml:space="preserve"> / </w:t>
-            </w:r>
-            <w:r>
-              <w:rPr>
-                <w:rFonts w:ascii="Meiryo UI" w:eastAsia="Meiryo UI" w:hAnsi="Meiryo UI"/>
-                <w:sz w:val="16"/>
-              </w:rPr>
-              <w:t>1</w:t>
+              <w:t>0 / 1</w:t>
             </w:r>
           </w:p>
         </w:tc>
@@ -15744,13 +14237,6 @@
                 <w:sz w:val="16"/>
               </w:rPr>
               <w:t>STATUS bit</w:t>
-            </w:r>
-            <w:r>
-              <w:rPr>
-                <w:rFonts w:ascii="Meiryo UI" w:eastAsia="Meiryo UI" w:hAnsi="Meiryo UI"/>
-                <w:sz w:val="16"/>
-              </w:rPr>
-              <w:t>。</w:t>
             </w:r>
           </w:p>
         </w:tc>
@@ -15795,21 +14281,7 @@
                 <w:rFonts w:ascii="Meiryo UI" w:eastAsia="Meiryo UI" w:hAnsi="Meiryo UI"/>
                 <w:sz w:val="16"/>
               </w:rPr>
-              <w:t>0</w:t>
-            </w:r>
-            <w:r>
-              <w:rPr>
-                <w:rFonts w:ascii="Meiryo UI" w:eastAsia="Meiryo UI" w:hAnsi="Meiryo UI"/>
-                <w:sz w:val="16"/>
-              </w:rPr>
-              <w:t xml:space="preserve"> / </w:t>
-            </w:r>
-            <w:r>
-              <w:rPr>
-                <w:rFonts w:ascii="Meiryo UI" w:eastAsia="Meiryo UI" w:hAnsi="Meiryo UI"/>
-                <w:sz w:val="16"/>
-              </w:rPr>
-              <w:t>1</w:t>
+              <w:t>0 / 1</w:t>
             </w:r>
           </w:p>
         </w:tc>
@@ -15830,13 +14302,6 @@
                 <w:sz w:val="16"/>
               </w:rPr>
               <w:t>STATUS bit</w:t>
-            </w:r>
-            <w:r>
-              <w:rPr>
-                <w:rFonts w:ascii="Meiryo UI" w:eastAsia="Meiryo UI" w:hAnsi="Meiryo UI"/>
-                <w:sz w:val="16"/>
-              </w:rPr>
-              <w:t>。</w:t>
             </w:r>
           </w:p>
         </w:tc>
@@ -15881,21 +14346,7 @@
                 <w:rFonts w:ascii="Meiryo UI" w:eastAsia="Meiryo UI" w:hAnsi="Meiryo UI"/>
                 <w:sz w:val="16"/>
               </w:rPr>
-              <w:t>0</w:t>
-            </w:r>
-            <w:r>
-              <w:rPr>
-                <w:rFonts w:ascii="Meiryo UI" w:eastAsia="Meiryo UI" w:hAnsi="Meiryo UI"/>
-                <w:sz w:val="16"/>
-              </w:rPr>
-              <w:t xml:space="preserve"> / </w:t>
-            </w:r>
-            <w:r>
-              <w:rPr>
-                <w:rFonts w:ascii="Meiryo UI" w:eastAsia="Meiryo UI" w:hAnsi="Meiryo UI"/>
-                <w:sz w:val="16"/>
-              </w:rPr>
-              <w:t>1</w:t>
+              <w:t>0 / 1</w:t>
             </w:r>
           </w:p>
         </w:tc>
@@ -15916,13 +14367,6 @@
                 <w:sz w:val="16"/>
               </w:rPr>
               <w:t>STATUS bit</w:t>
-            </w:r>
-            <w:r>
-              <w:rPr>
-                <w:rFonts w:ascii="Meiryo UI" w:eastAsia="Meiryo UI" w:hAnsi="Meiryo UI"/>
-                <w:sz w:val="16"/>
-              </w:rPr>
-              <w:t>。</w:t>
             </w:r>
           </w:p>
         </w:tc>
@@ -15967,21 +14411,7 @@
                 <w:rFonts w:ascii="Meiryo UI" w:eastAsia="Meiryo UI" w:hAnsi="Meiryo UI"/>
                 <w:sz w:val="16"/>
               </w:rPr>
-              <w:t>0</w:t>
-            </w:r>
-            <w:r>
-              <w:rPr>
-                <w:rFonts w:ascii="Meiryo UI" w:eastAsia="Meiryo UI" w:hAnsi="Meiryo UI"/>
-                <w:sz w:val="16"/>
-              </w:rPr>
-              <w:t xml:space="preserve"> / </w:t>
-            </w:r>
-            <w:r>
-              <w:rPr>
-                <w:rFonts w:ascii="Meiryo UI" w:eastAsia="Meiryo UI" w:hAnsi="Meiryo UI"/>
-                <w:sz w:val="16"/>
-              </w:rPr>
-              <w:t>1</w:t>
+              <w:t>0 / 1</w:t>
             </w:r>
           </w:p>
         </w:tc>
@@ -16002,13 +14432,6 @@
                 <w:sz w:val="16"/>
               </w:rPr>
               <w:t>STATUS bit</w:t>
-            </w:r>
-            <w:r>
-              <w:rPr>
-                <w:rFonts w:ascii="Meiryo UI" w:eastAsia="Meiryo UI" w:hAnsi="Meiryo UI"/>
-                <w:sz w:val="16"/>
-              </w:rPr>
-              <w:t>。</w:t>
             </w:r>
           </w:p>
         </w:tc>
@@ -16053,21 +14476,7 @@
                 <w:rFonts w:ascii="Meiryo UI" w:eastAsia="Meiryo UI" w:hAnsi="Meiryo UI"/>
                 <w:sz w:val="16"/>
               </w:rPr>
-              <w:t>0</w:t>
-            </w:r>
-            <w:r>
-              <w:rPr>
-                <w:rFonts w:ascii="Meiryo UI" w:eastAsia="Meiryo UI" w:hAnsi="Meiryo UI"/>
-                <w:sz w:val="16"/>
-              </w:rPr>
-              <w:t xml:space="preserve"> / </w:t>
-            </w:r>
-            <w:r>
-              <w:rPr>
-                <w:rFonts w:ascii="Meiryo UI" w:eastAsia="Meiryo UI" w:hAnsi="Meiryo UI"/>
-                <w:sz w:val="16"/>
-              </w:rPr>
-              <w:t>1</w:t>
+              <w:t>0 / 1</w:t>
             </w:r>
           </w:p>
         </w:tc>
@@ -16088,13 +14497,6 @@
                 <w:sz w:val="16"/>
               </w:rPr>
               <w:t>STATUS bit</w:t>
-            </w:r>
-            <w:r>
-              <w:rPr>
-                <w:rFonts w:ascii="Meiryo UI" w:eastAsia="Meiryo UI" w:hAnsi="Meiryo UI"/>
-                <w:sz w:val="16"/>
-              </w:rPr>
-              <w:t>。</w:t>
             </w:r>
           </w:p>
         </w:tc>
@@ -16139,21 +14541,7 @@
                 <w:rFonts w:ascii="Meiryo UI" w:eastAsia="Meiryo UI" w:hAnsi="Meiryo UI"/>
                 <w:sz w:val="16"/>
               </w:rPr>
-              <w:t>0</w:t>
-            </w:r>
-            <w:r>
-              <w:rPr>
-                <w:rFonts w:ascii="Meiryo UI" w:eastAsia="Meiryo UI" w:hAnsi="Meiryo UI"/>
-                <w:sz w:val="16"/>
-              </w:rPr>
-              <w:t xml:space="preserve"> / </w:t>
-            </w:r>
-            <w:r>
-              <w:rPr>
-                <w:rFonts w:ascii="Meiryo UI" w:eastAsia="Meiryo UI" w:hAnsi="Meiryo UI"/>
-                <w:sz w:val="16"/>
-              </w:rPr>
-              <w:t>1</w:t>
+              <w:t>0 / 1</w:t>
             </w:r>
           </w:p>
         </w:tc>
@@ -16174,13 +14562,6 @@
                 <w:sz w:val="16"/>
               </w:rPr>
               <w:t>STATUS bit</w:t>
-            </w:r>
-            <w:r>
-              <w:rPr>
-                <w:rFonts w:ascii="Meiryo UI" w:eastAsia="Meiryo UI" w:hAnsi="Meiryo UI"/>
-                <w:sz w:val="16"/>
-              </w:rPr>
-              <w:t>。</w:t>
             </w:r>
           </w:p>
         </w:tc>
@@ -16225,21 +14606,7 @@
                 <w:rFonts w:ascii="Meiryo UI" w:eastAsia="Meiryo UI" w:hAnsi="Meiryo UI"/>
                 <w:sz w:val="16"/>
               </w:rPr>
-              <w:t>0</w:t>
-            </w:r>
-            <w:r>
-              <w:rPr>
-                <w:rFonts w:ascii="Meiryo UI" w:eastAsia="Meiryo UI" w:hAnsi="Meiryo UI"/>
-                <w:sz w:val="16"/>
-              </w:rPr>
-              <w:t xml:space="preserve"> / </w:t>
-            </w:r>
-            <w:r>
-              <w:rPr>
-                <w:rFonts w:ascii="Meiryo UI" w:eastAsia="Meiryo UI" w:hAnsi="Meiryo UI"/>
-                <w:sz w:val="16"/>
-              </w:rPr>
-              <w:t>1</w:t>
+              <w:t>0 / 1</w:t>
             </w:r>
           </w:p>
         </w:tc>
@@ -16260,13 +14627,6 @@
                 <w:sz w:val="16"/>
               </w:rPr>
               <w:t>STATUS bit</w:t>
-            </w:r>
-            <w:r>
-              <w:rPr>
-                <w:rFonts w:ascii="Meiryo UI" w:eastAsia="Meiryo UI" w:hAnsi="Meiryo UI"/>
-                <w:sz w:val="16"/>
-              </w:rPr>
-              <w:t>。</w:t>
             </w:r>
           </w:p>
         </w:tc>
@@ -16311,21 +14671,7 @@
                 <w:rFonts w:ascii="Meiryo UI" w:eastAsia="Meiryo UI" w:hAnsi="Meiryo UI"/>
                 <w:sz w:val="16"/>
               </w:rPr>
-              <w:t>0</w:t>
-            </w:r>
-            <w:r>
-              <w:rPr>
-                <w:rFonts w:ascii="Meiryo UI" w:eastAsia="Meiryo UI" w:hAnsi="Meiryo UI"/>
-                <w:sz w:val="16"/>
-              </w:rPr>
-              <w:t xml:space="preserve"> / </w:t>
-            </w:r>
-            <w:r>
-              <w:rPr>
-                <w:rFonts w:ascii="Meiryo UI" w:eastAsia="Meiryo UI" w:hAnsi="Meiryo UI"/>
-                <w:sz w:val="16"/>
-              </w:rPr>
-              <w:t>1</w:t>
+              <w:t>0 / 1</w:t>
             </w:r>
           </w:p>
         </w:tc>
@@ -16346,13 +14692,6 @@
                 <w:sz w:val="16"/>
               </w:rPr>
               <w:t>STATUS bit</w:t>
-            </w:r>
-            <w:r>
-              <w:rPr>
-                <w:rFonts w:ascii="Meiryo UI" w:eastAsia="Meiryo UI" w:hAnsi="Meiryo UI"/>
-                <w:sz w:val="16"/>
-              </w:rPr>
-              <w:t>。</w:t>
             </w:r>
           </w:p>
         </w:tc>
@@ -16397,21 +14736,7 @@
                 <w:rFonts w:ascii="Meiryo UI" w:eastAsia="Meiryo UI" w:hAnsi="Meiryo UI"/>
                 <w:sz w:val="16"/>
               </w:rPr>
-              <w:t>0</w:t>
-            </w:r>
-            <w:r>
-              <w:rPr>
-                <w:rFonts w:ascii="Meiryo UI" w:eastAsia="Meiryo UI" w:hAnsi="Meiryo UI"/>
-                <w:sz w:val="16"/>
-              </w:rPr>
-              <w:t xml:space="preserve"> / </w:t>
-            </w:r>
-            <w:r>
-              <w:rPr>
-                <w:rFonts w:ascii="Meiryo UI" w:eastAsia="Meiryo UI" w:hAnsi="Meiryo UI"/>
-                <w:sz w:val="16"/>
-              </w:rPr>
-              <w:t>1</w:t>
+              <w:t>0 / 1</w:t>
             </w:r>
           </w:p>
         </w:tc>
@@ -16432,13 +14757,6 @@
                 <w:sz w:val="16"/>
               </w:rPr>
               <w:t>STATUS bit</w:t>
-            </w:r>
-            <w:r>
-              <w:rPr>
-                <w:rFonts w:ascii="Meiryo UI" w:eastAsia="Meiryo UI" w:hAnsi="Meiryo UI"/>
-                <w:sz w:val="16"/>
-              </w:rPr>
-              <w:t>。</w:t>
             </w:r>
           </w:p>
         </w:tc>
@@ -16483,21 +14801,7 @@
                 <w:rFonts w:ascii="Meiryo UI" w:eastAsia="Meiryo UI" w:hAnsi="Meiryo UI"/>
                 <w:sz w:val="16"/>
               </w:rPr>
-              <w:t>0</w:t>
-            </w:r>
-            <w:r>
-              <w:rPr>
-                <w:rFonts w:ascii="Meiryo UI" w:eastAsia="Meiryo UI" w:hAnsi="Meiryo UI"/>
-                <w:sz w:val="16"/>
-              </w:rPr>
-              <w:t xml:space="preserve"> / </w:t>
-            </w:r>
-            <w:r>
-              <w:rPr>
-                <w:rFonts w:ascii="Meiryo UI" w:eastAsia="Meiryo UI" w:hAnsi="Meiryo UI"/>
-                <w:sz w:val="16"/>
-              </w:rPr>
-              <w:t>1</w:t>
+              <w:t>0 / 1</w:t>
             </w:r>
           </w:p>
         </w:tc>
@@ -16518,13 +14822,6 @@
                 <w:sz w:val="16"/>
               </w:rPr>
               <w:t>STATUS bit</w:t>
-            </w:r>
-            <w:r>
-              <w:rPr>
-                <w:rFonts w:ascii="Meiryo UI" w:eastAsia="Meiryo UI" w:hAnsi="Meiryo UI"/>
-                <w:sz w:val="16"/>
-              </w:rPr>
-              <w:t>。</w:t>
             </w:r>
           </w:p>
         </w:tc>
@@ -16569,21 +14866,7 @@
                 <w:rFonts w:ascii="Meiryo UI" w:eastAsia="Meiryo UI" w:hAnsi="Meiryo UI"/>
                 <w:sz w:val="16"/>
               </w:rPr>
-              <w:t>0</w:t>
-            </w:r>
-            <w:r>
-              <w:rPr>
-                <w:rFonts w:ascii="Meiryo UI" w:eastAsia="Meiryo UI" w:hAnsi="Meiryo UI"/>
-                <w:sz w:val="16"/>
-              </w:rPr>
-              <w:t xml:space="preserve"> / </w:t>
-            </w:r>
-            <w:r>
-              <w:rPr>
-                <w:rFonts w:ascii="Meiryo UI" w:eastAsia="Meiryo UI" w:hAnsi="Meiryo UI"/>
-                <w:sz w:val="16"/>
-              </w:rPr>
-              <w:t>1</w:t>
+              <w:t>0 / 1</w:t>
             </w:r>
           </w:p>
         </w:tc>
@@ -16604,13 +14887,6 @@
                 <w:sz w:val="16"/>
               </w:rPr>
               <w:t>STATUS bit</w:t>
-            </w:r>
-            <w:r>
-              <w:rPr>
-                <w:rFonts w:ascii="Meiryo UI" w:eastAsia="Meiryo UI" w:hAnsi="Meiryo UI"/>
-                <w:sz w:val="16"/>
-              </w:rPr>
-              <w:t>。</w:t>
             </w:r>
           </w:p>
         </w:tc>
@@ -16655,21 +14931,7 @@
                 <w:rFonts w:ascii="Meiryo UI" w:eastAsia="Meiryo UI" w:hAnsi="Meiryo UI"/>
                 <w:sz w:val="16"/>
               </w:rPr>
-              <w:t>0</w:t>
-            </w:r>
-            <w:r>
-              <w:rPr>
-                <w:rFonts w:ascii="Meiryo UI" w:eastAsia="Meiryo UI" w:hAnsi="Meiryo UI"/>
-                <w:sz w:val="16"/>
-              </w:rPr>
-              <w:t xml:space="preserve"> / </w:t>
-            </w:r>
-            <w:r>
-              <w:rPr>
-                <w:rFonts w:ascii="Meiryo UI" w:eastAsia="Meiryo UI" w:hAnsi="Meiryo UI"/>
-                <w:sz w:val="16"/>
-              </w:rPr>
-              <w:t>1</w:t>
+              <w:t>0 / 1</w:t>
             </w:r>
           </w:p>
         </w:tc>
@@ -16690,13 +14952,6 @@
                 <w:sz w:val="16"/>
               </w:rPr>
               <w:t>STATUS bit</w:t>
-            </w:r>
-            <w:r>
-              <w:rPr>
-                <w:rFonts w:ascii="Meiryo UI" w:eastAsia="Meiryo UI" w:hAnsi="Meiryo UI"/>
-                <w:sz w:val="16"/>
-              </w:rPr>
-              <w:t>。</w:t>
             </w:r>
           </w:p>
         </w:tc>
@@ -16741,21 +14996,7 @@
                 <w:rFonts w:ascii="Meiryo UI" w:eastAsia="Meiryo UI" w:hAnsi="Meiryo UI"/>
                 <w:sz w:val="16"/>
               </w:rPr>
-              <w:t>0</w:t>
-            </w:r>
-            <w:r>
-              <w:rPr>
-                <w:rFonts w:ascii="Meiryo UI" w:eastAsia="Meiryo UI" w:hAnsi="Meiryo UI"/>
-                <w:sz w:val="16"/>
-              </w:rPr>
-              <w:t xml:space="preserve"> / </w:t>
-            </w:r>
-            <w:r>
-              <w:rPr>
-                <w:rFonts w:ascii="Meiryo UI" w:eastAsia="Meiryo UI" w:hAnsi="Meiryo UI"/>
-                <w:sz w:val="16"/>
-              </w:rPr>
-              <w:t>1</w:t>
+              <w:t>0 / 1</w:t>
             </w:r>
           </w:p>
         </w:tc>
@@ -16776,13 +15017,6 @@
                 <w:sz w:val="16"/>
               </w:rPr>
               <w:t>STATUS bit</w:t>
-            </w:r>
-            <w:r>
-              <w:rPr>
-                <w:rFonts w:ascii="Meiryo UI" w:eastAsia="Meiryo UI" w:hAnsi="Meiryo UI"/>
-                <w:sz w:val="16"/>
-              </w:rPr>
-              <w:t>。</w:t>
             </w:r>
           </w:p>
         </w:tc>
@@ -16827,21 +15061,7 @@
                 <w:rFonts w:ascii="Meiryo UI" w:eastAsia="Meiryo UI" w:hAnsi="Meiryo UI"/>
                 <w:sz w:val="16"/>
               </w:rPr>
-              <w:t>0</w:t>
-            </w:r>
-            <w:r>
-              <w:rPr>
-                <w:rFonts w:ascii="Meiryo UI" w:eastAsia="Meiryo UI" w:hAnsi="Meiryo UI"/>
-                <w:sz w:val="16"/>
-              </w:rPr>
-              <w:t xml:space="preserve"> / </w:t>
-            </w:r>
-            <w:r>
-              <w:rPr>
-                <w:rFonts w:ascii="Meiryo UI" w:eastAsia="Meiryo UI" w:hAnsi="Meiryo UI"/>
-                <w:sz w:val="16"/>
-              </w:rPr>
-              <w:t>1</w:t>
+              <w:t>0 / 1</w:t>
             </w:r>
           </w:p>
         </w:tc>
@@ -16862,13 +15082,6 @@
                 <w:sz w:val="16"/>
               </w:rPr>
               <w:t>STATUS bit</w:t>
-            </w:r>
-            <w:r>
-              <w:rPr>
-                <w:rFonts w:ascii="Meiryo UI" w:eastAsia="Meiryo UI" w:hAnsi="Meiryo UI"/>
-                <w:sz w:val="16"/>
-              </w:rPr>
-              <w:t>。</w:t>
             </w:r>
           </w:p>
         </w:tc>
@@ -16913,21 +15126,7 @@
                 <w:rFonts w:ascii="Meiryo UI" w:eastAsia="Meiryo UI" w:hAnsi="Meiryo UI"/>
                 <w:sz w:val="16"/>
               </w:rPr>
-              <w:t>0</w:t>
-            </w:r>
-            <w:r>
-              <w:rPr>
-                <w:rFonts w:ascii="Meiryo UI" w:eastAsia="Meiryo UI" w:hAnsi="Meiryo UI"/>
-                <w:sz w:val="16"/>
-              </w:rPr>
-              <w:t xml:space="preserve"> / </w:t>
-            </w:r>
-            <w:r>
-              <w:rPr>
-                <w:rFonts w:ascii="Meiryo UI" w:eastAsia="Meiryo UI" w:hAnsi="Meiryo UI"/>
-                <w:sz w:val="16"/>
-              </w:rPr>
-              <w:t>1</w:t>
+              <w:t>0 / 1</w:t>
             </w:r>
           </w:p>
         </w:tc>
@@ -16948,13 +15147,6 @@
                 <w:sz w:val="16"/>
               </w:rPr>
               <w:t>STATUS bit</w:t>
-            </w:r>
-            <w:r>
-              <w:rPr>
-                <w:rFonts w:ascii="Meiryo UI" w:eastAsia="Meiryo UI" w:hAnsi="Meiryo UI"/>
-                <w:sz w:val="16"/>
-              </w:rPr>
-              <w:t>。</w:t>
             </w:r>
           </w:p>
         </w:tc>
@@ -16999,21 +15191,7 @@
                 <w:rFonts w:ascii="Meiryo UI" w:eastAsia="Meiryo UI" w:hAnsi="Meiryo UI"/>
                 <w:sz w:val="16"/>
               </w:rPr>
-              <w:t>0</w:t>
-            </w:r>
-            <w:r>
-              <w:rPr>
-                <w:rFonts w:ascii="Meiryo UI" w:eastAsia="Meiryo UI" w:hAnsi="Meiryo UI"/>
-                <w:sz w:val="16"/>
-              </w:rPr>
-              <w:t xml:space="preserve"> / </w:t>
-            </w:r>
-            <w:r>
-              <w:rPr>
-                <w:rFonts w:ascii="Meiryo UI" w:eastAsia="Meiryo UI" w:hAnsi="Meiryo UI"/>
-                <w:sz w:val="16"/>
-              </w:rPr>
-              <w:t>1</w:t>
+              <w:t>0 / 1</w:t>
             </w:r>
           </w:p>
         </w:tc>
@@ -17034,13 +15212,6 @@
                 <w:sz w:val="16"/>
               </w:rPr>
               <w:t>STATUS bit</w:t>
-            </w:r>
-            <w:r>
-              <w:rPr>
-                <w:rFonts w:ascii="Meiryo UI" w:eastAsia="Meiryo UI" w:hAnsi="Meiryo UI"/>
-                <w:sz w:val="16"/>
-              </w:rPr>
-              <w:t>。</w:t>
             </w:r>
           </w:p>
         </w:tc>
@@ -17085,21 +15256,7 @@
                 <w:rFonts w:ascii="Meiryo UI" w:eastAsia="Meiryo UI" w:hAnsi="Meiryo UI"/>
                 <w:sz w:val="16"/>
               </w:rPr>
-              <w:t>0</w:t>
-            </w:r>
-            <w:r>
-              <w:rPr>
-                <w:rFonts w:ascii="Meiryo UI" w:eastAsia="Meiryo UI" w:hAnsi="Meiryo UI"/>
-                <w:sz w:val="16"/>
-              </w:rPr>
-              <w:t xml:space="preserve"> / </w:t>
-            </w:r>
-            <w:r>
-              <w:rPr>
-                <w:rFonts w:ascii="Meiryo UI" w:eastAsia="Meiryo UI" w:hAnsi="Meiryo UI"/>
-                <w:sz w:val="16"/>
-              </w:rPr>
-              <w:t>1</w:t>
+              <w:t>0 / 1</w:t>
             </w:r>
           </w:p>
         </w:tc>
@@ -17120,13 +15277,6 @@
                 <w:sz w:val="16"/>
               </w:rPr>
               <w:t>STATUS bit</w:t>
-            </w:r>
-            <w:r>
-              <w:rPr>
-                <w:rFonts w:ascii="Meiryo UI" w:eastAsia="Meiryo UI" w:hAnsi="Meiryo UI"/>
-                <w:sz w:val="16"/>
-              </w:rPr>
-              <w:t>。</w:t>
             </w:r>
           </w:p>
         </w:tc>
@@ -17171,21 +15321,7 @@
                 <w:rFonts w:ascii="Meiryo UI" w:eastAsia="Meiryo UI" w:hAnsi="Meiryo UI"/>
                 <w:sz w:val="16"/>
               </w:rPr>
-              <w:t>0</w:t>
-            </w:r>
-            <w:r>
-              <w:rPr>
-                <w:rFonts w:ascii="Meiryo UI" w:eastAsia="Meiryo UI" w:hAnsi="Meiryo UI"/>
-                <w:sz w:val="16"/>
-              </w:rPr>
-              <w:t xml:space="preserve"> / </w:t>
-            </w:r>
-            <w:r>
-              <w:rPr>
-                <w:rFonts w:ascii="Meiryo UI" w:eastAsia="Meiryo UI" w:hAnsi="Meiryo UI"/>
-                <w:sz w:val="16"/>
-              </w:rPr>
-              <w:t>1</w:t>
+              <w:t>0 / 1</w:t>
             </w:r>
           </w:p>
         </w:tc>
@@ -17206,13 +15342,6 @@
                 <w:sz w:val="16"/>
               </w:rPr>
               <w:t>STATUS bit</w:t>
-            </w:r>
-            <w:r>
-              <w:rPr>
-                <w:rFonts w:ascii="Meiryo UI" w:eastAsia="Meiryo UI" w:hAnsi="Meiryo UI"/>
-                <w:sz w:val="16"/>
-              </w:rPr>
-              <w:t>。</w:t>
             </w:r>
           </w:p>
         </w:tc>
@@ -17252,59 +15381,13 @@
           <w:rFonts w:ascii="Meiryo UI" w:eastAsia="Meiryo UI" w:hAnsi="Meiryo UI"/>
           <w:lang w:eastAsia="ja-JP"/>
         </w:rPr>
-        <w:t>事前に</w:t>
-      </w:r>
-      <w:r>
-        <w:rPr>
-          <w:rFonts w:ascii="Meiryo UI" w:eastAsia="Meiryo UI" w:hAnsi="Meiryo UI"/>
-          <w:lang w:eastAsia="ja-JP"/>
-        </w:rPr>
-        <w:t xml:space="preserve"> </w:t>
-      </w:r>
-      <w:r>
-        <w:rPr>
-          <w:rFonts w:ascii="Meiryo UI" w:eastAsia="Meiryo UI" w:hAnsi="Meiryo UI"/>
-          <w:lang w:eastAsia="ja-JP"/>
-        </w:rPr>
-        <w:t>INFO_REFRESH</w:t>
-      </w:r>
-      <w:r>
-        <w:rPr>
-          <w:rFonts w:ascii="Meiryo UI" w:eastAsia="Meiryo UI" w:hAnsi="Meiryo UI"/>
-          <w:lang w:eastAsia="ja-JP"/>
-        </w:rPr>
-        <w:t xml:space="preserve"> </w:t>
-      </w:r>
-      <w:r>
-        <w:rPr>
-          <w:rFonts w:ascii="Meiryo UI" w:eastAsia="Meiryo UI" w:hAnsi="Meiryo UI"/>
-          <w:lang w:eastAsia="ja-JP"/>
-        </w:rPr>
-        <w:t>が成功していること。</w:t>
+        <w:t>事前に INFO_REFRESH が成功していること。</w:t>
       </w:r>
       <w:r>
         <w:rPr>
           <w:rFonts w:ascii="Meiryo UI" w:eastAsia="Meiryo UI" w:hAnsi="Meiryo UI"/>
         </w:rPr>
-        <w:t xml:space="preserve">ASCII text </w:t>
-      </w:r>
-      <w:r>
-        <w:rPr>
-          <w:rFonts w:ascii="Meiryo UI" w:eastAsia="Meiryo UI" w:hAnsi="Meiryo UI"/>
-        </w:rPr>
-        <w:t>は</w:t>
-      </w:r>
-      <w:r>
-        <w:rPr>
-          <w:rFonts w:ascii="Meiryo UI" w:eastAsia="Meiryo UI" w:hAnsi="Meiryo UI"/>
-        </w:rPr>
-        <w:t xml:space="preserve"> leading zero </w:t>
-      </w:r>
-      <w:r>
-        <w:rPr>
-          <w:rFonts w:ascii="Meiryo UI" w:eastAsia="Meiryo UI" w:hAnsi="Meiryo UI"/>
-        </w:rPr>
-        <w:t>を保持する。</w:t>
+        <w:t>ASCII text は leading zero を保持する。</w:t>
       </w:r>
     </w:p>
     <w:tbl>
@@ -17459,13 +15542,6 @@
               </w:rPr>
               <w:t>Firmware revision</w:t>
             </w:r>
-            <w:r>
-              <w:rPr>
-                <w:rFonts w:ascii="Meiryo UI" w:eastAsia="Meiryo UI" w:hAnsi="Meiryo UI"/>
-                <w:sz w:val="16"/>
-              </w:rPr>
-              <w:t>。</w:t>
-            </w:r>
           </w:p>
         </w:tc>
       </w:tr>
@@ -17532,13 +15608,6 @@
               </w:rPr>
               <w:t>Unit revision</w:t>
             </w:r>
-            <w:r>
-              <w:rPr>
-                <w:rFonts w:ascii="Meiryo UI" w:eastAsia="Meiryo UI" w:hAnsi="Meiryo UI"/>
-                <w:sz w:val="16"/>
-              </w:rPr>
-              <w:t>。</w:t>
-            </w:r>
           </w:p>
         </w:tc>
       </w:tr>
@@ -17604,13 +15673,6 @@
               </w:rPr>
               <w:t>Unit lot</w:t>
             </w:r>
-            <w:r>
-              <w:rPr>
-                <w:rFonts w:ascii="Meiryo UI" w:eastAsia="Meiryo UI" w:hAnsi="Meiryo UI"/>
-                <w:sz w:val="16"/>
-              </w:rPr>
-              <w:t>。</w:t>
-            </w:r>
           </w:p>
         </w:tc>
       </w:tr>
@@ -17676,13 +15738,6 @@
               </w:rPr>
               <w:t>Unit serial</w:t>
             </w:r>
-            <w:r>
-              <w:rPr>
-                <w:rFonts w:ascii="Meiryo UI" w:eastAsia="Meiryo UI" w:hAnsi="Meiryo UI"/>
-                <w:sz w:val="16"/>
-              </w:rPr>
-              <w:t>。</w:t>
-            </w:r>
           </w:p>
         </w:tc>
       </w:tr>
@@ -17748,13 +15803,6 @@
               </w:rPr>
               <w:t>ADU revision</w:t>
             </w:r>
-            <w:r>
-              <w:rPr>
-                <w:rFonts w:ascii="Meiryo UI" w:eastAsia="Meiryo UI" w:hAnsi="Meiryo UI"/>
-                <w:sz w:val="16"/>
-              </w:rPr>
-              <w:t>。</w:t>
-            </w:r>
           </w:p>
         </w:tc>
       </w:tr>
@@ -17820,13 +15868,6 @@
               </w:rPr>
               <w:t>ADU lot</w:t>
             </w:r>
-            <w:r>
-              <w:rPr>
-                <w:rFonts w:ascii="Meiryo UI" w:eastAsia="Meiryo UI" w:hAnsi="Meiryo UI"/>
-                <w:sz w:val="16"/>
-              </w:rPr>
-              <w:t>。</w:t>
-            </w:r>
           </w:p>
         </w:tc>
       </w:tr>
@@ -17892,13 +15933,6 @@
               </w:rPr>
               <w:t>ADU serial</w:t>
             </w:r>
-            <w:r>
-              <w:rPr>
-                <w:rFonts w:ascii="Meiryo UI" w:eastAsia="Meiryo UI" w:hAnsi="Meiryo UI"/>
-                <w:sz w:val="16"/>
-              </w:rPr>
-              <w:t>。</w:t>
-            </w:r>
           </w:p>
         </w:tc>
       </w:tr>
@@ -17964,13 +15998,6 @@
               </w:rPr>
               <w:t>BBU revision</w:t>
             </w:r>
-            <w:r>
-              <w:rPr>
-                <w:rFonts w:ascii="Meiryo UI" w:eastAsia="Meiryo UI" w:hAnsi="Meiryo UI"/>
-                <w:sz w:val="16"/>
-              </w:rPr>
-              <w:t>。</w:t>
-            </w:r>
           </w:p>
         </w:tc>
       </w:tr>
@@ -18036,13 +16063,6 @@
               </w:rPr>
               <w:t>BBU lot</w:t>
             </w:r>
-            <w:r>
-              <w:rPr>
-                <w:rFonts w:ascii="Meiryo UI" w:eastAsia="Meiryo UI" w:hAnsi="Meiryo UI"/>
-                <w:sz w:val="16"/>
-              </w:rPr>
-              <w:t>。</w:t>
-            </w:r>
           </w:p>
         </w:tc>
       </w:tr>
@@ -18108,13 +16128,6 @@
               </w:rPr>
               <w:t>BBU serial</w:t>
             </w:r>
-            <w:r>
-              <w:rPr>
-                <w:rFonts w:ascii="Meiryo UI" w:eastAsia="Meiryo UI" w:hAnsi="Meiryo UI"/>
-                <w:sz w:val="16"/>
-              </w:rPr>
-              <w:t>。</w:t>
-            </w:r>
           </w:p>
         </w:tc>
       </w:tr>
@@ -18180,13 +16193,6 @@
               </w:rPr>
               <w:t>Parameter</w:t>
             </w:r>
-            <w:r>
-              <w:rPr>
-                <w:rFonts w:ascii="Meiryo UI" w:eastAsia="Meiryo UI" w:hAnsi="Meiryo UI"/>
-                <w:sz w:val="16"/>
-              </w:rPr>
-              <w:t>。</w:t>
-            </w:r>
           </w:p>
         </w:tc>
       </w:tr>
@@ -18252,13 +16258,6 @@
               </w:rPr>
               <w:t>Parameter</w:t>
             </w:r>
-            <w:r>
-              <w:rPr>
-                <w:rFonts w:ascii="Meiryo UI" w:eastAsia="Meiryo UI" w:hAnsi="Meiryo UI"/>
-                <w:sz w:val="16"/>
-              </w:rPr>
-              <w:t>。</w:t>
-            </w:r>
           </w:p>
         </w:tc>
       </w:tr>
@@ -18324,13 +16323,6 @@
               </w:rPr>
               <w:t>Parameter</w:t>
             </w:r>
-            <w:r>
-              <w:rPr>
-                <w:rFonts w:ascii="Meiryo UI" w:eastAsia="Meiryo UI" w:hAnsi="Meiryo UI"/>
-                <w:sz w:val="16"/>
-              </w:rPr>
-              <w:t>。</w:t>
-            </w:r>
           </w:p>
         </w:tc>
       </w:tr>
@@ -18396,13 +16388,6 @@
               </w:rPr>
               <w:t>Parameter</w:t>
             </w:r>
-            <w:r>
-              <w:rPr>
-                <w:rFonts w:ascii="Meiryo UI" w:eastAsia="Meiryo UI" w:hAnsi="Meiryo UI"/>
-                <w:sz w:val="16"/>
-              </w:rPr>
-              <w:t>。</w:t>
-            </w:r>
           </w:p>
         </w:tc>
       </w:tr>
@@ -18468,13 +16453,6 @@
               </w:rPr>
               <w:t>min</w:t>
             </w:r>
-            <w:r>
-              <w:rPr>
-                <w:rFonts w:ascii="Meiryo UI" w:eastAsia="Meiryo UI" w:hAnsi="Meiryo UI"/>
-                <w:sz w:val="16"/>
-              </w:rPr>
-              <w:t>。</w:t>
-            </w:r>
           </w:p>
         </w:tc>
       </w:tr>
@@ -18540,13 +16518,6 @@
               </w:rPr>
               <w:t>sec</w:t>
             </w:r>
-            <w:r>
-              <w:rPr>
-                <w:rFonts w:ascii="Meiryo UI" w:eastAsia="Meiryo UI" w:hAnsi="Meiryo UI"/>
-                <w:sz w:val="16"/>
-              </w:rPr>
-              <w:t>。</w:t>
-            </w:r>
           </w:p>
         </w:tc>
       </w:tr>
@@ -18612,13 +16583,6 @@
               </w:rPr>
               <w:t>sec</w:t>
             </w:r>
-            <w:r>
-              <w:rPr>
-                <w:rFonts w:ascii="Meiryo UI" w:eastAsia="Meiryo UI" w:hAnsi="Meiryo UI"/>
-                <w:sz w:val="16"/>
-              </w:rPr>
-              <w:t>。</w:t>
-            </w:r>
           </w:p>
         </w:tc>
       </w:tr>
@@ -18684,13 +16648,6 @@
               </w:rPr>
               <w:t>%</w:t>
             </w:r>
-            <w:r>
-              <w:rPr>
-                <w:rFonts w:ascii="Meiryo UI" w:eastAsia="Meiryo UI" w:hAnsi="Meiryo UI"/>
-                <w:sz w:val="16"/>
-              </w:rPr>
-              <w:t>。</w:t>
-            </w:r>
           </w:p>
         </w:tc>
       </w:tr>
@@ -18749,6 +16706,7 @@
                 <w:rFonts w:ascii="Meiryo UI" w:eastAsia="Meiryo UI" w:hAnsi="Meiryo UI"/>
               </w:rPr>
             </w:pPr>
+            <w:proofErr w:type="spellStart"/>
             <w:r>
               <w:rPr>
                 <w:rFonts w:ascii="Meiryo UI" w:eastAsia="Meiryo UI" w:hAnsi="Meiryo UI"/>
@@ -18756,13 +16714,7 @@
               </w:rPr>
               <w:t>mAh</w:t>
             </w:r>
-            <w:r>
-              <w:rPr>
-                <w:rFonts w:ascii="Meiryo UI" w:eastAsia="Meiryo UI" w:hAnsi="Meiryo UI"/>
-                <w:sz w:val="16"/>
-              </w:rPr>
-              <w:t>。</w:t>
-            </w:r>
+            <w:proofErr w:type="spellEnd"/>
           </w:p>
         </w:tc>
       </w:tr>
@@ -18821,6 +16773,7 @@
                 <w:rFonts w:ascii="Meiryo UI" w:eastAsia="Meiryo UI" w:hAnsi="Meiryo UI"/>
               </w:rPr>
             </w:pPr>
+            <w:proofErr w:type="spellStart"/>
             <w:r>
               <w:rPr>
                 <w:rFonts w:ascii="Meiryo UI" w:eastAsia="Meiryo UI" w:hAnsi="Meiryo UI"/>
@@ -18828,13 +16781,7 @@
               </w:rPr>
               <w:t>Wh</w:t>
             </w:r>
-            <w:r>
-              <w:rPr>
-                <w:rFonts w:ascii="Meiryo UI" w:eastAsia="Meiryo UI" w:hAnsi="Meiryo UI"/>
-                <w:sz w:val="16"/>
-              </w:rPr>
-              <w:t>。</w:t>
-            </w:r>
+            <w:proofErr w:type="spellEnd"/>
           </w:p>
         </w:tc>
       </w:tr>
@@ -18893,6 +16840,7 @@
                 <w:rFonts w:ascii="Meiryo UI" w:eastAsia="Meiryo UI" w:hAnsi="Meiryo UI"/>
               </w:rPr>
             </w:pPr>
+            <w:proofErr w:type="spellStart"/>
             <w:r>
               <w:rPr>
                 <w:rFonts w:ascii="Meiryo UI" w:eastAsia="Meiryo UI" w:hAnsi="Meiryo UI"/>
@@ -18900,13 +16848,7 @@
               </w:rPr>
               <w:t>mOhm</w:t>
             </w:r>
-            <w:r>
-              <w:rPr>
-                <w:rFonts w:ascii="Meiryo UI" w:eastAsia="Meiryo UI" w:hAnsi="Meiryo UI"/>
-                <w:sz w:val="16"/>
-              </w:rPr>
-              <w:t>。</w:t>
-            </w:r>
+            <w:proofErr w:type="spellEnd"/>
           </w:p>
         </w:tc>
       </w:tr>
@@ -18965,6 +16907,7 @@
                 <w:rFonts w:ascii="Meiryo UI" w:eastAsia="Meiryo UI" w:hAnsi="Meiryo UI"/>
               </w:rPr>
             </w:pPr>
+            <w:proofErr w:type="spellStart"/>
             <w:r>
               <w:rPr>
                 <w:rFonts w:ascii="Meiryo UI" w:eastAsia="Meiryo UI" w:hAnsi="Meiryo UI"/>
@@ -18972,13 +16915,7 @@
               </w:rPr>
               <w:t>degC</w:t>
             </w:r>
-            <w:r>
-              <w:rPr>
-                <w:rFonts w:ascii="Meiryo UI" w:eastAsia="Meiryo UI" w:hAnsi="Meiryo UI"/>
-                <w:sz w:val="16"/>
-              </w:rPr>
-              <w:t>。</w:t>
-            </w:r>
+            <w:proofErr w:type="spellEnd"/>
           </w:p>
         </w:tc>
       </w:tr>
@@ -19037,6 +16974,7 @@
                 <w:rFonts w:ascii="Meiryo UI" w:eastAsia="Meiryo UI" w:hAnsi="Meiryo UI"/>
               </w:rPr>
             </w:pPr>
+            <w:proofErr w:type="spellStart"/>
             <w:r>
               <w:rPr>
                 <w:rFonts w:ascii="Meiryo UI" w:eastAsia="Meiryo UI" w:hAnsi="Meiryo UI"/>
@@ -19044,13 +16982,7 @@
               </w:rPr>
               <w:t>degC</w:t>
             </w:r>
-            <w:r>
-              <w:rPr>
-                <w:rFonts w:ascii="Meiryo UI" w:eastAsia="Meiryo UI" w:hAnsi="Meiryo UI"/>
-                <w:sz w:val="16"/>
-              </w:rPr>
-              <w:t>。</w:t>
-            </w:r>
+            <w:proofErr w:type="spellEnd"/>
           </w:p>
         </w:tc>
       </w:tr>
@@ -19109,6 +17041,7 @@
                 <w:rFonts w:ascii="Meiryo UI" w:eastAsia="Meiryo UI" w:hAnsi="Meiryo UI"/>
               </w:rPr>
             </w:pPr>
+            <w:proofErr w:type="spellStart"/>
             <w:r>
               <w:rPr>
                 <w:rFonts w:ascii="Meiryo UI" w:eastAsia="Meiryo UI" w:hAnsi="Meiryo UI"/>
@@ -19116,13 +17049,7 @@
               </w:rPr>
               <w:t>degC</w:t>
             </w:r>
-            <w:r>
-              <w:rPr>
-                <w:rFonts w:ascii="Meiryo UI" w:eastAsia="Meiryo UI" w:hAnsi="Meiryo UI"/>
-                <w:sz w:val="16"/>
-              </w:rPr>
-              <w:t>。</w:t>
-            </w:r>
+            <w:proofErr w:type="spellEnd"/>
           </w:p>
         </w:tc>
       </w:tr>
@@ -19181,6 +17108,7 @@
                 <w:rFonts w:ascii="Meiryo UI" w:eastAsia="Meiryo UI" w:hAnsi="Meiryo UI"/>
               </w:rPr>
             </w:pPr>
+            <w:proofErr w:type="spellStart"/>
             <w:r>
               <w:rPr>
                 <w:rFonts w:ascii="Meiryo UI" w:eastAsia="Meiryo UI" w:hAnsi="Meiryo UI"/>
@@ -19188,13 +17116,7 @@
               </w:rPr>
               <w:t>degC</w:t>
             </w:r>
-            <w:r>
-              <w:rPr>
-                <w:rFonts w:ascii="Meiryo UI" w:eastAsia="Meiryo UI" w:hAnsi="Meiryo UI"/>
-                <w:sz w:val="16"/>
-              </w:rPr>
-              <w:t>。</w:t>
-            </w:r>
+            <w:proofErr w:type="spellEnd"/>
           </w:p>
         </w:tc>
       </w:tr>
@@ -19259,13 +17181,6 @@
                 <w:sz w:val="16"/>
               </w:rPr>
               <w:t>rpm</w:t>
-            </w:r>
-            <w:r>
-              <w:rPr>
-                <w:rFonts w:ascii="Meiryo UI" w:eastAsia="Meiryo UI" w:hAnsi="Meiryo UI"/>
-                <w:sz w:val="16"/>
-              </w:rPr>
-              <w:t>。</w:t>
             </w:r>
           </w:p>
         </w:tc>
@@ -19358,15 +17273,7 @@
                 <w:b/>
                 <w:sz w:val="16"/>
               </w:rPr>
-              <w:t>事前</w:t>
-            </w:r>
-            <w:r>
-              <w:rPr>
-                <w:rFonts w:ascii="Meiryo UI" w:eastAsia="Meiryo UI" w:hAnsi="Meiryo UI"/>
-                <w:b/>
-                <w:sz w:val="16"/>
-              </w:rPr>
-              <w:t xml:space="preserve"> Refresh</w:t>
+              <w:t>事前 Refresh</w:t>
             </w:r>
           </w:p>
         </w:tc>
@@ -19455,14 +17362,7 @@
                 <w:rFonts w:ascii="Meiryo UI" w:eastAsia="Meiryo UI" w:hAnsi="Meiryo UI"/>
                 <w:sz w:val="16"/>
               </w:rPr>
-              <w:t>BATT_CHECK_START</w:t>
-            </w:r>
-            <w:r>
-              <w:rPr>
-                <w:rFonts w:ascii="Meiryo UI" w:eastAsia="Meiryo UI" w:hAnsi="Meiryo UI"/>
-                <w:sz w:val="16"/>
-              </w:rPr>
-              <w:t xml:space="preserve"> or BC refresh</w:t>
+              <w:t>BATT_CHECK_START or BC refresh</w:t>
             </w:r>
           </w:p>
         </w:tc>
@@ -19503,13 +17403,6 @@
                 <w:sz w:val="16"/>
               </w:rPr>
               <w:t>BC mode</w:t>
-            </w:r>
-            <w:r>
-              <w:rPr>
-                <w:rFonts w:ascii="Meiryo UI" w:eastAsia="Meiryo UI" w:hAnsi="Meiryo UI"/>
-                <w:sz w:val="16"/>
-              </w:rPr>
-              <w:t>。</w:t>
             </w:r>
           </w:p>
         </w:tc>
@@ -19554,14 +17447,7 @@
                 <w:rFonts w:ascii="Meiryo UI" w:eastAsia="Meiryo UI" w:hAnsi="Meiryo UI"/>
                 <w:sz w:val="16"/>
               </w:rPr>
-              <w:t>BATT_CHECK_START</w:t>
-            </w:r>
-            <w:r>
-              <w:rPr>
-                <w:rFonts w:ascii="Meiryo UI" w:eastAsia="Meiryo UI" w:hAnsi="Meiryo UI"/>
-                <w:sz w:val="16"/>
-              </w:rPr>
-              <w:t xml:space="preserve"> or BC refresh</w:t>
+              <w:t>BATT_CHECK_START or BC refresh</w:t>
             </w:r>
           </w:p>
         </w:tc>
@@ -19602,13 +17488,6 @@
                 <w:sz w:val="16"/>
               </w:rPr>
               <w:t>V</w:t>
-            </w:r>
-            <w:r>
-              <w:rPr>
-                <w:rFonts w:ascii="Meiryo UI" w:eastAsia="Meiryo UI" w:hAnsi="Meiryo UI"/>
-                <w:sz w:val="16"/>
-              </w:rPr>
-              <w:t>。</w:t>
             </w:r>
           </w:p>
         </w:tc>
@@ -19653,14 +17532,7 @@
                 <w:rFonts w:ascii="Meiryo UI" w:eastAsia="Meiryo UI" w:hAnsi="Meiryo UI"/>
                 <w:sz w:val="16"/>
               </w:rPr>
-              <w:t>BATT_CHECK_START</w:t>
-            </w:r>
-            <w:r>
-              <w:rPr>
-                <w:rFonts w:ascii="Meiryo UI" w:eastAsia="Meiryo UI" w:hAnsi="Meiryo UI"/>
-                <w:sz w:val="16"/>
-              </w:rPr>
-              <w:t xml:space="preserve"> or BC refresh</w:t>
+              <w:t>BATT_CHECK_START or BC refresh</w:t>
             </w:r>
           </w:p>
         </w:tc>
@@ -19701,13 +17573,6 @@
                 <w:sz w:val="16"/>
               </w:rPr>
               <w:t>V</w:t>
-            </w:r>
-            <w:r>
-              <w:rPr>
-                <w:rFonts w:ascii="Meiryo UI" w:eastAsia="Meiryo UI" w:hAnsi="Meiryo UI"/>
-                <w:sz w:val="16"/>
-              </w:rPr>
-              <w:t>。</w:t>
             </w:r>
           </w:p>
         </w:tc>
@@ -19752,14 +17617,7 @@
                 <w:rFonts w:ascii="Meiryo UI" w:eastAsia="Meiryo UI" w:hAnsi="Meiryo UI"/>
                 <w:sz w:val="16"/>
               </w:rPr>
-              <w:t>BATT_CHECK_START</w:t>
-            </w:r>
-            <w:r>
-              <w:rPr>
-                <w:rFonts w:ascii="Meiryo UI" w:eastAsia="Meiryo UI" w:hAnsi="Meiryo UI"/>
-                <w:sz w:val="16"/>
-              </w:rPr>
-              <w:t xml:space="preserve"> or BC refresh</w:t>
+              <w:t>BATT_CHECK_START or BC refresh</w:t>
             </w:r>
           </w:p>
         </w:tc>
@@ -19800,13 +17658,6 @@
                 <w:sz w:val="16"/>
               </w:rPr>
               <w:t>A</w:t>
-            </w:r>
-            <w:r>
-              <w:rPr>
-                <w:rFonts w:ascii="Meiryo UI" w:eastAsia="Meiryo UI" w:hAnsi="Meiryo UI"/>
-                <w:sz w:val="16"/>
-              </w:rPr>
-              <w:t>。</w:t>
             </w:r>
           </w:p>
         </w:tc>
@@ -19851,14 +17702,7 @@
                 <w:rFonts w:ascii="Meiryo UI" w:eastAsia="Meiryo UI" w:hAnsi="Meiryo UI"/>
                 <w:sz w:val="16"/>
               </w:rPr>
-              <w:t>BATT_CHECK_START</w:t>
-            </w:r>
-            <w:r>
-              <w:rPr>
-                <w:rFonts w:ascii="Meiryo UI" w:eastAsia="Meiryo UI" w:hAnsi="Meiryo UI"/>
-                <w:sz w:val="16"/>
-              </w:rPr>
-              <w:t xml:space="preserve"> or BC refresh</w:t>
+              <w:t>BATT_CHECK_START or BC refresh</w:t>
             </w:r>
           </w:p>
         </w:tc>
@@ -19899,13 +17743,6 @@
                 <w:sz w:val="16"/>
               </w:rPr>
               <w:t>A</w:t>
-            </w:r>
-            <w:r>
-              <w:rPr>
-                <w:rFonts w:ascii="Meiryo UI" w:eastAsia="Meiryo UI" w:hAnsi="Meiryo UI"/>
-                <w:sz w:val="16"/>
-              </w:rPr>
-              <w:t>。</w:t>
             </w:r>
           </w:p>
         </w:tc>
@@ -19951,14 +17788,7 @@
                 <w:rFonts w:ascii="Meiryo UI" w:eastAsia="Meiryo UI" w:hAnsi="Meiryo UI"/>
                 <w:sz w:val="16"/>
               </w:rPr>
-              <w:t>BATT_CHECK_START</w:t>
-            </w:r>
-            <w:r>
-              <w:rPr>
-                <w:rFonts w:ascii="Meiryo UI" w:eastAsia="Meiryo UI" w:hAnsi="Meiryo UI"/>
-                <w:sz w:val="16"/>
-              </w:rPr>
-              <w:t xml:space="preserve"> or BC refresh</w:t>
+              <w:t>BATT_CHECK_START or BC refresh</w:t>
             </w:r>
           </w:p>
         </w:tc>
@@ -19993,6 +17823,7 @@
                 <w:rFonts w:ascii="Meiryo UI" w:eastAsia="Meiryo UI" w:hAnsi="Meiryo UI"/>
               </w:rPr>
             </w:pPr>
+            <w:proofErr w:type="spellStart"/>
             <w:r>
               <w:rPr>
                 <w:rFonts w:ascii="Meiryo UI" w:eastAsia="Meiryo UI" w:hAnsi="Meiryo UI"/>
@@ -20000,13 +17831,7 @@
               </w:rPr>
               <w:t>degC</w:t>
             </w:r>
-            <w:r>
-              <w:rPr>
-                <w:rFonts w:ascii="Meiryo UI" w:eastAsia="Meiryo UI" w:hAnsi="Meiryo UI"/>
-                <w:sz w:val="16"/>
-              </w:rPr>
-              <w:t>。</w:t>
-            </w:r>
+            <w:proofErr w:type="spellEnd"/>
           </w:p>
         </w:tc>
       </w:tr>
@@ -20050,14 +17875,7 @@
                 <w:rFonts w:ascii="Meiryo UI" w:eastAsia="Meiryo UI" w:hAnsi="Meiryo UI"/>
                 <w:sz w:val="16"/>
               </w:rPr>
-              <w:t>BATT_CHECK_START</w:t>
-            </w:r>
-            <w:r>
-              <w:rPr>
-                <w:rFonts w:ascii="Meiryo UI" w:eastAsia="Meiryo UI" w:hAnsi="Meiryo UI"/>
-                <w:sz w:val="16"/>
-              </w:rPr>
-              <w:t xml:space="preserve"> or BC refresh</w:t>
+              <w:t>BATT_CHECK_START or BC refresh</w:t>
             </w:r>
           </w:p>
         </w:tc>
@@ -20098,13 +17916,6 @@
                 <w:sz w:val="16"/>
               </w:rPr>
               <w:t>%</w:t>
-            </w:r>
-            <w:r>
-              <w:rPr>
-                <w:rFonts w:ascii="Meiryo UI" w:eastAsia="Meiryo UI" w:hAnsi="Meiryo UI"/>
-                <w:sz w:val="16"/>
-              </w:rPr>
-              <w:t>。</w:t>
             </w:r>
           </w:p>
         </w:tc>
@@ -20149,14 +17960,7 @@
                 <w:rFonts w:ascii="Meiryo UI" w:eastAsia="Meiryo UI" w:hAnsi="Meiryo UI"/>
                 <w:sz w:val="16"/>
               </w:rPr>
-              <w:t>BATT_CHECK_START</w:t>
-            </w:r>
-            <w:r>
-              <w:rPr>
-                <w:rFonts w:ascii="Meiryo UI" w:eastAsia="Meiryo UI" w:hAnsi="Meiryo UI"/>
-                <w:sz w:val="16"/>
-              </w:rPr>
-              <w:t xml:space="preserve"> or BC refresh</w:t>
+              <w:t>BATT_CHECK_START or BC refresh</w:t>
             </w:r>
           </w:p>
         </w:tc>
@@ -20191,6 +17995,7 @@
                 <w:rFonts w:ascii="Meiryo UI" w:eastAsia="Meiryo UI" w:hAnsi="Meiryo UI"/>
               </w:rPr>
             </w:pPr>
+            <w:proofErr w:type="spellStart"/>
             <w:r>
               <w:rPr>
                 <w:rFonts w:ascii="Meiryo UI" w:eastAsia="Meiryo UI" w:hAnsi="Meiryo UI"/>
@@ -20198,13 +18003,7 @@
               </w:rPr>
               <w:t>mOhm</w:t>
             </w:r>
-            <w:r>
-              <w:rPr>
-                <w:rFonts w:ascii="Meiryo UI" w:eastAsia="Meiryo UI" w:hAnsi="Meiryo UI"/>
-                <w:sz w:val="16"/>
-              </w:rPr>
-              <w:t>。</w:t>
-            </w:r>
+            <w:proofErr w:type="spellEnd"/>
           </w:p>
         </w:tc>
       </w:tr>
@@ -20228,58 +18027,7 @@
                 <w:rFonts w:ascii="Meiryo UI" w:eastAsia="Meiryo UI" w:hAnsi="Meiryo UI"/>
                 <w:sz w:val="16"/>
               </w:rPr>
-              <w:t>AR_DISCHG_I_P1_ADC?</w:t>
-            </w:r>
-            <w:r>
-              <w:rPr>
-                <w:rFonts w:ascii="Meiryo UI" w:eastAsia="Meiryo UI" w:hAnsi="Meiryo UI"/>
-                <w:sz w:val="16"/>
-              </w:rPr>
-              <w:t xml:space="preserve"> / </w:t>
-            </w:r>
-            <w:proofErr w:type="gramStart"/>
-            <w:r>
-              <w:rPr>
-                <w:rFonts w:ascii="Meiryo UI" w:eastAsia="Meiryo UI" w:hAnsi="Meiryo UI"/>
-                <w:sz w:val="16"/>
-              </w:rPr>
-              <w:t>REF?</w:t>
-            </w:r>
-            <w:r>
-              <w:rPr>
-                <w:rFonts w:ascii="Meiryo UI" w:eastAsia="Meiryo UI" w:hAnsi="Meiryo UI"/>
-                <w:sz w:val="16"/>
-              </w:rPr>
-              <w:t>,</w:t>
-            </w:r>
-            <w:proofErr w:type="gramEnd"/>
-            <w:r>
-              <w:rPr>
-                <w:rFonts w:ascii="Meiryo UI" w:eastAsia="Meiryo UI" w:hAnsi="Meiryo UI"/>
-                <w:sz w:val="16"/>
-              </w:rPr>
-              <w:t xml:space="preserve"> </w:t>
-            </w:r>
-            <w:r>
-              <w:rPr>
-                <w:rFonts w:ascii="Meiryo UI" w:eastAsia="Meiryo UI" w:hAnsi="Meiryo UI"/>
-                <w:sz w:val="16"/>
-              </w:rPr>
-              <w:t>P2_ADC?</w:t>
-            </w:r>
-            <w:r>
-              <w:rPr>
-                <w:rFonts w:ascii="Meiryo UI" w:eastAsia="Meiryo UI" w:hAnsi="Meiryo UI"/>
-                <w:sz w:val="16"/>
-              </w:rPr>
-              <w:t xml:space="preserve"> / </w:t>
-            </w:r>
-            <w:r>
-              <w:rPr>
-                <w:rFonts w:ascii="Meiryo UI" w:eastAsia="Meiryo UI" w:hAnsi="Meiryo UI"/>
-                <w:sz w:val="16"/>
-              </w:rPr>
-              <w:t>REF?</w:t>
+              <w:t>AR_DISCHG_I_P1_ADC? / REF?, P2_ADC? / REF?</w:t>
             </w:r>
           </w:p>
         </w:tc>
@@ -20341,13 +18089,15 @@
               </w:rPr>
               <w:t xml:space="preserve">OI-04: REF final wire format </w:t>
             </w:r>
-            <w:r>
-              <w:rPr>
-                <w:rFonts w:ascii="Meiryo UI" w:eastAsia="Meiryo UI" w:hAnsi="Meiryo UI"/>
-                <w:sz w:val="16"/>
-              </w:rPr>
-              <w:t>未確定。</w:t>
-            </w:r>
+            <w:proofErr w:type="spellStart"/>
+            <w:r>
+              <w:rPr>
+                <w:rFonts w:ascii="Meiryo UI" w:eastAsia="Meiryo UI" w:hAnsi="Meiryo UI"/>
+                <w:sz w:val="16"/>
+              </w:rPr>
+              <w:t>未確定</w:t>
+            </w:r>
+            <w:proofErr w:type="spellEnd"/>
           </w:p>
         </w:tc>
       </w:tr>
@@ -20371,58 +18121,7 @@
                 <w:rFonts w:ascii="Meiryo UI" w:eastAsia="Meiryo UI" w:hAnsi="Meiryo UI"/>
                 <w:sz w:val="16"/>
               </w:rPr>
-              <w:t>AR_BATT_V_P1_ADC?</w:t>
-            </w:r>
-            <w:r>
-              <w:rPr>
-                <w:rFonts w:ascii="Meiryo UI" w:eastAsia="Meiryo UI" w:hAnsi="Meiryo UI"/>
-                <w:sz w:val="16"/>
-              </w:rPr>
-              <w:t xml:space="preserve"> / </w:t>
-            </w:r>
-            <w:proofErr w:type="gramStart"/>
-            <w:r>
-              <w:rPr>
-                <w:rFonts w:ascii="Meiryo UI" w:eastAsia="Meiryo UI" w:hAnsi="Meiryo UI"/>
-                <w:sz w:val="16"/>
-              </w:rPr>
-              <w:t>REF?</w:t>
-            </w:r>
-            <w:r>
-              <w:rPr>
-                <w:rFonts w:ascii="Meiryo UI" w:eastAsia="Meiryo UI" w:hAnsi="Meiryo UI"/>
-                <w:sz w:val="16"/>
-              </w:rPr>
-              <w:t>,</w:t>
-            </w:r>
-            <w:proofErr w:type="gramEnd"/>
-            <w:r>
-              <w:rPr>
-                <w:rFonts w:ascii="Meiryo UI" w:eastAsia="Meiryo UI" w:hAnsi="Meiryo UI"/>
-                <w:sz w:val="16"/>
-              </w:rPr>
-              <w:t xml:space="preserve"> </w:t>
-            </w:r>
-            <w:r>
-              <w:rPr>
-                <w:rFonts w:ascii="Meiryo UI" w:eastAsia="Meiryo UI" w:hAnsi="Meiryo UI"/>
-                <w:sz w:val="16"/>
-              </w:rPr>
-              <w:t>P2_ADC?</w:t>
-            </w:r>
-            <w:r>
-              <w:rPr>
-                <w:rFonts w:ascii="Meiryo UI" w:eastAsia="Meiryo UI" w:hAnsi="Meiryo UI"/>
-                <w:sz w:val="16"/>
-              </w:rPr>
-              <w:t xml:space="preserve"> / </w:t>
-            </w:r>
-            <w:r>
-              <w:rPr>
-                <w:rFonts w:ascii="Meiryo UI" w:eastAsia="Meiryo UI" w:hAnsi="Meiryo UI"/>
-                <w:sz w:val="16"/>
-              </w:rPr>
-              <w:t>REF?</w:t>
+              <w:t>AR_BATT_V_P1_ADC? / REF?, P2_ADC? / REF?</w:t>
             </w:r>
           </w:p>
         </w:tc>
@@ -20484,13 +18183,15 @@
               </w:rPr>
               <w:t xml:space="preserve">OI-04: REF final wire format </w:t>
             </w:r>
-            <w:r>
-              <w:rPr>
-                <w:rFonts w:ascii="Meiryo UI" w:eastAsia="Meiryo UI" w:hAnsi="Meiryo UI"/>
-                <w:sz w:val="16"/>
-              </w:rPr>
-              <w:t>未確定。</w:t>
-            </w:r>
+            <w:proofErr w:type="spellStart"/>
+            <w:r>
+              <w:rPr>
+                <w:rFonts w:ascii="Meiryo UI" w:eastAsia="Meiryo UI" w:hAnsi="Meiryo UI"/>
+                <w:sz w:val="16"/>
+              </w:rPr>
+              <w:t>未確定</w:t>
+            </w:r>
+            <w:proofErr w:type="spellEnd"/>
           </w:p>
         </w:tc>
       </w:tr>
@@ -20514,58 +18215,7 @@
                 <w:rFonts w:ascii="Meiryo UI" w:eastAsia="Meiryo UI" w:hAnsi="Meiryo UI"/>
                 <w:sz w:val="16"/>
               </w:rPr>
-              <w:t>AR_ACDC12V_V_P1_ADC?</w:t>
-            </w:r>
-            <w:r>
-              <w:rPr>
-                <w:rFonts w:ascii="Meiryo UI" w:eastAsia="Meiryo UI" w:hAnsi="Meiryo UI"/>
-                <w:sz w:val="16"/>
-              </w:rPr>
-              <w:t xml:space="preserve"> / </w:t>
-            </w:r>
-            <w:proofErr w:type="gramStart"/>
-            <w:r>
-              <w:rPr>
-                <w:rFonts w:ascii="Meiryo UI" w:eastAsia="Meiryo UI" w:hAnsi="Meiryo UI"/>
-                <w:sz w:val="16"/>
-              </w:rPr>
-              <w:t>REF?</w:t>
-            </w:r>
-            <w:r>
-              <w:rPr>
-                <w:rFonts w:ascii="Meiryo UI" w:eastAsia="Meiryo UI" w:hAnsi="Meiryo UI"/>
-                <w:sz w:val="16"/>
-              </w:rPr>
-              <w:t>,</w:t>
-            </w:r>
-            <w:proofErr w:type="gramEnd"/>
-            <w:r>
-              <w:rPr>
-                <w:rFonts w:ascii="Meiryo UI" w:eastAsia="Meiryo UI" w:hAnsi="Meiryo UI"/>
-                <w:sz w:val="16"/>
-              </w:rPr>
-              <w:t xml:space="preserve"> </w:t>
-            </w:r>
-            <w:r>
-              <w:rPr>
-                <w:rFonts w:ascii="Meiryo UI" w:eastAsia="Meiryo UI" w:hAnsi="Meiryo UI"/>
-                <w:sz w:val="16"/>
-              </w:rPr>
-              <w:t>P2_ADC?</w:t>
-            </w:r>
-            <w:r>
-              <w:rPr>
-                <w:rFonts w:ascii="Meiryo UI" w:eastAsia="Meiryo UI" w:hAnsi="Meiryo UI"/>
-                <w:sz w:val="16"/>
-              </w:rPr>
-              <w:t xml:space="preserve"> / </w:t>
-            </w:r>
-            <w:r>
-              <w:rPr>
-                <w:rFonts w:ascii="Meiryo UI" w:eastAsia="Meiryo UI" w:hAnsi="Meiryo UI"/>
-                <w:sz w:val="16"/>
-              </w:rPr>
-              <w:t>REF?</w:t>
+              <w:t>AR_ACDC12V_V_P1_ADC? / REF?, P2_ADC? / REF?</w:t>
             </w:r>
           </w:p>
         </w:tc>
@@ -20627,13 +18277,15 @@
               </w:rPr>
               <w:t xml:space="preserve">OI-04: REF final wire format </w:t>
             </w:r>
-            <w:r>
-              <w:rPr>
-                <w:rFonts w:ascii="Meiryo UI" w:eastAsia="Meiryo UI" w:hAnsi="Meiryo UI"/>
-                <w:sz w:val="16"/>
-              </w:rPr>
-              <w:t>未確定。</w:t>
-            </w:r>
+            <w:proofErr w:type="spellStart"/>
+            <w:r>
+              <w:rPr>
+                <w:rFonts w:ascii="Meiryo UI" w:eastAsia="Meiryo UI" w:hAnsi="Meiryo UI"/>
+                <w:sz w:val="16"/>
+              </w:rPr>
+              <w:t>未確定</w:t>
+            </w:r>
+            <w:proofErr w:type="spellEnd"/>
           </w:p>
         </w:tc>
       </w:tr>
@@ -20657,58 +18309,7 @@
                 <w:rFonts w:ascii="Meiryo UI" w:eastAsia="Meiryo UI" w:hAnsi="Meiryo UI"/>
                 <w:sz w:val="16"/>
               </w:rPr>
-              <w:t>AR_BATT_CHG_P1_ADC?</w:t>
-            </w:r>
-            <w:r>
-              <w:rPr>
-                <w:rFonts w:ascii="Meiryo UI" w:eastAsia="Meiryo UI" w:hAnsi="Meiryo UI"/>
-                <w:sz w:val="16"/>
-              </w:rPr>
-              <w:t xml:space="preserve"> / </w:t>
-            </w:r>
-            <w:proofErr w:type="gramStart"/>
-            <w:r>
-              <w:rPr>
-                <w:rFonts w:ascii="Meiryo UI" w:eastAsia="Meiryo UI" w:hAnsi="Meiryo UI"/>
-                <w:sz w:val="16"/>
-              </w:rPr>
-              <w:t>REF?</w:t>
-            </w:r>
-            <w:r>
-              <w:rPr>
-                <w:rFonts w:ascii="Meiryo UI" w:eastAsia="Meiryo UI" w:hAnsi="Meiryo UI"/>
-                <w:sz w:val="16"/>
-              </w:rPr>
-              <w:t>,</w:t>
-            </w:r>
-            <w:proofErr w:type="gramEnd"/>
-            <w:r>
-              <w:rPr>
-                <w:rFonts w:ascii="Meiryo UI" w:eastAsia="Meiryo UI" w:hAnsi="Meiryo UI"/>
-                <w:sz w:val="16"/>
-              </w:rPr>
-              <w:t xml:space="preserve"> </w:t>
-            </w:r>
-            <w:r>
-              <w:rPr>
-                <w:rFonts w:ascii="Meiryo UI" w:eastAsia="Meiryo UI" w:hAnsi="Meiryo UI"/>
-                <w:sz w:val="16"/>
-              </w:rPr>
-              <w:t>P2_ADC?</w:t>
-            </w:r>
-            <w:r>
-              <w:rPr>
-                <w:rFonts w:ascii="Meiryo UI" w:eastAsia="Meiryo UI" w:hAnsi="Meiryo UI"/>
-                <w:sz w:val="16"/>
-              </w:rPr>
-              <w:t xml:space="preserve"> / </w:t>
-            </w:r>
-            <w:r>
-              <w:rPr>
-                <w:rFonts w:ascii="Meiryo UI" w:eastAsia="Meiryo UI" w:hAnsi="Meiryo UI"/>
-                <w:sz w:val="16"/>
-              </w:rPr>
-              <w:t>REF?</w:t>
+              <w:t>AR_BATT_CHG_P1_ADC? / REF?, P2_ADC? / REF?</w:t>
             </w:r>
           </w:p>
         </w:tc>
@@ -20770,13 +18371,15 @@
               </w:rPr>
               <w:t xml:space="preserve">OI-04: REF final wire format </w:t>
             </w:r>
-            <w:r>
-              <w:rPr>
-                <w:rFonts w:ascii="Meiryo UI" w:eastAsia="Meiryo UI" w:hAnsi="Meiryo UI"/>
-                <w:sz w:val="16"/>
-              </w:rPr>
-              <w:t>未確定。</w:t>
-            </w:r>
+            <w:proofErr w:type="spellStart"/>
+            <w:r>
+              <w:rPr>
+                <w:rFonts w:ascii="Meiryo UI" w:eastAsia="Meiryo UI" w:hAnsi="Meiryo UI"/>
+                <w:sz w:val="16"/>
+              </w:rPr>
+              <w:t>未確定</w:t>
+            </w:r>
+            <w:proofErr w:type="spellEnd"/>
           </w:p>
         </w:tc>
       </w:tr>
@@ -20800,58 +18403,7 @@
                 <w:rFonts w:ascii="Meiryo UI" w:eastAsia="Meiryo UI" w:hAnsi="Meiryo UI"/>
                 <w:sz w:val="16"/>
               </w:rPr>
-              <w:t>AR_12VOUT_V_P1_ADC?</w:t>
-            </w:r>
-            <w:r>
-              <w:rPr>
-                <w:rFonts w:ascii="Meiryo UI" w:eastAsia="Meiryo UI" w:hAnsi="Meiryo UI"/>
-                <w:sz w:val="16"/>
-              </w:rPr>
-              <w:t xml:space="preserve"> / </w:t>
-            </w:r>
-            <w:proofErr w:type="gramStart"/>
-            <w:r>
-              <w:rPr>
-                <w:rFonts w:ascii="Meiryo UI" w:eastAsia="Meiryo UI" w:hAnsi="Meiryo UI"/>
-                <w:sz w:val="16"/>
-              </w:rPr>
-              <w:t>REF?</w:t>
-            </w:r>
-            <w:r>
-              <w:rPr>
-                <w:rFonts w:ascii="Meiryo UI" w:eastAsia="Meiryo UI" w:hAnsi="Meiryo UI"/>
-                <w:sz w:val="16"/>
-              </w:rPr>
-              <w:t>,</w:t>
-            </w:r>
-            <w:proofErr w:type="gramEnd"/>
-            <w:r>
-              <w:rPr>
-                <w:rFonts w:ascii="Meiryo UI" w:eastAsia="Meiryo UI" w:hAnsi="Meiryo UI"/>
-                <w:sz w:val="16"/>
-              </w:rPr>
-              <w:t xml:space="preserve"> </w:t>
-            </w:r>
-            <w:r>
-              <w:rPr>
-                <w:rFonts w:ascii="Meiryo UI" w:eastAsia="Meiryo UI" w:hAnsi="Meiryo UI"/>
-                <w:sz w:val="16"/>
-              </w:rPr>
-              <w:t>P2_ADC?</w:t>
-            </w:r>
-            <w:r>
-              <w:rPr>
-                <w:rFonts w:ascii="Meiryo UI" w:eastAsia="Meiryo UI" w:hAnsi="Meiryo UI"/>
-                <w:sz w:val="16"/>
-              </w:rPr>
-              <w:t xml:space="preserve"> / </w:t>
-            </w:r>
-            <w:r>
-              <w:rPr>
-                <w:rFonts w:ascii="Meiryo UI" w:eastAsia="Meiryo UI" w:hAnsi="Meiryo UI"/>
-                <w:sz w:val="16"/>
-              </w:rPr>
-              <w:t>REF?</w:t>
+              <w:t>AR_12VOUT_V_P1_ADC? / REF?, P2_ADC? / REF?</w:t>
             </w:r>
           </w:p>
         </w:tc>
@@ -20913,13 +18465,15 @@
               </w:rPr>
               <w:t xml:space="preserve">OI-04: REF final wire format </w:t>
             </w:r>
-            <w:r>
-              <w:rPr>
-                <w:rFonts w:ascii="Meiryo UI" w:eastAsia="Meiryo UI" w:hAnsi="Meiryo UI"/>
-                <w:sz w:val="16"/>
-              </w:rPr>
-              <w:t>未確定。</w:t>
-            </w:r>
+            <w:proofErr w:type="spellStart"/>
+            <w:r>
+              <w:rPr>
+                <w:rFonts w:ascii="Meiryo UI" w:eastAsia="Meiryo UI" w:hAnsi="Meiryo UI"/>
+                <w:sz w:val="16"/>
+              </w:rPr>
+              <w:t>未確定</w:t>
+            </w:r>
+            <w:proofErr w:type="spellEnd"/>
           </w:p>
         </w:tc>
       </w:tr>
@@ -20983,21 +18537,7 @@
                 <w:rFonts w:ascii="Meiryo UI" w:eastAsia="Meiryo UI" w:hAnsi="Meiryo UI"/>
                 <w:sz w:val="16"/>
               </w:rPr>
-              <w:t>YYMMDDHH</w:t>
-            </w:r>
-            <w:r>
-              <w:rPr>
-                <w:rFonts w:ascii="Meiryo UI" w:eastAsia="Meiryo UI" w:hAnsi="Meiryo UI"/>
-                <w:sz w:val="16"/>
-              </w:rPr>
-              <w:t xml:space="preserve"> or </w:t>
-            </w:r>
-            <w:r>
-              <w:rPr>
-                <w:rFonts w:ascii="Meiryo UI" w:eastAsia="Meiryo UI" w:hAnsi="Meiryo UI"/>
-                <w:sz w:val="16"/>
-              </w:rPr>
-              <w:t>00000000</w:t>
+              <w:t>YYMMDDHH or 00000000</w:t>
             </w:r>
           </w:p>
         </w:tc>
@@ -21017,65 +18557,7 @@
                 <w:rFonts w:ascii="Meiryo UI" w:eastAsia="Meiryo UI" w:hAnsi="Meiryo UI"/>
                 <w:sz w:val="16"/>
               </w:rPr>
-              <w:t>NN=</w:t>
-            </w:r>
-            <w:proofErr w:type="gramStart"/>
-            <w:r>
-              <w:rPr>
-                <w:rFonts w:ascii="Meiryo UI" w:eastAsia="Meiryo UI" w:hAnsi="Meiryo UI"/>
-                <w:sz w:val="16"/>
-              </w:rPr>
-              <w:t>01..</w:t>
-            </w:r>
-            <w:proofErr w:type="gramEnd"/>
-            <w:r>
-              <w:rPr>
-                <w:rFonts w:ascii="Meiryo UI" w:eastAsia="Meiryo UI" w:hAnsi="Meiryo UI"/>
-                <w:sz w:val="16"/>
-              </w:rPr>
-              <w:t>32</w:t>
-            </w:r>
-            <w:r>
-              <w:rPr>
-                <w:rFonts w:ascii="Meiryo UI" w:eastAsia="Meiryo UI" w:hAnsi="Meiryo UI"/>
-                <w:sz w:val="16"/>
-              </w:rPr>
-              <w:t>。</w:t>
-            </w:r>
-            <w:r>
-              <w:rPr>
-                <w:rFonts w:ascii="Meiryo UI" w:eastAsia="Meiryo UI" w:hAnsi="Meiryo UI"/>
-                <w:sz w:val="16"/>
-              </w:rPr>
-              <w:t xml:space="preserve">No log </w:t>
-            </w:r>
-            <w:r>
-              <w:rPr>
-                <w:rFonts w:ascii="Meiryo UI" w:eastAsia="Meiryo UI" w:hAnsi="Meiryo UI"/>
-                <w:sz w:val="16"/>
-              </w:rPr>
-              <w:t>は</w:t>
-            </w:r>
-            <w:r>
-              <w:rPr>
-                <w:rFonts w:ascii="Meiryo UI" w:eastAsia="Meiryo UI" w:hAnsi="Meiryo UI"/>
-                <w:sz w:val="16"/>
-              </w:rPr>
-              <w:t xml:space="preserve"> </w:t>
-            </w:r>
-            <w:r>
-              <w:rPr>
-                <w:rFonts w:ascii="Meiryo UI" w:eastAsia="Meiryo UI" w:hAnsi="Meiryo UI"/>
-                <w:sz w:val="16"/>
-              </w:rPr>
-              <w:t>00000000</w:t>
-            </w:r>
-            <w:r>
-              <w:rPr>
-                <w:rFonts w:ascii="Meiryo UI" w:eastAsia="Meiryo UI" w:hAnsi="Meiryo UI"/>
-                <w:sz w:val="16"/>
-              </w:rPr>
-              <w:t>。</w:t>
+              <w:t>NN=01..32No log は 00000000</w:t>
             </w:r>
           </w:p>
         </w:tc>
@@ -21160,65 +18642,7 @@
                 <w:rFonts w:ascii="Meiryo UI" w:eastAsia="Meiryo UI" w:hAnsi="Meiryo UI"/>
                 <w:sz w:val="16"/>
               </w:rPr>
-              <w:t>NN=</w:t>
-            </w:r>
-            <w:proofErr w:type="gramStart"/>
-            <w:r>
-              <w:rPr>
-                <w:rFonts w:ascii="Meiryo UI" w:eastAsia="Meiryo UI" w:hAnsi="Meiryo UI"/>
-                <w:sz w:val="16"/>
-              </w:rPr>
-              <w:t>01..</w:t>
-            </w:r>
-            <w:proofErr w:type="gramEnd"/>
-            <w:r>
-              <w:rPr>
-                <w:rFonts w:ascii="Meiryo UI" w:eastAsia="Meiryo UI" w:hAnsi="Meiryo UI"/>
-                <w:sz w:val="16"/>
-              </w:rPr>
-              <w:t>32</w:t>
-            </w:r>
-            <w:r>
-              <w:rPr>
-                <w:rFonts w:ascii="Meiryo UI" w:eastAsia="Meiryo UI" w:hAnsi="Meiryo UI"/>
-                <w:sz w:val="16"/>
-              </w:rPr>
-              <w:t>。</w:t>
-            </w:r>
-            <w:r>
-              <w:rPr>
-                <w:rFonts w:ascii="Meiryo UI" w:eastAsia="Meiryo UI" w:hAnsi="Meiryo UI"/>
-                <w:sz w:val="16"/>
-              </w:rPr>
-              <w:t xml:space="preserve">No log </w:t>
-            </w:r>
-            <w:r>
-              <w:rPr>
-                <w:rFonts w:ascii="Meiryo UI" w:eastAsia="Meiryo UI" w:hAnsi="Meiryo UI"/>
-                <w:sz w:val="16"/>
-              </w:rPr>
-              <w:t>は</w:t>
-            </w:r>
-            <w:r>
-              <w:rPr>
-                <w:rFonts w:ascii="Meiryo UI" w:eastAsia="Meiryo UI" w:hAnsi="Meiryo UI"/>
-                <w:sz w:val="16"/>
-              </w:rPr>
-              <w:t xml:space="preserve"> </w:t>
-            </w:r>
-            <w:r>
-              <w:rPr>
-                <w:rFonts w:ascii="Meiryo UI" w:eastAsia="Meiryo UI" w:hAnsi="Meiryo UI"/>
-                <w:sz w:val="16"/>
-              </w:rPr>
-              <w:t>255</w:t>
-            </w:r>
-            <w:r>
-              <w:rPr>
-                <w:rFonts w:ascii="Meiryo UI" w:eastAsia="Meiryo UI" w:hAnsi="Meiryo UI"/>
-                <w:sz w:val="16"/>
-              </w:rPr>
-              <w:t>。</w:t>
+              <w:t>NN=01..32No log は 255</w:t>
             </w:r>
           </w:p>
         </w:tc>
@@ -21283,21 +18707,7 @@
                 <w:rFonts w:ascii="Meiryo UI" w:eastAsia="Meiryo UI" w:hAnsi="Meiryo UI"/>
                 <w:sz w:val="16"/>
               </w:rPr>
-              <w:t>YYMMDDHH</w:t>
-            </w:r>
-            <w:r>
-              <w:rPr>
-                <w:rFonts w:ascii="Meiryo UI" w:eastAsia="Meiryo UI" w:hAnsi="Meiryo UI"/>
-                <w:sz w:val="16"/>
-              </w:rPr>
-              <w:t xml:space="preserve"> or </w:t>
-            </w:r>
-            <w:r>
-              <w:rPr>
-                <w:rFonts w:ascii="Meiryo UI" w:eastAsia="Meiryo UI" w:hAnsi="Meiryo UI"/>
-                <w:sz w:val="16"/>
-              </w:rPr>
-              <w:t>00000000</w:t>
+              <w:t>YYMMDDHH or 00000000</w:t>
             </w:r>
           </w:p>
         </w:tc>
@@ -21317,65 +18727,7 @@
                 <w:rFonts w:ascii="Meiryo UI" w:eastAsia="Meiryo UI" w:hAnsi="Meiryo UI"/>
                 <w:sz w:val="16"/>
               </w:rPr>
-              <w:t>NN=</w:t>
-            </w:r>
-            <w:proofErr w:type="gramStart"/>
-            <w:r>
-              <w:rPr>
-                <w:rFonts w:ascii="Meiryo UI" w:eastAsia="Meiryo UI" w:hAnsi="Meiryo UI"/>
-                <w:sz w:val="16"/>
-              </w:rPr>
-              <w:t>01..</w:t>
-            </w:r>
-            <w:proofErr w:type="gramEnd"/>
-            <w:r>
-              <w:rPr>
-                <w:rFonts w:ascii="Meiryo UI" w:eastAsia="Meiryo UI" w:hAnsi="Meiryo UI"/>
-                <w:sz w:val="16"/>
-              </w:rPr>
-              <w:t>64</w:t>
-            </w:r>
-            <w:r>
-              <w:rPr>
-                <w:rFonts w:ascii="Meiryo UI" w:eastAsia="Meiryo UI" w:hAnsi="Meiryo UI"/>
-                <w:sz w:val="16"/>
-              </w:rPr>
-              <w:t>。</w:t>
-            </w:r>
-            <w:r>
-              <w:rPr>
-                <w:rFonts w:ascii="Meiryo UI" w:eastAsia="Meiryo UI" w:hAnsi="Meiryo UI"/>
-                <w:sz w:val="16"/>
-              </w:rPr>
-              <w:t xml:space="preserve">No log </w:t>
-            </w:r>
-            <w:r>
-              <w:rPr>
-                <w:rFonts w:ascii="Meiryo UI" w:eastAsia="Meiryo UI" w:hAnsi="Meiryo UI"/>
-                <w:sz w:val="16"/>
-              </w:rPr>
-              <w:t>は</w:t>
-            </w:r>
-            <w:r>
-              <w:rPr>
-                <w:rFonts w:ascii="Meiryo UI" w:eastAsia="Meiryo UI" w:hAnsi="Meiryo UI"/>
-                <w:sz w:val="16"/>
-              </w:rPr>
-              <w:t xml:space="preserve"> </w:t>
-            </w:r>
-            <w:r>
-              <w:rPr>
-                <w:rFonts w:ascii="Meiryo UI" w:eastAsia="Meiryo UI" w:hAnsi="Meiryo UI"/>
-                <w:sz w:val="16"/>
-              </w:rPr>
-              <w:t>00000000</w:t>
-            </w:r>
-            <w:r>
-              <w:rPr>
-                <w:rFonts w:ascii="Meiryo UI" w:eastAsia="Meiryo UI" w:hAnsi="Meiryo UI"/>
-                <w:sz w:val="16"/>
-              </w:rPr>
-              <w:t>。</w:t>
+              <w:t>NN=01..64No log は 00000000</w:t>
             </w:r>
           </w:p>
         </w:tc>
@@ -21460,65 +18812,7 @@
                 <w:rFonts w:ascii="Meiryo UI" w:eastAsia="Meiryo UI" w:hAnsi="Meiryo UI"/>
                 <w:sz w:val="16"/>
               </w:rPr>
-              <w:t>NN=</w:t>
-            </w:r>
-            <w:proofErr w:type="gramStart"/>
-            <w:r>
-              <w:rPr>
-                <w:rFonts w:ascii="Meiryo UI" w:eastAsia="Meiryo UI" w:hAnsi="Meiryo UI"/>
-                <w:sz w:val="16"/>
-              </w:rPr>
-              <w:t>01..</w:t>
-            </w:r>
-            <w:proofErr w:type="gramEnd"/>
-            <w:r>
-              <w:rPr>
-                <w:rFonts w:ascii="Meiryo UI" w:eastAsia="Meiryo UI" w:hAnsi="Meiryo UI"/>
-                <w:sz w:val="16"/>
-              </w:rPr>
-              <w:t>64</w:t>
-            </w:r>
-            <w:r>
-              <w:rPr>
-                <w:rFonts w:ascii="Meiryo UI" w:eastAsia="Meiryo UI" w:hAnsi="Meiryo UI"/>
-                <w:sz w:val="16"/>
-              </w:rPr>
-              <w:t>。</w:t>
-            </w:r>
-            <w:r>
-              <w:rPr>
-                <w:rFonts w:ascii="Meiryo UI" w:eastAsia="Meiryo UI" w:hAnsi="Meiryo UI"/>
-                <w:sz w:val="16"/>
-              </w:rPr>
-              <w:t xml:space="preserve">No log </w:t>
-            </w:r>
-            <w:r>
-              <w:rPr>
-                <w:rFonts w:ascii="Meiryo UI" w:eastAsia="Meiryo UI" w:hAnsi="Meiryo UI"/>
-                <w:sz w:val="16"/>
-              </w:rPr>
-              <w:t>は</w:t>
-            </w:r>
-            <w:r>
-              <w:rPr>
-                <w:rFonts w:ascii="Meiryo UI" w:eastAsia="Meiryo UI" w:hAnsi="Meiryo UI"/>
-                <w:sz w:val="16"/>
-              </w:rPr>
-              <w:t xml:space="preserve"> </w:t>
-            </w:r>
-            <w:r>
-              <w:rPr>
-                <w:rFonts w:ascii="Meiryo UI" w:eastAsia="Meiryo UI" w:hAnsi="Meiryo UI"/>
-                <w:sz w:val="16"/>
-              </w:rPr>
-              <w:t>255</w:t>
-            </w:r>
-            <w:r>
-              <w:rPr>
-                <w:rFonts w:ascii="Meiryo UI" w:eastAsia="Meiryo UI" w:hAnsi="Meiryo UI"/>
-                <w:sz w:val="16"/>
-              </w:rPr>
-              <w:t>。</w:t>
+              <w:t>NN=01..64No log は 255</w:t>
             </w:r>
           </w:p>
         </w:tc>
@@ -21605,47 +18899,7 @@
                 <w:sz w:val="16"/>
                 <w:lang w:eastAsia="ja-JP"/>
               </w:rPr>
-              <w:t xml:space="preserve">FD </w:t>
-            </w:r>
-            <w:r>
-              <w:rPr>
-                <w:rFonts w:ascii="Meiryo UI" w:eastAsia="Meiryo UI" w:hAnsi="Meiryo UI"/>
-                <w:sz w:val="16"/>
-                <w:lang w:eastAsia="ja-JP"/>
-              </w:rPr>
-              <w:t>は</w:t>
-            </w:r>
-            <w:r>
-              <w:rPr>
-                <w:rFonts w:ascii="Meiryo UI" w:eastAsia="Meiryo UI" w:hAnsi="Meiryo UI"/>
-                <w:sz w:val="16"/>
-                <w:lang w:eastAsia="ja-JP"/>
-              </w:rPr>
-              <w:t xml:space="preserve"> decode </w:t>
-            </w:r>
-            <w:r>
-              <w:rPr>
-                <w:rFonts w:ascii="Meiryo UI" w:eastAsia="Meiryo UI" w:hAnsi="Meiryo UI"/>
-                <w:sz w:val="16"/>
-                <w:lang w:eastAsia="ja-JP"/>
-              </w:rPr>
-              <w:t>せず</w:t>
-            </w:r>
-            <w:r>
-              <w:rPr>
-                <w:rFonts w:ascii="Meiryo UI" w:eastAsia="Meiryo UI" w:hAnsi="Meiryo UI"/>
-                <w:sz w:val="16"/>
-                <w:lang w:eastAsia="ja-JP"/>
-              </w:rPr>
-              <w:t xml:space="preserve"> raw </w:t>
-            </w:r>
-            <w:r>
-              <w:rPr>
-                <w:rFonts w:ascii="Meiryo UI" w:eastAsia="Meiryo UI" w:hAnsi="Meiryo UI"/>
-                <w:sz w:val="16"/>
-                <w:lang w:eastAsia="ja-JP"/>
-              </w:rPr>
-              <w:t>のまま返す。</w:t>
+              <w:t>FD は decode せず raw のまま返す</w:t>
             </w:r>
           </w:p>
         </w:tc>
@@ -21670,13 +18924,7 @@
         <w:rPr>
           <w:rFonts w:ascii="Meiryo UI" w:eastAsia="Meiryo UI" w:hAnsi="Meiryo UI"/>
         </w:rPr>
-        <w:t xml:space="preserve">10. RTC / Diagnostic / Logger </w:t>
-      </w:r>
-      <w:r>
-        <w:rPr>
-          <w:rFonts w:ascii="Meiryo UI" w:eastAsia="Meiryo UI" w:hAnsi="Meiryo UI"/>
-        </w:rPr>
-        <w:t>コマンド</w:t>
+        <w:t>10. RTC / Diagnostic / Logger コマンド</w:t>
       </w:r>
     </w:p>
     <w:tbl>
@@ -21722,15 +18970,7 @@
                 <w:b/>
                 <w:sz w:val="16"/>
               </w:rPr>
-              <w:t xml:space="preserve">ATE </w:t>
-            </w:r>
-            <w:r>
-              <w:rPr>
-                <w:rFonts w:ascii="Meiryo UI" w:eastAsia="Meiryo UI" w:hAnsi="Meiryo UI"/>
-                <w:b/>
-                <w:sz w:val="16"/>
-              </w:rPr>
-              <w:t>コマンド</w:t>
+              <w:t>ATE コマンド</w:t>
             </w:r>
           </w:p>
         </w:tc>
@@ -21774,15 +19014,7 @@
                 <w:b/>
                 <w:sz w:val="16"/>
               </w:rPr>
-              <w:t xml:space="preserve">NF55G </w:t>
-            </w:r>
-            <w:r>
-              <w:rPr>
-                <w:rFonts w:ascii="Meiryo UI" w:eastAsia="Meiryo UI" w:hAnsi="Meiryo UI"/>
-                <w:b/>
-                <w:sz w:val="16"/>
-              </w:rPr>
-              <w:t>通信</w:t>
+              <w:t>NF55G 通信</w:t>
             </w:r>
           </w:p>
         </w:tc>
@@ -21933,13 +19165,15 @@
               </w:rPr>
               <w:t xml:space="preserve">Pico-side DS3231 </w:t>
             </w:r>
-            <w:r>
-              <w:rPr>
-                <w:rFonts w:ascii="Meiryo UI" w:eastAsia="Meiryo UI" w:hAnsi="Meiryo UI"/>
-                <w:sz w:val="16"/>
-              </w:rPr>
-              <w:t>を参照。</w:t>
-            </w:r>
+            <w:proofErr w:type="spellStart"/>
+            <w:r>
+              <w:rPr>
+                <w:rFonts w:ascii="Meiryo UI" w:eastAsia="Meiryo UI" w:hAnsi="Meiryo UI"/>
+                <w:sz w:val="16"/>
+              </w:rPr>
+              <w:t>を参照</w:t>
+            </w:r>
+            <w:proofErr w:type="spellEnd"/>
           </w:p>
         </w:tc>
       </w:tr>
@@ -22045,13 +19279,15 @@
               </w:rPr>
               <w:t xml:space="preserve">Pico-side DS3231 </w:t>
             </w:r>
-            <w:r>
-              <w:rPr>
-                <w:rFonts w:ascii="Meiryo UI" w:eastAsia="Meiryo UI" w:hAnsi="Meiryo UI"/>
-                <w:sz w:val="16"/>
-              </w:rPr>
-              <w:t>を参照。</w:t>
-            </w:r>
+            <w:proofErr w:type="spellStart"/>
+            <w:r>
+              <w:rPr>
+                <w:rFonts w:ascii="Meiryo UI" w:eastAsia="Meiryo UI" w:hAnsi="Meiryo UI"/>
+                <w:sz w:val="16"/>
+              </w:rPr>
+              <w:t>を参照</w:t>
+            </w:r>
+            <w:proofErr w:type="spellEnd"/>
           </w:p>
         </w:tc>
       </w:tr>
@@ -22157,13 +19393,15 @@
               </w:rPr>
               <w:t xml:space="preserve">Pico-side DS3231 </w:t>
             </w:r>
-            <w:r>
-              <w:rPr>
-                <w:rFonts w:ascii="Meiryo UI" w:eastAsia="Meiryo UI" w:hAnsi="Meiryo UI"/>
-                <w:sz w:val="16"/>
-              </w:rPr>
-              <w:t>を参照。</w:t>
-            </w:r>
+            <w:proofErr w:type="spellStart"/>
+            <w:r>
+              <w:rPr>
+                <w:rFonts w:ascii="Meiryo UI" w:eastAsia="Meiryo UI" w:hAnsi="Meiryo UI"/>
+                <w:sz w:val="16"/>
+              </w:rPr>
+              <w:t>を参照</w:t>
+            </w:r>
+            <w:proofErr w:type="spellEnd"/>
           </w:p>
         </w:tc>
       </w:tr>
@@ -22247,21 +19485,7 @@
                 <w:rFonts w:ascii="Meiryo UI" w:eastAsia="Meiryo UI" w:hAnsi="Meiryo UI"/>
                 <w:sz w:val="16"/>
               </w:rPr>
-              <w:t>OK</w:t>
-            </w:r>
-            <w:r>
-              <w:rPr>
-                <w:rFonts w:ascii="Meiryo UI" w:eastAsia="Meiryo UI" w:hAnsi="Meiryo UI"/>
-                <w:sz w:val="16"/>
-              </w:rPr>
-              <w:t xml:space="preserve"> or </w:t>
-            </w:r>
-            <w:r>
-              <w:rPr>
-                <w:rFonts w:ascii="Meiryo UI" w:eastAsia="Meiryo UI" w:hAnsi="Meiryo UI"/>
-                <w:sz w:val="16"/>
-              </w:rPr>
-              <w:t>ERR:&lt;reason&gt;</w:t>
+              <w:t>OK or ERR:&lt;reason&gt;</w:t>
             </w:r>
           </w:p>
         </w:tc>
@@ -22281,43 +19505,17 @@
                 <w:rFonts w:ascii="Meiryo UI" w:eastAsia="Meiryo UI" w:hAnsi="Meiryo UI"/>
                 <w:sz w:val="16"/>
               </w:rPr>
-              <w:t xml:space="preserve">NF55G </w:t>
-            </w:r>
-            <w:r>
-              <w:rPr>
-                <w:rFonts w:ascii="Meiryo UI" w:eastAsia="Meiryo UI" w:hAnsi="Meiryo UI"/>
-                <w:sz w:val="16"/>
-              </w:rPr>
-              <w:t>SC</w:t>
-            </w:r>
-            <w:r>
-              <w:rPr>
-                <w:rFonts w:ascii="Meiryo UI" w:eastAsia="Meiryo UI" w:hAnsi="Meiryo UI"/>
-                <w:sz w:val="16"/>
-              </w:rPr>
-              <w:t xml:space="preserve"> / </w:t>
-            </w:r>
-            <w:r>
-              <w:rPr>
-                <w:rFonts w:ascii="Meiryo UI" w:eastAsia="Meiryo UI" w:hAnsi="Meiryo UI"/>
-                <w:sz w:val="16"/>
-              </w:rPr>
-              <w:t>CLOCK_SYNC</w:t>
-            </w:r>
-            <w:r>
-              <w:rPr>
-                <w:rFonts w:ascii="Meiryo UI" w:eastAsia="Meiryo UI" w:hAnsi="Meiryo UI"/>
-                <w:sz w:val="16"/>
-              </w:rPr>
-              <w:t xml:space="preserve"> </w:t>
-            </w:r>
-            <w:r>
-              <w:rPr>
-                <w:rFonts w:ascii="Meiryo UI" w:eastAsia="Meiryo UI" w:hAnsi="Meiryo UI"/>
-                <w:sz w:val="16"/>
-              </w:rPr>
-              <w:t>とは別。</w:t>
-            </w:r>
+              <w:t xml:space="preserve">NF55G SC / CLOCK_SYNC </w:t>
+            </w:r>
+            <w:proofErr w:type="spellStart"/>
+            <w:r>
+              <w:rPr>
+                <w:rFonts w:ascii="Meiryo UI" w:eastAsia="Meiryo UI" w:hAnsi="Meiryo UI"/>
+                <w:sz w:val="16"/>
+              </w:rPr>
+              <w:t>とは別</w:t>
+            </w:r>
+            <w:proofErr w:type="spellEnd"/>
           </w:p>
         </w:tc>
       </w:tr>
@@ -22401,21 +19599,7 @@
                 <w:rFonts w:ascii="Meiryo UI" w:eastAsia="Meiryo UI" w:hAnsi="Meiryo UI"/>
                 <w:sz w:val="16"/>
               </w:rPr>
-              <w:t>OK</w:t>
-            </w:r>
-            <w:r>
-              <w:rPr>
-                <w:rFonts w:ascii="Meiryo UI" w:eastAsia="Meiryo UI" w:hAnsi="Meiryo UI"/>
-                <w:sz w:val="16"/>
-              </w:rPr>
-              <w:t xml:space="preserve"> / </w:t>
-            </w:r>
-            <w:r>
-              <w:rPr>
-                <w:rFonts w:ascii="Meiryo UI" w:eastAsia="Meiryo UI" w:hAnsi="Meiryo UI"/>
-                <w:sz w:val="16"/>
-              </w:rPr>
-              <w:t>NG</w:t>
+              <w:t>OK / NG</w:t>
             </w:r>
           </w:p>
         </w:tc>
@@ -22436,13 +19620,6 @@
                 <w:sz w:val="16"/>
               </w:rPr>
               <w:t>RTC access check</w:t>
-            </w:r>
-            <w:r>
-              <w:rPr>
-                <w:rFonts w:ascii="Meiryo UI" w:eastAsia="Meiryo UI" w:hAnsi="Meiryo UI"/>
-                <w:sz w:val="16"/>
-              </w:rPr>
-              <w:t>。</w:t>
             </w:r>
           </w:p>
         </w:tc>
@@ -22549,13 +19726,6 @@
               </w:rPr>
               <w:t>Pico fixture identification</w:t>
             </w:r>
-            <w:r>
-              <w:rPr>
-                <w:rFonts w:ascii="Meiryo UI" w:eastAsia="Meiryo UI" w:hAnsi="Meiryo UI"/>
-                <w:sz w:val="16"/>
-              </w:rPr>
-              <w:t>。</w:t>
-            </w:r>
           </w:p>
         </w:tc>
       </w:tr>
@@ -22639,28 +19809,7 @@
                 <w:rFonts w:ascii="Meiryo UI" w:eastAsia="Meiryo UI" w:hAnsi="Meiryo UI"/>
                 <w:sz w:val="16"/>
               </w:rPr>
-              <w:t>OK</w:t>
-            </w:r>
-            <w:r>
-              <w:rPr>
-                <w:rFonts w:ascii="Meiryo UI" w:eastAsia="Meiryo UI" w:hAnsi="Meiryo UI"/>
-                <w:sz w:val="16"/>
-              </w:rPr>
-              <w:t xml:space="preserve"> / </w:t>
-            </w:r>
-            <w:r>
-              <w:rPr>
-                <w:rFonts w:ascii="Meiryo UI" w:eastAsia="Meiryo UI" w:hAnsi="Meiryo UI"/>
-                <w:sz w:val="16"/>
-              </w:rPr>
-              <w:t>NG</w:t>
-            </w:r>
-            <w:r>
-              <w:rPr>
-                <w:rFonts w:ascii="Meiryo UI" w:eastAsia="Meiryo UI" w:hAnsi="Meiryo UI"/>
-                <w:sz w:val="16"/>
-              </w:rPr>
-              <w:t xml:space="preserve"> / detail</w:t>
+              <w:t>OK / NG / detail</w:t>
             </w:r>
           </w:p>
         </w:tc>
@@ -22680,15 +19829,17 @@
                 <w:rFonts w:ascii="Meiryo UI" w:eastAsia="Meiryo UI" w:hAnsi="Meiryo UI"/>
                 <w:sz w:val="16"/>
               </w:rPr>
-              <w:t>Pico local self check</w:t>
-            </w:r>
-            <w:r>
-              <w:rPr>
-                <w:rFonts w:ascii="Meiryo UI" w:eastAsia="Meiryo UI" w:hAnsi="Meiryo UI"/>
-                <w:sz w:val="16"/>
-              </w:rPr>
-              <w:t>。</w:t>
-            </w:r>
+              <w:t xml:space="preserve">Pico local </w:t>
+            </w:r>
+            <w:proofErr w:type="spellStart"/>
+            <w:r>
+              <w:rPr>
+                <w:rFonts w:ascii="Meiryo UI" w:eastAsia="Meiryo UI" w:hAnsi="Meiryo UI"/>
+                <w:sz w:val="16"/>
+              </w:rPr>
+              <w:t>self check</w:t>
+            </w:r>
+            <w:proofErr w:type="spellEnd"/>
           </w:p>
         </w:tc>
       </w:tr>
@@ -22772,21 +19923,7 @@
                 <w:rFonts w:ascii="Meiryo UI" w:eastAsia="Meiryo UI" w:hAnsi="Meiryo UI"/>
                 <w:sz w:val="16"/>
               </w:rPr>
-              <w:t>OK</w:t>
-            </w:r>
-            <w:r>
-              <w:rPr>
-                <w:rFonts w:ascii="Meiryo UI" w:eastAsia="Meiryo UI" w:hAnsi="Meiryo UI"/>
-                <w:sz w:val="16"/>
-              </w:rPr>
-              <w:t xml:space="preserve"> / </w:t>
-            </w:r>
-            <w:r>
-              <w:rPr>
-                <w:rFonts w:ascii="Meiryo UI" w:eastAsia="Meiryo UI" w:hAnsi="Meiryo UI"/>
-                <w:sz w:val="16"/>
-              </w:rPr>
-              <w:t>ERR:&lt;reason&gt;</w:t>
+              <w:t>OK / ERR:&lt;reason&gt;</w:t>
             </w:r>
           </w:p>
         </w:tc>
@@ -22807,13 +19944,6 @@
                 <w:sz w:val="16"/>
               </w:rPr>
               <w:t>NF55G communication smoke check</w:t>
-            </w:r>
-            <w:r>
-              <w:rPr>
-                <w:rFonts w:ascii="Meiryo UI" w:eastAsia="Meiryo UI" w:hAnsi="Meiryo UI"/>
-                <w:sz w:val="16"/>
-              </w:rPr>
-              <w:t>。</w:t>
             </w:r>
           </w:p>
         </w:tc>
@@ -22920,13 +20050,6 @@
               </w:rPr>
               <w:t>Last communication status</w:t>
             </w:r>
-            <w:r>
-              <w:rPr>
-                <w:rFonts w:ascii="Meiryo UI" w:eastAsia="Meiryo UI" w:hAnsi="Meiryo UI"/>
-                <w:sz w:val="16"/>
-              </w:rPr>
-              <w:t>。</w:t>
-            </w:r>
           </w:p>
         </w:tc>
       </w:tr>
@@ -23030,29 +20153,17 @@
                 <w:rFonts w:ascii="Meiryo UI" w:eastAsia="Meiryo UI" w:hAnsi="Meiryo UI"/>
                 <w:sz w:val="16"/>
               </w:rPr>
-              <w:t xml:space="preserve">Command retry </w:t>
-            </w:r>
-            <w:r>
-              <w:rPr>
-                <w:rFonts w:ascii="Meiryo UI" w:eastAsia="Meiryo UI" w:hAnsi="Meiryo UI"/>
-                <w:sz w:val="16"/>
-              </w:rPr>
-              <w:t>と</w:t>
-            </w:r>
-            <w:r>
-              <w:rPr>
-                <w:rFonts w:ascii="Meiryo UI" w:eastAsia="Meiryo UI" w:hAnsi="Meiryo UI"/>
-                <w:sz w:val="16"/>
-              </w:rPr>
-              <w:t xml:space="preserve"> Response retry </w:t>
-            </w:r>
-            <w:r>
-              <w:rPr>
-                <w:rFonts w:ascii="Meiryo UI" w:eastAsia="Meiryo UI" w:hAnsi="Meiryo UI"/>
-                <w:sz w:val="16"/>
-              </w:rPr>
-              <w:t>は別管理。</w:t>
-            </w:r>
+              <w:t xml:space="preserve">Command retry と Response retry </w:t>
+            </w:r>
+            <w:proofErr w:type="spellStart"/>
+            <w:r>
+              <w:rPr>
+                <w:rFonts w:ascii="Meiryo UI" w:eastAsia="Meiryo UI" w:hAnsi="Meiryo UI"/>
+                <w:sz w:val="16"/>
+              </w:rPr>
+              <w:t>は別管理</w:t>
+            </w:r>
+            <w:proofErr w:type="spellEnd"/>
           </w:p>
         </w:tc>
       </w:tr>
@@ -23136,21 +20247,7 @@
                 <w:rFonts w:ascii="Meiryo UI" w:eastAsia="Meiryo UI" w:hAnsi="Meiryo UI"/>
                 <w:sz w:val="16"/>
               </w:rPr>
-              <w:t>OK</w:t>
-            </w:r>
-            <w:r>
-              <w:rPr>
-                <w:rFonts w:ascii="Meiryo UI" w:eastAsia="Meiryo UI" w:hAnsi="Meiryo UI"/>
-                <w:sz w:val="16"/>
-              </w:rPr>
-              <w:t xml:space="preserve"> / </w:t>
-            </w:r>
-            <w:r>
-              <w:rPr>
-                <w:rFonts w:ascii="Meiryo UI" w:eastAsia="Meiryo UI" w:hAnsi="Meiryo UI"/>
-                <w:sz w:val="16"/>
-              </w:rPr>
-              <w:t>ERR:&lt;reason&gt;</w:t>
+              <w:t>OK / ERR:&lt;reason&gt;</w:t>
             </w:r>
           </w:p>
         </w:tc>
@@ -23171,13 +20268,6 @@
                 <w:sz w:val="16"/>
               </w:rPr>
               <w:t>Logger session start</w:t>
-            </w:r>
-            <w:r>
-              <w:rPr>
-                <w:rFonts w:ascii="Meiryo UI" w:eastAsia="Meiryo UI" w:hAnsi="Meiryo UI"/>
-                <w:sz w:val="16"/>
-              </w:rPr>
-              <w:t>。</w:t>
             </w:r>
           </w:p>
         </w:tc>
@@ -23262,21 +20352,7 @@
                 <w:rFonts w:ascii="Meiryo UI" w:eastAsia="Meiryo UI" w:hAnsi="Meiryo UI"/>
                 <w:sz w:val="16"/>
               </w:rPr>
-              <w:t>OK</w:t>
-            </w:r>
-            <w:r>
-              <w:rPr>
-                <w:rFonts w:ascii="Meiryo UI" w:eastAsia="Meiryo UI" w:hAnsi="Meiryo UI"/>
-                <w:sz w:val="16"/>
-              </w:rPr>
-              <w:t xml:space="preserve"> / </w:t>
-            </w:r>
-            <w:r>
-              <w:rPr>
-                <w:rFonts w:ascii="Meiryo UI" w:eastAsia="Meiryo UI" w:hAnsi="Meiryo UI"/>
-                <w:sz w:val="16"/>
-              </w:rPr>
-              <w:t>ERR:&lt;reason&gt;</w:t>
+              <w:t>OK / ERR:&lt;reason&gt;</w:t>
             </w:r>
           </w:p>
         </w:tc>
@@ -23297,13 +20373,6 @@
                 <w:sz w:val="16"/>
               </w:rPr>
               <w:t>Logger queue drain / flush / close</w:t>
-            </w:r>
-            <w:r>
-              <w:rPr>
-                <w:rFonts w:ascii="Meiryo UI" w:eastAsia="Meiryo UI" w:hAnsi="Meiryo UI"/>
-                <w:sz w:val="16"/>
-              </w:rPr>
-              <w:t>。</w:t>
             </w:r>
           </w:p>
         </w:tc>
@@ -23388,21 +20457,7 @@
                 <w:rFonts w:ascii="Meiryo UI" w:eastAsia="Meiryo UI" w:hAnsi="Meiryo UI"/>
                 <w:sz w:val="16"/>
               </w:rPr>
-              <w:t>OK</w:t>
-            </w:r>
-            <w:r>
-              <w:rPr>
-                <w:rFonts w:ascii="Meiryo UI" w:eastAsia="Meiryo UI" w:hAnsi="Meiryo UI"/>
-                <w:sz w:val="16"/>
-              </w:rPr>
-              <w:t xml:space="preserve"> / </w:t>
-            </w:r>
-            <w:r>
-              <w:rPr>
-                <w:rFonts w:ascii="Meiryo UI" w:eastAsia="Meiryo UI" w:hAnsi="Meiryo UI"/>
-                <w:sz w:val="16"/>
-              </w:rPr>
-              <w:t>ERR:&lt;reason&gt;</w:t>
+              <w:t>OK / ERR:&lt;reason&gt;</w:t>
             </w:r>
           </w:p>
         </w:tc>
@@ -23423,13 +20478,6 @@
                 <w:sz w:val="16"/>
               </w:rPr>
               <w:t>Continuous logging start</w:t>
-            </w:r>
-            <w:r>
-              <w:rPr>
-                <w:rFonts w:ascii="Meiryo UI" w:eastAsia="Meiryo UI" w:hAnsi="Meiryo UI"/>
-                <w:sz w:val="16"/>
-              </w:rPr>
-              <w:t>。</w:t>
             </w:r>
           </w:p>
         </w:tc>
@@ -23514,21 +20562,7 @@
                 <w:rFonts w:ascii="Meiryo UI" w:eastAsia="Meiryo UI" w:hAnsi="Meiryo UI"/>
                 <w:sz w:val="16"/>
               </w:rPr>
-              <w:t>OK</w:t>
-            </w:r>
-            <w:r>
-              <w:rPr>
-                <w:rFonts w:ascii="Meiryo UI" w:eastAsia="Meiryo UI" w:hAnsi="Meiryo UI"/>
-                <w:sz w:val="16"/>
-              </w:rPr>
-              <w:t xml:space="preserve"> / </w:t>
-            </w:r>
-            <w:r>
-              <w:rPr>
-                <w:rFonts w:ascii="Meiryo UI" w:eastAsia="Meiryo UI" w:hAnsi="Meiryo UI"/>
-                <w:sz w:val="16"/>
-              </w:rPr>
-              <w:t>ERR:&lt;reason&gt;</w:t>
+              <w:t>OK / ERR:&lt;reason&gt;</w:t>
             </w:r>
           </w:p>
         </w:tc>
@@ -23549,13 +20583,6 @@
                 <w:sz w:val="16"/>
               </w:rPr>
               <w:t>Continuous logging stop</w:t>
-            </w:r>
-            <w:r>
-              <w:rPr>
-                <w:rFonts w:ascii="Meiryo UI" w:eastAsia="Meiryo UI" w:hAnsi="Meiryo UI"/>
-                <w:sz w:val="16"/>
-              </w:rPr>
-              <w:t>。</w:t>
             </w:r>
           </w:p>
         </w:tc>
@@ -23640,77 +20667,7 @@
                 <w:rFonts w:ascii="Meiryo UI" w:eastAsia="Meiryo UI" w:hAnsi="Meiryo UI"/>
                 <w:sz w:val="16"/>
               </w:rPr>
-              <w:t>OK</w:t>
-            </w:r>
-            <w:r>
-              <w:rPr>
-                <w:rFonts w:ascii="Meiryo UI" w:eastAsia="Meiryo UI" w:hAnsi="Meiryo UI"/>
-                <w:sz w:val="16"/>
-              </w:rPr>
-              <w:t xml:space="preserve"> / </w:t>
-            </w:r>
-            <w:r>
-              <w:rPr>
-                <w:rFonts w:ascii="Meiryo UI" w:eastAsia="Meiryo UI" w:hAnsi="Meiryo UI"/>
-                <w:sz w:val="16"/>
-              </w:rPr>
-              <w:t>NO_CARD</w:t>
-            </w:r>
-            <w:r>
-              <w:rPr>
-                <w:rFonts w:ascii="Meiryo UI" w:eastAsia="Meiryo UI" w:hAnsi="Meiryo UI"/>
-                <w:sz w:val="16"/>
-              </w:rPr>
-              <w:t xml:space="preserve"> / </w:t>
-            </w:r>
-            <w:r>
-              <w:rPr>
-                <w:rFonts w:ascii="Meiryo UI" w:eastAsia="Meiryo UI" w:hAnsi="Meiryo UI"/>
-                <w:sz w:val="16"/>
-              </w:rPr>
-              <w:t>MOUNT_ERR</w:t>
-            </w:r>
-            <w:r>
-              <w:rPr>
-                <w:rFonts w:ascii="Meiryo UI" w:eastAsia="Meiryo UI" w:hAnsi="Meiryo UI"/>
-                <w:sz w:val="16"/>
-              </w:rPr>
-              <w:t xml:space="preserve"> / </w:t>
-            </w:r>
-            <w:r>
-              <w:rPr>
-                <w:rFonts w:ascii="Meiryo UI" w:eastAsia="Meiryo UI" w:hAnsi="Meiryo UI"/>
-                <w:sz w:val="16"/>
-              </w:rPr>
-              <w:t>OPEN_ERR</w:t>
-            </w:r>
-            <w:r>
-              <w:rPr>
-                <w:rFonts w:ascii="Meiryo UI" w:eastAsia="Meiryo UI" w:hAnsi="Meiryo UI"/>
-                <w:sz w:val="16"/>
-              </w:rPr>
-              <w:t xml:space="preserve"> / </w:t>
-            </w:r>
-            <w:r>
-              <w:rPr>
-                <w:rFonts w:ascii="Meiryo UI" w:eastAsia="Meiryo UI" w:hAnsi="Meiryo UI"/>
-                <w:sz w:val="16"/>
-              </w:rPr>
-              <w:t>WRITE_ERR</w:t>
-            </w:r>
-            <w:r>
-              <w:rPr>
-                <w:rFonts w:ascii="Meiryo UI" w:eastAsia="Meiryo UI" w:hAnsi="Meiryo UI"/>
-                <w:sz w:val="16"/>
-              </w:rPr>
-              <w:t xml:space="preserve"> / </w:t>
-            </w:r>
-            <w:r>
-              <w:rPr>
-                <w:rFonts w:ascii="Meiryo UI" w:eastAsia="Meiryo UI" w:hAnsi="Meiryo UI"/>
-                <w:sz w:val="16"/>
-              </w:rPr>
-              <w:t>FULL</w:t>
+              <w:t>OK / NO_CARD / MOUNT_ERR / OPEN_ERR / WRITE_ERR / FULL</w:t>
             </w:r>
           </w:p>
         </w:tc>
@@ -23730,29 +20687,17 @@
                 <w:rFonts w:ascii="Meiryo UI" w:eastAsia="Meiryo UI" w:hAnsi="Meiryo UI"/>
                 <w:sz w:val="16"/>
               </w:rPr>
-              <w:t xml:space="preserve">SD failure </w:t>
-            </w:r>
-            <w:r>
-              <w:rPr>
-                <w:rFonts w:ascii="Meiryo UI" w:eastAsia="Meiryo UI" w:hAnsi="Meiryo UI"/>
-                <w:sz w:val="16"/>
-              </w:rPr>
-              <w:t>は</w:t>
-            </w:r>
-            <w:r>
-              <w:rPr>
-                <w:rFonts w:ascii="Meiryo UI" w:eastAsia="Meiryo UI" w:hAnsi="Meiryo UI"/>
-                <w:sz w:val="16"/>
-              </w:rPr>
-              <w:t xml:space="preserve"> NF55G </w:t>
-            </w:r>
-            <w:r>
-              <w:rPr>
-                <w:rFonts w:ascii="Meiryo UI" w:eastAsia="Meiryo UI" w:hAnsi="Meiryo UI"/>
-                <w:sz w:val="16"/>
-              </w:rPr>
-              <w:t>通信を停止しない。</w:t>
-            </w:r>
+              <w:t xml:space="preserve">SD failure は NF55G </w:t>
+            </w:r>
+            <w:proofErr w:type="spellStart"/>
+            <w:r>
+              <w:rPr>
+                <w:rFonts w:ascii="Meiryo UI" w:eastAsia="Meiryo UI" w:hAnsi="Meiryo UI"/>
+                <w:sz w:val="16"/>
+              </w:rPr>
+              <w:t>通信を停止しない</w:t>
+            </w:r>
+            <w:proofErr w:type="spellEnd"/>
           </w:p>
         </w:tc>
       </w:tr>
@@ -23858,13 +20803,15 @@
               </w:rPr>
               <w:t xml:space="preserve">90% of SD capacity </w:t>
             </w:r>
-            <w:r>
-              <w:rPr>
-                <w:rFonts w:ascii="Meiryo UI" w:eastAsia="Meiryo UI" w:hAnsi="Meiryo UI"/>
-                <w:sz w:val="16"/>
-              </w:rPr>
-              <w:t>を運用上限とする。</w:t>
-            </w:r>
+            <w:proofErr w:type="spellStart"/>
+            <w:r>
+              <w:rPr>
+                <w:rFonts w:ascii="Meiryo UI" w:eastAsia="Meiryo UI" w:hAnsi="Meiryo UI"/>
+                <w:sz w:val="16"/>
+              </w:rPr>
+              <w:t>を運用上限とする</w:t>
+            </w:r>
+            <w:proofErr w:type="spellEnd"/>
           </w:p>
         </w:tc>
       </w:tr>
@@ -23970,13 +20917,6 @@
               </w:rPr>
               <w:t>RAM Queue overflow/drop count</w:t>
             </w:r>
-            <w:r>
-              <w:rPr>
-                <w:rFonts w:ascii="Meiryo UI" w:eastAsia="Meiryo UI" w:hAnsi="Meiryo UI"/>
-                <w:sz w:val="16"/>
-              </w:rPr>
-              <w:t>。</w:t>
-            </w:r>
           </w:p>
         </w:tc>
       </w:tr>
@@ -24061,21 +21001,7 @@
                 <w:rFonts w:ascii="Meiryo UI" w:eastAsia="Meiryo UI" w:hAnsi="Meiryo UI"/>
                 <w:sz w:val="16"/>
               </w:rPr>
-              <w:t>OK</w:t>
-            </w:r>
-            <w:r>
-              <w:rPr>
-                <w:rFonts w:ascii="Meiryo UI" w:eastAsia="Meiryo UI" w:hAnsi="Meiryo UI"/>
-                <w:sz w:val="16"/>
-              </w:rPr>
-              <w:t xml:space="preserve"> / </w:t>
-            </w:r>
-            <w:r>
-              <w:rPr>
-                <w:rFonts w:ascii="Meiryo UI" w:eastAsia="Meiryo UI" w:hAnsi="Meiryo UI"/>
-                <w:sz w:val="16"/>
-              </w:rPr>
-              <w:t>ERR:&lt;reason&gt;</w:t>
+              <w:t>OK / ERR:&lt;reason&gt;</w:t>
             </w:r>
           </w:p>
         </w:tc>
@@ -24096,13 +21022,6 @@
                 <w:sz w:val="16"/>
               </w:rPr>
               <w:t>SD reinitialization</w:t>
-            </w:r>
-            <w:r>
-              <w:rPr>
-                <w:rFonts w:ascii="Meiryo UI" w:eastAsia="Meiryo UI" w:hAnsi="Meiryo UI"/>
-                <w:sz w:val="16"/>
-              </w:rPr>
-              <w:t>。</w:t>
             </w:r>
           </w:p>
         </w:tc>
@@ -24128,14 +21047,7 @@
           <w:rFonts w:ascii="Meiryo UI" w:eastAsia="Meiryo UI" w:hAnsi="Meiryo UI"/>
           <w:lang w:eastAsia="ja-JP"/>
         </w:rPr>
-        <w:t xml:space="preserve">11. </w:t>
-      </w:r>
-      <w:r>
-        <w:rPr>
-          <w:rFonts w:ascii="Meiryo UI" w:eastAsia="Meiryo UI" w:hAnsi="Meiryo UI"/>
-          <w:lang w:eastAsia="ja-JP"/>
-        </w:rPr>
-        <w:t>試験プログラム作成時の基本シーケンス</w:t>
+        <w:t>11. 試験プログラム作成時の基本シーケンス</w:t>
       </w:r>
     </w:p>
     <w:tbl>
@@ -24272,14 +21184,7 @@
                 <w:rFonts w:ascii="Meiryo UI" w:eastAsia="Meiryo UI" w:hAnsi="Meiryo UI"/>
                 <w:sz w:val="16"/>
               </w:rPr>
-              <w:t>INFO_REFRESH</w:t>
-            </w:r>
-            <w:r>
-              <w:rPr>
-                <w:rFonts w:ascii="Meiryo UI" w:eastAsia="Meiryo UI" w:hAnsi="Meiryo UI"/>
-                <w:sz w:val="16"/>
-              </w:rPr>
-              <w:t xml:space="preserve"> -&gt; INFO Query</w:t>
+              <w:t>INFO_REFRESH -&gt; INFO Query</w:t>
             </w:r>
           </w:p>
         </w:tc>
@@ -24344,14 +21249,7 @@
                 <w:rFonts w:ascii="Meiryo UI" w:eastAsia="Meiryo UI" w:hAnsi="Meiryo UI"/>
                 <w:sz w:val="16"/>
               </w:rPr>
-              <w:t>STATUS_REFRESH</w:t>
-            </w:r>
-            <w:r>
-              <w:rPr>
-                <w:rFonts w:ascii="Meiryo UI" w:eastAsia="Meiryo UI" w:hAnsi="Meiryo UI"/>
-                <w:sz w:val="16"/>
-              </w:rPr>
-              <w:t xml:space="preserve"> -&gt; STATUS Query</w:t>
+              <w:t>STATUS_REFRESH -&gt; STATUS Query</w:t>
             </w:r>
           </w:p>
         </w:tc>
@@ -24416,21 +21314,7 @@
                 <w:rFonts w:ascii="Meiryo UI" w:eastAsia="Meiryo UI" w:hAnsi="Meiryo UI"/>
                 <w:sz w:val="16"/>
               </w:rPr>
-              <w:t>DATA_REFRESH</w:t>
-            </w:r>
-            <w:r>
-              <w:rPr>
-                <w:rFonts w:ascii="Meiryo UI" w:eastAsia="Meiryo UI" w:hAnsi="Meiryo UI"/>
-                <w:sz w:val="16"/>
-              </w:rPr>
-              <w:t xml:space="preserve"> -&gt; DATA Query + </w:t>
-            </w:r>
-            <w:r>
-              <w:rPr>
-                <w:rFonts w:ascii="Meiryo UI" w:eastAsia="Meiryo UI" w:hAnsi="Meiryo UI"/>
-                <w:sz w:val="16"/>
-              </w:rPr>
-              <w:t>外部測定</w:t>
+              <w:t>DATA_REFRESH -&gt; DATA Query + 外部測定</w:t>
             </w:r>
           </w:p>
         </w:tc>
@@ -24475,14 +21359,7 @@
                 <w:rFonts w:ascii="Meiryo UI" w:eastAsia="Meiryo UI" w:hAnsi="Meiryo UI"/>
                 <w:sz w:val="16"/>
               </w:rPr>
-              <w:t xml:space="preserve">Control </w:t>
-            </w:r>
-            <w:r>
-              <w:rPr>
-                <w:rFonts w:ascii="Meiryo UI" w:eastAsia="Meiryo UI" w:hAnsi="Meiryo UI"/>
-                <w:sz w:val="16"/>
-              </w:rPr>
-              <w:t>後確認</w:t>
+              <w:t>Control 後確認</w:t>
             </w:r>
           </w:p>
         </w:tc>
@@ -24502,28 +21379,7 @@
                 <w:rFonts w:ascii="Meiryo UI" w:eastAsia="Meiryo UI" w:hAnsi="Meiryo UI"/>
                 <w:sz w:val="16"/>
               </w:rPr>
-              <w:t xml:space="preserve">Control command -&gt; </w:t>
-            </w:r>
-            <w:r>
-              <w:rPr>
-                <w:rFonts w:ascii="Meiryo UI" w:eastAsia="Meiryo UI" w:hAnsi="Meiryo UI"/>
-                <w:sz w:val="16"/>
-              </w:rPr>
-              <w:t>STATUS_REFRESH</w:t>
-            </w:r>
-            <w:r>
-              <w:rPr>
-                <w:rFonts w:ascii="Meiryo UI" w:eastAsia="Meiryo UI" w:hAnsi="Meiryo UI"/>
-                <w:sz w:val="16"/>
-              </w:rPr>
-              <w:t xml:space="preserve"> -&gt; STATUS Query + </w:t>
-            </w:r>
-            <w:r>
-              <w:rPr>
-                <w:rFonts w:ascii="Meiryo UI" w:eastAsia="Meiryo UI" w:hAnsi="Meiryo UI"/>
-                <w:sz w:val="16"/>
-              </w:rPr>
-              <w:t>外部測定</w:t>
+              <w:t>Control command -&gt; STATUS_REFRESH -&gt; STATUS Query + 外部測定</w:t>
             </w:r>
           </w:p>
         </w:tc>
@@ -24588,28 +21444,7 @@
                 <w:rFonts w:ascii="Meiryo UI" w:eastAsia="Meiryo UI" w:hAnsi="Meiryo UI"/>
                 <w:sz w:val="16"/>
               </w:rPr>
-              <w:t xml:space="preserve">Set command -&gt; </w:t>
-            </w:r>
-            <w:r>
-              <w:rPr>
-                <w:rFonts w:ascii="Meiryo UI" w:eastAsia="Meiryo UI" w:hAnsi="Meiryo UI"/>
-                <w:sz w:val="16"/>
-              </w:rPr>
-              <w:t>INFO_REFRESH</w:t>
-            </w:r>
-            <w:r>
-              <w:rPr>
-                <w:rFonts w:ascii="Meiryo UI" w:eastAsia="Meiryo UI" w:hAnsi="Meiryo UI"/>
-                <w:sz w:val="16"/>
-              </w:rPr>
-              <w:t xml:space="preserve"> or </w:t>
-            </w:r>
-            <w:r>
-              <w:rPr>
-                <w:rFonts w:ascii="Meiryo UI" w:eastAsia="Meiryo UI" w:hAnsi="Meiryo UI"/>
-                <w:sz w:val="16"/>
-              </w:rPr>
-              <w:t>DATA_REFRESH</w:t>
+              <w:t>Set command -&gt; INFO_REFRESH or DATA_REFRESH</w:t>
             </w:r>
           </w:p>
         </w:tc>
@@ -24674,28 +21509,7 @@
                 <w:rFonts w:ascii="Meiryo UI" w:eastAsia="Meiryo UI" w:hAnsi="Meiryo UI"/>
                 <w:sz w:val="16"/>
               </w:rPr>
-              <w:t>EL_REFRESH_*</w:t>
-            </w:r>
-            <w:r>
-              <w:rPr>
-                <w:rFonts w:ascii="Meiryo UI" w:eastAsia="Meiryo UI" w:hAnsi="Meiryo UI"/>
-                <w:sz w:val="16"/>
-              </w:rPr>
-              <w:t xml:space="preserve"> / </w:t>
-            </w:r>
-            <w:r>
-              <w:rPr>
-                <w:rFonts w:ascii="Meiryo UI" w:eastAsia="Meiryo UI" w:hAnsi="Meiryo UI"/>
-                <w:sz w:val="16"/>
-              </w:rPr>
-              <w:t>OL_REFRESH_*</w:t>
-            </w:r>
-            <w:r>
-              <w:rPr>
-                <w:rFonts w:ascii="Meiryo UI" w:eastAsia="Meiryo UI" w:hAnsi="Meiryo UI"/>
-                <w:sz w:val="16"/>
-              </w:rPr>
-              <w:t xml:space="preserve"> -&gt; EL/OL Query</w:t>
+              <w:t>EL_REFRESH_* / OL_REFRESH_* -&gt; EL/OL Query</w:t>
             </w:r>
           </w:p>
         </w:tc>
@@ -24739,56 +21553,24 @@
         <w:rPr>
           <w:rFonts w:ascii="Meiryo UI" w:eastAsia="Meiryo UI" w:hAnsi="Meiryo UI"/>
         </w:rPr>
-        <w:t xml:space="preserve">12. Word </w:t>
-      </w:r>
-      <w:r>
-        <w:rPr>
-          <w:rFonts w:ascii="Meiryo UI" w:eastAsia="Meiryo UI" w:hAnsi="Meiryo UI"/>
-        </w:rPr>
-        <w:t>出力</w:t>
+        <w:t>12. Word 出力</w:t>
       </w:r>
     </w:p>
     <w:p>
       <w:pPr>
         <w:rPr>
           <w:rFonts w:ascii="Meiryo UI" w:eastAsia="Meiryo UI" w:hAnsi="Meiryo UI"/>
+          <w:color w:val="EE0000"/>
           <w:lang w:eastAsia="ja-JP"/>
         </w:rPr>
       </w:pPr>
       <w:r>
         <w:rPr>
           <w:rFonts w:ascii="Meiryo UI" w:eastAsia="Meiryo UI" w:hAnsi="Meiryo UI"/>
+          <w:color w:val="EE0000"/>
           <w:lang w:eastAsia="ja-JP"/>
         </w:rPr>
-        <w:t>この</w:t>
-      </w:r>
-      <w:r>
-        <w:rPr>
-          <w:rFonts w:ascii="Meiryo UI" w:eastAsia="Meiryo UI" w:hAnsi="Meiryo UI"/>
-          <w:lang w:eastAsia="ja-JP"/>
-        </w:rPr>
-        <w:t xml:space="preserve"> Markdown </w:t>
-      </w:r>
-      <w:r>
-        <w:rPr>
-          <w:rFonts w:ascii="Meiryo UI" w:eastAsia="Meiryo UI" w:hAnsi="Meiryo UI"/>
-          <w:lang w:eastAsia="ja-JP"/>
-        </w:rPr>
-        <w:t>から</w:t>
-      </w:r>
-      <w:r>
-        <w:rPr>
-          <w:rFonts w:ascii="Meiryo UI" w:eastAsia="Meiryo UI" w:hAnsi="Meiryo UI"/>
-          <w:lang w:eastAsia="ja-JP"/>
-        </w:rPr>
-        <w:t xml:space="preserve"> Word </w:t>
-      </w:r>
-      <w:r>
-        <w:rPr>
-          <w:rFonts w:ascii="Meiryo UI" w:eastAsia="Meiryo UI" w:hAnsi="Meiryo UI"/>
-          <w:lang w:eastAsia="ja-JP"/>
-        </w:rPr>
-        <w:t>形式のコマンド一覧を生成する場合は、リポジトリルートで次を実行する。</w:t>
+        <w:t>この Markdown から Word 形式のコマンド一覧を生成する場合は、リポジトリルートで次を実行する</w:t>
       </w:r>
     </w:p>
     <w:p>
@@ -24796,11 +21578,13 @@
         <w:ind w:left="288"/>
         <w:rPr>
           <w:rFonts w:ascii="Meiryo UI" w:eastAsia="Meiryo UI" w:hAnsi="Meiryo UI"/>
+          <w:color w:val="EE0000"/>
         </w:rPr>
       </w:pPr>
       <w:r>
         <w:rPr>
           <w:rFonts w:ascii="Meiryo UI" w:eastAsia="Meiryo UI" w:hAnsi="Meiryo UI"/>
+          <w:color w:val="EE0000"/>
           <w:sz w:val="16"/>
         </w:rPr>
         <w:t>C:\Users\m_yamada\.cache\codex-runtimes\codex-primary-runtime\dependencies\python\python.exe scripts\build_ate_command_list_docx.py</w:t>
@@ -24810,19 +21594,15 @@
       <w:pPr>
         <w:rPr>
           <w:rFonts w:ascii="Meiryo UI" w:eastAsia="Meiryo UI" w:hAnsi="Meiryo UI"/>
+          <w:color w:val="EE0000"/>
         </w:rPr>
       </w:pPr>
       <w:r>
         <w:rPr>
           <w:rFonts w:ascii="Meiryo UI" w:eastAsia="Meiryo UI" w:hAnsi="Meiryo UI"/>
+          <w:color w:val="EE0000"/>
         </w:rPr>
-        <w:t>出力先</w:t>
-      </w:r>
-      <w:r>
-        <w:rPr>
-          <w:rFonts w:ascii="Meiryo UI" w:eastAsia="Meiryo UI" w:hAnsi="Meiryo UI"/>
-        </w:rPr>
-        <w:t>:</w:t>
+        <w:t>出力先:</w:t>
       </w:r>
     </w:p>
     <w:p>
@@ -24831,11 +21611,13 @@
         <w:spacing w:after="40"/>
         <w:rPr>
           <w:rFonts w:ascii="Meiryo UI" w:eastAsia="Meiryo UI" w:hAnsi="Meiryo UI"/>
+          <w:color w:val="EE0000"/>
         </w:rPr>
       </w:pPr>
       <w:r>
         <w:rPr>
           <w:rFonts w:ascii="Meiryo UI" w:eastAsia="Meiryo UI" w:hAnsi="Meiryo UI"/>
+          <w:color w:val="EE0000"/>
           <w:sz w:val="18"/>
         </w:rPr>
         <w:t>docs/ATE_Command_List_for_Test_Program.docx</w:t>
@@ -24852,13 +21634,7 @@
         <w:rPr>
           <w:rFonts w:ascii="Meiryo UI" w:eastAsia="Meiryo UI" w:hAnsi="Meiryo UI"/>
         </w:rPr>
-        <w:t xml:space="preserve">13. </w:t>
-      </w:r>
-      <w:r>
-        <w:rPr>
-          <w:rFonts w:ascii="Meiryo UI" w:eastAsia="Meiryo UI" w:hAnsi="Meiryo UI"/>
-        </w:rPr>
-        <w:t>参照仕様</w:t>
+        <w:t>13. 参照仕様</w:t>
       </w:r>
     </w:p>
     <w:p>

--- a/docs/ATE_Command_List_for_Test_Program.docx
+++ b/docs/ATE_Command_List_for_Test_Program.docx
@@ -74,16 +74,8 @@
         <w:rPr>
           <w:rFonts w:ascii="Meiryo UI" w:eastAsia="Meiryo UI" w:hAnsi="Meiryo UI" w:hint="eastAsia"/>
         </w:rPr>
-        <w:t xml:space="preserve">1. </w:t>
+        <w:t>1. 目的</w:t>
       </w:r>
-      <w:proofErr w:type="spellStart"/>
-      <w:r>
-        <w:rPr>
-          <w:rFonts w:ascii="Meiryo UI" w:eastAsia="Meiryo UI" w:hAnsi="Meiryo UI" w:hint="eastAsia"/>
-        </w:rPr>
-        <w:t>目的</w:t>
-      </w:r>
-      <w:proofErr w:type="spellEnd"/>
     </w:p>
     <w:p>
       <w:pPr>
@@ -128,16 +120,8 @@
         <w:rPr>
           <w:rFonts w:ascii="Meiryo UI" w:eastAsia="Meiryo UI" w:hAnsi="Meiryo UI" w:hint="eastAsia"/>
         </w:rPr>
-        <w:t xml:space="preserve">2. </w:t>
+        <w:t>2. 適用範囲と注意</w:t>
       </w:r>
-      <w:proofErr w:type="spellStart"/>
-      <w:r>
-        <w:rPr>
-          <w:rFonts w:ascii="Meiryo UI" w:eastAsia="Meiryo UI" w:hAnsi="Meiryo UI" w:hint="eastAsia"/>
-        </w:rPr>
-        <w:t>適用範囲と注意</w:t>
-      </w:r>
-      <w:proofErr w:type="spellEnd"/>
     </w:p>
     <w:p>
       <w:pPr>
@@ -147,37 +131,12 @@
           <w:rFonts w:ascii="Meiryo UI" w:eastAsia="Meiryo UI" w:hAnsi="Meiryo UI"/>
         </w:rPr>
       </w:pPr>
-      <w:proofErr w:type="spellStart"/>
       <w:r>
         <w:rPr>
           <w:rFonts w:ascii="Meiryo UI" w:eastAsia="Meiryo UI" w:hAnsi="Meiryo UI"/>
           <w:sz w:val="18"/>
         </w:rPr>
-        <w:t>本書は</w:t>
-      </w:r>
-      <w:proofErr w:type="spellEnd"/>
-      <w:r>
-        <w:rPr>
-          <w:rFonts w:ascii="Meiryo UI" w:eastAsia="Meiryo UI" w:hAnsi="Meiryo UI"/>
-          <w:sz w:val="18"/>
-        </w:rPr>
-        <w:t xml:space="preserve"> docs/ATE_Command_Master.md Rev.0 </w:t>
-      </w:r>
-      <w:proofErr w:type="spellStart"/>
-      <w:r>
-        <w:rPr>
-          <w:rFonts w:ascii="Meiryo UI" w:eastAsia="Meiryo UI" w:hAnsi="Meiryo UI"/>
-          <w:sz w:val="18"/>
-        </w:rPr>
-        <w:t>を元にした試験プログラム作成者向け一覧である</w:t>
-      </w:r>
-      <w:proofErr w:type="spellEnd"/>
-      <w:r>
-        <w:rPr>
-          <w:rFonts w:ascii="Meiryo UI" w:eastAsia="Meiryo UI" w:hAnsi="Meiryo UI"/>
-          <w:sz w:val="18"/>
-        </w:rPr>
-        <w:t>。</w:t>
+        <w:t>本書は docs/ATE_Command_Master.md Rev.0 を元にした試験プログラム作成者向け一覧である。</w:t>
       </w:r>
     </w:p>
     <w:p>
@@ -211,39 +170,7 @@
           <w:rFonts w:ascii="Meiryo UI" w:eastAsia="Meiryo UI" w:hAnsi="Meiryo UI"/>
           <w:sz w:val="18"/>
         </w:rPr>
-        <w:t xml:space="preserve">Refresh </w:t>
-      </w:r>
-      <w:proofErr w:type="spellStart"/>
-      <w:r>
-        <w:rPr>
-          <w:rFonts w:ascii="Meiryo UI" w:eastAsia="Meiryo UI" w:hAnsi="Meiryo UI"/>
-          <w:sz w:val="18"/>
-        </w:rPr>
-        <w:t>系、Control</w:t>
-      </w:r>
-      <w:proofErr w:type="spellEnd"/>
-      <w:r>
-        <w:rPr>
-          <w:rFonts w:ascii="Meiryo UI" w:eastAsia="Meiryo UI" w:hAnsi="Meiryo UI"/>
-          <w:sz w:val="18"/>
-        </w:rPr>
-        <w:t xml:space="preserve">/Set/Clear </w:t>
-      </w:r>
-      <w:proofErr w:type="spellStart"/>
-      <w:r>
-        <w:rPr>
-          <w:rFonts w:ascii="Meiryo UI" w:eastAsia="Meiryo UI" w:hAnsi="Meiryo UI"/>
-          <w:sz w:val="18"/>
-        </w:rPr>
-        <w:t>系は</w:t>
-      </w:r>
-      <w:proofErr w:type="spellEnd"/>
-      <w:r>
-        <w:rPr>
-          <w:rFonts w:ascii="Meiryo UI" w:eastAsia="Meiryo UI" w:hAnsi="Meiryo UI"/>
-          <w:sz w:val="18"/>
-        </w:rPr>
-        <w:t xml:space="preserve"> NF55G Transaction を発生させる。</w:t>
+        <w:t>Refresh 系、Control/Set/Clear 系は NF55G Transaction を発生させる。</w:t>
       </w:r>
     </w:p>
     <w:p>
@@ -333,16 +260,8 @@
         <w:rPr>
           <w:rFonts w:ascii="Meiryo UI" w:eastAsia="Meiryo UI" w:hAnsi="Meiryo UI" w:hint="eastAsia"/>
         </w:rPr>
-        <w:t xml:space="preserve">3. </w:t>
+        <w:t>3. 共通応答</w:t>
       </w:r>
-      <w:proofErr w:type="spellStart"/>
-      <w:r>
-        <w:rPr>
-          <w:rFonts w:ascii="Meiryo UI" w:eastAsia="Meiryo UI" w:hAnsi="Meiryo UI" w:hint="eastAsia"/>
-        </w:rPr>
-        <w:t>共通応答</w:t>
-      </w:r>
-      <w:proofErr w:type="spellEnd"/>
     </w:p>
     <w:tbl>
       <w:tblPr>
@@ -379,7 +298,6 @@
                 <w:rFonts w:ascii="Meiryo UI" w:eastAsia="Meiryo UI" w:hAnsi="Meiryo UI"/>
               </w:rPr>
             </w:pPr>
-            <w:proofErr w:type="spellStart"/>
             <w:r>
               <w:rPr>
                 <w:rFonts w:ascii="Meiryo UI" w:eastAsia="Meiryo UI" w:hAnsi="Meiryo UI"/>
@@ -388,7 +306,6 @@
               </w:rPr>
               <w:t>条件</w:t>
             </w:r>
-            <w:proofErr w:type="spellEnd"/>
           </w:p>
         </w:tc>
         <w:tc>
@@ -409,18 +326,8 @@
                 <w:b/>
                 <w:sz w:val="16"/>
               </w:rPr>
-              <w:t xml:space="preserve">ATE </w:t>
-            </w:r>
-            <w:proofErr w:type="spellStart"/>
-            <w:r>
-              <w:rPr>
-                <w:rFonts w:ascii="Meiryo UI" w:eastAsia="Meiryo UI" w:hAnsi="Meiryo UI"/>
-                <w:b/>
-                <w:sz w:val="16"/>
-              </w:rPr>
-              <w:t>応答</w:t>
-            </w:r>
-            <w:proofErr w:type="spellEnd"/>
+              <w:t>ATE 応答</w:t>
+            </w:r>
           </w:p>
         </w:tc>
         <w:tc>
@@ -435,7 +342,6 @@
                 <w:rFonts w:ascii="Meiryo UI" w:eastAsia="Meiryo UI" w:hAnsi="Meiryo UI"/>
               </w:rPr>
             </w:pPr>
-            <w:proofErr w:type="spellStart"/>
             <w:r>
               <w:rPr>
                 <w:rFonts w:ascii="Meiryo UI" w:eastAsia="Meiryo UI" w:hAnsi="Meiryo UI"/>
@@ -444,7 +350,6 @@
               </w:rPr>
               <w:t>備考</w:t>
             </w:r>
-            <w:proofErr w:type="spellEnd"/>
           </w:p>
         </w:tc>
       </w:tr>
@@ -468,17 +373,8 @@
                 <w:rFonts w:ascii="Meiryo UI" w:eastAsia="Meiryo UI" w:hAnsi="Meiryo UI"/>
                 <w:sz w:val="16"/>
               </w:rPr>
-              <w:t xml:space="preserve">Refresh </w:t>
-            </w:r>
-            <w:proofErr w:type="spellStart"/>
-            <w:r>
-              <w:rPr>
-                <w:rFonts w:ascii="Meiryo UI" w:eastAsia="Meiryo UI" w:hAnsi="Meiryo UI"/>
-                <w:sz w:val="16"/>
-              </w:rPr>
-              <w:t>成功</w:t>
-            </w:r>
-            <w:proofErr w:type="spellEnd"/>
+              <w:t>Refresh 成功</w:t>
+            </w:r>
           </w:p>
         </w:tc>
         <w:tc>
@@ -514,34 +410,14 @@
                 <w:lang w:eastAsia="ja-JP"/>
               </w:rPr>
             </w:pPr>
-            <w:proofErr w:type="spellStart"/>
             <w:r>
               <w:rPr>
                 <w:rFonts w:ascii="Meiryo UI" w:eastAsia="Meiryo UI" w:hAnsi="Meiryo UI" w:hint="eastAsia"/>
                 <w:sz w:val="16"/>
                 <w:szCs w:val="16"/>
               </w:rPr>
-              <w:t>対象</w:t>
-            </w:r>
-            <w:proofErr w:type="spellEnd"/>
-            <w:r>
-              <w:rPr>
-                <w:rFonts w:ascii="Meiryo UI" w:eastAsia="Meiryo UI" w:hAnsi="Meiryo UI" w:hint="eastAsia"/>
-                <w:sz w:val="16"/>
-                <w:szCs w:val="16"/>
-              </w:rPr>
-              <w:t xml:space="preserve"> Cache が VALID </w:t>
-            </w:r>
-            <w:proofErr w:type="spellStart"/>
-            <w:r>
-              <w:rPr>
-                <w:rFonts w:ascii="Meiryo UI" w:eastAsia="Meiryo UI" w:hAnsi="Meiryo UI" w:hint="eastAsia"/>
-                <w:sz w:val="16"/>
-                <w:szCs w:val="16"/>
-              </w:rPr>
-              <w:t>になる</w:t>
-            </w:r>
-            <w:proofErr w:type="spellEnd"/>
+              <w:t>対象 Cache が VALID になる</w:t>
+            </w:r>
           </w:p>
         </w:tc>
       </w:tr>
@@ -565,17 +441,8 @@
                 <w:rFonts w:ascii="Meiryo UI" w:eastAsia="Meiryo UI" w:hAnsi="Meiryo UI"/>
                 <w:sz w:val="16"/>
               </w:rPr>
-              <w:t xml:space="preserve">Control/Set/Clear </w:t>
-            </w:r>
-            <w:proofErr w:type="spellStart"/>
-            <w:r>
-              <w:rPr>
-                <w:rFonts w:ascii="Meiryo UI" w:eastAsia="Meiryo UI" w:hAnsi="Meiryo UI"/>
-                <w:sz w:val="16"/>
-              </w:rPr>
-              <w:t>成功</w:t>
-            </w:r>
-            <w:proofErr w:type="spellEnd"/>
+              <w:t>Control/Set/Clear 成功</w:t>
+            </w:r>
           </w:p>
         </w:tc>
         <w:tc>
@@ -643,17 +510,8 @@
                 <w:rFonts w:ascii="Meiryo UI" w:eastAsia="Meiryo UI" w:hAnsi="Meiryo UI"/>
                 <w:sz w:val="16"/>
               </w:rPr>
-              <w:t xml:space="preserve">Query </w:t>
-            </w:r>
-            <w:proofErr w:type="spellStart"/>
-            <w:r>
-              <w:rPr>
-                <w:rFonts w:ascii="Meiryo UI" w:eastAsia="Meiryo UI" w:hAnsi="Meiryo UI"/>
-                <w:sz w:val="16"/>
-              </w:rPr>
-              <w:t>成功</w:t>
-            </w:r>
-            <w:proofErr w:type="spellEnd"/>
+              <w:t>Query 成功</w:t>
+            </w:r>
           </w:p>
         </w:tc>
         <w:tc>
@@ -689,41 +547,13 @@
                 <w:lang w:eastAsia="ja-JP"/>
               </w:rPr>
             </w:pPr>
-            <w:proofErr w:type="spellStart"/>
             <w:r>
               <w:rPr>
                 <w:rFonts w:ascii="Meiryo UI" w:eastAsia="Meiryo UI" w:hAnsi="Meiryo UI" w:hint="eastAsia"/>
                 <w:sz w:val="16"/>
                 <w:szCs w:val="16"/>
               </w:rPr>
-              <w:t>半角</w:t>
-            </w:r>
-            <w:proofErr w:type="spellEnd"/>
-            <w:r>
-              <w:rPr>
-                <w:rFonts w:ascii="Meiryo UI" w:eastAsia="Meiryo UI" w:hAnsi="Meiryo UI" w:hint="eastAsia"/>
-                <w:sz w:val="16"/>
-                <w:szCs w:val="16"/>
-              </w:rPr>
-              <w:t xml:space="preserve"> ASCII 英数字、10 </w:t>
-            </w:r>
-            <w:proofErr w:type="spellStart"/>
-            <w:r>
-              <w:rPr>
-                <w:rFonts w:ascii="Meiryo UI" w:eastAsia="Meiryo UI" w:hAnsi="Meiryo UI" w:hint="eastAsia"/>
-                <w:sz w:val="16"/>
-                <w:szCs w:val="16"/>
-              </w:rPr>
-              <w:t>進数値、または</w:t>
-            </w:r>
-            <w:proofErr w:type="spellEnd"/>
-            <w:r>
-              <w:rPr>
-                <w:rFonts w:ascii="Meiryo UI" w:eastAsia="Meiryo UI" w:hAnsi="Meiryo UI" w:hint="eastAsia"/>
-                <w:sz w:val="16"/>
-                <w:szCs w:val="16"/>
-              </w:rPr>
-              <w:t xml:space="preserve"> FD の 64 ASCII HEX</w:t>
+              <w:t>半角 ASCII 英数字、10 進数値、または FD の 64 ASCII HEX</w:t>
             </w:r>
           </w:p>
         </w:tc>
@@ -748,23 +578,7 @@
                 <w:rFonts w:ascii="Meiryo UI" w:eastAsia="Meiryo UI" w:hAnsi="Meiryo UI"/>
                 <w:sz w:val="16"/>
               </w:rPr>
-              <w:t xml:space="preserve">Query </w:t>
-            </w:r>
-            <w:proofErr w:type="spellStart"/>
-            <w:r>
-              <w:rPr>
-                <w:rFonts w:ascii="Meiryo UI" w:eastAsia="Meiryo UI" w:hAnsi="Meiryo UI"/>
-                <w:sz w:val="16"/>
-              </w:rPr>
-              <w:t>対象</w:t>
-            </w:r>
-            <w:proofErr w:type="spellEnd"/>
-            <w:r>
-              <w:rPr>
-                <w:rFonts w:ascii="Meiryo UI" w:eastAsia="Meiryo UI" w:hAnsi="Meiryo UI"/>
-                <w:sz w:val="16"/>
-              </w:rPr>
-              <w:t xml:space="preserve"> Cache INVALID</w:t>
+              <w:t>Query 対象 Cache INVALID</w:t>
             </w:r>
           </w:p>
         </w:tc>
@@ -801,52 +615,14 @@
                 <w:lang w:eastAsia="ja-JP"/>
               </w:rPr>
             </w:pPr>
-            <w:proofErr w:type="spellStart"/>
             <w:r>
               <w:rPr>
                 <w:rFonts w:ascii="Meiryo UI" w:eastAsia="Meiryo UI" w:hAnsi="Meiryo UI" w:hint="eastAsia"/>
                 <w:sz w:val="16"/>
                 <w:szCs w:val="16"/>
               </w:rPr>
-              <w:t>個別</w:t>
-            </w:r>
-            <w:proofErr w:type="spellEnd"/>
-            <w:r>
-              <w:rPr>
-                <w:rFonts w:ascii="Meiryo UI" w:eastAsia="Meiryo UI" w:hAnsi="Meiryo UI" w:hint="eastAsia"/>
-                <w:sz w:val="16"/>
-                <w:szCs w:val="16"/>
-              </w:rPr>
-              <w:t xml:space="preserve"> Query </w:t>
-            </w:r>
-            <w:proofErr w:type="spellStart"/>
-            <w:r>
-              <w:rPr>
-                <w:rFonts w:ascii="Meiryo UI" w:eastAsia="Meiryo UI" w:hAnsi="Meiryo UI" w:hint="eastAsia"/>
-                <w:sz w:val="16"/>
-                <w:szCs w:val="16"/>
-              </w:rPr>
-              <w:t>から自動</w:t>
-            </w:r>
-            <w:proofErr w:type="spellEnd"/>
-            <w:r>
-              <w:rPr>
-                <w:rFonts w:ascii="Meiryo UI" w:eastAsia="Meiryo UI" w:hAnsi="Meiryo UI" w:hint="eastAsia"/>
-                <w:sz w:val="16"/>
-                <w:szCs w:val="16"/>
-              </w:rPr>
-              <w:t xml:space="preserve"> Refresh </w:t>
-            </w:r>
-            <w:proofErr w:type="spellStart"/>
-            <w:r>
-              <w:rPr>
-                <w:rFonts w:ascii="Meiryo UI" w:eastAsia="Meiryo UI" w:hAnsi="Meiryo UI" w:hint="eastAsia"/>
-                <w:sz w:val="16"/>
-                <w:szCs w:val="16"/>
-              </w:rPr>
-              <w:t>しない</w:t>
-            </w:r>
-            <w:proofErr w:type="spellEnd"/>
+              <w:t>個別 Query から自動 Refresh しない</w:t>
+            </w:r>
           </w:p>
         </w:tc>
       </w:tr>
@@ -870,23 +646,7 @@
                 <w:rFonts w:ascii="Meiryo UI" w:eastAsia="Meiryo UI" w:hAnsi="Meiryo UI"/>
                 <w:sz w:val="16"/>
               </w:rPr>
-              <w:t>Parser/</w:t>
-            </w:r>
-            <w:proofErr w:type="spellStart"/>
-            <w:r>
-              <w:rPr>
-                <w:rFonts w:ascii="Meiryo UI" w:eastAsia="Meiryo UI" w:hAnsi="Meiryo UI"/>
-                <w:sz w:val="16"/>
-              </w:rPr>
-              <w:t>形式エラ</w:t>
-            </w:r>
-            <w:proofErr w:type="spellEnd"/>
-            <w:r>
-              <w:rPr>
-                <w:rFonts w:ascii="Meiryo UI" w:eastAsia="Meiryo UI" w:hAnsi="Meiryo UI"/>
-                <w:sz w:val="16"/>
-              </w:rPr>
-              <w:t>ー</w:t>
+              <w:t>Parser/形式エラー</w:t>
             </w:r>
           </w:p>
         </w:tc>
@@ -955,17 +715,8 @@
                 <w:rFonts w:ascii="Meiryo UI" w:eastAsia="Meiryo UI" w:hAnsi="Meiryo UI"/>
                 <w:sz w:val="16"/>
               </w:rPr>
-              <w:t xml:space="preserve">NF55G </w:t>
-            </w:r>
-            <w:proofErr w:type="spellStart"/>
-            <w:r>
-              <w:rPr>
-                <w:rFonts w:ascii="Meiryo UI" w:eastAsia="Meiryo UI" w:hAnsi="Meiryo UI"/>
-                <w:sz w:val="16"/>
-              </w:rPr>
-              <w:t>エラー応答</w:t>
-            </w:r>
-            <w:proofErr w:type="spellEnd"/>
+              <w:t>NF55G エラー応答</w:t>
+            </w:r>
           </w:p>
         </w:tc>
         <w:tc>
@@ -1007,18 +758,8 @@
                 <w:sz w:val="16"/>
                 <w:szCs w:val="16"/>
               </w:rPr>
-              <w:t xml:space="preserve">D6 error response を ATE </w:t>
-            </w:r>
-            <w:proofErr w:type="spellStart"/>
-            <w:r>
-              <w:rPr>
-                <w:rFonts w:ascii="Meiryo UI" w:eastAsia="Meiryo UI" w:hAnsi="Meiryo UI" w:hint="eastAsia"/>
-                <w:sz w:val="16"/>
-                <w:szCs w:val="16"/>
-              </w:rPr>
-              <w:t>へ返す</w:t>
-            </w:r>
-            <w:proofErr w:type="spellEnd"/>
+              <w:t>D6 error response を ATE へ返す</w:t>
+            </w:r>
           </w:p>
         </w:tc>
       </w:tr>
@@ -1079,68 +820,30 @@
                 <w:lang w:eastAsia="ja-JP"/>
               </w:rPr>
             </w:pPr>
-            <w:proofErr w:type="spellStart"/>
             <w:r>
               <w:rPr>
                 <w:rFonts w:ascii="Meiryo UI" w:eastAsia="Meiryo UI" w:hAnsi="Meiryo UI" w:hint="eastAsia"/>
                 <w:sz w:val="16"/>
                 <w:szCs w:val="16"/>
               </w:rPr>
-              <w:t>実行成否不明時は</w:t>
-            </w:r>
-            <w:proofErr w:type="spellEnd"/>
+              <w:t xml:space="preserve">実行成否不明時は </w:t>
+            </w:r>
+            <w:r>
+              <w:rPr>
+                <w:rFonts w:ascii="Meiryo UI" w:eastAsia="Meiryo UI" w:hAnsi="Meiryo UI"/>
+                <w:sz w:val="16"/>
+                <w:szCs w:val="16"/>
+              </w:rPr>
+              <w:t>ambiguous=True</w:t>
+            </w:r>
             <w:r>
               <w:rPr>
                 <w:rFonts w:ascii="Meiryo UI" w:eastAsia="Meiryo UI" w:hAnsi="Meiryo UI" w:hint="eastAsia"/>
                 <w:sz w:val="16"/>
                 <w:szCs w:val="16"/>
               </w:rPr>
-              <w:t xml:space="preserve"> </w:t>
-            </w:r>
-            <w:r>
-              <w:rPr>
-                <w:rFonts w:ascii="Meiryo UI" w:eastAsia="Meiryo UI" w:hAnsi="Meiryo UI"/>
-                <w:sz w:val="16"/>
-                <w:szCs w:val="16"/>
-              </w:rPr>
-              <w:t>ambiguous=True</w:t>
-            </w:r>
-            <w:r>
-              <w:rPr>
-                <w:rFonts w:ascii="Meiryo UI" w:eastAsia="Meiryo UI" w:hAnsi="Meiryo UI" w:hint="eastAsia"/>
-                <w:sz w:val="16"/>
-                <w:szCs w:val="16"/>
-              </w:rPr>
-              <w:t xml:space="preserve"> </w:t>
-            </w:r>
-            <w:proofErr w:type="spellStart"/>
-            <w:r>
-              <w:rPr>
-                <w:rFonts w:ascii="Meiryo UI" w:eastAsia="Meiryo UI" w:hAnsi="Meiryo UI" w:hint="eastAsia"/>
-                <w:sz w:val="16"/>
-                <w:szCs w:val="16"/>
-              </w:rPr>
-              <w:t>とし、関連</w:t>
-            </w:r>
-            <w:proofErr w:type="spellEnd"/>
-            <w:r>
-              <w:rPr>
-                <w:rFonts w:ascii="Meiryo UI" w:eastAsia="Meiryo UI" w:hAnsi="Meiryo UI" w:hint="eastAsia"/>
-                <w:sz w:val="16"/>
-                <w:szCs w:val="16"/>
-              </w:rPr>
-              <w:t xml:space="preserve"> Cache を INVALID </w:t>
-            </w:r>
-            <w:proofErr w:type="spellStart"/>
-            <w:r>
-              <w:rPr>
-                <w:rFonts w:ascii="Meiryo UI" w:eastAsia="Meiryo UI" w:hAnsi="Meiryo UI" w:hint="eastAsia"/>
-                <w:sz w:val="16"/>
-                <w:szCs w:val="16"/>
-              </w:rPr>
-              <w:t>にする</w:t>
-            </w:r>
-            <w:proofErr w:type="spellEnd"/>
+              <w:t xml:space="preserve"> とし、関連 Cache を INVALID にする</w:t>
+            </w:r>
           </w:p>
         </w:tc>
       </w:tr>
@@ -1286,16 +989,8 @@
           <w:rFonts w:ascii="Meiryo UI" w:eastAsia="Meiryo UI" w:hAnsi="Meiryo UI" w:hint="eastAsia"/>
         </w:rPr>
         <w:lastRenderedPageBreak/>
-        <w:t xml:space="preserve">4. Refresh / Read </w:t>
+        <w:t>4. Refresh / Read コマンド</w:t>
       </w:r>
-      <w:proofErr w:type="spellStart"/>
-      <w:r>
-        <w:rPr>
-          <w:rFonts w:ascii="Meiryo UI" w:eastAsia="Meiryo UI" w:hAnsi="Meiryo UI" w:hint="eastAsia"/>
-        </w:rPr>
-        <w:t>コマンド</w:t>
-      </w:r>
-      <w:proofErr w:type="spellEnd"/>
     </w:p>
     <w:tbl>
       <w:tblPr>
@@ -1356,21 +1051,8 @@
                 <w:sz w:val="16"/>
                 <w:szCs w:val="16"/>
               </w:rPr>
-              <w:t xml:space="preserve">ATE </w:t>
-            </w:r>
-            <w:proofErr w:type="spellStart"/>
-            <w:r>
-              <w:rPr>
-                <w:rFonts w:ascii="Meiryo UI" w:eastAsia="Meiryo UI" w:hAnsi="Meiryo UI" w:hint="eastAsia"/>
-                <w:b/>
-                <w:bCs/>
-                <w:color w:val="000000"/>
-                <w:sz w:val="16"/>
-                <w:szCs w:val="16"/>
-              </w:rPr>
-              <w:t>コマンド</w:t>
-            </w:r>
-            <w:proofErr w:type="spellEnd"/>
+              <w:t>ATE コマンド</w:t>
+            </w:r>
           </w:p>
         </w:tc>
         <w:tc>
@@ -1398,7 +1080,6 @@
                 <w:rFonts w:ascii="Meiryo UI" w:eastAsia="Meiryo UI" w:hAnsi="Meiryo UI"/>
               </w:rPr>
             </w:pPr>
-            <w:proofErr w:type="spellStart"/>
             <w:r>
               <w:rPr>
                 <w:rFonts w:ascii="Meiryo UI" w:eastAsia="Meiryo UI" w:hAnsi="Meiryo UI" w:hint="eastAsia"/>
@@ -1410,7 +1091,6 @@
               </w:rPr>
               <w:t>引数形式</w:t>
             </w:r>
-            <w:proofErr w:type="spellEnd"/>
           </w:p>
         </w:tc>
         <w:tc>
@@ -1561,21 +1241,8 @@
                 <w:sz w:val="16"/>
                 <w:szCs w:val="16"/>
               </w:rPr>
-              <w:t xml:space="preserve">NF55G </w:t>
-            </w:r>
-            <w:proofErr w:type="spellStart"/>
-            <w:r>
-              <w:rPr>
-                <w:rFonts w:ascii="Meiryo UI" w:eastAsia="Meiryo UI" w:hAnsi="Meiryo UI" w:hint="eastAsia"/>
-                <w:b/>
-                <w:bCs/>
-                <w:color w:val="000000"/>
-                <w:sz w:val="16"/>
-                <w:szCs w:val="16"/>
-              </w:rPr>
-              <w:t>通信</w:t>
-            </w:r>
-            <w:proofErr w:type="spellEnd"/>
+              <w:t>NF55G 通信</w:t>
+            </w:r>
           </w:p>
         </w:tc>
         <w:tc>
@@ -1603,7 +1270,6 @@
                 <w:rFonts w:ascii="Meiryo UI" w:eastAsia="Meiryo UI" w:hAnsi="Meiryo UI"/>
               </w:rPr>
             </w:pPr>
-            <w:proofErr w:type="spellStart"/>
             <w:r>
               <w:rPr>
                 <w:rFonts w:ascii="Meiryo UI" w:eastAsia="Meiryo UI" w:hAnsi="Meiryo UI" w:hint="eastAsia"/>
@@ -1613,19 +1279,7 @@
                 <w:sz w:val="16"/>
                 <w:szCs w:val="16"/>
               </w:rPr>
-              <w:t>成功時</w:t>
-            </w:r>
-            <w:proofErr w:type="spellEnd"/>
-            <w:r>
-              <w:rPr>
-                <w:rFonts w:ascii="Meiryo UI" w:eastAsia="Meiryo UI" w:hAnsi="Meiryo UI" w:hint="eastAsia"/>
-                <w:b/>
-                <w:bCs/>
-                <w:color w:val="000000"/>
-                <w:sz w:val="16"/>
-                <w:szCs w:val="16"/>
-              </w:rPr>
-              <w:t xml:space="preserve"> Cache</w:t>
+              <w:t>成功時 Cache</w:t>
             </w:r>
           </w:p>
         </w:tc>
@@ -1654,7 +1308,6 @@
                 <w:rFonts w:ascii="Meiryo UI" w:eastAsia="Meiryo UI" w:hAnsi="Meiryo UI"/>
               </w:rPr>
             </w:pPr>
-            <w:proofErr w:type="spellStart"/>
             <w:r>
               <w:rPr>
                 <w:rFonts w:ascii="Meiryo UI" w:eastAsia="Meiryo UI" w:hAnsi="Meiryo UI" w:hint="eastAsia"/>
@@ -1664,33 +1317,8 @@
                 <w:sz w:val="16"/>
                 <w:szCs w:val="16"/>
               </w:rPr>
-              <w:t>後続</w:t>
-            </w:r>
-            <w:proofErr w:type="spellEnd"/>
-            <w:r>
-              <w:rPr>
-                <w:rFonts w:ascii="Meiryo UI" w:eastAsia="Meiryo UI" w:hAnsi="Meiryo UI" w:hint="eastAsia"/>
-                <w:b/>
-                <w:bCs/>
-                <w:color w:val="000000"/>
-                <w:sz w:val="16"/>
-                <w:szCs w:val="16"/>
-              </w:rPr>
-              <w:t xml:space="preserve"> Query / </w:t>
-            </w:r>
-            <w:proofErr w:type="spellStart"/>
-            <w:r>
-              <w:rPr>
-                <w:rFonts w:ascii="Meiryo UI" w:eastAsia="Meiryo UI" w:hAnsi="Meiryo UI" w:hint="eastAsia"/>
-                <w:b/>
-                <w:bCs/>
-                <w:color w:val="000000"/>
-                <w:sz w:val="16"/>
-                <w:szCs w:val="16"/>
-              </w:rPr>
-              <w:t>確認</w:t>
-            </w:r>
-            <w:proofErr w:type="spellEnd"/>
+              <w:t>後続 Query / 確認</w:t>
+            </w:r>
           </w:p>
         </w:tc>
         <w:tc>
@@ -1718,7 +1346,6 @@
                 <w:rFonts w:ascii="Meiryo UI" w:eastAsia="Meiryo UI" w:hAnsi="Meiryo UI"/>
               </w:rPr>
             </w:pPr>
-            <w:proofErr w:type="spellStart"/>
             <w:r>
               <w:rPr>
                 <w:rFonts w:ascii="Meiryo UI" w:eastAsia="Meiryo UI" w:hAnsi="Meiryo UI" w:hint="eastAsia"/>
@@ -1730,7 +1357,6 @@
               </w:rPr>
               <w:t>注意</w:t>
             </w:r>
-            <w:proofErr w:type="spellEnd"/>
           </w:p>
         </w:tc>
       </w:tr>
@@ -1796,7 +1422,6 @@
                 <w:rFonts w:ascii="Meiryo UI" w:eastAsia="Meiryo UI" w:hAnsi="Meiryo UI"/>
               </w:rPr>
             </w:pPr>
-            <w:proofErr w:type="spellStart"/>
             <w:r>
               <w:rPr>
                 <w:rFonts w:ascii="Meiryo UI" w:eastAsia="Meiryo UI" w:hAnsi="Meiryo UI" w:hint="eastAsia"/>
@@ -1805,7 +1430,6 @@
               </w:rPr>
               <w:t>なし</w:t>
             </w:r>
-            <w:proofErr w:type="spellEnd"/>
           </w:p>
         </w:tc>
         <w:tc>
@@ -1866,7 +1490,6 @@
                 <w:rFonts w:ascii="Meiryo UI" w:eastAsia="Meiryo UI" w:hAnsi="Meiryo UI"/>
               </w:rPr>
             </w:pPr>
-            <w:proofErr w:type="spellStart"/>
             <w:r>
               <w:rPr>
                 <w:rFonts w:ascii="Meiryo UI" w:eastAsia="Meiryo UI" w:hAnsi="Meiryo UI" w:hint="eastAsia"/>
@@ -1875,7 +1498,6 @@
               </w:rPr>
               <w:t>なし</w:t>
             </w:r>
-            <w:proofErr w:type="spellEnd"/>
           </w:p>
         </w:tc>
         <w:tc>
@@ -1908,25 +1530,7 @@
                 <w:sz w:val="16"/>
                 <w:szCs w:val="16"/>
               </w:rPr>
-              <w:t xml:space="preserve">600 </w:t>
-            </w:r>
-            <w:proofErr w:type="spellStart"/>
-            <w:r>
-              <w:rPr>
-                <w:rFonts w:ascii="Meiryo UI" w:eastAsia="Meiryo UI" w:hAnsi="Meiryo UI" w:hint="eastAsia"/>
-                <w:sz w:val="16"/>
-                <w:szCs w:val="16"/>
-              </w:rPr>
-              <w:t>ms</w:t>
-            </w:r>
-            <w:proofErr w:type="spellEnd"/>
-            <w:r>
-              <w:rPr>
-                <w:rFonts w:ascii="Meiryo UI" w:eastAsia="Meiryo UI" w:hAnsi="Meiryo UI" w:hint="eastAsia"/>
-                <w:sz w:val="16"/>
-                <w:szCs w:val="16"/>
-              </w:rPr>
-              <w:t xml:space="preserve"> provisional</w:t>
+              <w:t>600 ms provisional</w:t>
             </w:r>
           </w:p>
         </w:tc>
@@ -1954,7 +1558,6 @@
                 <w:rFonts w:ascii="Meiryo UI" w:eastAsia="Meiryo UI" w:hAnsi="Meiryo UI"/>
               </w:rPr>
             </w:pPr>
-            <w:proofErr w:type="spellStart"/>
             <w:r>
               <w:rPr>
                 <w:rFonts w:ascii="Meiryo UI" w:eastAsia="Meiryo UI" w:hAnsi="Meiryo UI" w:hint="eastAsia"/>
@@ -1963,7 +1566,6 @@
               </w:rPr>
               <w:t>あり</w:t>
             </w:r>
-            <w:proofErr w:type="spellEnd"/>
           </w:p>
         </w:tc>
         <w:tc>
@@ -2064,54 +1666,8 @@
                 <w:sz w:val="16"/>
                 <w:szCs w:val="16"/>
               </w:rPr>
-              <w:t xml:space="preserve">D0 </w:t>
-            </w:r>
-            <w:proofErr w:type="spellStart"/>
-            <w:r>
-              <w:rPr>
-                <w:rFonts w:ascii="Meiryo UI" w:eastAsia="Meiryo UI" w:hAnsi="Meiryo UI" w:hint="eastAsia"/>
-                <w:sz w:val="16"/>
-                <w:szCs w:val="16"/>
-              </w:rPr>
-              <w:t>内の</w:t>
-            </w:r>
-            <w:proofErr w:type="spellEnd"/>
-            <w:r>
-              <w:rPr>
-                <w:rFonts w:ascii="Meiryo UI" w:eastAsia="Meiryo UI" w:hAnsi="Meiryo UI" w:hint="eastAsia"/>
-                <w:sz w:val="16"/>
-                <w:szCs w:val="16"/>
-              </w:rPr>
-              <w:t xml:space="preserve"> STATUS/INFO </w:t>
-            </w:r>
-            <w:proofErr w:type="spellStart"/>
-            <w:r>
-              <w:rPr>
-                <w:rFonts w:ascii="Meiryo UI" w:eastAsia="Meiryo UI" w:hAnsi="Meiryo UI" w:hint="eastAsia"/>
-                <w:sz w:val="16"/>
-                <w:szCs w:val="16"/>
-              </w:rPr>
-              <w:t>は各</w:t>
-            </w:r>
-            <w:proofErr w:type="spellEnd"/>
-            <w:r>
-              <w:rPr>
-                <w:rFonts w:ascii="Meiryo UI" w:eastAsia="Meiryo UI" w:hAnsi="Meiryo UI" w:hint="eastAsia"/>
-                <w:sz w:val="16"/>
-                <w:szCs w:val="16"/>
-              </w:rPr>
-              <w:t xml:space="preserve"> Cache </w:t>
-            </w:r>
-            <w:proofErr w:type="spellStart"/>
-            <w:r>
-              <w:rPr>
-                <w:rFonts w:ascii="Meiryo UI" w:eastAsia="Meiryo UI" w:hAnsi="Meiryo UI" w:hint="eastAsia"/>
-                <w:sz w:val="16"/>
-                <w:szCs w:val="16"/>
-              </w:rPr>
-              <w:t>へ昇格しない</w:t>
-            </w:r>
-            <w:proofErr w:type="spellEnd"/>
+              <w:t>D0 内の STATUS/INFO は各 Cache へ昇格しない</w:t>
+            </w:r>
           </w:p>
         </w:tc>
       </w:tr>
@@ -2177,7 +1733,6 @@
                 <w:rFonts w:ascii="Meiryo UI" w:eastAsia="Meiryo UI" w:hAnsi="Meiryo UI"/>
               </w:rPr>
             </w:pPr>
-            <w:proofErr w:type="spellStart"/>
             <w:r>
               <w:rPr>
                 <w:rFonts w:ascii="Meiryo UI" w:eastAsia="Meiryo UI" w:hAnsi="Meiryo UI" w:hint="eastAsia"/>
@@ -2186,7 +1741,6 @@
               </w:rPr>
               <w:t>なし</w:t>
             </w:r>
-            <w:proofErr w:type="spellEnd"/>
           </w:p>
         </w:tc>
         <w:tc>
@@ -2247,7 +1801,6 @@
                 <w:rFonts w:ascii="Meiryo UI" w:eastAsia="Meiryo UI" w:hAnsi="Meiryo UI"/>
               </w:rPr>
             </w:pPr>
-            <w:proofErr w:type="spellStart"/>
             <w:r>
               <w:rPr>
                 <w:rFonts w:ascii="Meiryo UI" w:eastAsia="Meiryo UI" w:hAnsi="Meiryo UI" w:hint="eastAsia"/>
@@ -2256,7 +1809,6 @@
               </w:rPr>
               <w:t>なし</w:t>
             </w:r>
-            <w:proofErr w:type="spellEnd"/>
           </w:p>
         </w:tc>
         <w:tc>
@@ -2289,18 +1841,8 @@
                 <w:sz w:val="16"/>
                 <w:szCs w:val="16"/>
               </w:rPr>
-              <w:t xml:space="preserve">100 </w:t>
-            </w:r>
-            <w:proofErr w:type="spellStart"/>
-            <w:r>
-              <w:rPr>
-                <w:rFonts w:ascii="Meiryo UI" w:eastAsia="Meiryo UI" w:hAnsi="Meiryo UI" w:hint="eastAsia"/>
-                <w:sz w:val="16"/>
-                <w:szCs w:val="16"/>
-              </w:rPr>
-              <w:t>ms</w:t>
-            </w:r>
-            <w:proofErr w:type="spellEnd"/>
+              <w:t>100 ms</w:t>
+            </w:r>
           </w:p>
         </w:tc>
         <w:tc>
@@ -2327,7 +1869,6 @@
                 <w:rFonts w:ascii="Meiryo UI" w:eastAsia="Meiryo UI" w:hAnsi="Meiryo UI"/>
               </w:rPr>
             </w:pPr>
-            <w:proofErr w:type="spellStart"/>
             <w:r>
               <w:rPr>
                 <w:rFonts w:ascii="Meiryo UI" w:eastAsia="Meiryo UI" w:hAnsi="Meiryo UI" w:hint="eastAsia"/>
@@ -2336,7 +1877,6 @@
               </w:rPr>
               <w:t>あり</w:t>
             </w:r>
-            <w:proofErr w:type="spellEnd"/>
           </w:p>
         </w:tc>
         <w:tc>
@@ -2437,36 +1977,8 @@
                 <w:sz w:val="16"/>
                 <w:szCs w:val="16"/>
               </w:rPr>
-              <w:t xml:space="preserve">EB Event </w:t>
-            </w:r>
-            <w:proofErr w:type="spellStart"/>
-            <w:r>
-              <w:rPr>
-                <w:rFonts w:ascii="Meiryo UI" w:eastAsia="Meiryo UI" w:hAnsi="Meiryo UI" w:hint="eastAsia"/>
-                <w:sz w:val="16"/>
-                <w:szCs w:val="16"/>
-              </w:rPr>
-              <w:t>では</w:t>
-            </w:r>
-            <w:proofErr w:type="spellEnd"/>
-            <w:r>
-              <w:rPr>
-                <w:rFonts w:ascii="Meiryo UI" w:eastAsia="Meiryo UI" w:hAnsi="Meiryo UI" w:hint="eastAsia"/>
-                <w:sz w:val="16"/>
-                <w:szCs w:val="16"/>
-              </w:rPr>
-              <w:t xml:space="preserve"> STATUS Cache </w:t>
-            </w:r>
-            <w:proofErr w:type="spellStart"/>
-            <w:r>
-              <w:rPr>
-                <w:rFonts w:ascii="Meiryo UI" w:eastAsia="Meiryo UI" w:hAnsi="Meiryo UI" w:hint="eastAsia"/>
-                <w:sz w:val="16"/>
-                <w:szCs w:val="16"/>
-              </w:rPr>
-              <w:t>を更新しない</w:t>
-            </w:r>
-            <w:proofErr w:type="spellEnd"/>
+              <w:t>EB Event では STATUS Cache を更新しない</w:t>
+            </w:r>
           </w:p>
         </w:tc>
       </w:tr>
@@ -2532,7 +2044,6 @@
                 <w:rFonts w:ascii="Meiryo UI" w:eastAsia="Meiryo UI" w:hAnsi="Meiryo UI"/>
               </w:rPr>
             </w:pPr>
-            <w:proofErr w:type="spellStart"/>
             <w:r>
               <w:rPr>
                 <w:rFonts w:ascii="Meiryo UI" w:eastAsia="Meiryo UI" w:hAnsi="Meiryo UI" w:hint="eastAsia"/>
@@ -2541,7 +2052,6 @@
               </w:rPr>
               <w:t>なし</w:t>
             </w:r>
-            <w:proofErr w:type="spellEnd"/>
           </w:p>
         </w:tc>
         <w:tc>
@@ -2602,7 +2112,6 @@
                 <w:rFonts w:ascii="Meiryo UI" w:eastAsia="Meiryo UI" w:hAnsi="Meiryo UI"/>
               </w:rPr>
             </w:pPr>
-            <w:proofErr w:type="spellStart"/>
             <w:r>
               <w:rPr>
                 <w:rFonts w:ascii="Meiryo UI" w:eastAsia="Meiryo UI" w:hAnsi="Meiryo UI" w:hint="eastAsia"/>
@@ -2611,7 +2120,6 @@
               </w:rPr>
               <w:t>なし</w:t>
             </w:r>
-            <w:proofErr w:type="spellEnd"/>
           </w:p>
         </w:tc>
         <w:tc>
@@ -2644,18 +2152,8 @@
                 <w:sz w:val="16"/>
                 <w:szCs w:val="16"/>
               </w:rPr>
-              <w:t xml:space="preserve">100 </w:t>
-            </w:r>
-            <w:proofErr w:type="spellStart"/>
-            <w:r>
-              <w:rPr>
-                <w:rFonts w:ascii="Meiryo UI" w:eastAsia="Meiryo UI" w:hAnsi="Meiryo UI" w:hint="eastAsia"/>
-                <w:sz w:val="16"/>
-                <w:szCs w:val="16"/>
-              </w:rPr>
-              <w:t>ms</w:t>
-            </w:r>
-            <w:proofErr w:type="spellEnd"/>
+              <w:t>100 ms</w:t>
+            </w:r>
           </w:p>
         </w:tc>
         <w:tc>
@@ -2682,7 +2180,6 @@
                 <w:rFonts w:ascii="Meiryo UI" w:eastAsia="Meiryo UI" w:hAnsi="Meiryo UI"/>
               </w:rPr>
             </w:pPr>
-            <w:proofErr w:type="spellStart"/>
             <w:r>
               <w:rPr>
                 <w:rFonts w:ascii="Meiryo UI" w:eastAsia="Meiryo UI" w:hAnsi="Meiryo UI" w:hint="eastAsia"/>
@@ -2691,7 +2188,6 @@
               </w:rPr>
               <w:t>あり</w:t>
             </w:r>
-            <w:proofErr w:type="spellEnd"/>
           </w:p>
         </w:tc>
         <w:tc>
@@ -2859,7 +2355,6 @@
                 <w:rFonts w:ascii="Meiryo UI" w:eastAsia="Meiryo UI" w:hAnsi="Meiryo UI"/>
               </w:rPr>
             </w:pPr>
-            <w:proofErr w:type="spellStart"/>
             <w:r>
               <w:rPr>
                 <w:rFonts w:ascii="Meiryo UI" w:eastAsia="Meiryo UI" w:hAnsi="Meiryo UI" w:hint="eastAsia"/>
@@ -2868,7 +2363,6 @@
               </w:rPr>
               <w:t>なし</w:t>
             </w:r>
-            <w:proofErr w:type="spellEnd"/>
           </w:p>
         </w:tc>
         <w:tc>
@@ -2929,7 +2423,6 @@
                 <w:rFonts w:ascii="Meiryo UI" w:eastAsia="Meiryo UI" w:hAnsi="Meiryo UI"/>
               </w:rPr>
             </w:pPr>
-            <w:proofErr w:type="spellStart"/>
             <w:r>
               <w:rPr>
                 <w:rFonts w:ascii="Meiryo UI" w:eastAsia="Meiryo UI" w:hAnsi="Meiryo UI" w:hint="eastAsia"/>
@@ -2938,7 +2431,6 @@
               </w:rPr>
               <w:t>なし</w:t>
             </w:r>
-            <w:proofErr w:type="spellEnd"/>
           </w:p>
         </w:tc>
         <w:tc>
@@ -2971,18 +2463,8 @@
                 <w:sz w:val="16"/>
                 <w:szCs w:val="16"/>
               </w:rPr>
-              <w:t xml:space="preserve">100 </w:t>
-            </w:r>
-            <w:proofErr w:type="spellStart"/>
-            <w:r>
-              <w:rPr>
-                <w:rFonts w:ascii="Meiryo UI" w:eastAsia="Meiryo UI" w:hAnsi="Meiryo UI" w:hint="eastAsia"/>
-                <w:sz w:val="16"/>
-                <w:szCs w:val="16"/>
-              </w:rPr>
-              <w:t>ms</w:t>
-            </w:r>
-            <w:proofErr w:type="spellEnd"/>
+              <w:t>100 ms</w:t>
+            </w:r>
           </w:p>
         </w:tc>
         <w:tc>
@@ -3009,7 +2491,6 @@
                 <w:rFonts w:ascii="Meiryo UI" w:eastAsia="Meiryo UI" w:hAnsi="Meiryo UI"/>
               </w:rPr>
             </w:pPr>
-            <w:proofErr w:type="spellStart"/>
             <w:r>
               <w:rPr>
                 <w:rFonts w:ascii="Meiryo UI" w:eastAsia="Meiryo UI" w:hAnsi="Meiryo UI" w:hint="eastAsia"/>
@@ -3018,7 +2499,6 @@
               </w:rPr>
               <w:t>あり</w:t>
             </w:r>
-            <w:proofErr w:type="spellEnd"/>
           </w:p>
         </w:tc>
         <w:tc>
@@ -3085,18 +2565,8 @@
                 <w:sz w:val="16"/>
                 <w:szCs w:val="16"/>
               </w:rPr>
-              <w:t xml:space="preserve">D2 </w:t>
-            </w:r>
-            <w:proofErr w:type="spellStart"/>
-            <w:r>
-              <w:rPr>
-                <w:rFonts w:ascii="Meiryo UI" w:eastAsia="Meiryo UI" w:hAnsi="Meiryo UI" w:hint="eastAsia"/>
-                <w:sz w:val="16"/>
-                <w:szCs w:val="16"/>
-              </w:rPr>
-              <w:t>専用確認</w:t>
-            </w:r>
-            <w:proofErr w:type="spellEnd"/>
+              <w:t>D2 専用確認</w:t>
+            </w:r>
           </w:p>
         </w:tc>
         <w:tc>
@@ -3123,7 +2593,6 @@
                 <w:rFonts w:ascii="Meiryo UI" w:eastAsia="Meiryo UI" w:hAnsi="Meiryo UI"/>
               </w:rPr>
             </w:pPr>
-            <w:proofErr w:type="spellStart"/>
             <w:r>
               <w:rPr>
                 <w:rFonts w:ascii="Meiryo UI" w:eastAsia="Meiryo UI" w:hAnsi="Meiryo UI" w:hint="eastAsia"/>
@@ -3132,7 +2601,6 @@
               </w:rPr>
               <w:t>量産原則未使用</w:t>
             </w:r>
-            <w:proofErr w:type="spellEnd"/>
           </w:p>
         </w:tc>
       </w:tr>
@@ -3198,7 +2666,6 @@
                 <w:rFonts w:ascii="Meiryo UI" w:eastAsia="Meiryo UI" w:hAnsi="Meiryo UI"/>
               </w:rPr>
             </w:pPr>
-            <w:proofErr w:type="spellStart"/>
             <w:r>
               <w:rPr>
                 <w:rFonts w:ascii="Meiryo UI" w:eastAsia="Meiryo UI" w:hAnsi="Meiryo UI" w:hint="eastAsia"/>
@@ -3207,7 +2674,6 @@
               </w:rPr>
               <w:t>なし</w:t>
             </w:r>
-            <w:proofErr w:type="spellEnd"/>
           </w:p>
         </w:tc>
         <w:tc>
@@ -3268,7 +2734,6 @@
                 <w:rFonts w:ascii="Meiryo UI" w:eastAsia="Meiryo UI" w:hAnsi="Meiryo UI"/>
               </w:rPr>
             </w:pPr>
-            <w:proofErr w:type="spellStart"/>
             <w:r>
               <w:rPr>
                 <w:rFonts w:ascii="Meiryo UI" w:eastAsia="Meiryo UI" w:hAnsi="Meiryo UI" w:hint="eastAsia"/>
@@ -3277,7 +2742,6 @@
               </w:rPr>
               <w:t>なし</w:t>
             </w:r>
-            <w:proofErr w:type="spellEnd"/>
           </w:p>
         </w:tc>
         <w:tc>
@@ -3310,18 +2774,8 @@
                 <w:sz w:val="16"/>
                 <w:szCs w:val="16"/>
               </w:rPr>
-              <w:t xml:space="preserve">200 </w:t>
-            </w:r>
-            <w:proofErr w:type="spellStart"/>
-            <w:r>
-              <w:rPr>
-                <w:rFonts w:ascii="Meiryo UI" w:eastAsia="Meiryo UI" w:hAnsi="Meiryo UI" w:hint="eastAsia"/>
-                <w:sz w:val="16"/>
-                <w:szCs w:val="16"/>
-              </w:rPr>
-              <w:t>ms</w:t>
-            </w:r>
-            <w:proofErr w:type="spellEnd"/>
+              <w:t>200 ms</w:t>
+            </w:r>
           </w:p>
         </w:tc>
         <w:tc>
@@ -3348,7 +2802,6 @@
                 <w:rFonts w:ascii="Meiryo UI" w:eastAsia="Meiryo UI" w:hAnsi="Meiryo UI"/>
               </w:rPr>
             </w:pPr>
-            <w:proofErr w:type="spellStart"/>
             <w:r>
               <w:rPr>
                 <w:rFonts w:ascii="Meiryo UI" w:eastAsia="Meiryo UI" w:hAnsi="Meiryo UI" w:hint="eastAsia"/>
@@ -3357,7 +2810,6 @@
               </w:rPr>
               <w:t>あり</w:t>
             </w:r>
-            <w:proofErr w:type="spellEnd"/>
           </w:p>
         </w:tc>
         <w:tc>
@@ -3424,18 +2876,8 @@
                 <w:sz w:val="16"/>
                 <w:szCs w:val="16"/>
               </w:rPr>
-              <w:t xml:space="preserve">D3 </w:t>
-            </w:r>
-            <w:proofErr w:type="spellStart"/>
-            <w:r>
-              <w:rPr>
-                <w:rFonts w:ascii="Meiryo UI" w:eastAsia="Meiryo UI" w:hAnsi="Meiryo UI" w:hint="eastAsia"/>
-                <w:sz w:val="16"/>
-                <w:szCs w:val="16"/>
-              </w:rPr>
-              <w:t>専用確認</w:t>
-            </w:r>
-            <w:proofErr w:type="spellEnd"/>
+              <w:t>D3 専用確認</w:t>
+            </w:r>
           </w:p>
         </w:tc>
         <w:tc>
@@ -3468,18 +2910,8 @@
                 <w:sz w:val="16"/>
                 <w:szCs w:val="16"/>
               </w:rPr>
-              <w:t xml:space="preserve">LIFE_CALC clear </w:t>
-            </w:r>
-            <w:proofErr w:type="spellStart"/>
-            <w:r>
-              <w:rPr>
-                <w:rFonts w:ascii="Meiryo UI" w:eastAsia="Meiryo UI" w:hAnsi="Meiryo UI" w:hint="eastAsia"/>
-                <w:sz w:val="16"/>
-                <w:szCs w:val="16"/>
-              </w:rPr>
-              <w:t>副作用あり</w:t>
-            </w:r>
-            <w:proofErr w:type="spellEnd"/>
+              <w:t>LIFE_CALC clear 副作用あり</w:t>
+            </w:r>
           </w:p>
         </w:tc>
       </w:tr>
@@ -3545,7 +2977,6 @@
                 <w:rFonts w:ascii="Meiryo UI" w:eastAsia="Meiryo UI" w:hAnsi="Meiryo UI"/>
               </w:rPr>
             </w:pPr>
-            <w:proofErr w:type="spellStart"/>
             <w:r>
               <w:rPr>
                 <w:rFonts w:ascii="Meiryo UI" w:eastAsia="Meiryo UI" w:hAnsi="Meiryo UI" w:hint="eastAsia"/>
@@ -3554,7 +2985,6 @@
               </w:rPr>
               <w:t>なし</w:t>
             </w:r>
-            <w:proofErr w:type="spellEnd"/>
           </w:p>
         </w:tc>
         <w:tc>
@@ -3615,7 +3045,6 @@
                 <w:rFonts w:ascii="Meiryo UI" w:eastAsia="Meiryo UI" w:hAnsi="Meiryo UI"/>
               </w:rPr>
             </w:pPr>
-            <w:proofErr w:type="spellStart"/>
             <w:r>
               <w:rPr>
                 <w:rFonts w:ascii="Meiryo UI" w:eastAsia="Meiryo UI" w:hAnsi="Meiryo UI" w:hint="eastAsia"/>
@@ -3624,7 +3053,6 @@
               </w:rPr>
               <w:t>なし</w:t>
             </w:r>
-            <w:proofErr w:type="spellEnd"/>
           </w:p>
         </w:tc>
         <w:tc>
@@ -3657,18 +3085,8 @@
                 <w:sz w:val="16"/>
                 <w:szCs w:val="16"/>
               </w:rPr>
-              <w:t xml:space="preserve">100 </w:t>
-            </w:r>
-            <w:proofErr w:type="spellStart"/>
-            <w:r>
-              <w:rPr>
-                <w:rFonts w:ascii="Meiryo UI" w:eastAsia="Meiryo UI" w:hAnsi="Meiryo UI" w:hint="eastAsia"/>
-                <w:sz w:val="16"/>
-                <w:szCs w:val="16"/>
-              </w:rPr>
-              <w:t>ms</w:t>
-            </w:r>
-            <w:proofErr w:type="spellEnd"/>
+              <w:t>100 ms</w:t>
+            </w:r>
           </w:p>
         </w:tc>
         <w:tc>
@@ -3695,7 +3113,6 @@
                 <w:rFonts w:ascii="Meiryo UI" w:eastAsia="Meiryo UI" w:hAnsi="Meiryo UI"/>
               </w:rPr>
             </w:pPr>
-            <w:proofErr w:type="spellStart"/>
             <w:r>
               <w:rPr>
                 <w:rFonts w:ascii="Meiryo UI" w:eastAsia="Meiryo UI" w:hAnsi="Meiryo UI" w:hint="eastAsia"/>
@@ -3704,7 +3121,6 @@
               </w:rPr>
               <w:t>あり</w:t>
             </w:r>
-            <w:proofErr w:type="spellEnd"/>
           </w:p>
         </w:tc>
         <w:tc>
@@ -3771,18 +3187,8 @@
                 <w:sz w:val="16"/>
                 <w:szCs w:val="16"/>
               </w:rPr>
-              <w:t xml:space="preserve">D4 </w:t>
-            </w:r>
-            <w:proofErr w:type="spellStart"/>
-            <w:r>
-              <w:rPr>
-                <w:rFonts w:ascii="Meiryo UI" w:eastAsia="Meiryo UI" w:hAnsi="Meiryo UI" w:hint="eastAsia"/>
-                <w:sz w:val="16"/>
-                <w:szCs w:val="16"/>
-              </w:rPr>
-              <w:t>専用確認</w:t>
-            </w:r>
-            <w:proofErr w:type="spellEnd"/>
+              <w:t>D4 専用確認</w:t>
+            </w:r>
           </w:p>
         </w:tc>
         <w:tc>
@@ -3815,18 +3221,8 @@
                 <w:sz w:val="16"/>
                 <w:szCs w:val="16"/>
               </w:rPr>
-              <w:t xml:space="preserve">AC_FAIL_COUNT clear </w:t>
-            </w:r>
-            <w:proofErr w:type="spellStart"/>
-            <w:r>
-              <w:rPr>
-                <w:rFonts w:ascii="Meiryo UI" w:eastAsia="Meiryo UI" w:hAnsi="Meiryo UI" w:hint="eastAsia"/>
-                <w:sz w:val="16"/>
-                <w:szCs w:val="16"/>
-              </w:rPr>
-              <w:t>副作用あり</w:t>
-            </w:r>
-            <w:proofErr w:type="spellEnd"/>
+              <w:t>AC_FAIL_COUNT clear 副作用あり</w:t>
+            </w:r>
           </w:p>
         </w:tc>
       </w:tr>
@@ -3892,7 +3288,6 @@
                 <w:rFonts w:ascii="Meiryo UI" w:eastAsia="Meiryo UI" w:hAnsi="Meiryo UI"/>
               </w:rPr>
             </w:pPr>
-            <w:proofErr w:type="spellStart"/>
             <w:r>
               <w:rPr>
                 <w:rFonts w:ascii="Meiryo UI" w:eastAsia="Meiryo UI" w:hAnsi="Meiryo UI" w:hint="eastAsia"/>
@@ -3901,7 +3296,6 @@
               </w:rPr>
               <w:t>なし</w:t>
             </w:r>
-            <w:proofErr w:type="spellEnd"/>
           </w:p>
         </w:tc>
         <w:tc>
@@ -3962,7 +3356,6 @@
                 <w:rFonts w:ascii="Meiryo UI" w:eastAsia="Meiryo UI" w:hAnsi="Meiryo UI"/>
               </w:rPr>
             </w:pPr>
-            <w:proofErr w:type="spellStart"/>
             <w:r>
               <w:rPr>
                 <w:rFonts w:ascii="Meiryo UI" w:eastAsia="Meiryo UI" w:hAnsi="Meiryo UI" w:hint="eastAsia"/>
@@ -3971,7 +3364,6 @@
               </w:rPr>
               <w:t>なし</w:t>
             </w:r>
-            <w:proofErr w:type="spellEnd"/>
           </w:p>
         </w:tc>
         <w:tc>
@@ -4032,7 +3424,6 @@
                 <w:rFonts w:ascii="Meiryo UI" w:eastAsia="Meiryo UI" w:hAnsi="Meiryo UI"/>
               </w:rPr>
             </w:pPr>
-            <w:proofErr w:type="spellStart"/>
             <w:r>
               <w:rPr>
                 <w:rFonts w:ascii="Meiryo UI" w:eastAsia="Meiryo UI" w:hAnsi="Meiryo UI" w:hint="eastAsia"/>
@@ -4041,7 +3432,6 @@
               </w:rPr>
               <w:t>あり</w:t>
             </w:r>
-            <w:proofErr w:type="spellEnd"/>
           </w:p>
         </w:tc>
         <w:tc>
@@ -4142,18 +3532,8 @@
                 <w:sz w:val="16"/>
                 <w:szCs w:val="16"/>
               </w:rPr>
-              <w:t xml:space="preserve">OI-12: AR T2 final value </w:t>
-            </w:r>
-            <w:proofErr w:type="spellStart"/>
-            <w:r>
-              <w:rPr>
-                <w:rFonts w:ascii="Meiryo UI" w:eastAsia="Meiryo UI" w:hAnsi="Meiryo UI" w:hint="eastAsia"/>
-                <w:sz w:val="16"/>
-                <w:szCs w:val="16"/>
-              </w:rPr>
-              <w:t>未確定</w:t>
-            </w:r>
-            <w:proofErr w:type="spellEnd"/>
+              <w:t>OI-12: AR T2 final value 未確定</w:t>
+            </w:r>
           </w:p>
         </w:tc>
       </w:tr>
@@ -4185,7 +3565,6 @@
                 <w:rFonts w:ascii="Meiryo UI" w:eastAsia="Meiryo UI" w:hAnsi="Meiryo UI"/>
               </w:rPr>
             </w:pPr>
-            <w:proofErr w:type="spellStart"/>
             <w:r>
               <w:rPr>
                 <w:rFonts w:ascii="Meiryo UI" w:eastAsia="Meiryo UI" w:hAnsi="Meiryo UI" w:hint="eastAsia"/>
@@ -4194,7 +3573,6 @@
               </w:rPr>
               <w:t>FD_READ_xxxxxx</w:t>
             </w:r>
-            <w:proofErr w:type="spellEnd"/>
           </w:p>
         </w:tc>
         <w:tc>
@@ -4221,23 +3599,13 @@
                 <w:rFonts w:ascii="Meiryo UI" w:eastAsia="Meiryo UI" w:hAnsi="Meiryo UI"/>
               </w:rPr>
             </w:pPr>
-            <w:proofErr w:type="spellStart"/>
             <w:r>
               <w:rPr>
                 <w:rFonts w:ascii="Meiryo UI" w:eastAsia="Meiryo UI" w:hAnsi="Meiryo UI" w:hint="eastAsia"/>
                 <w:sz w:val="16"/>
                 <w:szCs w:val="16"/>
               </w:rPr>
-              <w:t>xxxxxx</w:t>
-            </w:r>
-            <w:proofErr w:type="spellEnd"/>
-            <w:r>
-              <w:rPr>
-                <w:rFonts w:ascii="Meiryo UI" w:eastAsia="Meiryo UI" w:hAnsi="Meiryo UI" w:hint="eastAsia"/>
-                <w:sz w:val="16"/>
-                <w:szCs w:val="16"/>
-              </w:rPr>
-              <w:t xml:space="preserve"> = 6 桁 HEX address</w:t>
+              <w:t>xxxxxx = 6 桁 HEX address</w:t>
             </w:r>
           </w:p>
         </w:tc>
@@ -4339,18 +3707,8 @@
                 <w:sz w:val="16"/>
                 <w:szCs w:val="16"/>
               </w:rPr>
-              <w:t xml:space="preserve">100 </w:t>
-            </w:r>
-            <w:proofErr w:type="spellStart"/>
-            <w:r>
-              <w:rPr>
-                <w:rFonts w:ascii="Meiryo UI" w:eastAsia="Meiryo UI" w:hAnsi="Meiryo UI" w:hint="eastAsia"/>
-                <w:sz w:val="16"/>
-                <w:szCs w:val="16"/>
-              </w:rPr>
-              <w:t>ms</w:t>
-            </w:r>
-            <w:proofErr w:type="spellEnd"/>
+              <w:t>100 ms</w:t>
+            </w:r>
           </w:p>
         </w:tc>
         <w:tc>
@@ -4377,7 +3735,6 @@
                 <w:rFonts w:ascii="Meiryo UI" w:eastAsia="Meiryo UI" w:hAnsi="Meiryo UI"/>
               </w:rPr>
             </w:pPr>
-            <w:proofErr w:type="spellStart"/>
             <w:r>
               <w:rPr>
                 <w:rFonts w:ascii="Meiryo UI" w:eastAsia="Meiryo UI" w:hAnsi="Meiryo UI" w:hint="eastAsia"/>
@@ -4386,7 +3743,6 @@
               </w:rPr>
               <w:t>あり</w:t>
             </w:r>
-            <w:proofErr w:type="spellEnd"/>
           </w:p>
         </w:tc>
         <w:tc>
@@ -4453,18 +3809,8 @@
                 <w:sz w:val="16"/>
                 <w:szCs w:val="16"/>
               </w:rPr>
-              <w:t xml:space="preserve">FD Query / raw </w:t>
-            </w:r>
-            <w:proofErr w:type="spellStart"/>
-            <w:r>
-              <w:rPr>
-                <w:rFonts w:ascii="Meiryo UI" w:eastAsia="Meiryo UI" w:hAnsi="Meiryo UI" w:hint="eastAsia"/>
-                <w:sz w:val="16"/>
-                <w:szCs w:val="16"/>
-              </w:rPr>
-              <w:t>参照</w:t>
-            </w:r>
-            <w:proofErr w:type="spellEnd"/>
+              <w:t>FD Query / raw 参照</w:t>
+            </w:r>
           </w:p>
         </w:tc>
         <w:tc>
@@ -4674,18 +4020,8 @@
                 <w:sz w:val="16"/>
                 <w:szCs w:val="16"/>
               </w:rPr>
-              <w:t xml:space="preserve">100 </w:t>
-            </w:r>
-            <w:proofErr w:type="spellStart"/>
-            <w:r>
-              <w:rPr>
-                <w:rFonts w:ascii="Meiryo UI" w:eastAsia="Meiryo UI" w:hAnsi="Meiryo UI" w:hint="eastAsia"/>
-                <w:sz w:val="16"/>
-                <w:szCs w:val="16"/>
-              </w:rPr>
-              <w:t>ms</w:t>
-            </w:r>
-            <w:proofErr w:type="spellEnd"/>
+              <w:t>100 ms</w:t>
+            </w:r>
           </w:p>
         </w:tc>
         <w:tc>
@@ -4712,7 +4048,6 @@
                 <w:rFonts w:ascii="Meiryo UI" w:eastAsia="Meiryo UI" w:hAnsi="Meiryo UI"/>
               </w:rPr>
             </w:pPr>
-            <w:proofErr w:type="spellStart"/>
             <w:r>
               <w:rPr>
                 <w:rFonts w:ascii="Meiryo UI" w:eastAsia="Meiryo UI" w:hAnsi="Meiryo UI" w:hint="eastAsia"/>
@@ -4721,7 +4056,6 @@
               </w:rPr>
               <w:t>あり</w:t>
             </w:r>
-            <w:proofErr w:type="spellEnd"/>
           </w:p>
         </w:tc>
         <w:tc>
@@ -4824,36 +4158,8 @@
                 <w:sz w:val="16"/>
                 <w:szCs w:val="16"/>
               </w:rPr>
-              <w:t>8 records/</w:t>
-            </w:r>
-            <w:proofErr w:type="spellStart"/>
-            <w:r>
-              <w:rPr>
-                <w:rFonts w:ascii="Meiryo UI" w:eastAsia="Meiryo UI" w:hAnsi="Meiryo UI" w:hint="eastAsia"/>
-                <w:sz w:val="16"/>
-                <w:szCs w:val="16"/>
-              </w:rPr>
-              <w:t>blockSTART_NO</w:t>
-            </w:r>
-            <w:proofErr w:type="spellEnd"/>
-            <w:r>
-              <w:rPr>
-                <w:rFonts w:ascii="Meiryo UI" w:eastAsia="Meiryo UI" w:hAnsi="Meiryo UI" w:hint="eastAsia"/>
-                <w:sz w:val="16"/>
-                <w:szCs w:val="16"/>
-              </w:rPr>
-              <w:t xml:space="preserve"> </w:t>
-            </w:r>
-            <w:proofErr w:type="spellStart"/>
-            <w:r>
-              <w:rPr>
-                <w:rFonts w:ascii="Meiryo UI" w:eastAsia="Meiryo UI" w:hAnsi="Meiryo UI" w:hint="eastAsia"/>
-                <w:sz w:val="16"/>
-                <w:szCs w:val="16"/>
-              </w:rPr>
-              <w:t>一致必須</w:t>
-            </w:r>
-            <w:proofErr w:type="spellEnd"/>
+              <w:t>8 records/blockSTART_NO 一致必須</w:t>
+            </w:r>
           </w:p>
         </w:tc>
       </w:tr>
@@ -5027,18 +4333,8 @@
                 <w:sz w:val="16"/>
                 <w:szCs w:val="16"/>
               </w:rPr>
-              <w:t xml:space="preserve">100 </w:t>
-            </w:r>
-            <w:proofErr w:type="spellStart"/>
-            <w:r>
-              <w:rPr>
-                <w:rFonts w:ascii="Meiryo UI" w:eastAsia="Meiryo UI" w:hAnsi="Meiryo UI" w:hint="eastAsia"/>
-                <w:sz w:val="16"/>
-                <w:szCs w:val="16"/>
-              </w:rPr>
-              <w:t>ms</w:t>
-            </w:r>
-            <w:proofErr w:type="spellEnd"/>
+              <w:t>100 ms</w:t>
+            </w:r>
           </w:p>
         </w:tc>
         <w:tc>
@@ -5065,7 +4361,6 @@
                 <w:rFonts w:ascii="Meiryo UI" w:eastAsia="Meiryo UI" w:hAnsi="Meiryo UI"/>
               </w:rPr>
             </w:pPr>
-            <w:proofErr w:type="spellStart"/>
             <w:r>
               <w:rPr>
                 <w:rFonts w:ascii="Meiryo UI" w:eastAsia="Meiryo UI" w:hAnsi="Meiryo UI" w:hint="eastAsia"/>
@@ -5074,7 +4369,6 @@
               </w:rPr>
               <w:t>あり</w:t>
             </w:r>
-            <w:proofErr w:type="spellEnd"/>
           </w:p>
         </w:tc>
         <w:tc>
@@ -5177,36 +4471,8 @@
                 <w:sz w:val="16"/>
                 <w:szCs w:val="16"/>
               </w:rPr>
-              <w:t>8 records/</w:t>
-            </w:r>
-            <w:proofErr w:type="spellStart"/>
-            <w:r>
-              <w:rPr>
-                <w:rFonts w:ascii="Meiryo UI" w:eastAsia="Meiryo UI" w:hAnsi="Meiryo UI" w:hint="eastAsia"/>
-                <w:sz w:val="16"/>
-                <w:szCs w:val="16"/>
-              </w:rPr>
-              <w:t>blockSTART_NO</w:t>
-            </w:r>
-            <w:proofErr w:type="spellEnd"/>
-            <w:r>
-              <w:rPr>
-                <w:rFonts w:ascii="Meiryo UI" w:eastAsia="Meiryo UI" w:hAnsi="Meiryo UI" w:hint="eastAsia"/>
-                <w:sz w:val="16"/>
-                <w:szCs w:val="16"/>
-              </w:rPr>
-              <w:t xml:space="preserve"> </w:t>
-            </w:r>
-            <w:proofErr w:type="spellStart"/>
-            <w:r>
-              <w:rPr>
-                <w:rFonts w:ascii="Meiryo UI" w:eastAsia="Meiryo UI" w:hAnsi="Meiryo UI" w:hint="eastAsia"/>
-                <w:sz w:val="16"/>
-                <w:szCs w:val="16"/>
-              </w:rPr>
-              <w:t>一致必須</w:t>
-            </w:r>
-            <w:proofErr w:type="spellEnd"/>
+              <w:t>8 records/blockSTART_NO 一致必須</w:t>
+            </w:r>
           </w:p>
         </w:tc>
       </w:tr>
@@ -5231,16 +4497,8 @@
         <w:rPr>
           <w:rFonts w:ascii="Meiryo UI" w:eastAsia="Meiryo UI" w:hAnsi="Meiryo UI" w:hint="eastAsia"/>
         </w:rPr>
-        <w:t xml:space="preserve">5. Control / Set / Clear </w:t>
+        <w:t>5. Control / Set / Clear コマンド</w:t>
       </w:r>
-      <w:proofErr w:type="spellStart"/>
-      <w:r>
-        <w:rPr>
-          <w:rFonts w:ascii="Meiryo UI" w:eastAsia="Meiryo UI" w:hAnsi="Meiryo UI" w:hint="eastAsia"/>
-        </w:rPr>
-        <w:t>コマンド</w:t>
-      </w:r>
-      <w:proofErr w:type="spellEnd"/>
     </w:p>
     <w:tbl>
       <w:tblPr>
@@ -5289,18 +4547,8 @@
                 <w:b/>
                 <w:sz w:val="16"/>
               </w:rPr>
-              <w:t xml:space="preserve">ATE </w:t>
-            </w:r>
-            <w:proofErr w:type="spellStart"/>
-            <w:r>
-              <w:rPr>
-                <w:rFonts w:ascii="Meiryo UI" w:eastAsia="Meiryo UI" w:hAnsi="Meiryo UI"/>
-                <w:b/>
-                <w:sz w:val="16"/>
-              </w:rPr>
-              <w:t>コマンド</w:t>
-            </w:r>
-            <w:proofErr w:type="spellEnd"/>
+              <w:t>ATE コマンド</w:t>
+            </w:r>
           </w:p>
         </w:tc>
         <w:tc>
@@ -5657,34 +4905,14 @@
                 <w:lang w:eastAsia="ja-JP"/>
               </w:rPr>
             </w:pPr>
-            <w:proofErr w:type="spellStart"/>
             <w:r>
               <w:rPr>
                 <w:rFonts w:ascii="Meiryo UI" w:eastAsia="Meiryo UI" w:hAnsi="Meiryo UI" w:hint="eastAsia"/>
                 <w:sz w:val="16"/>
                 <w:szCs w:val="16"/>
               </w:rPr>
-              <w:t>詳細</w:t>
-            </w:r>
-            <w:proofErr w:type="spellEnd"/>
-            <w:r>
-              <w:rPr>
-                <w:rFonts w:ascii="Meiryo UI" w:eastAsia="Meiryo UI" w:hAnsi="Meiryo UI" w:hint="eastAsia"/>
-                <w:sz w:val="16"/>
-                <w:szCs w:val="16"/>
-              </w:rPr>
-              <w:t xml:space="preserve"> item mapping </w:t>
-            </w:r>
-            <w:proofErr w:type="spellStart"/>
-            <w:r>
-              <w:rPr>
-                <w:rFonts w:ascii="Meiryo UI" w:eastAsia="Meiryo UI" w:hAnsi="Meiryo UI" w:hint="eastAsia"/>
-                <w:sz w:val="16"/>
-                <w:szCs w:val="16"/>
-              </w:rPr>
-              <w:t>は実装表と照合する</w:t>
-            </w:r>
-            <w:proofErr w:type="spellEnd"/>
+              <w:t>詳細 item mapping は実装表と照合する</w:t>
+            </w:r>
           </w:p>
         </w:tc>
       </w:tr>
@@ -5871,18 +5099,8 @@
                 <w:sz w:val="16"/>
                 <w:szCs w:val="16"/>
               </w:rPr>
-              <w:t xml:space="preserve">Parameter </w:t>
-            </w:r>
-            <w:proofErr w:type="spellStart"/>
-            <w:r>
-              <w:rPr>
-                <w:rFonts w:ascii="Meiryo UI" w:eastAsia="Meiryo UI" w:hAnsi="Meiryo UI" w:hint="eastAsia"/>
-                <w:sz w:val="16"/>
-                <w:szCs w:val="16"/>
-              </w:rPr>
-              <w:t>初期化</w:t>
-            </w:r>
-            <w:proofErr w:type="spellEnd"/>
+              <w:t>Parameter 初期化</w:t>
+            </w:r>
           </w:p>
         </w:tc>
       </w:tr>
@@ -6069,36 +5287,8 @@
                 <w:sz w:val="16"/>
                 <w:szCs w:val="16"/>
               </w:rPr>
-              <w:t xml:space="preserve">ERP </w:t>
-            </w:r>
-            <w:proofErr w:type="spellStart"/>
-            <w:r>
-              <w:rPr>
-                <w:rFonts w:ascii="Meiryo UI" w:eastAsia="Meiryo UI" w:hAnsi="Meiryo UI" w:hint="eastAsia"/>
-                <w:sz w:val="16"/>
-                <w:szCs w:val="16"/>
-              </w:rPr>
-              <w:t>設定形式は</w:t>
-            </w:r>
-            <w:proofErr w:type="spellEnd"/>
-            <w:r>
-              <w:rPr>
-                <w:rFonts w:ascii="Meiryo UI" w:eastAsia="Meiryo UI" w:hAnsi="Meiryo UI" w:hint="eastAsia"/>
-                <w:sz w:val="16"/>
-                <w:szCs w:val="16"/>
-              </w:rPr>
-              <w:t xml:space="preserve"> Command Master </w:t>
-            </w:r>
-            <w:proofErr w:type="spellStart"/>
-            <w:r>
-              <w:rPr>
-                <w:rFonts w:ascii="Meiryo UI" w:eastAsia="Meiryo UI" w:hAnsi="Meiryo UI" w:hint="eastAsia"/>
-                <w:sz w:val="16"/>
-                <w:szCs w:val="16"/>
-              </w:rPr>
-              <w:t>に従う</w:t>
-            </w:r>
-            <w:proofErr w:type="spellEnd"/>
+              <w:t>ERP 設定形式は Command Master に従う</w:t>
+            </w:r>
           </w:p>
         </w:tc>
       </w:tr>
@@ -6285,18 +5475,8 @@
                 <w:sz w:val="16"/>
                 <w:szCs w:val="16"/>
               </w:rPr>
-              <w:t xml:space="preserve">Pico-side RTC </w:t>
-            </w:r>
-            <w:proofErr w:type="spellStart"/>
-            <w:r>
-              <w:rPr>
-                <w:rFonts w:ascii="Meiryo UI" w:eastAsia="Meiryo UI" w:hAnsi="Meiryo UI" w:hint="eastAsia"/>
-                <w:sz w:val="16"/>
-                <w:szCs w:val="16"/>
-              </w:rPr>
-              <w:t>設定とは別</w:t>
-            </w:r>
-            <w:proofErr w:type="spellEnd"/>
+              <w:t>Pico-side RTC 設定とは別</w:t>
+            </w:r>
           </w:p>
         </w:tc>
       </w:tr>
@@ -6483,18 +5663,8 @@
                 <w:sz w:val="16"/>
                 <w:szCs w:val="16"/>
               </w:rPr>
-              <w:t xml:space="preserve">ASCII text は leading zero </w:t>
-            </w:r>
-            <w:proofErr w:type="spellStart"/>
-            <w:r>
-              <w:rPr>
-                <w:rFonts w:ascii="Meiryo UI" w:eastAsia="Meiryo UI" w:hAnsi="Meiryo UI" w:hint="eastAsia"/>
-                <w:sz w:val="16"/>
-                <w:szCs w:val="16"/>
-              </w:rPr>
-              <w:t>を保持</w:t>
-            </w:r>
-            <w:proofErr w:type="spellEnd"/>
+              <w:t>ASCII text は leading zero を保持</w:t>
+            </w:r>
           </w:p>
         </w:tc>
       </w:tr>
@@ -6681,18 +5851,8 @@
                 <w:sz w:val="16"/>
                 <w:szCs w:val="16"/>
               </w:rPr>
-              <w:t xml:space="preserve">OI-08: out-of-range PME behavior </w:t>
-            </w:r>
-            <w:proofErr w:type="spellStart"/>
-            <w:r>
-              <w:rPr>
-                <w:rFonts w:ascii="Meiryo UI" w:eastAsia="Meiryo UI" w:hAnsi="Meiryo UI" w:hint="eastAsia"/>
-                <w:sz w:val="16"/>
-                <w:szCs w:val="16"/>
-              </w:rPr>
-              <w:t>未確定</w:t>
-            </w:r>
-            <w:proofErr w:type="spellEnd"/>
+              <w:t>OI-08: out-of-range PME behavior 未確定</w:t>
+            </w:r>
           </w:p>
         </w:tc>
       </w:tr>
@@ -8651,41 +7811,13 @@
                 <w:lang w:eastAsia="ja-JP"/>
               </w:rPr>
             </w:pPr>
-            <w:proofErr w:type="spellStart"/>
             <w:r>
               <w:rPr>
                 <w:rFonts w:ascii="Meiryo UI" w:eastAsia="Meiryo UI" w:hAnsi="Meiryo UI" w:hint="eastAsia"/>
                 <w:sz w:val="16"/>
                 <w:szCs w:val="16"/>
               </w:rPr>
-              <w:t>積算</w:t>
-            </w:r>
-            <w:proofErr w:type="spellEnd"/>
-            <w:r>
-              <w:rPr>
-                <w:rFonts w:ascii="Meiryo UI" w:eastAsia="Meiryo UI" w:hAnsi="Meiryo UI" w:hint="eastAsia"/>
-                <w:sz w:val="16"/>
-                <w:szCs w:val="16"/>
-              </w:rPr>
-              <w:t>/</w:t>
-            </w:r>
-            <w:proofErr w:type="spellStart"/>
-            <w:r>
-              <w:rPr>
-                <w:rFonts w:ascii="Meiryo UI" w:eastAsia="Meiryo UI" w:hAnsi="Meiryo UI" w:hint="eastAsia"/>
-                <w:sz w:val="16"/>
-                <w:szCs w:val="16"/>
-              </w:rPr>
-              <w:t>状態</w:t>
-            </w:r>
-            <w:proofErr w:type="spellEnd"/>
-            <w:r>
-              <w:rPr>
-                <w:rFonts w:ascii="Meiryo UI" w:eastAsia="Meiryo UI" w:hAnsi="Meiryo UI" w:hint="eastAsia"/>
-                <w:sz w:val="16"/>
-                <w:szCs w:val="16"/>
-              </w:rPr>
-              <w:t xml:space="preserve"> clear 系</w:t>
+              <w:t>積算/状態 clear 系</w:t>
             </w:r>
           </w:p>
         </w:tc>
@@ -8867,23 +7999,13 @@
                 <w:lang w:eastAsia="ja-JP"/>
               </w:rPr>
             </w:pPr>
-            <w:proofErr w:type="spellStart"/>
             <w:r>
               <w:rPr>
                 <w:rFonts w:ascii="Meiryo UI" w:eastAsia="Meiryo UI" w:hAnsi="Meiryo UI" w:hint="eastAsia"/>
                 <w:sz w:val="16"/>
                 <w:szCs w:val="16"/>
               </w:rPr>
-              <w:t>電源系</w:t>
-            </w:r>
-            <w:proofErr w:type="spellEnd"/>
-            <w:r>
-              <w:rPr>
-                <w:rFonts w:ascii="Meiryo UI" w:eastAsia="Meiryo UI" w:hAnsi="Meiryo UI" w:hint="eastAsia"/>
-                <w:sz w:val="16"/>
-                <w:szCs w:val="16"/>
-              </w:rPr>
-              <w:t xml:space="preserve"> clear</w:t>
+              <w:t>電源系 clear</w:t>
             </w:r>
           </w:p>
         </w:tc>
@@ -9064,23 +8186,13 @@
                 <w:lang w:eastAsia="ja-JP"/>
               </w:rPr>
             </w:pPr>
-            <w:proofErr w:type="spellStart"/>
             <w:r>
               <w:rPr>
                 <w:rFonts w:ascii="Meiryo UI" w:eastAsia="Meiryo UI" w:hAnsi="Meiryo UI" w:hint="eastAsia"/>
                 <w:sz w:val="16"/>
                 <w:szCs w:val="16"/>
               </w:rPr>
-              <w:t>電池系</w:t>
-            </w:r>
-            <w:proofErr w:type="spellEnd"/>
-            <w:r>
-              <w:rPr>
-                <w:rFonts w:ascii="Meiryo UI" w:eastAsia="Meiryo UI" w:hAnsi="Meiryo UI" w:hint="eastAsia"/>
-                <w:sz w:val="16"/>
-                <w:szCs w:val="16"/>
-              </w:rPr>
-              <w:t xml:space="preserve"> clear</w:t>
+              <w:t>電池系 clear</w:t>
             </w:r>
           </w:p>
         </w:tc>
@@ -9454,18 +8566,8 @@
                 <w:sz w:val="16"/>
                 <w:szCs w:val="16"/>
               </w:rPr>
-              <w:t xml:space="preserve">OI-05, OI-12 </w:t>
-            </w:r>
-            <w:proofErr w:type="spellStart"/>
-            <w:r>
-              <w:rPr>
-                <w:rFonts w:ascii="Meiryo UI" w:eastAsia="Meiryo UI" w:hAnsi="Meiryo UI" w:hint="eastAsia"/>
-                <w:sz w:val="16"/>
-                <w:szCs w:val="16"/>
-              </w:rPr>
-              <w:t>関連</w:t>
-            </w:r>
-            <w:proofErr w:type="spellEnd"/>
+              <w:t>OI-05, OI-12 関連</w:t>
+            </w:r>
           </w:p>
         </w:tc>
       </w:tr>
@@ -9646,50 +8748,30 @@
                 <w:lang w:eastAsia="ja-JP"/>
               </w:rPr>
             </w:pPr>
-            <w:proofErr w:type="spellStart"/>
             <w:r>
               <w:rPr>
                 <w:rFonts w:ascii="Meiryo UI" w:eastAsia="Meiryo UI" w:hAnsi="Meiryo UI" w:hint="eastAsia"/>
                 <w:sz w:val="16"/>
                 <w:szCs w:val="16"/>
               </w:rPr>
-              <w:t>常に</w:t>
-            </w:r>
-            <w:proofErr w:type="spellEnd"/>
+              <w:t xml:space="preserve">常に </w:t>
+            </w:r>
+            <w:r>
+              <w:rPr>
+                <w:rFonts w:ascii="Meiryo UI" w:eastAsia="Meiryo UI" w:hAnsi="Meiryo UI"/>
+                <w:sz w:val="16"/>
+                <w:szCs w:val="16"/>
+              </w:rPr>
+              <w:t>ERR:FU_DISABLED</w:t>
+            </w:r>
             <w:r>
               <w:rPr>
                 <w:rFonts w:ascii="Meiryo UI" w:eastAsia="Meiryo UI" w:hAnsi="Meiryo UI" w:hint="eastAsia"/>
                 <w:sz w:val="16"/>
                 <w:szCs w:val="16"/>
               </w:rPr>
-              <w:t xml:space="preserve"> </w:t>
-            </w:r>
-            <w:r>
-              <w:rPr>
-                <w:rFonts w:ascii="Meiryo UI" w:eastAsia="Meiryo UI" w:hAnsi="Meiryo UI"/>
-                <w:sz w:val="16"/>
-                <w:szCs w:val="16"/>
-              </w:rPr>
-              <w:t>ERR:FU_DISABLED</w:t>
-            </w:r>
-            <w:r>
-              <w:rPr>
-                <w:rFonts w:ascii="Meiryo UI" w:eastAsia="Meiryo UI" w:hAnsi="Meiryo UI" w:hint="eastAsia"/>
-                <w:sz w:val="16"/>
-                <w:szCs w:val="16"/>
-              </w:rPr>
-              <w:t xml:space="preserve">NF55G </w:t>
-            </w:r>
-            <w:proofErr w:type="spellStart"/>
-            <w:r>
-              <w:rPr>
-                <w:rFonts w:ascii="Meiryo UI" w:eastAsia="Meiryo UI" w:hAnsi="Meiryo UI" w:hint="eastAsia"/>
-                <w:sz w:val="16"/>
-                <w:szCs w:val="16"/>
-              </w:rPr>
-              <w:t>へ送信しない</w:t>
-            </w:r>
-            <w:proofErr w:type="spellEnd"/>
+              <w:t>NF55G へ送信しない</w:t>
+            </w:r>
           </w:p>
         </w:tc>
       </w:tr>
@@ -9723,33 +8805,11 @@
           <w:rFonts w:ascii="Meiryo UI" w:eastAsia="Meiryo UI" w:hAnsi="Meiryo UI"/>
         </w:rPr>
       </w:pPr>
-      <w:proofErr w:type="spellStart"/>
       <w:r>
         <w:rPr>
           <w:rFonts w:ascii="Meiryo UI" w:eastAsia="Meiryo UI" w:hAnsi="Meiryo UI"/>
         </w:rPr>
-        <w:t>事前に</w:t>
-      </w:r>
-      <w:proofErr w:type="spellEnd"/>
-      <w:r>
-        <w:rPr>
-          <w:rFonts w:ascii="Meiryo UI" w:eastAsia="Meiryo UI" w:hAnsi="Meiryo UI"/>
-        </w:rPr>
-        <w:t xml:space="preserve"> DATA_REFRESH </w:t>
-      </w:r>
-      <w:proofErr w:type="spellStart"/>
-      <w:r>
-        <w:rPr>
-          <w:rFonts w:ascii="Meiryo UI" w:eastAsia="Meiryo UI" w:hAnsi="Meiryo UI"/>
-        </w:rPr>
-        <w:t>が成功していること。各</w:t>
-      </w:r>
-      <w:proofErr w:type="spellEnd"/>
-      <w:r>
-        <w:rPr>
-          <w:rFonts w:ascii="Meiryo UI" w:eastAsia="Meiryo UI" w:hAnsi="Meiryo UI"/>
-        </w:rPr>
-        <w:t xml:space="preserve"> Query は NF55G 通信を行わない。</w:t>
+        <w:t>事前に DATA_REFRESH が成功していること。各 Query は NF55G 通信を行わない。</w:t>
       </w:r>
     </w:p>
     <w:tbl>
@@ -9809,7 +8869,6 @@
                 <w:rFonts w:ascii="Meiryo UI" w:eastAsia="Meiryo UI" w:hAnsi="Meiryo UI"/>
               </w:rPr>
             </w:pPr>
-            <w:proofErr w:type="spellStart"/>
             <w:r>
               <w:rPr>
                 <w:rFonts w:ascii="Meiryo UI" w:eastAsia="Meiryo UI" w:hAnsi="Meiryo UI"/>
@@ -9818,7 +8877,6 @@
               </w:rPr>
               <w:t>応答形式</w:t>
             </w:r>
-            <w:proofErr w:type="spellEnd"/>
           </w:p>
         </w:tc>
         <w:tc>
@@ -9833,34 +8891,14 @@
                 <w:rFonts w:ascii="Meiryo UI" w:eastAsia="Meiryo UI" w:hAnsi="Meiryo UI"/>
               </w:rPr>
             </w:pPr>
-            <w:proofErr w:type="spellStart"/>
             <w:r>
               <w:rPr>
                 <w:rFonts w:ascii="Meiryo UI" w:eastAsia="Meiryo UI" w:hAnsi="Meiryo UI"/>
                 <w:b/>
                 <w:sz w:val="16"/>
               </w:rPr>
-              <w:t>単位</w:t>
-            </w:r>
-            <w:proofErr w:type="spellEnd"/>
-            <w:r>
-              <w:rPr>
-                <w:rFonts w:ascii="Meiryo UI" w:eastAsia="Meiryo UI" w:hAnsi="Meiryo UI"/>
-                <w:b/>
-                <w:sz w:val="16"/>
-              </w:rPr>
-              <w:t xml:space="preserve"> / </w:t>
-            </w:r>
-            <w:proofErr w:type="spellStart"/>
-            <w:r>
-              <w:rPr>
-                <w:rFonts w:ascii="Meiryo UI" w:eastAsia="Meiryo UI" w:hAnsi="Meiryo UI"/>
-                <w:b/>
-                <w:sz w:val="16"/>
-              </w:rPr>
-              <w:t>備考</w:t>
-            </w:r>
-            <w:proofErr w:type="spellEnd"/>
+              <w:t>単位 / 備考</w:t>
+            </w:r>
           </w:p>
         </w:tc>
       </w:tr>
@@ -10724,7 +9762,6 @@
                 <w:lang w:eastAsia="ja-JP"/>
               </w:rPr>
             </w:pPr>
-            <w:proofErr w:type="spellStart"/>
             <w:r>
               <w:rPr>
                 <w:rFonts w:ascii="Meiryo UI" w:eastAsia="Meiryo UI" w:hAnsi="Meiryo UI" w:hint="eastAsia"/>
@@ -10733,7 +9770,6 @@
               </w:rPr>
               <w:t>degC</w:t>
             </w:r>
-            <w:proofErr w:type="spellEnd"/>
           </w:p>
         </w:tc>
       </w:tr>
@@ -10793,7 +9829,6 @@
                 <w:lang w:eastAsia="ja-JP"/>
               </w:rPr>
             </w:pPr>
-            <w:proofErr w:type="spellStart"/>
             <w:r>
               <w:rPr>
                 <w:rFonts w:ascii="Meiryo UI" w:eastAsia="Meiryo UI" w:hAnsi="Meiryo UI" w:hint="eastAsia"/>
@@ -10802,7 +9837,6 @@
               </w:rPr>
               <w:t>degC</w:t>
             </w:r>
-            <w:proofErr w:type="spellEnd"/>
           </w:p>
         </w:tc>
       </w:tr>
@@ -11130,7 +10164,6 @@
                 <w:lang w:eastAsia="ja-JP"/>
               </w:rPr>
             </w:pPr>
-            <w:proofErr w:type="spellStart"/>
             <w:r>
               <w:rPr>
                 <w:rFonts w:ascii="Meiryo UI" w:eastAsia="Meiryo UI" w:hAnsi="Meiryo UI" w:hint="eastAsia"/>
@@ -11139,7 +10172,6 @@
               </w:rPr>
               <w:t>degC</w:t>
             </w:r>
-            <w:proofErr w:type="spellEnd"/>
           </w:p>
         </w:tc>
       </w:tr>
@@ -11266,7 +10298,6 @@
                 <w:lang w:eastAsia="ja-JP"/>
               </w:rPr>
             </w:pPr>
-            <w:proofErr w:type="spellStart"/>
             <w:r>
               <w:rPr>
                 <w:rFonts w:ascii="Meiryo UI" w:eastAsia="Meiryo UI" w:hAnsi="Meiryo UI" w:hint="eastAsia"/>
@@ -11275,7 +10306,6 @@
               </w:rPr>
               <w:t>degC</w:t>
             </w:r>
-            <w:proofErr w:type="spellEnd"/>
           </w:p>
         </w:tc>
       </w:tr>
@@ -11671,7 +10701,6 @@
                 <w:lang w:eastAsia="ja-JP"/>
               </w:rPr>
             </w:pPr>
-            <w:proofErr w:type="spellStart"/>
             <w:r>
               <w:rPr>
                 <w:rFonts w:ascii="Meiryo UI" w:eastAsia="Meiryo UI" w:hAnsi="Meiryo UI" w:hint="eastAsia"/>
@@ -11680,7 +10709,6 @@
               </w:rPr>
               <w:t>degC</w:t>
             </w:r>
-            <w:proofErr w:type="spellEnd"/>
           </w:p>
         </w:tc>
       </w:tr>
@@ -12616,7 +11644,6 @@
                 <w:lang w:eastAsia="ja-JP"/>
               </w:rPr>
             </w:pPr>
-            <w:proofErr w:type="spellStart"/>
             <w:r>
               <w:rPr>
                 <w:rFonts w:ascii="Meiryo UI" w:eastAsia="Meiryo UI" w:hAnsi="Meiryo UI" w:hint="eastAsia"/>
@@ -12625,7 +11652,6 @@
               </w:rPr>
               <w:t>degC</w:t>
             </w:r>
-            <w:proofErr w:type="spellEnd"/>
           </w:p>
         </w:tc>
       </w:tr>
@@ -12685,7 +11711,6 @@
                 <w:lang w:eastAsia="ja-JP"/>
               </w:rPr>
             </w:pPr>
-            <w:proofErr w:type="spellStart"/>
             <w:r>
               <w:rPr>
                 <w:rFonts w:ascii="Meiryo UI" w:eastAsia="Meiryo UI" w:hAnsi="Meiryo UI" w:hint="eastAsia"/>
@@ -12694,7 +11719,6 @@
               </w:rPr>
               <w:t>degC</w:t>
             </w:r>
-            <w:proofErr w:type="spellEnd"/>
           </w:p>
         </w:tc>
       </w:tr>
@@ -12754,7 +11778,6 @@
                 <w:lang w:eastAsia="ja-JP"/>
               </w:rPr>
             </w:pPr>
-            <w:proofErr w:type="spellStart"/>
             <w:r>
               <w:rPr>
                 <w:rFonts w:ascii="Meiryo UI" w:eastAsia="Meiryo UI" w:hAnsi="Meiryo UI" w:hint="eastAsia"/>
@@ -12763,7 +11786,6 @@
               </w:rPr>
               <w:t>degC</w:t>
             </w:r>
-            <w:proofErr w:type="spellEnd"/>
           </w:p>
         </w:tc>
       </w:tr>
@@ -12797,19 +11819,11 @@
           <w:rFonts w:ascii="Meiryo UI" w:eastAsia="Meiryo UI" w:hAnsi="Meiryo UI"/>
         </w:rPr>
       </w:pPr>
-      <w:proofErr w:type="spellStart"/>
       <w:r>
         <w:rPr>
           <w:rFonts w:ascii="Meiryo UI" w:eastAsia="Meiryo UI" w:hAnsi="Meiryo UI"/>
         </w:rPr>
-        <w:t>事前に</w:t>
-      </w:r>
-      <w:proofErr w:type="spellEnd"/>
-      <w:r>
-        <w:rPr>
-          <w:rFonts w:ascii="Meiryo UI" w:eastAsia="Meiryo UI" w:hAnsi="Meiryo UI"/>
-        </w:rPr>
-        <w:t xml:space="preserve"> STATUS_REFRESH </w:t>
+        <w:t xml:space="preserve">事前に STATUS_REFRESH </w:t>
       </w:r>
       <w:proofErr w:type="spellStart"/>
       <w:r>
@@ -16907,7 +15921,6 @@
                 <w:rFonts w:ascii="Meiryo UI" w:eastAsia="Meiryo UI" w:hAnsi="Meiryo UI"/>
               </w:rPr>
             </w:pPr>
-            <w:proofErr w:type="spellStart"/>
             <w:r>
               <w:rPr>
                 <w:rFonts w:ascii="Meiryo UI" w:eastAsia="Meiryo UI" w:hAnsi="Meiryo UI"/>
@@ -16915,7 +15928,6 @@
               </w:rPr>
               <w:t>degC</w:t>
             </w:r>
-            <w:proofErr w:type="spellEnd"/>
           </w:p>
         </w:tc>
       </w:tr>
@@ -16974,7 +15986,6 @@
                 <w:rFonts w:ascii="Meiryo UI" w:eastAsia="Meiryo UI" w:hAnsi="Meiryo UI"/>
               </w:rPr>
             </w:pPr>
-            <w:proofErr w:type="spellStart"/>
             <w:r>
               <w:rPr>
                 <w:rFonts w:ascii="Meiryo UI" w:eastAsia="Meiryo UI" w:hAnsi="Meiryo UI"/>
@@ -16982,7 +15993,6 @@
               </w:rPr>
               <w:t>degC</w:t>
             </w:r>
-            <w:proofErr w:type="spellEnd"/>
           </w:p>
         </w:tc>
       </w:tr>
@@ -17041,7 +16051,6 @@
                 <w:rFonts w:ascii="Meiryo UI" w:eastAsia="Meiryo UI" w:hAnsi="Meiryo UI"/>
               </w:rPr>
             </w:pPr>
-            <w:proofErr w:type="spellStart"/>
             <w:r>
               <w:rPr>
                 <w:rFonts w:ascii="Meiryo UI" w:eastAsia="Meiryo UI" w:hAnsi="Meiryo UI"/>
@@ -17049,7 +16058,6 @@
               </w:rPr>
               <w:t>degC</w:t>
             </w:r>
-            <w:proofErr w:type="spellEnd"/>
           </w:p>
         </w:tc>
       </w:tr>
@@ -17108,7 +16116,6 @@
                 <w:rFonts w:ascii="Meiryo UI" w:eastAsia="Meiryo UI" w:hAnsi="Meiryo UI"/>
               </w:rPr>
             </w:pPr>
-            <w:proofErr w:type="spellStart"/>
             <w:r>
               <w:rPr>
                 <w:rFonts w:ascii="Meiryo UI" w:eastAsia="Meiryo UI" w:hAnsi="Meiryo UI"/>
@@ -17116,7 +16123,6 @@
               </w:rPr>
               <w:t>degC</w:t>
             </w:r>
-            <w:proofErr w:type="spellEnd"/>
           </w:p>
         </w:tc>
       </w:tr>
@@ -17823,7 +16829,6 @@
                 <w:rFonts w:ascii="Meiryo UI" w:eastAsia="Meiryo UI" w:hAnsi="Meiryo UI"/>
               </w:rPr>
             </w:pPr>
-            <w:proofErr w:type="spellStart"/>
             <w:r>
               <w:rPr>
                 <w:rFonts w:ascii="Meiryo UI" w:eastAsia="Meiryo UI" w:hAnsi="Meiryo UI"/>
@@ -17831,7 +16836,6 @@
               </w:rPr>
               <w:t>degC</w:t>
             </w:r>
-            <w:proofErr w:type="spellEnd"/>
           </w:p>
         </w:tc>
       </w:tr>
@@ -18087,17 +17091,8 @@
                 <w:rFonts w:ascii="Meiryo UI" w:eastAsia="Meiryo UI" w:hAnsi="Meiryo UI"/>
                 <w:sz w:val="16"/>
               </w:rPr>
-              <w:t xml:space="preserve">OI-04: REF final wire format </w:t>
-            </w:r>
-            <w:proofErr w:type="spellStart"/>
-            <w:r>
-              <w:rPr>
-                <w:rFonts w:ascii="Meiryo UI" w:eastAsia="Meiryo UI" w:hAnsi="Meiryo UI"/>
-                <w:sz w:val="16"/>
-              </w:rPr>
-              <w:t>未確定</w:t>
-            </w:r>
-            <w:proofErr w:type="spellEnd"/>
+              <w:t>OI-04: REF final wire format 未確定</w:t>
+            </w:r>
           </w:p>
         </w:tc>
       </w:tr>
@@ -18181,17 +17176,8 @@
                 <w:rFonts w:ascii="Meiryo UI" w:eastAsia="Meiryo UI" w:hAnsi="Meiryo UI"/>
                 <w:sz w:val="16"/>
               </w:rPr>
-              <w:t xml:space="preserve">OI-04: REF final wire format </w:t>
-            </w:r>
-            <w:proofErr w:type="spellStart"/>
-            <w:r>
-              <w:rPr>
-                <w:rFonts w:ascii="Meiryo UI" w:eastAsia="Meiryo UI" w:hAnsi="Meiryo UI"/>
-                <w:sz w:val="16"/>
-              </w:rPr>
-              <w:t>未確定</w:t>
-            </w:r>
-            <w:proofErr w:type="spellEnd"/>
+              <w:t>OI-04: REF final wire format 未確定</w:t>
+            </w:r>
           </w:p>
         </w:tc>
       </w:tr>
@@ -18275,17 +17261,8 @@
                 <w:rFonts w:ascii="Meiryo UI" w:eastAsia="Meiryo UI" w:hAnsi="Meiryo UI"/>
                 <w:sz w:val="16"/>
               </w:rPr>
-              <w:t xml:space="preserve">OI-04: REF final wire format </w:t>
-            </w:r>
-            <w:proofErr w:type="spellStart"/>
-            <w:r>
-              <w:rPr>
-                <w:rFonts w:ascii="Meiryo UI" w:eastAsia="Meiryo UI" w:hAnsi="Meiryo UI"/>
-                <w:sz w:val="16"/>
-              </w:rPr>
-              <w:t>未確定</w:t>
-            </w:r>
-            <w:proofErr w:type="spellEnd"/>
+              <w:t>OI-04: REF final wire format 未確定</w:t>
+            </w:r>
           </w:p>
         </w:tc>
       </w:tr>
@@ -18369,17 +17346,8 @@
                 <w:rFonts w:ascii="Meiryo UI" w:eastAsia="Meiryo UI" w:hAnsi="Meiryo UI"/>
                 <w:sz w:val="16"/>
               </w:rPr>
-              <w:t xml:space="preserve">OI-04: REF final wire format </w:t>
-            </w:r>
-            <w:proofErr w:type="spellStart"/>
-            <w:r>
-              <w:rPr>
-                <w:rFonts w:ascii="Meiryo UI" w:eastAsia="Meiryo UI" w:hAnsi="Meiryo UI"/>
-                <w:sz w:val="16"/>
-              </w:rPr>
-              <w:t>未確定</w:t>
-            </w:r>
-            <w:proofErr w:type="spellEnd"/>
+              <w:t>OI-04: REF final wire format 未確定</w:t>
+            </w:r>
           </w:p>
         </w:tc>
       </w:tr>
@@ -18463,17 +17431,8 @@
                 <w:rFonts w:ascii="Meiryo UI" w:eastAsia="Meiryo UI" w:hAnsi="Meiryo UI"/>
                 <w:sz w:val="16"/>
               </w:rPr>
-              <w:t xml:space="preserve">OI-04: REF final wire format </w:t>
-            </w:r>
-            <w:proofErr w:type="spellStart"/>
-            <w:r>
-              <w:rPr>
-                <w:rFonts w:ascii="Meiryo UI" w:eastAsia="Meiryo UI" w:hAnsi="Meiryo UI"/>
-                <w:sz w:val="16"/>
-              </w:rPr>
-              <w:t>未確定</w:t>
-            </w:r>
-            <w:proofErr w:type="spellEnd"/>
+              <w:t>OI-04: REF final wire format 未確定</w:t>
+            </w:r>
           </w:p>
         </w:tc>
       </w:tr>
@@ -21085,7 +20044,6 @@
                 <w:rFonts w:ascii="Meiryo UI" w:eastAsia="Meiryo UI" w:hAnsi="Meiryo UI"/>
               </w:rPr>
             </w:pPr>
-            <w:proofErr w:type="spellStart"/>
             <w:r>
               <w:rPr>
                 <w:rFonts w:ascii="Meiryo UI" w:eastAsia="Meiryo UI" w:hAnsi="Meiryo UI"/>
@@ -21094,7 +20052,6 @@
               </w:rPr>
               <w:t>目的</w:t>
             </w:r>
-            <w:proofErr w:type="spellEnd"/>
           </w:p>
         </w:tc>
         <w:tc>
